--- a/d1_dart_null_safety.docx
+++ b/d1_dart_null_safety.docx
@@ -7,17 +7,17 @@
         <w:jc w:val="center"/>
         <w:rPr>
           <w:rFonts w:ascii="Calibri" w:hAnsi="Calibri" w:cs="Calibri"/>
-          <w:sz w:val="48"/>
-          <w:szCs w:val="48"/>
-        </w:rPr>
-      </w:pPr>
-      <w:r>
-        <w:rPr>
-          <w:rFonts w:ascii="Calibri" w:hAnsi="Calibri" w:cs="Calibri"/>
-          <w:b/>
-          <w:bCs/>
-          <w:sz w:val="48"/>
-          <w:szCs w:val="48"/>
+          <w:sz w:val="46"/>
+          <w:szCs w:val="46"/>
+        </w:rPr>
+      </w:pPr>
+      <w:r>
+        <w:rPr>
+          <w:rFonts w:ascii="Calibri" w:hAnsi="Calibri" w:cs="Calibri"/>
+          <w:b/>
+          <w:bCs/>
+          <w:sz w:val="46"/>
+          <w:szCs w:val="46"/>
         </w:rPr>
         <w:t>INDEX</w:t>
       </w:r>
@@ -513,7 +513,7 @@
           <w:sz w:val="32"/>
           <w:szCs w:val="32"/>
         </w:rPr>
-        <w:t>7</w:t>
+        <w:t>6</w:t>
       </w:r>
     </w:p>
     <w:p>
@@ -622,17 +622,17 @@
       <w:pPr>
         <w:rPr>
           <w:rFonts w:ascii="Calibri" w:hAnsi="Calibri" w:cs="Calibri"/>
-          <w:sz w:val="36"/>
-          <w:szCs w:val="36"/>
-        </w:rPr>
-      </w:pPr>
-      <w:r>
-        <w:rPr>
-          <w:rFonts w:ascii="Calibri" w:hAnsi="Calibri" w:cs="Calibri"/>
-          <w:b/>
-          <w:bCs/>
-          <w:sz w:val="36"/>
-          <w:szCs w:val="36"/>
+          <w:sz w:val="34"/>
+          <w:szCs w:val="34"/>
+        </w:rPr>
+      </w:pPr>
+      <w:r>
+        <w:rPr>
+          <w:rFonts w:ascii="Calibri" w:hAnsi="Calibri" w:cs="Calibri"/>
+          <w:b/>
+          <w:bCs/>
+          <w:sz w:val="34"/>
+          <w:szCs w:val="34"/>
         </w:rPr>
         <w:lastRenderedPageBreak/>
         <w:t>Nullable:</w:t>
@@ -643,15 +643,15 @@
         <w:jc w:val="both"/>
         <w:rPr>
           <w:rFonts w:ascii="Calibri" w:hAnsi="Calibri" w:cs="Calibri"/>
-          <w:sz w:val="36"/>
-          <w:szCs w:val="36"/>
-        </w:rPr>
-      </w:pPr>
-      <w:r>
-        <w:rPr>
-          <w:rFonts w:ascii="Calibri" w:hAnsi="Calibri" w:cs="Calibri"/>
-          <w:sz w:val="36"/>
-          <w:szCs w:val="36"/>
+          <w:sz w:val="34"/>
+          <w:szCs w:val="34"/>
+        </w:rPr>
+      </w:pPr>
+      <w:r>
+        <w:rPr>
+          <w:rFonts w:ascii="Calibri" w:hAnsi="Calibri" w:cs="Calibri"/>
+          <w:sz w:val="34"/>
+          <w:szCs w:val="34"/>
         </w:rPr>
         <w:t xml:space="preserve"># </w:t>
       </w:r>
@@ -660,32 +660,32 @@
           <w:rFonts w:ascii="Calibri" w:hAnsi="Calibri" w:cs="Calibri"/>
           <w:b/>
           <w:bCs/>
-          <w:sz w:val="36"/>
-          <w:szCs w:val="36"/>
+          <w:sz w:val="34"/>
+          <w:szCs w:val="34"/>
         </w:rPr>
         <w:t xml:space="preserve">? </w:t>
       </w:r>
       <w:r>
         <w:rPr>
           <w:rFonts w:ascii="Calibri" w:hAnsi="Calibri" w:cs="Calibri"/>
-          <w:sz w:val="36"/>
-          <w:szCs w:val="36"/>
+          <w:sz w:val="34"/>
+          <w:szCs w:val="34"/>
         </w:rPr>
         <w:t xml:space="preserve">(question mark) makes a variable nullable. By </w:t>
       </w:r>
       <w:r>
         <w:rPr>
           <w:rFonts w:ascii="Calibri" w:hAnsi="Calibri" w:cs="Calibri"/>
-          <w:sz w:val="36"/>
-          <w:szCs w:val="36"/>
+          <w:sz w:val="34"/>
+          <w:szCs w:val="34"/>
         </w:rPr>
         <w:t>default,</w:t>
       </w:r>
       <w:r>
         <w:rPr>
           <w:rFonts w:ascii="Calibri" w:hAnsi="Calibri" w:cs="Calibri"/>
-          <w:sz w:val="36"/>
-          <w:szCs w:val="36"/>
+          <w:sz w:val="34"/>
+          <w:szCs w:val="34"/>
         </w:rPr>
         <w:t xml:space="preserve"> everything is non-nullable in</w:t>
       </w:r>
@@ -694,8 +694,8 @@
           <w:rFonts w:ascii="Calibri" w:hAnsi="Calibri" w:cs="Calibri"/>
           <w:b/>
           <w:bCs/>
-          <w:sz w:val="36"/>
-          <w:szCs w:val="36"/>
+          <w:sz w:val="34"/>
+          <w:szCs w:val="34"/>
         </w:rPr>
         <w:t xml:space="preserve"> Dart</w:t>
       </w:r>
@@ -708,18 +708,18 @@
           <w:b/>
           <w:bCs/>
           <w:color w:val="D86DCB" w:themeColor="accent5" w:themeTint="99"/>
-          <w:sz w:val="36"/>
-          <w:szCs w:val="36"/>
-        </w:rPr>
-      </w:pPr>
-      <w:r>
-        <w:rPr>
-          <w:rFonts w:ascii="Calibri" w:hAnsi="Calibri" w:cs="Calibri"/>
-          <w:b/>
-          <w:bCs/>
-          <w:color w:val="D86DCB" w:themeColor="accent5" w:themeTint="99"/>
-          <w:sz w:val="36"/>
-          <w:szCs w:val="36"/>
+          <w:sz w:val="34"/>
+          <w:szCs w:val="34"/>
+        </w:rPr>
+      </w:pPr>
+      <w:r>
+        <w:rPr>
+          <w:rFonts w:ascii="Calibri" w:hAnsi="Calibri" w:cs="Calibri"/>
+          <w:b/>
+          <w:bCs/>
+          <w:color w:val="D86DCB" w:themeColor="accent5" w:themeTint="99"/>
+          <w:sz w:val="34"/>
+          <w:szCs w:val="34"/>
         </w:rPr>
         <w:t>void main () {</w:t>
       </w:r>
@@ -732,18 +732,18 @@
           <w:b/>
           <w:bCs/>
           <w:color w:val="D86DCB" w:themeColor="accent5" w:themeTint="99"/>
-          <w:sz w:val="36"/>
-          <w:szCs w:val="36"/>
-        </w:rPr>
-      </w:pPr>
-      <w:r>
-        <w:rPr>
-          <w:rFonts w:ascii="Calibri" w:hAnsi="Calibri" w:cs="Calibri"/>
-          <w:b/>
-          <w:bCs/>
-          <w:color w:val="D86DCB" w:themeColor="accent5" w:themeTint="99"/>
-          <w:sz w:val="36"/>
-          <w:szCs w:val="36"/>
+          <w:sz w:val="34"/>
+          <w:szCs w:val="34"/>
+        </w:rPr>
+      </w:pPr>
+      <w:r>
+        <w:rPr>
+          <w:rFonts w:ascii="Calibri" w:hAnsi="Calibri" w:cs="Calibri"/>
+          <w:b/>
+          <w:bCs/>
+          <w:color w:val="D86DCB" w:themeColor="accent5" w:themeTint="99"/>
+          <w:sz w:val="34"/>
+          <w:szCs w:val="34"/>
         </w:rPr>
         <w:t>String? nickname;</w:t>
       </w:r>
@@ -756,18 +756,18 @@
           <w:b/>
           <w:bCs/>
           <w:color w:val="D86DCB" w:themeColor="accent5" w:themeTint="99"/>
-          <w:sz w:val="36"/>
-          <w:szCs w:val="36"/>
-        </w:rPr>
-      </w:pPr>
-      <w:r>
-        <w:rPr>
-          <w:rFonts w:ascii="Calibri" w:hAnsi="Calibri" w:cs="Calibri"/>
-          <w:b/>
-          <w:bCs/>
-          <w:color w:val="D86DCB" w:themeColor="accent5" w:themeTint="99"/>
-          <w:sz w:val="36"/>
-          <w:szCs w:val="36"/>
+          <w:sz w:val="34"/>
+          <w:szCs w:val="34"/>
+        </w:rPr>
+      </w:pPr>
+      <w:r>
+        <w:rPr>
+          <w:rFonts w:ascii="Calibri" w:hAnsi="Calibri" w:cs="Calibri"/>
+          <w:b/>
+          <w:bCs/>
+          <w:color w:val="D86DCB" w:themeColor="accent5" w:themeTint="99"/>
+          <w:sz w:val="34"/>
+          <w:szCs w:val="34"/>
         </w:rPr>
         <w:t>nickname = null;</w:t>
       </w:r>
@@ -780,18 +780,18 @@
           <w:b/>
           <w:bCs/>
           <w:color w:val="D86DCB" w:themeColor="accent5" w:themeTint="99"/>
-          <w:sz w:val="36"/>
-          <w:szCs w:val="36"/>
-        </w:rPr>
-      </w:pPr>
-      <w:r>
-        <w:rPr>
-          <w:rFonts w:ascii="Calibri" w:hAnsi="Calibri" w:cs="Calibri"/>
-          <w:b/>
-          <w:bCs/>
-          <w:color w:val="D86DCB" w:themeColor="accent5" w:themeTint="99"/>
-          <w:sz w:val="36"/>
-          <w:szCs w:val="36"/>
+          <w:sz w:val="34"/>
+          <w:szCs w:val="34"/>
+        </w:rPr>
+      </w:pPr>
+      <w:r>
+        <w:rPr>
+          <w:rFonts w:ascii="Calibri" w:hAnsi="Calibri" w:cs="Calibri"/>
+          <w:b/>
+          <w:bCs/>
+          <w:color w:val="D86DCB" w:themeColor="accent5" w:themeTint="99"/>
+          <w:sz w:val="34"/>
+          <w:szCs w:val="34"/>
         </w:rPr>
         <w:t>print(nickname);</w:t>
       </w:r>
@@ -804,18 +804,18 @@
           <w:b/>
           <w:bCs/>
           <w:color w:val="D86DCB" w:themeColor="accent5" w:themeTint="99"/>
-          <w:sz w:val="36"/>
-          <w:szCs w:val="36"/>
-        </w:rPr>
-      </w:pPr>
-      <w:r>
-        <w:rPr>
-          <w:rFonts w:ascii="Calibri" w:hAnsi="Calibri" w:cs="Calibri"/>
-          <w:b/>
-          <w:bCs/>
-          <w:color w:val="D86DCB" w:themeColor="accent5" w:themeTint="99"/>
-          <w:sz w:val="36"/>
-          <w:szCs w:val="36"/>
+          <w:sz w:val="34"/>
+          <w:szCs w:val="34"/>
+        </w:rPr>
+      </w:pPr>
+      <w:r>
+        <w:rPr>
+          <w:rFonts w:ascii="Calibri" w:hAnsi="Calibri" w:cs="Calibri"/>
+          <w:b/>
+          <w:bCs/>
+          <w:color w:val="D86DCB" w:themeColor="accent5" w:themeTint="99"/>
+          <w:sz w:val="34"/>
+          <w:szCs w:val="34"/>
         </w:rPr>
         <w:t>}</w:t>
       </w:r>
@@ -825,15 +825,15 @@
         <w:jc w:val="both"/>
         <w:rPr>
           <w:rFonts w:ascii="Calibri" w:hAnsi="Calibri" w:cs="Calibri"/>
-          <w:sz w:val="36"/>
-          <w:szCs w:val="36"/>
-        </w:rPr>
-      </w:pPr>
-      <w:r>
-        <w:rPr>
-          <w:rFonts w:ascii="Calibri" w:hAnsi="Calibri" w:cs="Calibri"/>
-          <w:sz w:val="36"/>
-          <w:szCs w:val="36"/>
+          <w:sz w:val="34"/>
+          <w:szCs w:val="34"/>
+        </w:rPr>
+      </w:pPr>
+      <w:r>
+        <w:rPr>
+          <w:rFonts w:ascii="Calibri" w:hAnsi="Calibri" w:cs="Calibri"/>
+          <w:sz w:val="34"/>
+          <w:szCs w:val="34"/>
         </w:rPr>
         <w:t>Output:</w:t>
       </w:r>
@@ -842,8 +842,8 @@
           <w:rFonts w:ascii="Calibri" w:hAnsi="Calibri" w:cs="Calibri"/>
           <w:b/>
           <w:bCs/>
-          <w:sz w:val="36"/>
-          <w:szCs w:val="36"/>
+          <w:sz w:val="34"/>
+          <w:szCs w:val="34"/>
         </w:rPr>
         <w:t xml:space="preserve"> null</w:t>
       </w:r>
@@ -853,39 +853,39 @@
         <w:jc w:val="both"/>
         <w:rPr>
           <w:rFonts w:ascii="Calibri" w:hAnsi="Calibri" w:cs="Calibri"/>
-          <w:sz w:val="36"/>
-          <w:szCs w:val="36"/>
-        </w:rPr>
-      </w:pPr>
-    </w:p>
-    <w:p>
-      <w:pPr>
-        <w:jc w:val="both"/>
-        <w:rPr>
-          <w:rFonts w:ascii="Calibri" w:hAnsi="Calibri" w:cs="Calibri"/>
-          <w:sz w:val="36"/>
-          <w:szCs w:val="36"/>
-        </w:rPr>
-      </w:pPr>
-    </w:p>
-    <w:p>
-      <w:pPr>
-        <w:jc w:val="both"/>
-        <w:rPr>
-          <w:rFonts w:ascii="Calibri" w:hAnsi="Calibri" w:cs="Calibri"/>
-          <w:b/>
-          <w:bCs/>
-          <w:sz w:val="36"/>
-          <w:szCs w:val="36"/>
-        </w:rPr>
-      </w:pPr>
-      <w:r>
-        <w:rPr>
-          <w:rFonts w:ascii="Calibri" w:hAnsi="Calibri" w:cs="Calibri"/>
-          <w:b/>
-          <w:bCs/>
-          <w:sz w:val="36"/>
-          <w:szCs w:val="36"/>
+          <w:sz w:val="34"/>
+          <w:szCs w:val="34"/>
+        </w:rPr>
+      </w:pPr>
+    </w:p>
+    <w:p>
+      <w:pPr>
+        <w:jc w:val="both"/>
+        <w:rPr>
+          <w:rFonts w:ascii="Calibri" w:hAnsi="Calibri" w:cs="Calibri"/>
+          <w:sz w:val="34"/>
+          <w:szCs w:val="34"/>
+        </w:rPr>
+      </w:pPr>
+    </w:p>
+    <w:p>
+      <w:pPr>
+        <w:jc w:val="both"/>
+        <w:rPr>
+          <w:rFonts w:ascii="Calibri" w:hAnsi="Calibri" w:cs="Calibri"/>
+          <w:b/>
+          <w:bCs/>
+          <w:sz w:val="34"/>
+          <w:szCs w:val="34"/>
+        </w:rPr>
+      </w:pPr>
+      <w:r>
+        <w:rPr>
+          <w:rFonts w:ascii="Calibri" w:hAnsi="Calibri" w:cs="Calibri"/>
+          <w:b/>
+          <w:bCs/>
+          <w:sz w:val="34"/>
+          <w:szCs w:val="34"/>
         </w:rPr>
         <w:t>Null</w:t>
       </w:r>
@@ -894,8 +894,8 @@
           <w:rFonts w:ascii="Calibri" w:hAnsi="Calibri" w:cs="Calibri"/>
           <w:b/>
           <w:bCs/>
-          <w:sz w:val="36"/>
-          <w:szCs w:val="36"/>
+          <w:sz w:val="34"/>
+          <w:szCs w:val="34"/>
         </w:rPr>
         <w:t>-aware Access:</w:t>
       </w:r>
@@ -905,15 +905,15 @@
         <w:jc w:val="both"/>
         <w:rPr>
           <w:rFonts w:ascii="Calibri" w:hAnsi="Calibri" w:cs="Calibri"/>
-          <w:sz w:val="36"/>
-          <w:szCs w:val="36"/>
-        </w:rPr>
-      </w:pPr>
-      <w:r>
-        <w:rPr>
-          <w:rFonts w:ascii="Calibri" w:hAnsi="Calibri" w:cs="Calibri"/>
-          <w:sz w:val="36"/>
-          <w:szCs w:val="36"/>
+          <w:sz w:val="34"/>
+          <w:szCs w:val="34"/>
+        </w:rPr>
+      </w:pPr>
+      <w:r>
+        <w:rPr>
+          <w:rFonts w:ascii="Calibri" w:hAnsi="Calibri" w:cs="Calibri"/>
+          <w:sz w:val="34"/>
+          <w:szCs w:val="34"/>
         </w:rPr>
         <w:t xml:space="preserve"># When we don’t know if an Object is </w:t>
       </w:r>
@@ -922,16 +922,16 @@
           <w:rFonts w:ascii="Calibri" w:hAnsi="Calibri" w:cs="Calibri"/>
           <w:b/>
           <w:bCs/>
-          <w:sz w:val="36"/>
-          <w:szCs w:val="36"/>
+          <w:sz w:val="34"/>
+          <w:szCs w:val="34"/>
         </w:rPr>
         <w:t>null</w:t>
       </w:r>
       <w:r>
         <w:rPr>
           <w:rFonts w:ascii="Calibri" w:hAnsi="Calibri" w:cs="Calibri"/>
-          <w:sz w:val="36"/>
-          <w:szCs w:val="36"/>
+          <w:sz w:val="34"/>
+          <w:szCs w:val="34"/>
         </w:rPr>
         <w:t xml:space="preserve"> or not, </w:t>
       </w:r>
@@ -939,8 +939,8 @@
       <w:r>
         <w:rPr>
           <w:rFonts w:ascii="Calibri" w:hAnsi="Calibri" w:cs="Calibri"/>
-          <w:sz w:val="36"/>
-          <w:szCs w:val="36"/>
+          <w:sz w:val="34"/>
+          <w:szCs w:val="34"/>
         </w:rPr>
         <w:t xml:space="preserve">use </w:t>
       </w:r>
@@ -949,8 +949,8 @@
           <w:rFonts w:ascii="Calibri" w:hAnsi="Calibri" w:cs="Calibri"/>
           <w:b/>
           <w:bCs/>
-          <w:sz w:val="36"/>
-          <w:szCs w:val="36"/>
+          <w:sz w:val="34"/>
+          <w:szCs w:val="34"/>
         </w:rPr>
         <w:t>?</w:t>
       </w:r>
@@ -960,16 +960,16 @@
           <w:rFonts w:ascii="Calibri" w:hAnsi="Calibri" w:cs="Calibri"/>
           <w:b/>
           <w:bCs/>
-          <w:sz w:val="36"/>
-          <w:szCs w:val="36"/>
+          <w:sz w:val="34"/>
+          <w:szCs w:val="34"/>
         </w:rPr>
         <w:t>.</w:t>
       </w:r>
       <w:r>
         <w:rPr>
           <w:rFonts w:ascii="Calibri" w:hAnsi="Calibri" w:cs="Calibri"/>
-          <w:sz w:val="36"/>
-          <w:szCs w:val="36"/>
+          <w:sz w:val="34"/>
+          <w:szCs w:val="34"/>
         </w:rPr>
         <w:t xml:space="preserve"> (null-aware access) to safely access its members</w:t>
       </w:r>
@@ -977,8 +977,8 @@
       <w:r>
         <w:rPr>
           <w:rFonts w:ascii="Calibri" w:hAnsi="Calibri" w:cs="Calibri"/>
-          <w:sz w:val="36"/>
-          <w:szCs w:val="36"/>
+          <w:sz w:val="34"/>
+          <w:szCs w:val="34"/>
         </w:rPr>
         <w:t>.</w:t>
       </w:r>
@@ -987,8 +987,8 @@
           <w:rFonts w:ascii="Calibri" w:hAnsi="Calibri" w:cs="Calibri"/>
           <w:b/>
           <w:bCs/>
-          <w:sz w:val="36"/>
-          <w:szCs w:val="36"/>
+          <w:sz w:val="34"/>
+          <w:szCs w:val="34"/>
         </w:rPr>
         <w:t xml:space="preserve"> ?</w:t>
       </w:r>
@@ -998,16 +998,16 @@
           <w:rFonts w:ascii="Calibri" w:hAnsi="Calibri" w:cs="Calibri"/>
           <w:b/>
           <w:bCs/>
-          <w:sz w:val="36"/>
-          <w:szCs w:val="36"/>
+          <w:sz w:val="34"/>
+          <w:szCs w:val="34"/>
         </w:rPr>
         <w:t>.</w:t>
       </w:r>
       <w:r>
         <w:rPr>
           <w:rFonts w:ascii="Calibri" w:hAnsi="Calibri" w:cs="Calibri"/>
-          <w:sz w:val="36"/>
-          <w:szCs w:val="36"/>
+          <w:sz w:val="34"/>
+          <w:szCs w:val="34"/>
         </w:rPr>
         <w:t xml:space="preserve"> it says if the thing before me is not</w:t>
       </w:r>
@@ -1016,24 +1016,24 @@
           <w:rFonts w:ascii="Calibri" w:hAnsi="Calibri" w:cs="Calibri"/>
           <w:b/>
           <w:bCs/>
-          <w:sz w:val="36"/>
-          <w:szCs w:val="36"/>
+          <w:sz w:val="34"/>
+          <w:szCs w:val="34"/>
         </w:rPr>
         <w:t xml:space="preserve"> null</w:t>
       </w:r>
       <w:r>
         <w:rPr>
           <w:rFonts w:ascii="Calibri" w:hAnsi="Calibri" w:cs="Calibri"/>
-          <w:sz w:val="36"/>
-          <w:szCs w:val="36"/>
+          <w:sz w:val="34"/>
+          <w:szCs w:val="34"/>
         </w:rPr>
         <w:t>, go ahead and do what’s after me, otherwise</w:t>
       </w:r>
       <w:r>
         <w:rPr>
           <w:rFonts w:ascii="Calibri" w:hAnsi="Calibri" w:cs="Calibri"/>
-          <w:sz w:val="36"/>
-          <w:szCs w:val="36"/>
+          <w:sz w:val="34"/>
+          <w:szCs w:val="34"/>
         </w:rPr>
         <w:t xml:space="preserve"> just show</w:t>
       </w:r>
@@ -1042,16 +1042,16 @@
           <w:rFonts w:ascii="Calibri" w:hAnsi="Calibri" w:cs="Calibri"/>
           <w:b/>
           <w:bCs/>
-          <w:sz w:val="36"/>
-          <w:szCs w:val="36"/>
+          <w:sz w:val="34"/>
+          <w:szCs w:val="34"/>
         </w:rPr>
         <w:t xml:space="preserve"> null </w:t>
       </w:r>
       <w:r>
         <w:rPr>
           <w:rFonts w:ascii="Calibri" w:hAnsi="Calibri" w:cs="Calibri"/>
-          <w:sz w:val="36"/>
-          <w:szCs w:val="36"/>
+          <w:sz w:val="34"/>
+          <w:szCs w:val="34"/>
         </w:rPr>
         <w:t xml:space="preserve">instead of throwing an error </w:t>
       </w:r>
@@ -1059,8 +1059,8 @@
       <w:r>
         <w:rPr>
           <w:rFonts w:ascii="Calibri" w:hAnsi="Calibri" w:cs="Calibri"/>
-          <w:sz w:val="36"/>
-          <w:szCs w:val="36"/>
+          <w:sz w:val="34"/>
+          <w:szCs w:val="34"/>
         </w:rPr>
         <w:t>cause</w:t>
       </w:r>
@@ -1069,8 +1069,8 @@
           <w:rFonts w:ascii="Calibri" w:hAnsi="Calibri" w:cs="Calibri"/>
           <w:b/>
           <w:bCs/>
-          <w:sz w:val="36"/>
-          <w:szCs w:val="36"/>
+          <w:sz w:val="34"/>
+          <w:szCs w:val="34"/>
         </w:rPr>
         <w:t xml:space="preserve"> .length</w:t>
       </w:r>
@@ -1078,8 +1078,8 @@
       <w:r>
         <w:rPr>
           <w:rFonts w:ascii="Calibri" w:hAnsi="Calibri" w:cs="Calibri"/>
-          <w:sz w:val="36"/>
-          <w:szCs w:val="36"/>
+          <w:sz w:val="34"/>
+          <w:szCs w:val="34"/>
         </w:rPr>
         <w:t xml:space="preserve"> does not take </w:t>
       </w:r>
@@ -1088,16 +1088,16 @@
           <w:rFonts w:ascii="Calibri" w:hAnsi="Calibri" w:cs="Calibri"/>
           <w:b/>
           <w:bCs/>
-          <w:sz w:val="36"/>
-          <w:szCs w:val="36"/>
+          <w:sz w:val="34"/>
+          <w:szCs w:val="34"/>
         </w:rPr>
         <w:t>null</w:t>
       </w:r>
       <w:r>
         <w:rPr>
           <w:rFonts w:ascii="Calibri" w:hAnsi="Calibri" w:cs="Calibri"/>
-          <w:sz w:val="36"/>
-          <w:szCs w:val="36"/>
+          <w:sz w:val="34"/>
+          <w:szCs w:val="34"/>
         </w:rPr>
         <w:t xml:space="preserve"> and skip it.</w:t>
       </w:r>
@@ -1110,18 +1110,18 @@
           <w:b/>
           <w:bCs/>
           <w:color w:val="D86DCB" w:themeColor="accent5" w:themeTint="99"/>
-          <w:sz w:val="36"/>
-          <w:szCs w:val="36"/>
-        </w:rPr>
-      </w:pPr>
-      <w:r>
-        <w:rPr>
-          <w:rFonts w:ascii="Calibri" w:hAnsi="Calibri" w:cs="Calibri"/>
-          <w:b/>
-          <w:bCs/>
-          <w:color w:val="D86DCB" w:themeColor="accent5" w:themeTint="99"/>
-          <w:sz w:val="36"/>
-          <w:szCs w:val="36"/>
+          <w:sz w:val="34"/>
+          <w:szCs w:val="34"/>
+        </w:rPr>
+      </w:pPr>
+      <w:r>
+        <w:rPr>
+          <w:rFonts w:ascii="Calibri" w:hAnsi="Calibri" w:cs="Calibri"/>
+          <w:b/>
+          <w:bCs/>
+          <w:color w:val="D86DCB" w:themeColor="accent5" w:themeTint="99"/>
+          <w:sz w:val="34"/>
+          <w:szCs w:val="34"/>
         </w:rPr>
         <w:t xml:space="preserve">void </w:t>
       </w:r>
@@ -1132,8 +1132,8 @@
           <w:b/>
           <w:bCs/>
           <w:color w:val="D86DCB" w:themeColor="accent5" w:themeTint="99"/>
-          <w:sz w:val="36"/>
-          <w:szCs w:val="36"/>
+          <w:sz w:val="34"/>
+          <w:szCs w:val="34"/>
         </w:rPr>
         <w:t>main(</w:t>
       </w:r>
@@ -1144,8 +1144,8 @@
           <w:b/>
           <w:bCs/>
           <w:color w:val="D86DCB" w:themeColor="accent5" w:themeTint="99"/>
-          <w:sz w:val="36"/>
-          <w:szCs w:val="36"/>
+          <w:sz w:val="34"/>
+          <w:szCs w:val="34"/>
         </w:rPr>
         <w:t>) {</w:t>
       </w:r>
@@ -1158,18 +1158,18 @@
           <w:b/>
           <w:bCs/>
           <w:color w:val="D86DCB" w:themeColor="accent5" w:themeTint="99"/>
-          <w:sz w:val="36"/>
-          <w:szCs w:val="36"/>
-        </w:rPr>
-      </w:pPr>
-      <w:r>
-        <w:rPr>
-          <w:rFonts w:ascii="Calibri" w:hAnsi="Calibri" w:cs="Calibri"/>
-          <w:b/>
-          <w:bCs/>
-          <w:color w:val="D86DCB" w:themeColor="accent5" w:themeTint="99"/>
-          <w:sz w:val="36"/>
-          <w:szCs w:val="36"/>
+          <w:sz w:val="34"/>
+          <w:szCs w:val="34"/>
+        </w:rPr>
+      </w:pPr>
+      <w:r>
+        <w:rPr>
+          <w:rFonts w:ascii="Calibri" w:hAnsi="Calibri" w:cs="Calibri"/>
+          <w:b/>
+          <w:bCs/>
+          <w:color w:val="D86DCB" w:themeColor="accent5" w:themeTint="99"/>
+          <w:sz w:val="34"/>
+          <w:szCs w:val="34"/>
         </w:rPr>
         <w:t xml:space="preserve">  String? name;</w:t>
       </w:r>
@@ -1182,18 +1182,18 @@
           <w:b/>
           <w:bCs/>
           <w:color w:val="D86DCB" w:themeColor="accent5" w:themeTint="99"/>
-          <w:sz w:val="36"/>
-          <w:szCs w:val="36"/>
-        </w:rPr>
-      </w:pPr>
-      <w:r>
-        <w:rPr>
-          <w:rFonts w:ascii="Calibri" w:hAnsi="Calibri" w:cs="Calibri"/>
-          <w:b/>
-          <w:bCs/>
-          <w:color w:val="D86DCB" w:themeColor="accent5" w:themeTint="99"/>
-          <w:sz w:val="36"/>
-          <w:szCs w:val="36"/>
+          <w:sz w:val="34"/>
+          <w:szCs w:val="34"/>
+        </w:rPr>
+      </w:pPr>
+      <w:r>
+        <w:rPr>
+          <w:rFonts w:ascii="Calibri" w:hAnsi="Calibri" w:cs="Calibri"/>
+          <w:b/>
+          <w:bCs/>
+          <w:color w:val="D86DCB" w:themeColor="accent5" w:themeTint="99"/>
+          <w:sz w:val="34"/>
+          <w:szCs w:val="34"/>
         </w:rPr>
         <w:t xml:space="preserve">  </w:t>
       </w:r>
@@ -1204,8 +1204,8 @@
           <w:b/>
           <w:bCs/>
           <w:color w:val="D86DCB" w:themeColor="accent5" w:themeTint="99"/>
-          <w:sz w:val="36"/>
-          <w:szCs w:val="36"/>
+          <w:sz w:val="34"/>
+          <w:szCs w:val="34"/>
         </w:rPr>
         <w:t>print(</w:t>
       </w:r>
@@ -1217,8 +1217,8 @@
           <w:b/>
           <w:bCs/>
           <w:color w:val="D86DCB" w:themeColor="accent5" w:themeTint="99"/>
-          <w:sz w:val="36"/>
-          <w:szCs w:val="36"/>
+          <w:sz w:val="34"/>
+          <w:szCs w:val="34"/>
         </w:rPr>
         <w:t>name?.length</w:t>
       </w:r>
@@ -1229,8 +1229,8 @@
           <w:b/>
           <w:bCs/>
           <w:color w:val="D86DCB" w:themeColor="accent5" w:themeTint="99"/>
-          <w:sz w:val="36"/>
-          <w:szCs w:val="36"/>
+          <w:sz w:val="34"/>
+          <w:szCs w:val="34"/>
         </w:rPr>
         <w:t>);</w:t>
       </w:r>
@@ -1243,18 +1243,18 @@
           <w:b/>
           <w:bCs/>
           <w:color w:val="D86DCB" w:themeColor="accent5" w:themeTint="99"/>
-          <w:sz w:val="36"/>
-          <w:szCs w:val="36"/>
-        </w:rPr>
-      </w:pPr>
-      <w:r>
-        <w:rPr>
-          <w:rFonts w:ascii="Calibri" w:hAnsi="Calibri" w:cs="Calibri"/>
-          <w:b/>
-          <w:bCs/>
-          <w:color w:val="D86DCB" w:themeColor="accent5" w:themeTint="99"/>
-          <w:sz w:val="36"/>
-          <w:szCs w:val="36"/>
+          <w:sz w:val="34"/>
+          <w:szCs w:val="34"/>
+        </w:rPr>
+      </w:pPr>
+      <w:r>
+        <w:rPr>
+          <w:rFonts w:ascii="Calibri" w:hAnsi="Calibri" w:cs="Calibri"/>
+          <w:b/>
+          <w:bCs/>
+          <w:color w:val="D86DCB" w:themeColor="accent5" w:themeTint="99"/>
+          <w:sz w:val="34"/>
+          <w:szCs w:val="34"/>
         </w:rPr>
         <w:t>}</w:t>
       </w:r>
@@ -1264,15 +1264,15 @@
         <w:jc w:val="both"/>
         <w:rPr>
           <w:rFonts w:ascii="Calibri" w:hAnsi="Calibri" w:cs="Calibri"/>
-          <w:sz w:val="36"/>
-          <w:szCs w:val="36"/>
-        </w:rPr>
-      </w:pPr>
-      <w:r>
-        <w:rPr>
-          <w:rFonts w:ascii="Calibri" w:hAnsi="Calibri" w:cs="Calibri"/>
-          <w:sz w:val="36"/>
-          <w:szCs w:val="36"/>
+          <w:sz w:val="34"/>
+          <w:szCs w:val="34"/>
+        </w:rPr>
+      </w:pPr>
+      <w:r>
+        <w:rPr>
+          <w:rFonts w:ascii="Calibri" w:hAnsi="Calibri" w:cs="Calibri"/>
+          <w:sz w:val="34"/>
+          <w:szCs w:val="34"/>
         </w:rPr>
         <w:t xml:space="preserve">Output: </w:t>
       </w:r>
@@ -1281,8 +1281,8 @@
           <w:rFonts w:ascii="Calibri" w:hAnsi="Calibri" w:cs="Calibri"/>
           <w:b/>
           <w:bCs/>
-          <w:sz w:val="36"/>
-          <w:szCs w:val="36"/>
+          <w:sz w:val="34"/>
+          <w:szCs w:val="34"/>
         </w:rPr>
         <w:t>null</w:t>
       </w:r>
@@ -1294,41 +1294,41 @@
           <w:rFonts w:ascii="Calibri" w:hAnsi="Calibri" w:cs="Calibri"/>
           <w:b/>
           <w:bCs/>
-          <w:sz w:val="36"/>
-          <w:szCs w:val="36"/>
-        </w:rPr>
-      </w:pPr>
-    </w:p>
-    <w:p>
-      <w:pPr>
-        <w:jc w:val="both"/>
-        <w:rPr>
-          <w:rFonts w:ascii="Calibri" w:hAnsi="Calibri" w:cs="Calibri"/>
-          <w:b/>
-          <w:bCs/>
-          <w:sz w:val="36"/>
-          <w:szCs w:val="36"/>
-        </w:rPr>
-      </w:pPr>
-    </w:p>
-    <w:p>
-      <w:pPr>
-        <w:jc w:val="both"/>
-        <w:rPr>
-          <w:rFonts w:ascii="Calibri" w:hAnsi="Calibri" w:cs="Calibri"/>
-          <w:b/>
-          <w:bCs/>
-          <w:sz w:val="36"/>
-          <w:szCs w:val="36"/>
-        </w:rPr>
-      </w:pPr>
-      <w:r>
-        <w:rPr>
-          <w:rFonts w:ascii="Calibri" w:hAnsi="Calibri" w:cs="Calibri"/>
-          <w:b/>
-          <w:bCs/>
-          <w:sz w:val="36"/>
-          <w:szCs w:val="36"/>
+          <w:sz w:val="34"/>
+          <w:szCs w:val="34"/>
+        </w:rPr>
+      </w:pPr>
+    </w:p>
+    <w:p>
+      <w:pPr>
+        <w:jc w:val="both"/>
+        <w:rPr>
+          <w:rFonts w:ascii="Calibri" w:hAnsi="Calibri" w:cs="Calibri"/>
+          <w:b/>
+          <w:bCs/>
+          <w:sz w:val="34"/>
+          <w:szCs w:val="34"/>
+        </w:rPr>
+      </w:pPr>
+    </w:p>
+    <w:p>
+      <w:pPr>
+        <w:jc w:val="both"/>
+        <w:rPr>
+          <w:rFonts w:ascii="Calibri" w:hAnsi="Calibri" w:cs="Calibri"/>
+          <w:b/>
+          <w:bCs/>
+          <w:sz w:val="34"/>
+          <w:szCs w:val="34"/>
+        </w:rPr>
+      </w:pPr>
+      <w:r>
+        <w:rPr>
+          <w:rFonts w:ascii="Calibri" w:hAnsi="Calibri" w:cs="Calibri"/>
+          <w:b/>
+          <w:bCs/>
+          <w:sz w:val="34"/>
+          <w:szCs w:val="34"/>
         </w:rPr>
         <w:t>Null-coalescing:</w:t>
       </w:r>
@@ -1340,15 +1340,15 @@
           <w:rFonts w:ascii="Calibri" w:hAnsi="Calibri" w:cs="Calibri"/>
           <w:b/>
           <w:bCs/>
-          <w:sz w:val="36"/>
-          <w:szCs w:val="36"/>
-        </w:rPr>
-      </w:pPr>
-      <w:r>
-        <w:rPr>
-          <w:rFonts w:ascii="Calibri" w:hAnsi="Calibri" w:cs="Calibri"/>
-          <w:sz w:val="36"/>
-          <w:szCs w:val="36"/>
+          <w:sz w:val="34"/>
+          <w:szCs w:val="34"/>
+        </w:rPr>
+      </w:pPr>
+      <w:r>
+        <w:rPr>
+          <w:rFonts w:ascii="Calibri" w:hAnsi="Calibri" w:cs="Calibri"/>
+          <w:sz w:val="34"/>
+          <w:szCs w:val="34"/>
         </w:rPr>
         <w:t xml:space="preserve"># Prints </w:t>
       </w:r>
@@ -1357,16 +1357,16 @@
           <w:rFonts w:ascii="Calibri" w:hAnsi="Calibri" w:cs="Calibri"/>
           <w:b/>
           <w:bCs/>
-          <w:sz w:val="36"/>
-          <w:szCs w:val="36"/>
+          <w:sz w:val="34"/>
+          <w:szCs w:val="34"/>
         </w:rPr>
         <w:t xml:space="preserve">"Guest" </w:t>
       </w:r>
       <w:r>
         <w:rPr>
           <w:rFonts w:ascii="Calibri" w:hAnsi="Calibri" w:cs="Calibri"/>
-          <w:sz w:val="36"/>
-          <w:szCs w:val="36"/>
+          <w:sz w:val="34"/>
+          <w:szCs w:val="34"/>
         </w:rPr>
         <w:t xml:space="preserve">if </w:t>
       </w:r>
@@ -1375,16 +1375,16 @@
           <w:rFonts w:ascii="Calibri" w:hAnsi="Calibri" w:cs="Calibri"/>
           <w:b/>
           <w:bCs/>
-          <w:sz w:val="36"/>
-          <w:szCs w:val="36"/>
+          <w:sz w:val="34"/>
+          <w:szCs w:val="34"/>
         </w:rPr>
         <w:t>name</w:t>
       </w:r>
       <w:r>
         <w:rPr>
           <w:rFonts w:ascii="Calibri" w:hAnsi="Calibri" w:cs="Calibri"/>
-          <w:sz w:val="36"/>
-          <w:szCs w:val="36"/>
+          <w:sz w:val="34"/>
+          <w:szCs w:val="34"/>
         </w:rPr>
         <w:t xml:space="preserve"> is </w:t>
       </w:r>
@@ -1393,16 +1393,16 @@
           <w:rFonts w:ascii="Calibri" w:hAnsi="Calibri" w:cs="Calibri"/>
           <w:b/>
           <w:bCs/>
-          <w:sz w:val="36"/>
-          <w:szCs w:val="36"/>
+          <w:sz w:val="34"/>
+          <w:szCs w:val="34"/>
         </w:rPr>
         <w:t>null</w:t>
       </w:r>
       <w:r>
         <w:rPr>
           <w:rFonts w:ascii="Calibri" w:hAnsi="Calibri" w:cs="Calibri"/>
-          <w:sz w:val="36"/>
-          <w:szCs w:val="36"/>
+          <w:sz w:val="34"/>
+          <w:szCs w:val="34"/>
         </w:rPr>
         <w:t xml:space="preserve">, provides a fail-safe or fallback value when something is </w:t>
       </w:r>
@@ -1411,8 +1411,8 @@
           <w:rFonts w:ascii="Calibri" w:hAnsi="Calibri" w:cs="Calibri"/>
           <w:b/>
           <w:bCs/>
-          <w:sz w:val="36"/>
-          <w:szCs w:val="36"/>
+          <w:sz w:val="34"/>
+          <w:szCs w:val="34"/>
         </w:rPr>
         <w:t>null</w:t>
       </w:r>
@@ -1425,18 +1425,18 @@
           <w:b/>
           <w:bCs/>
           <w:color w:val="D86DCB" w:themeColor="accent5" w:themeTint="99"/>
-          <w:sz w:val="36"/>
-          <w:szCs w:val="36"/>
-        </w:rPr>
-      </w:pPr>
-      <w:r>
-        <w:rPr>
-          <w:rFonts w:ascii="Calibri" w:hAnsi="Calibri" w:cs="Calibri"/>
-          <w:b/>
-          <w:bCs/>
-          <w:color w:val="D86DCB" w:themeColor="accent5" w:themeTint="99"/>
-          <w:sz w:val="36"/>
-          <w:szCs w:val="36"/>
+          <w:sz w:val="34"/>
+          <w:szCs w:val="34"/>
+        </w:rPr>
+      </w:pPr>
+      <w:r>
+        <w:rPr>
+          <w:rFonts w:ascii="Calibri" w:hAnsi="Calibri" w:cs="Calibri"/>
+          <w:b/>
+          <w:bCs/>
+          <w:color w:val="D86DCB" w:themeColor="accent5" w:themeTint="99"/>
+          <w:sz w:val="34"/>
+          <w:szCs w:val="34"/>
         </w:rPr>
         <w:t xml:space="preserve">void </w:t>
       </w:r>
@@ -1447,8 +1447,8 @@
           <w:b/>
           <w:bCs/>
           <w:color w:val="D86DCB" w:themeColor="accent5" w:themeTint="99"/>
-          <w:sz w:val="36"/>
-          <w:szCs w:val="36"/>
+          <w:sz w:val="34"/>
+          <w:szCs w:val="34"/>
         </w:rPr>
         <w:t>main(</w:t>
       </w:r>
@@ -1459,8 +1459,8 @@
           <w:b/>
           <w:bCs/>
           <w:color w:val="D86DCB" w:themeColor="accent5" w:themeTint="99"/>
-          <w:sz w:val="36"/>
-          <w:szCs w:val="36"/>
+          <w:sz w:val="34"/>
+          <w:szCs w:val="34"/>
         </w:rPr>
         <w:t>) {</w:t>
       </w:r>
@@ -1473,18 +1473,18 @@
           <w:b/>
           <w:bCs/>
           <w:color w:val="D86DCB" w:themeColor="accent5" w:themeTint="99"/>
-          <w:sz w:val="36"/>
-          <w:szCs w:val="36"/>
-        </w:rPr>
-      </w:pPr>
-      <w:r>
-        <w:rPr>
-          <w:rFonts w:ascii="Calibri" w:hAnsi="Calibri" w:cs="Calibri"/>
-          <w:b/>
-          <w:bCs/>
-          <w:color w:val="D86DCB" w:themeColor="accent5" w:themeTint="99"/>
-          <w:sz w:val="36"/>
-          <w:szCs w:val="36"/>
+          <w:sz w:val="34"/>
+          <w:szCs w:val="34"/>
+        </w:rPr>
+      </w:pPr>
+      <w:r>
+        <w:rPr>
+          <w:rFonts w:ascii="Calibri" w:hAnsi="Calibri" w:cs="Calibri"/>
+          <w:b/>
+          <w:bCs/>
+          <w:color w:val="D86DCB" w:themeColor="accent5" w:themeTint="99"/>
+          <w:sz w:val="34"/>
+          <w:szCs w:val="34"/>
         </w:rPr>
         <w:t xml:space="preserve">  String? name;</w:t>
       </w:r>
@@ -1497,18 +1497,18 @@
           <w:b/>
           <w:bCs/>
           <w:color w:val="D86DCB" w:themeColor="accent5" w:themeTint="99"/>
-          <w:sz w:val="36"/>
-          <w:szCs w:val="36"/>
-        </w:rPr>
-      </w:pPr>
-      <w:r>
-        <w:rPr>
-          <w:rFonts w:ascii="Calibri" w:hAnsi="Calibri" w:cs="Calibri"/>
-          <w:b/>
-          <w:bCs/>
-          <w:color w:val="D86DCB" w:themeColor="accent5" w:themeTint="99"/>
-          <w:sz w:val="36"/>
-          <w:szCs w:val="36"/>
+          <w:sz w:val="34"/>
+          <w:szCs w:val="34"/>
+        </w:rPr>
+      </w:pPr>
+      <w:r>
+        <w:rPr>
+          <w:rFonts w:ascii="Calibri" w:hAnsi="Calibri" w:cs="Calibri"/>
+          <w:b/>
+          <w:bCs/>
+          <w:color w:val="D86DCB" w:themeColor="accent5" w:themeTint="99"/>
+          <w:sz w:val="34"/>
+          <w:szCs w:val="34"/>
         </w:rPr>
         <w:t xml:space="preserve">  </w:t>
       </w:r>
@@ -1519,8 +1519,8 @@
           <w:b/>
           <w:bCs/>
           <w:color w:val="D86DCB" w:themeColor="accent5" w:themeTint="99"/>
-          <w:sz w:val="36"/>
-          <w:szCs w:val="36"/>
+          <w:sz w:val="34"/>
+          <w:szCs w:val="34"/>
         </w:rPr>
         <w:t>print(</w:t>
       </w:r>
@@ -1531,8 +1531,8 @@
           <w:b/>
           <w:bCs/>
           <w:color w:val="D86DCB" w:themeColor="accent5" w:themeTint="99"/>
-          <w:sz w:val="36"/>
-          <w:szCs w:val="36"/>
+          <w:sz w:val="34"/>
+          <w:szCs w:val="34"/>
         </w:rPr>
         <w:t>name ?? "Guest");</w:t>
       </w:r>
@@ -1545,18 +1545,18 @@
           <w:b/>
           <w:bCs/>
           <w:color w:val="D86DCB" w:themeColor="accent5" w:themeTint="99"/>
-          <w:sz w:val="36"/>
-          <w:szCs w:val="36"/>
-        </w:rPr>
-      </w:pPr>
-      <w:r>
-        <w:rPr>
-          <w:rFonts w:ascii="Calibri" w:hAnsi="Calibri" w:cs="Calibri"/>
-          <w:b/>
-          <w:bCs/>
-          <w:color w:val="D86DCB" w:themeColor="accent5" w:themeTint="99"/>
-          <w:sz w:val="36"/>
-          <w:szCs w:val="36"/>
+          <w:sz w:val="34"/>
+          <w:szCs w:val="34"/>
+        </w:rPr>
+      </w:pPr>
+      <w:r>
+        <w:rPr>
+          <w:rFonts w:ascii="Calibri" w:hAnsi="Calibri" w:cs="Calibri"/>
+          <w:b/>
+          <w:bCs/>
+          <w:color w:val="D86DCB" w:themeColor="accent5" w:themeTint="99"/>
+          <w:sz w:val="34"/>
+          <w:szCs w:val="34"/>
         </w:rPr>
         <w:t>}</w:t>
       </w:r>
@@ -1568,15 +1568,15 @@
           <w:rFonts w:ascii="Calibri" w:hAnsi="Calibri" w:cs="Calibri"/>
           <w:b/>
           <w:bCs/>
-          <w:sz w:val="36"/>
-          <w:szCs w:val="36"/>
-        </w:rPr>
-      </w:pPr>
-      <w:r>
-        <w:rPr>
-          <w:rFonts w:ascii="Calibri" w:hAnsi="Calibri" w:cs="Calibri"/>
-          <w:sz w:val="36"/>
-          <w:szCs w:val="36"/>
+          <w:sz w:val="34"/>
+          <w:szCs w:val="34"/>
+        </w:rPr>
+      </w:pPr>
+      <w:r>
+        <w:rPr>
+          <w:rFonts w:ascii="Calibri" w:hAnsi="Calibri" w:cs="Calibri"/>
+          <w:sz w:val="34"/>
+          <w:szCs w:val="34"/>
         </w:rPr>
         <w:t xml:space="preserve">Output: </w:t>
       </w:r>
@@ -1585,8 +1585,8 @@
           <w:rFonts w:ascii="Calibri" w:hAnsi="Calibri" w:cs="Calibri"/>
           <w:b/>
           <w:bCs/>
-          <w:sz w:val="36"/>
-          <w:szCs w:val="36"/>
+          <w:sz w:val="34"/>
+          <w:szCs w:val="34"/>
         </w:rPr>
         <w:t>Guest</w:t>
       </w:r>
@@ -1596,39 +1596,39 @@
         <w:jc w:val="both"/>
         <w:rPr>
           <w:rFonts w:ascii="Calibri" w:hAnsi="Calibri" w:cs="Calibri"/>
-          <w:sz w:val="36"/>
-          <w:szCs w:val="36"/>
-        </w:rPr>
-      </w:pPr>
-    </w:p>
-    <w:p>
-      <w:pPr>
-        <w:jc w:val="both"/>
-        <w:rPr>
-          <w:rFonts w:ascii="Calibri" w:hAnsi="Calibri" w:cs="Calibri"/>
-          <w:sz w:val="36"/>
-          <w:szCs w:val="36"/>
-        </w:rPr>
-      </w:pPr>
-    </w:p>
-    <w:p>
-      <w:pPr>
-        <w:jc w:val="both"/>
-        <w:rPr>
-          <w:rFonts w:ascii="Calibri" w:hAnsi="Calibri" w:cs="Calibri"/>
-          <w:b/>
-          <w:bCs/>
-          <w:sz w:val="36"/>
-          <w:szCs w:val="36"/>
-        </w:rPr>
-      </w:pPr>
-      <w:r>
-        <w:rPr>
-          <w:rFonts w:ascii="Calibri" w:hAnsi="Calibri" w:cs="Calibri"/>
-          <w:b/>
-          <w:bCs/>
-          <w:sz w:val="36"/>
-          <w:szCs w:val="36"/>
+          <w:sz w:val="34"/>
+          <w:szCs w:val="34"/>
+        </w:rPr>
+      </w:pPr>
+    </w:p>
+    <w:p>
+      <w:pPr>
+        <w:jc w:val="both"/>
+        <w:rPr>
+          <w:rFonts w:ascii="Calibri" w:hAnsi="Calibri" w:cs="Calibri"/>
+          <w:sz w:val="34"/>
+          <w:szCs w:val="34"/>
+        </w:rPr>
+      </w:pPr>
+    </w:p>
+    <w:p>
+      <w:pPr>
+        <w:jc w:val="both"/>
+        <w:rPr>
+          <w:rFonts w:ascii="Calibri" w:hAnsi="Calibri" w:cs="Calibri"/>
+          <w:b/>
+          <w:bCs/>
+          <w:sz w:val="34"/>
+          <w:szCs w:val="34"/>
+        </w:rPr>
+      </w:pPr>
+      <w:r>
+        <w:rPr>
+          <w:rFonts w:ascii="Calibri" w:hAnsi="Calibri" w:cs="Calibri"/>
+          <w:b/>
+          <w:bCs/>
+          <w:sz w:val="34"/>
+          <w:szCs w:val="34"/>
         </w:rPr>
         <w:t>Null-coalescing/aware Assignment:</w:t>
       </w:r>
@@ -1638,15 +1638,15 @@
         <w:jc w:val="both"/>
         <w:rPr>
           <w:rFonts w:ascii="Calibri" w:hAnsi="Calibri" w:cs="Calibri"/>
-          <w:sz w:val="36"/>
-          <w:szCs w:val="36"/>
-        </w:rPr>
-      </w:pPr>
-      <w:r>
-        <w:rPr>
-          <w:rFonts w:ascii="Calibri" w:hAnsi="Calibri" w:cs="Calibri"/>
-          <w:sz w:val="36"/>
-          <w:szCs w:val="36"/>
+          <w:sz w:val="34"/>
+          <w:szCs w:val="34"/>
+        </w:rPr>
+      </w:pPr>
+      <w:r>
+        <w:rPr>
+          <w:rFonts w:ascii="Calibri" w:hAnsi="Calibri" w:cs="Calibri"/>
+          <w:sz w:val="34"/>
+          <w:szCs w:val="34"/>
         </w:rPr>
         <w:t xml:space="preserve"># </w:t>
       </w:r>
@@ -1655,48 +1655,48 @@
           <w:rFonts w:ascii="Calibri" w:hAnsi="Calibri" w:cs="Calibri"/>
           <w:b/>
           <w:bCs/>
-          <w:sz w:val="36"/>
-          <w:szCs w:val="36"/>
+          <w:sz w:val="34"/>
+          <w:szCs w:val="34"/>
         </w:rPr>
         <w:t>??=</w:t>
       </w:r>
       <w:r>
         <w:rPr>
           <w:rFonts w:ascii="Calibri" w:hAnsi="Calibri" w:cs="Calibri"/>
-          <w:sz w:val="36"/>
-          <w:szCs w:val="36"/>
+          <w:sz w:val="34"/>
+          <w:szCs w:val="34"/>
         </w:rPr>
         <w:t xml:space="preserve"> a</w:t>
       </w:r>
       <w:r>
         <w:rPr>
           <w:rFonts w:ascii="Calibri" w:hAnsi="Calibri" w:cs="Calibri"/>
-          <w:sz w:val="36"/>
-          <w:szCs w:val="36"/>
+          <w:sz w:val="34"/>
+          <w:szCs w:val="34"/>
         </w:rPr>
         <w:t>ssign</w:t>
       </w:r>
       <w:r>
         <w:rPr>
           <w:rFonts w:ascii="Calibri" w:hAnsi="Calibri" w:cs="Calibri"/>
-          <w:sz w:val="36"/>
-          <w:szCs w:val="36"/>
+          <w:sz w:val="34"/>
+          <w:szCs w:val="34"/>
         </w:rPr>
         <w:t>s</w:t>
       </w:r>
       <w:r>
         <w:rPr>
           <w:rFonts w:ascii="Calibri" w:hAnsi="Calibri" w:cs="Calibri"/>
-          <w:sz w:val="36"/>
-          <w:szCs w:val="36"/>
+          <w:sz w:val="34"/>
+          <w:szCs w:val="34"/>
         </w:rPr>
         <w:t xml:space="preserve"> a value only if the variable i</w:t>
       </w:r>
       <w:r>
         <w:rPr>
           <w:rFonts w:ascii="Calibri" w:hAnsi="Calibri" w:cs="Calibri"/>
-          <w:sz w:val="36"/>
-          <w:szCs w:val="36"/>
+          <w:sz w:val="34"/>
+          <w:szCs w:val="34"/>
         </w:rPr>
         <w:t xml:space="preserve">s </w:t>
       </w:r>
@@ -1705,16 +1705,16 @@
           <w:rFonts w:ascii="Calibri" w:hAnsi="Calibri" w:cs="Calibri"/>
           <w:b/>
           <w:bCs/>
-          <w:sz w:val="36"/>
-          <w:szCs w:val="36"/>
+          <w:sz w:val="34"/>
+          <w:szCs w:val="34"/>
         </w:rPr>
         <w:t>null</w:t>
       </w:r>
       <w:r>
         <w:rPr>
           <w:rFonts w:ascii="Calibri" w:hAnsi="Calibri" w:cs="Calibri"/>
-          <w:sz w:val="36"/>
-          <w:szCs w:val="36"/>
+          <w:sz w:val="34"/>
+          <w:szCs w:val="34"/>
         </w:rPr>
         <w:t xml:space="preserve">. Assigns </w:t>
       </w:r>
@@ -1723,16 +1723,16 @@
           <w:rFonts w:ascii="Calibri" w:hAnsi="Calibri" w:cs="Calibri"/>
           <w:b/>
           <w:bCs/>
-          <w:sz w:val="36"/>
-          <w:szCs w:val="36"/>
+          <w:sz w:val="34"/>
+          <w:szCs w:val="34"/>
         </w:rPr>
         <w:t>Dhaka</w:t>
       </w:r>
       <w:r>
         <w:rPr>
           <w:rFonts w:ascii="Calibri" w:hAnsi="Calibri" w:cs="Calibri"/>
-          <w:sz w:val="36"/>
-          <w:szCs w:val="36"/>
+          <w:sz w:val="34"/>
+          <w:szCs w:val="34"/>
         </w:rPr>
         <w:t xml:space="preserve"> because city is </w:t>
       </w:r>
@@ -1741,8 +1741,8 @@
           <w:rFonts w:ascii="Calibri" w:hAnsi="Calibri" w:cs="Calibri"/>
           <w:b/>
           <w:bCs/>
-          <w:sz w:val="36"/>
-          <w:szCs w:val="36"/>
+          <w:sz w:val="34"/>
+          <w:szCs w:val="34"/>
         </w:rPr>
         <w:t>null</w:t>
       </w:r>
@@ -1755,18 +1755,18 @@
           <w:b/>
           <w:bCs/>
           <w:color w:val="D86DCB" w:themeColor="accent5" w:themeTint="99"/>
-          <w:sz w:val="36"/>
-          <w:szCs w:val="36"/>
-        </w:rPr>
-      </w:pPr>
-      <w:r>
-        <w:rPr>
-          <w:rFonts w:ascii="Calibri" w:hAnsi="Calibri" w:cs="Calibri"/>
-          <w:b/>
-          <w:bCs/>
-          <w:color w:val="D86DCB" w:themeColor="accent5" w:themeTint="99"/>
-          <w:sz w:val="36"/>
-          <w:szCs w:val="36"/>
+          <w:sz w:val="34"/>
+          <w:szCs w:val="34"/>
+        </w:rPr>
+      </w:pPr>
+      <w:r>
+        <w:rPr>
+          <w:rFonts w:ascii="Calibri" w:hAnsi="Calibri" w:cs="Calibri"/>
+          <w:b/>
+          <w:bCs/>
+          <w:color w:val="D86DCB" w:themeColor="accent5" w:themeTint="99"/>
+          <w:sz w:val="34"/>
+          <w:szCs w:val="34"/>
         </w:rPr>
         <w:t xml:space="preserve">void </w:t>
       </w:r>
@@ -1777,8 +1777,8 @@
           <w:b/>
           <w:bCs/>
           <w:color w:val="D86DCB" w:themeColor="accent5" w:themeTint="99"/>
-          <w:sz w:val="36"/>
-          <w:szCs w:val="36"/>
+          <w:sz w:val="34"/>
+          <w:szCs w:val="34"/>
         </w:rPr>
         <w:t>main(</w:t>
       </w:r>
@@ -1789,8 +1789,8 @@
           <w:b/>
           <w:bCs/>
           <w:color w:val="D86DCB" w:themeColor="accent5" w:themeTint="99"/>
-          <w:sz w:val="36"/>
-          <w:szCs w:val="36"/>
+          <w:sz w:val="34"/>
+          <w:szCs w:val="34"/>
         </w:rPr>
         <w:t>) {</w:t>
       </w:r>
@@ -1803,18 +1803,18 @@
           <w:b/>
           <w:bCs/>
           <w:color w:val="D86DCB" w:themeColor="accent5" w:themeTint="99"/>
-          <w:sz w:val="36"/>
-          <w:szCs w:val="36"/>
-        </w:rPr>
-      </w:pPr>
-      <w:r>
-        <w:rPr>
-          <w:rFonts w:ascii="Calibri" w:hAnsi="Calibri" w:cs="Calibri"/>
-          <w:b/>
-          <w:bCs/>
-          <w:color w:val="D86DCB" w:themeColor="accent5" w:themeTint="99"/>
-          <w:sz w:val="36"/>
-          <w:szCs w:val="36"/>
+          <w:sz w:val="34"/>
+          <w:szCs w:val="34"/>
+        </w:rPr>
+      </w:pPr>
+      <w:r>
+        <w:rPr>
+          <w:rFonts w:ascii="Calibri" w:hAnsi="Calibri" w:cs="Calibri"/>
+          <w:b/>
+          <w:bCs/>
+          <w:color w:val="D86DCB" w:themeColor="accent5" w:themeTint="99"/>
+          <w:sz w:val="34"/>
+          <w:szCs w:val="34"/>
         </w:rPr>
         <w:t xml:space="preserve">  String? city;</w:t>
       </w:r>
@@ -1827,18 +1827,18 @@
           <w:b/>
           <w:bCs/>
           <w:color w:val="D86DCB" w:themeColor="accent5" w:themeTint="99"/>
-          <w:sz w:val="36"/>
-          <w:szCs w:val="36"/>
-        </w:rPr>
-      </w:pPr>
-      <w:r>
-        <w:rPr>
-          <w:rFonts w:ascii="Calibri" w:hAnsi="Calibri" w:cs="Calibri"/>
-          <w:b/>
-          <w:bCs/>
-          <w:color w:val="D86DCB" w:themeColor="accent5" w:themeTint="99"/>
-          <w:sz w:val="36"/>
-          <w:szCs w:val="36"/>
+          <w:sz w:val="34"/>
+          <w:szCs w:val="34"/>
+        </w:rPr>
+      </w:pPr>
+      <w:r>
+        <w:rPr>
+          <w:rFonts w:ascii="Calibri" w:hAnsi="Calibri" w:cs="Calibri"/>
+          <w:b/>
+          <w:bCs/>
+          <w:color w:val="D86DCB" w:themeColor="accent5" w:themeTint="99"/>
+          <w:sz w:val="34"/>
+          <w:szCs w:val="34"/>
         </w:rPr>
         <w:t xml:space="preserve">  city ??= "Dhaka";</w:t>
       </w:r>
@@ -1851,18 +1851,18 @@
           <w:b/>
           <w:bCs/>
           <w:color w:val="D86DCB" w:themeColor="accent5" w:themeTint="99"/>
-          <w:sz w:val="36"/>
-          <w:szCs w:val="36"/>
-        </w:rPr>
-      </w:pPr>
-      <w:r>
-        <w:rPr>
-          <w:rFonts w:ascii="Calibri" w:hAnsi="Calibri" w:cs="Calibri"/>
-          <w:b/>
-          <w:bCs/>
-          <w:color w:val="D86DCB" w:themeColor="accent5" w:themeTint="99"/>
-          <w:sz w:val="36"/>
-          <w:szCs w:val="36"/>
+          <w:sz w:val="34"/>
+          <w:szCs w:val="34"/>
+        </w:rPr>
+      </w:pPr>
+      <w:r>
+        <w:rPr>
+          <w:rFonts w:ascii="Calibri" w:hAnsi="Calibri" w:cs="Calibri"/>
+          <w:b/>
+          <w:bCs/>
+          <w:color w:val="D86DCB" w:themeColor="accent5" w:themeTint="99"/>
+          <w:sz w:val="34"/>
+          <w:szCs w:val="34"/>
         </w:rPr>
         <w:t xml:space="preserve">  print(city);</w:t>
       </w:r>
@@ -1875,18 +1875,18 @@
           <w:b/>
           <w:bCs/>
           <w:color w:val="D86DCB" w:themeColor="accent5" w:themeTint="99"/>
-          <w:sz w:val="36"/>
-          <w:szCs w:val="36"/>
-        </w:rPr>
-      </w:pPr>
-      <w:r>
-        <w:rPr>
-          <w:rFonts w:ascii="Calibri" w:hAnsi="Calibri" w:cs="Calibri"/>
-          <w:b/>
-          <w:bCs/>
-          <w:color w:val="D86DCB" w:themeColor="accent5" w:themeTint="99"/>
-          <w:sz w:val="36"/>
-          <w:szCs w:val="36"/>
+          <w:sz w:val="34"/>
+          <w:szCs w:val="34"/>
+        </w:rPr>
+      </w:pPr>
+      <w:r>
+        <w:rPr>
+          <w:rFonts w:ascii="Calibri" w:hAnsi="Calibri" w:cs="Calibri"/>
+          <w:b/>
+          <w:bCs/>
+          <w:color w:val="D86DCB" w:themeColor="accent5" w:themeTint="99"/>
+          <w:sz w:val="34"/>
+          <w:szCs w:val="34"/>
         </w:rPr>
         <w:t>}</w:t>
       </w:r>
@@ -1896,15 +1896,15 @@
         <w:jc w:val="both"/>
         <w:rPr>
           <w:rFonts w:ascii="Calibri" w:hAnsi="Calibri" w:cs="Calibri"/>
-          <w:sz w:val="36"/>
-          <w:szCs w:val="36"/>
-        </w:rPr>
-      </w:pPr>
-      <w:r>
-        <w:rPr>
-          <w:rFonts w:ascii="Calibri" w:hAnsi="Calibri" w:cs="Calibri"/>
-          <w:sz w:val="36"/>
-          <w:szCs w:val="36"/>
+          <w:sz w:val="34"/>
+          <w:szCs w:val="34"/>
+        </w:rPr>
+      </w:pPr>
+      <w:r>
+        <w:rPr>
+          <w:rFonts w:ascii="Calibri" w:hAnsi="Calibri" w:cs="Calibri"/>
+          <w:sz w:val="34"/>
+          <w:szCs w:val="34"/>
         </w:rPr>
         <w:t xml:space="preserve">Output: </w:t>
       </w:r>
@@ -1913,8 +1913,8 @@
           <w:rFonts w:ascii="Calibri" w:hAnsi="Calibri" w:cs="Calibri"/>
           <w:b/>
           <w:bCs/>
-          <w:sz w:val="36"/>
-          <w:szCs w:val="36"/>
+          <w:sz w:val="34"/>
+          <w:szCs w:val="34"/>
         </w:rPr>
         <w:t>Dhaka</w:t>
       </w:r>
@@ -1926,30 +1926,43 @@
           <w:rFonts w:ascii="Calibri" w:hAnsi="Calibri" w:cs="Calibri"/>
           <w:b/>
           <w:bCs/>
-          <w:sz w:val="36"/>
-          <w:szCs w:val="36"/>
-        </w:rPr>
-      </w:pPr>
-    </w:p>
-    <w:p>
-      <w:pPr>
-        <w:jc w:val="both"/>
-        <w:rPr>
-          <w:rFonts w:ascii="Calibri" w:hAnsi="Calibri" w:cs="Calibri"/>
-          <w:b/>
-          <w:bCs/>
-          <w:sz w:val="36"/>
-          <w:szCs w:val="36"/>
-        </w:rPr>
-      </w:pPr>
-      <w:r>
-        <w:rPr>
-          <w:rFonts w:ascii="Calibri" w:hAnsi="Calibri" w:cs="Calibri"/>
-          <w:b/>
-          <w:bCs/>
-          <w:sz w:val="36"/>
-          <w:szCs w:val="36"/>
-        </w:rPr>
+          <w:sz w:val="34"/>
+          <w:szCs w:val="34"/>
+        </w:rPr>
+      </w:pPr>
+    </w:p>
+    <w:p>
+      <w:pPr>
+        <w:jc w:val="both"/>
+        <w:rPr>
+          <w:rFonts w:ascii="Calibri" w:hAnsi="Calibri" w:cs="Calibri"/>
+          <w:b/>
+          <w:bCs/>
+          <w:sz w:val="34"/>
+          <w:szCs w:val="34"/>
+        </w:rPr>
+      </w:pPr>
+    </w:p>
+    <w:p>
+      <w:pPr>
+        <w:jc w:val="both"/>
+        <w:rPr>
+          <w:rFonts w:ascii="Calibri" w:hAnsi="Calibri" w:cs="Calibri"/>
+          <w:b/>
+          <w:bCs/>
+          <w:sz w:val="34"/>
+          <w:szCs w:val="34"/>
+        </w:rPr>
+      </w:pPr>
+      <w:r>
+        <w:rPr>
+          <w:rFonts w:ascii="Calibri" w:hAnsi="Calibri" w:cs="Calibri"/>
+          <w:b/>
+          <w:bCs/>
+          <w:sz w:val="34"/>
+          <w:szCs w:val="34"/>
+        </w:rPr>
+        <w:lastRenderedPageBreak/>
         <w:t>Null</w:t>
       </w:r>
       <w:r>
@@ -1957,8 +1970,8 @@
           <w:rFonts w:ascii="Calibri" w:hAnsi="Calibri" w:cs="Calibri"/>
           <w:b/>
           <w:bCs/>
-          <w:sz w:val="36"/>
-          <w:szCs w:val="36"/>
+          <w:sz w:val="34"/>
+          <w:szCs w:val="34"/>
         </w:rPr>
         <w:t>-coalescing</w:t>
       </w:r>
@@ -1967,8 +1980,8 @@
           <w:rFonts w:ascii="Calibri" w:hAnsi="Calibri" w:cs="Calibri"/>
           <w:b/>
           <w:bCs/>
-          <w:sz w:val="36"/>
-          <w:szCs w:val="36"/>
+          <w:sz w:val="34"/>
+          <w:szCs w:val="34"/>
         </w:rPr>
         <w:t>/aware</w:t>
       </w:r>
@@ -1977,8 +1990,8 @@
           <w:rFonts w:ascii="Calibri" w:hAnsi="Calibri" w:cs="Calibri"/>
           <w:b/>
           <w:bCs/>
-          <w:sz w:val="36"/>
-          <w:szCs w:val="36"/>
+          <w:sz w:val="34"/>
+          <w:szCs w:val="34"/>
         </w:rPr>
         <w:t xml:space="preserve"> Assignment Recap:</w:t>
       </w:r>
@@ -1988,23 +2001,23 @@
         <w:jc w:val="both"/>
         <w:rPr>
           <w:rFonts w:ascii="Calibri" w:hAnsi="Calibri" w:cs="Calibri"/>
-          <w:sz w:val="36"/>
-          <w:szCs w:val="36"/>
-        </w:rPr>
-      </w:pPr>
-      <w:r>
-        <w:rPr>
-          <w:rFonts w:ascii="Calibri" w:hAnsi="Calibri" w:cs="Calibri"/>
-          <w:sz w:val="36"/>
-          <w:szCs w:val="36"/>
+          <w:sz w:val="34"/>
+          <w:szCs w:val="34"/>
+        </w:rPr>
+      </w:pPr>
+      <w:r>
+        <w:rPr>
+          <w:rFonts w:ascii="Calibri" w:hAnsi="Calibri" w:cs="Calibri"/>
+          <w:sz w:val="34"/>
+          <w:szCs w:val="34"/>
         </w:rPr>
         <w:t xml:space="preserve"># </w:t>
       </w:r>
       <w:r>
         <w:rPr>
           <w:rFonts w:ascii="Calibri" w:hAnsi="Calibri" w:cs="Calibri"/>
-          <w:sz w:val="36"/>
-          <w:szCs w:val="36"/>
+          <w:sz w:val="34"/>
+          <w:szCs w:val="34"/>
         </w:rPr>
         <w:t>Assigns a value on if the variable is null. It replaces this:</w:t>
       </w:r>
@@ -2017,18 +2030,18 @@
           <w:b/>
           <w:bCs/>
           <w:color w:val="D86DCB" w:themeColor="accent5" w:themeTint="99"/>
-          <w:sz w:val="36"/>
-          <w:szCs w:val="36"/>
-        </w:rPr>
-      </w:pPr>
-      <w:r>
-        <w:rPr>
-          <w:rFonts w:ascii="Calibri" w:hAnsi="Calibri" w:cs="Calibri"/>
-          <w:b/>
-          <w:bCs/>
-          <w:color w:val="D86DCB" w:themeColor="accent5" w:themeTint="99"/>
-          <w:sz w:val="36"/>
-          <w:szCs w:val="36"/>
+          <w:sz w:val="34"/>
+          <w:szCs w:val="34"/>
+        </w:rPr>
+      </w:pPr>
+      <w:r>
+        <w:rPr>
+          <w:rFonts w:ascii="Calibri" w:hAnsi="Calibri" w:cs="Calibri"/>
+          <w:b/>
+          <w:bCs/>
+          <w:color w:val="D86DCB" w:themeColor="accent5" w:themeTint="99"/>
+          <w:sz w:val="34"/>
+          <w:szCs w:val="34"/>
         </w:rPr>
         <w:t>if (</w:t>
       </w:r>
@@ -2039,8 +2052,8 @@
           <w:b/>
           <w:bCs/>
           <w:color w:val="D86DCB" w:themeColor="accent5" w:themeTint="99"/>
-          <w:sz w:val="36"/>
-          <w:szCs w:val="36"/>
+          <w:sz w:val="34"/>
+          <w:szCs w:val="34"/>
         </w:rPr>
         <w:t>startingPosition</w:t>
       </w:r>
@@ -2051,8 +2064,8 @@
           <w:b/>
           <w:bCs/>
           <w:color w:val="D86DCB" w:themeColor="accent5" w:themeTint="99"/>
-          <w:sz w:val="36"/>
-          <w:szCs w:val="36"/>
+          <w:sz w:val="34"/>
+          <w:szCs w:val="34"/>
         </w:rPr>
         <w:t xml:space="preserve"> == null)</w:t>
       </w:r>
@@ -2062,8 +2075,8 @@
           <w:b/>
           <w:bCs/>
           <w:color w:val="D86DCB" w:themeColor="accent5" w:themeTint="99"/>
-          <w:sz w:val="36"/>
-          <w:szCs w:val="36"/>
+          <w:sz w:val="34"/>
+          <w:szCs w:val="34"/>
         </w:rPr>
         <w:t xml:space="preserve"> </w:t>
       </w:r>
@@ -2073,8 +2086,8 @@
           <w:b/>
           <w:bCs/>
           <w:color w:val="D86DCB" w:themeColor="accent5" w:themeTint="99"/>
-          <w:sz w:val="36"/>
-          <w:szCs w:val="36"/>
+          <w:sz w:val="34"/>
+          <w:szCs w:val="34"/>
         </w:rPr>
         <w:t>{</w:t>
       </w:r>
@@ -2087,18 +2100,18 @@
           <w:b/>
           <w:bCs/>
           <w:color w:val="D86DCB" w:themeColor="accent5" w:themeTint="99"/>
-          <w:sz w:val="36"/>
-          <w:szCs w:val="36"/>
-        </w:rPr>
-      </w:pPr>
-      <w:r>
-        <w:rPr>
-          <w:rFonts w:ascii="Calibri" w:hAnsi="Calibri" w:cs="Calibri"/>
-          <w:b/>
-          <w:bCs/>
-          <w:color w:val="D86DCB" w:themeColor="accent5" w:themeTint="99"/>
-          <w:sz w:val="36"/>
-          <w:szCs w:val="36"/>
+          <w:sz w:val="34"/>
+          <w:szCs w:val="34"/>
+        </w:rPr>
+      </w:pPr>
+      <w:r>
+        <w:rPr>
+          <w:rFonts w:ascii="Calibri" w:hAnsi="Calibri" w:cs="Calibri"/>
+          <w:b/>
+          <w:bCs/>
+          <w:color w:val="D86DCB" w:themeColor="accent5" w:themeTint="99"/>
+          <w:sz w:val="34"/>
+          <w:szCs w:val="34"/>
         </w:rPr>
         <w:t xml:space="preserve">      </w:t>
       </w:r>
@@ -2109,8 +2122,8 @@
           <w:b/>
           <w:bCs/>
           <w:color w:val="D86DCB" w:themeColor="accent5" w:themeTint="99"/>
-          <w:sz w:val="36"/>
-          <w:szCs w:val="36"/>
+          <w:sz w:val="34"/>
+          <w:szCs w:val="34"/>
         </w:rPr>
         <w:t>startingPosition</w:t>
       </w:r>
@@ -2121,8 +2134,8 @@
           <w:b/>
           <w:bCs/>
           <w:color w:val="D86DCB" w:themeColor="accent5" w:themeTint="99"/>
-          <w:sz w:val="36"/>
-          <w:szCs w:val="36"/>
+          <w:sz w:val="34"/>
+          <w:szCs w:val="34"/>
         </w:rPr>
         <w:t xml:space="preserve"> = position;</w:t>
       </w:r>
@@ -2135,18 +2148,18 @@
           <w:b/>
           <w:bCs/>
           <w:color w:val="D86DCB" w:themeColor="accent5" w:themeTint="99"/>
-          <w:sz w:val="36"/>
-          <w:szCs w:val="36"/>
-        </w:rPr>
-      </w:pPr>
-      <w:r>
-        <w:rPr>
-          <w:rFonts w:ascii="Calibri" w:hAnsi="Calibri" w:cs="Calibri"/>
-          <w:b/>
-          <w:bCs/>
-          <w:color w:val="D86DCB" w:themeColor="accent5" w:themeTint="99"/>
-          <w:sz w:val="36"/>
-          <w:szCs w:val="36"/>
+          <w:sz w:val="34"/>
+          <w:szCs w:val="34"/>
+        </w:rPr>
+      </w:pPr>
+      <w:r>
+        <w:rPr>
+          <w:rFonts w:ascii="Calibri" w:hAnsi="Calibri" w:cs="Calibri"/>
+          <w:b/>
+          <w:bCs/>
+          <w:color w:val="D86DCB" w:themeColor="accent5" w:themeTint="99"/>
+          <w:sz w:val="34"/>
+          <w:szCs w:val="34"/>
         </w:rPr>
         <w:t>}</w:t>
       </w:r>
@@ -2156,47 +2169,47 @@
         <w:jc w:val="both"/>
         <w:rPr>
           <w:rFonts w:ascii="Calibri" w:hAnsi="Calibri" w:cs="Calibri"/>
-          <w:sz w:val="36"/>
-          <w:szCs w:val="36"/>
-        </w:rPr>
-      </w:pPr>
-      <w:r>
-        <w:rPr>
-          <w:rFonts w:ascii="Calibri" w:hAnsi="Calibri" w:cs="Calibri"/>
-          <w:sz w:val="36"/>
-          <w:szCs w:val="36"/>
+          <w:sz w:val="34"/>
+          <w:szCs w:val="34"/>
+        </w:rPr>
+      </w:pPr>
+      <w:r>
+        <w:rPr>
+          <w:rFonts w:ascii="Calibri" w:hAnsi="Calibri" w:cs="Calibri"/>
+          <w:sz w:val="34"/>
+          <w:szCs w:val="34"/>
         </w:rPr>
         <w:t># Using null-</w:t>
       </w:r>
       <w:r>
         <w:rPr>
           <w:rFonts w:ascii="Calibri" w:hAnsi="Calibri" w:cs="Calibri"/>
-          <w:sz w:val="36"/>
-          <w:szCs w:val="36"/>
+          <w:sz w:val="34"/>
+          <w:szCs w:val="34"/>
         </w:rPr>
         <w:t>aware</w:t>
       </w:r>
       <w:r>
         <w:rPr>
           <w:rFonts w:ascii="Calibri" w:hAnsi="Calibri" w:cs="Calibri"/>
-          <w:sz w:val="36"/>
-          <w:szCs w:val="36"/>
+          <w:sz w:val="34"/>
+          <w:szCs w:val="34"/>
         </w:rPr>
         <w:t xml:space="preserve"> assignment</w:t>
       </w:r>
       <w:r>
         <w:rPr>
           <w:rFonts w:ascii="Calibri" w:hAnsi="Calibri" w:cs="Calibri"/>
-          <w:sz w:val="36"/>
-          <w:szCs w:val="36"/>
+          <w:sz w:val="34"/>
+          <w:szCs w:val="34"/>
         </w:rPr>
         <w:t xml:space="preserve"> operator</w:t>
       </w:r>
       <w:r>
         <w:rPr>
           <w:rFonts w:ascii="Calibri" w:hAnsi="Calibri" w:cs="Calibri"/>
-          <w:sz w:val="36"/>
-          <w:szCs w:val="36"/>
+          <w:sz w:val="34"/>
+          <w:szCs w:val="34"/>
         </w:rPr>
         <w:t>:</w:t>
       </w:r>
@@ -2209,8 +2222,8 @@
           <w:b/>
           <w:bCs/>
           <w:color w:val="D86DCB" w:themeColor="accent5" w:themeTint="99"/>
-          <w:sz w:val="36"/>
-          <w:szCs w:val="36"/>
+          <w:sz w:val="34"/>
+          <w:szCs w:val="34"/>
         </w:rPr>
       </w:pPr>
       <w:proofErr w:type="spellStart"/>
@@ -2220,8 +2233,8 @@
           <w:b/>
           <w:bCs/>
           <w:color w:val="D86DCB" w:themeColor="accent5" w:themeTint="99"/>
-          <w:sz w:val="36"/>
-          <w:szCs w:val="36"/>
+          <w:sz w:val="34"/>
+          <w:szCs w:val="34"/>
         </w:rPr>
         <w:t>startingPosition</w:t>
       </w:r>
@@ -2232,8 +2245,8 @@
           <w:b/>
           <w:bCs/>
           <w:color w:val="D86DCB" w:themeColor="accent5" w:themeTint="99"/>
-          <w:sz w:val="36"/>
-          <w:szCs w:val="36"/>
+          <w:sz w:val="34"/>
+          <w:szCs w:val="34"/>
         </w:rPr>
         <w:t xml:space="preserve"> ??= position;</w:t>
       </w:r>
@@ -2243,17 +2256,17 @@
         <w:jc w:val="both"/>
         <w:rPr>
           <w:rFonts w:ascii="Calibri" w:hAnsi="Calibri" w:cs="Calibri"/>
-          <w:sz w:val="36"/>
-          <w:szCs w:val="36"/>
-        </w:rPr>
-      </w:pPr>
-      <w:r>
-        <w:rPr>
-          <w:rFonts w:ascii="Calibri" w:hAnsi="Calibri" w:cs="Calibri"/>
-          <w:b/>
-          <w:bCs/>
-          <w:sz w:val="36"/>
-          <w:szCs w:val="36"/>
+          <w:sz w:val="34"/>
+          <w:szCs w:val="34"/>
+        </w:rPr>
+      </w:pPr>
+      <w:r>
+        <w:rPr>
+          <w:rFonts w:ascii="Calibri" w:hAnsi="Calibri" w:cs="Calibri"/>
+          <w:b/>
+          <w:bCs/>
+          <w:sz w:val="34"/>
+          <w:szCs w:val="34"/>
         </w:rPr>
         <w:t>N</w:t>
       </w:r>
@@ -2262,8 +2275,8 @@
           <w:rFonts w:ascii="Calibri" w:hAnsi="Calibri" w:cs="Calibri"/>
           <w:b/>
           <w:bCs/>
-          <w:sz w:val="36"/>
-          <w:szCs w:val="36"/>
+          <w:sz w:val="34"/>
+          <w:szCs w:val="34"/>
         </w:rPr>
         <w:t>OTE</w:t>
       </w:r>
@@ -2272,32 +2285,32 @@
           <w:rFonts w:ascii="Calibri" w:hAnsi="Calibri" w:cs="Calibri"/>
           <w:b/>
           <w:bCs/>
-          <w:sz w:val="36"/>
-          <w:szCs w:val="36"/>
+          <w:sz w:val="34"/>
+          <w:szCs w:val="34"/>
         </w:rPr>
         <w:t>:</w:t>
       </w:r>
       <w:r>
         <w:rPr>
           <w:rFonts w:ascii="Calibri" w:hAnsi="Calibri" w:cs="Calibri"/>
-          <w:sz w:val="36"/>
-          <w:szCs w:val="36"/>
+          <w:sz w:val="34"/>
+          <w:szCs w:val="34"/>
         </w:rPr>
         <w:t xml:space="preserve"> Useful when we want to assign a starting value or initial value and keep it stored there (won’t change).</w:t>
       </w:r>
       <w:r>
         <w:rPr>
           <w:rFonts w:ascii="Calibri" w:hAnsi="Calibri" w:cs="Calibri"/>
-          <w:sz w:val="36"/>
-          <w:szCs w:val="36"/>
+          <w:sz w:val="34"/>
+          <w:szCs w:val="34"/>
         </w:rPr>
         <w:t xml:space="preserve"> First GPS value → store as starting point and later updates → ignore</w:t>
       </w:r>
       <w:r>
         <w:rPr>
           <w:rFonts w:ascii="Calibri" w:hAnsi="Calibri" w:cs="Calibri"/>
-          <w:sz w:val="36"/>
-          <w:szCs w:val="36"/>
+          <w:sz w:val="34"/>
+          <w:szCs w:val="34"/>
         </w:rPr>
         <w:t>. Or Pagination Page number</w:t>
       </w:r>
@@ -2309,39 +2322,39 @@
           <w:rFonts w:ascii="Calibri" w:hAnsi="Calibri" w:cs="Calibri"/>
           <w:b/>
           <w:bCs/>
-          <w:sz w:val="36"/>
-          <w:szCs w:val="36"/>
-        </w:rPr>
-      </w:pPr>
-    </w:p>
-    <w:p>
-      <w:pPr>
-        <w:jc w:val="both"/>
-        <w:rPr>
-          <w:rFonts w:ascii="Calibri" w:hAnsi="Calibri" w:cs="Calibri"/>
-          <w:b/>
-          <w:bCs/>
-          <w:sz w:val="36"/>
-          <w:szCs w:val="36"/>
-        </w:rPr>
-      </w:pPr>
-    </w:p>
-    <w:p>
-      <w:pPr>
-        <w:jc w:val="both"/>
-        <w:rPr>
-          <w:rFonts w:ascii="Calibri" w:hAnsi="Calibri" w:cs="Calibri"/>
-          <w:sz w:val="36"/>
-          <w:szCs w:val="36"/>
-        </w:rPr>
-      </w:pPr>
-      <w:r>
-        <w:rPr>
-          <w:rFonts w:ascii="Calibri" w:hAnsi="Calibri" w:cs="Calibri"/>
-          <w:b/>
-          <w:bCs/>
-          <w:sz w:val="36"/>
-          <w:szCs w:val="36"/>
+          <w:sz w:val="34"/>
+          <w:szCs w:val="34"/>
+        </w:rPr>
+      </w:pPr>
+    </w:p>
+    <w:p>
+      <w:pPr>
+        <w:jc w:val="both"/>
+        <w:rPr>
+          <w:rFonts w:ascii="Calibri" w:hAnsi="Calibri" w:cs="Calibri"/>
+          <w:b/>
+          <w:bCs/>
+          <w:sz w:val="34"/>
+          <w:szCs w:val="34"/>
+        </w:rPr>
+      </w:pPr>
+    </w:p>
+    <w:p>
+      <w:pPr>
+        <w:jc w:val="both"/>
+        <w:rPr>
+          <w:rFonts w:ascii="Calibri" w:hAnsi="Calibri" w:cs="Calibri"/>
+          <w:sz w:val="34"/>
+          <w:szCs w:val="34"/>
+        </w:rPr>
+      </w:pPr>
+      <w:r>
+        <w:rPr>
+          <w:rFonts w:ascii="Calibri" w:hAnsi="Calibri" w:cs="Calibri"/>
+          <w:b/>
+          <w:bCs/>
+          <w:sz w:val="34"/>
+          <w:szCs w:val="34"/>
         </w:rPr>
         <w:t>Null Assertion:</w:t>
       </w:r>
@@ -2351,16 +2364,16 @@
         <w:jc w:val="both"/>
         <w:rPr>
           <w:rFonts w:ascii="Calibri" w:hAnsi="Calibri" w:cs="Calibri"/>
-          <w:sz w:val="36"/>
-          <w:szCs w:val="36"/>
+          <w:sz w:val="34"/>
+          <w:szCs w:val="34"/>
         </w:rPr>
       </w:pPr>
       <w:proofErr w:type="gramStart"/>
       <w:r>
         <w:rPr>
           <w:rFonts w:ascii="Calibri" w:hAnsi="Calibri" w:cs="Calibri"/>
-          <w:sz w:val="36"/>
-          <w:szCs w:val="36"/>
+          <w:sz w:val="34"/>
+          <w:szCs w:val="34"/>
         </w:rPr>
         <w:t xml:space="preserve"># </w:t>
       </w:r>
@@ -2369,8 +2382,8 @@
           <w:rFonts w:ascii="Calibri" w:hAnsi="Calibri" w:cs="Calibri"/>
           <w:b/>
           <w:bCs/>
-          <w:sz w:val="36"/>
-          <w:szCs w:val="36"/>
+          <w:sz w:val="34"/>
+          <w:szCs w:val="34"/>
         </w:rPr>
         <w:t>!</w:t>
       </w:r>
@@ -2380,16 +2393,16 @@
           <w:rFonts w:ascii="Calibri" w:hAnsi="Calibri" w:cs="Calibri"/>
           <w:b/>
           <w:bCs/>
-          <w:sz w:val="36"/>
-          <w:szCs w:val="36"/>
+          <w:sz w:val="34"/>
+          <w:szCs w:val="34"/>
         </w:rPr>
         <w:t xml:space="preserve"> </w:t>
       </w:r>
       <w:r>
         <w:rPr>
           <w:rFonts w:ascii="Calibri" w:hAnsi="Calibri" w:cs="Calibri"/>
-          <w:sz w:val="36"/>
-          <w:szCs w:val="36"/>
+          <w:sz w:val="34"/>
+          <w:szCs w:val="34"/>
         </w:rPr>
         <w:t>null assertion tells</w:t>
       </w:r>
@@ -2398,40 +2411,40 @@
           <w:rFonts w:ascii="Calibri" w:hAnsi="Calibri" w:cs="Calibri"/>
           <w:b/>
           <w:bCs/>
-          <w:sz w:val="36"/>
-          <w:szCs w:val="36"/>
+          <w:sz w:val="34"/>
+          <w:szCs w:val="34"/>
         </w:rPr>
         <w:t xml:space="preserve"> Dart </w:t>
       </w:r>
       <w:r>
         <w:rPr>
           <w:rFonts w:ascii="Calibri" w:hAnsi="Calibri" w:cs="Calibri"/>
-          <w:sz w:val="36"/>
-          <w:szCs w:val="36"/>
+          <w:sz w:val="34"/>
+          <w:szCs w:val="34"/>
         </w:rPr>
         <w:t>I know this value is not nul</w:t>
       </w:r>
       <w:r>
         <w:rPr>
           <w:rFonts w:ascii="Calibri" w:hAnsi="Calibri" w:cs="Calibri"/>
-          <w:sz w:val="36"/>
-          <w:szCs w:val="36"/>
+          <w:sz w:val="34"/>
+          <w:szCs w:val="34"/>
         </w:rPr>
         <w:t xml:space="preserve">l, if you’re wrong, it will crash at runtime. </w:t>
       </w:r>
       <w:r>
         <w:rPr>
           <w:rFonts w:ascii="Calibri" w:hAnsi="Calibri" w:cs="Calibri"/>
-          <w:sz w:val="36"/>
-          <w:szCs w:val="36"/>
+          <w:sz w:val="34"/>
+          <w:szCs w:val="34"/>
         </w:rPr>
         <w:t>Basically,</w:t>
       </w:r>
       <w:r>
         <w:rPr>
           <w:rFonts w:ascii="Calibri" w:hAnsi="Calibri" w:cs="Calibri"/>
-          <w:sz w:val="36"/>
-          <w:szCs w:val="36"/>
+          <w:sz w:val="34"/>
+          <w:szCs w:val="34"/>
         </w:rPr>
         <w:t xml:space="preserve"> converts nullable to non-nullable.</w:t>
       </w:r>
@@ -2441,23 +2454,23 @@
         <w:jc w:val="both"/>
         <w:rPr>
           <w:rFonts w:ascii="Calibri" w:hAnsi="Calibri" w:cs="Calibri"/>
-          <w:sz w:val="36"/>
-          <w:szCs w:val="36"/>
-        </w:rPr>
-      </w:pPr>
-      <w:r>
-        <w:rPr>
-          <w:rFonts w:ascii="Calibri" w:hAnsi="Calibri" w:cs="Calibri"/>
-          <w:sz w:val="36"/>
-          <w:szCs w:val="36"/>
+          <w:sz w:val="34"/>
+          <w:szCs w:val="34"/>
+        </w:rPr>
+      </w:pPr>
+      <w:r>
+        <w:rPr>
+          <w:rFonts w:ascii="Calibri" w:hAnsi="Calibri" w:cs="Calibri"/>
+          <w:sz w:val="34"/>
+          <w:szCs w:val="34"/>
         </w:rPr>
         <w:t xml:space="preserve"># </w:t>
       </w:r>
       <w:r>
         <w:rPr>
           <w:rFonts w:ascii="Calibri" w:hAnsi="Calibri" w:cs="Calibri"/>
-          <w:sz w:val="36"/>
-          <w:szCs w:val="36"/>
+          <w:sz w:val="34"/>
+          <w:szCs w:val="34"/>
         </w:rPr>
         <w:t xml:space="preserve">But its highly risky make sure we check the </w:t>
       </w:r>
@@ -2466,16 +2479,16 @@
           <w:rFonts w:ascii="Calibri" w:hAnsi="Calibri" w:cs="Calibri"/>
           <w:b/>
           <w:bCs/>
-          <w:sz w:val="36"/>
-          <w:szCs w:val="36"/>
+          <w:sz w:val="34"/>
+          <w:szCs w:val="34"/>
         </w:rPr>
         <w:t>null</w:t>
       </w:r>
       <w:r>
         <w:rPr>
           <w:rFonts w:ascii="Calibri" w:hAnsi="Calibri" w:cs="Calibri"/>
-          <w:sz w:val="36"/>
-          <w:szCs w:val="36"/>
+          <w:sz w:val="34"/>
+          <w:szCs w:val="34"/>
         </w:rPr>
         <w:t xml:space="preserve"> variable before with </w:t>
       </w:r>
@@ -2484,16 +2497,16 @@
           <w:rFonts w:ascii="Calibri" w:hAnsi="Calibri" w:cs="Calibri"/>
           <w:b/>
           <w:bCs/>
-          <w:sz w:val="36"/>
-          <w:szCs w:val="36"/>
+          <w:sz w:val="34"/>
+          <w:szCs w:val="34"/>
         </w:rPr>
         <w:t xml:space="preserve">if </w:t>
       </w:r>
       <w:r>
         <w:rPr>
           <w:rFonts w:ascii="Calibri" w:hAnsi="Calibri" w:cs="Calibri"/>
-          <w:sz w:val="36"/>
-          <w:szCs w:val="36"/>
+          <w:sz w:val="34"/>
+          <w:szCs w:val="34"/>
         </w:rPr>
         <w:t xml:space="preserve">conditioning </w:t>
       </w:r>
@@ -2506,18 +2519,18 @@
           <w:b/>
           <w:bCs/>
           <w:color w:val="D86DCB" w:themeColor="accent5" w:themeTint="99"/>
-          <w:sz w:val="36"/>
-          <w:szCs w:val="36"/>
-        </w:rPr>
-      </w:pPr>
-      <w:r>
-        <w:rPr>
-          <w:rFonts w:ascii="Calibri" w:hAnsi="Calibri" w:cs="Calibri"/>
-          <w:b/>
-          <w:bCs/>
-          <w:color w:val="D86DCB" w:themeColor="accent5" w:themeTint="99"/>
-          <w:sz w:val="36"/>
-          <w:szCs w:val="36"/>
+          <w:sz w:val="34"/>
+          <w:szCs w:val="34"/>
+        </w:rPr>
+      </w:pPr>
+      <w:r>
+        <w:rPr>
+          <w:rFonts w:ascii="Calibri" w:hAnsi="Calibri" w:cs="Calibri"/>
+          <w:b/>
+          <w:bCs/>
+          <w:color w:val="D86DCB" w:themeColor="accent5" w:themeTint="99"/>
+          <w:sz w:val="34"/>
+          <w:szCs w:val="34"/>
         </w:rPr>
         <w:t xml:space="preserve">void </w:t>
       </w:r>
@@ -2528,8 +2541,8 @@
           <w:b/>
           <w:bCs/>
           <w:color w:val="D86DCB" w:themeColor="accent5" w:themeTint="99"/>
-          <w:sz w:val="36"/>
-          <w:szCs w:val="36"/>
+          <w:sz w:val="34"/>
+          <w:szCs w:val="34"/>
         </w:rPr>
         <w:t>main(</w:t>
       </w:r>
@@ -2540,8 +2553,8 @@
           <w:b/>
           <w:bCs/>
           <w:color w:val="D86DCB" w:themeColor="accent5" w:themeTint="99"/>
-          <w:sz w:val="36"/>
-          <w:szCs w:val="36"/>
+          <w:sz w:val="34"/>
+          <w:szCs w:val="34"/>
         </w:rPr>
         <w:t>) {</w:t>
       </w:r>
@@ -2554,18 +2567,18 @@
           <w:b/>
           <w:bCs/>
           <w:color w:val="D86DCB" w:themeColor="accent5" w:themeTint="99"/>
-          <w:sz w:val="36"/>
-          <w:szCs w:val="36"/>
-        </w:rPr>
-      </w:pPr>
-      <w:r>
-        <w:rPr>
-          <w:rFonts w:ascii="Calibri" w:hAnsi="Calibri" w:cs="Calibri"/>
-          <w:b/>
-          <w:bCs/>
-          <w:color w:val="D86DCB" w:themeColor="accent5" w:themeTint="99"/>
-          <w:sz w:val="36"/>
-          <w:szCs w:val="36"/>
+          <w:sz w:val="34"/>
+          <w:szCs w:val="34"/>
+        </w:rPr>
+      </w:pPr>
+      <w:r>
+        <w:rPr>
+          <w:rFonts w:ascii="Calibri" w:hAnsi="Calibri" w:cs="Calibri"/>
+          <w:b/>
+          <w:bCs/>
+          <w:color w:val="D86DCB" w:themeColor="accent5" w:themeTint="99"/>
+          <w:sz w:val="34"/>
+          <w:szCs w:val="34"/>
         </w:rPr>
         <w:t xml:space="preserve">  int? age = 20;</w:t>
       </w:r>
@@ -2578,45 +2591,106 @@
           <w:b/>
           <w:bCs/>
           <w:color w:val="D86DCB" w:themeColor="accent5" w:themeTint="99"/>
-          <w:sz w:val="36"/>
-          <w:szCs w:val="36"/>
-        </w:rPr>
-      </w:pPr>
-      <w:r>
-        <w:rPr>
-          <w:rFonts w:ascii="Calibri" w:hAnsi="Calibri" w:cs="Calibri"/>
-          <w:b/>
-          <w:bCs/>
-          <w:color w:val="D86DCB" w:themeColor="accent5" w:themeTint="99"/>
-          <w:sz w:val="36"/>
-          <w:szCs w:val="36"/>
+          <w:sz w:val="34"/>
+          <w:szCs w:val="34"/>
+        </w:rPr>
+      </w:pPr>
+      <w:r>
+        <w:rPr>
+          <w:rFonts w:ascii="Calibri" w:hAnsi="Calibri" w:cs="Calibri"/>
+          <w:b/>
+          <w:bCs/>
+          <w:color w:val="D86DCB" w:themeColor="accent5" w:themeTint="99"/>
+          <w:sz w:val="34"/>
+          <w:szCs w:val="34"/>
+        </w:rPr>
+        <w:t xml:space="preserve">  if (age == null) return; // make sure to check it</w:t>
+      </w:r>
+    </w:p>
+    <w:p>
+      <w:pPr>
+        <w:jc w:val="both"/>
+        <w:rPr>
+          <w:rFonts w:ascii="Calibri" w:hAnsi="Calibri" w:cs="Calibri"/>
+          <w:b/>
+          <w:bCs/>
+          <w:color w:val="D86DCB" w:themeColor="accent5" w:themeTint="99"/>
+          <w:sz w:val="34"/>
+          <w:szCs w:val="34"/>
+        </w:rPr>
+      </w:pPr>
+      <w:r>
+        <w:rPr>
+          <w:rFonts w:ascii="Calibri" w:hAnsi="Calibri" w:cs="Calibri"/>
+          <w:b/>
+          <w:bCs/>
+          <w:color w:val="D86DCB" w:themeColor="accent5" w:themeTint="99"/>
+          <w:sz w:val="34"/>
+          <w:szCs w:val="34"/>
+        </w:rPr>
+        <w:t xml:space="preserve">  int </w:t>
+      </w:r>
+      <w:proofErr w:type="spellStart"/>
+      <w:r>
+        <w:rPr>
+          <w:rFonts w:ascii="Calibri" w:hAnsi="Calibri" w:cs="Calibri"/>
+          <w:b/>
+          <w:bCs/>
+          <w:color w:val="D86DCB" w:themeColor="accent5" w:themeTint="99"/>
+          <w:sz w:val="34"/>
+          <w:szCs w:val="34"/>
+        </w:rPr>
+        <w:t>sureAge</w:t>
+      </w:r>
+      <w:proofErr w:type="spellEnd"/>
+      <w:r>
+        <w:rPr>
+          <w:rFonts w:ascii="Calibri" w:hAnsi="Calibri" w:cs="Calibri"/>
+          <w:b/>
+          <w:bCs/>
+          <w:color w:val="D86DCB" w:themeColor="accent5" w:themeTint="99"/>
+          <w:sz w:val="34"/>
+          <w:szCs w:val="34"/>
+        </w:rPr>
+        <w:t xml:space="preserve"> = </w:t>
+      </w:r>
+      <w:proofErr w:type="gramStart"/>
+      <w:r>
+        <w:rPr>
+          <w:rFonts w:ascii="Calibri" w:hAnsi="Calibri" w:cs="Calibri"/>
+          <w:b/>
+          <w:bCs/>
+          <w:color w:val="D86DCB" w:themeColor="accent5" w:themeTint="99"/>
+          <w:sz w:val="34"/>
+          <w:szCs w:val="34"/>
+        </w:rPr>
+        <w:t>age!;</w:t>
+      </w:r>
+      <w:proofErr w:type="gramEnd"/>
+    </w:p>
+    <w:p>
+      <w:pPr>
+        <w:jc w:val="both"/>
+        <w:rPr>
+          <w:rFonts w:ascii="Calibri" w:hAnsi="Calibri" w:cs="Calibri"/>
+          <w:b/>
+          <w:bCs/>
+          <w:color w:val="D86DCB" w:themeColor="accent5" w:themeTint="99"/>
+          <w:sz w:val="34"/>
+          <w:szCs w:val="34"/>
+        </w:rPr>
+      </w:pPr>
+      <w:r>
+        <w:rPr>
+          <w:rFonts w:ascii="Calibri" w:hAnsi="Calibri" w:cs="Calibri"/>
+          <w:b/>
+          <w:bCs/>
+          <w:color w:val="D86DCB" w:themeColor="accent5" w:themeTint="99"/>
+          <w:sz w:val="34"/>
+          <w:szCs w:val="34"/>
         </w:rPr>
         <w:lastRenderedPageBreak/>
-        <w:t xml:space="preserve">  if (age == null) return; // make sure to check it</w:t>
-      </w:r>
-    </w:p>
-    <w:p>
-      <w:pPr>
-        <w:jc w:val="both"/>
-        <w:rPr>
-          <w:rFonts w:ascii="Calibri" w:hAnsi="Calibri" w:cs="Calibri"/>
-          <w:b/>
-          <w:bCs/>
-          <w:color w:val="D86DCB" w:themeColor="accent5" w:themeTint="99"/>
-          <w:sz w:val="36"/>
-          <w:szCs w:val="36"/>
-        </w:rPr>
-      </w:pPr>
-      <w:r>
-        <w:rPr>
-          <w:rFonts w:ascii="Calibri" w:hAnsi="Calibri" w:cs="Calibri"/>
-          <w:b/>
-          <w:bCs/>
-          <w:color w:val="D86DCB" w:themeColor="accent5" w:themeTint="99"/>
-          <w:sz w:val="36"/>
-          <w:szCs w:val="36"/>
-        </w:rPr>
-        <w:t xml:space="preserve">  int </w:t>
+        <w:t xml:space="preserve">  print(</w:t>
       </w:r>
       <w:proofErr w:type="spellStart"/>
       <w:r>
@@ -2625,8 +2699,8 @@
           <w:b/>
           <w:bCs/>
           <w:color w:val="D86DCB" w:themeColor="accent5" w:themeTint="99"/>
-          <w:sz w:val="36"/>
-          <w:szCs w:val="36"/>
+          <w:sz w:val="34"/>
+          <w:szCs w:val="34"/>
         </w:rPr>
         <w:t>sureAge</w:t>
       </w:r>
@@ -2637,47 +2711,904 @@
           <w:b/>
           <w:bCs/>
           <w:color w:val="D86DCB" w:themeColor="accent5" w:themeTint="99"/>
-          <w:sz w:val="36"/>
-          <w:szCs w:val="36"/>
-        </w:rPr>
-        <w:t xml:space="preserve"> = </w:t>
+          <w:sz w:val="34"/>
+          <w:szCs w:val="34"/>
+        </w:rPr>
+        <w:t>);</w:t>
+      </w:r>
+    </w:p>
+    <w:p>
+      <w:pPr>
+        <w:jc w:val="both"/>
+        <w:rPr>
+          <w:rFonts w:ascii="Calibri" w:hAnsi="Calibri" w:cs="Calibri"/>
+          <w:b/>
+          <w:bCs/>
+          <w:color w:val="D86DCB" w:themeColor="accent5" w:themeTint="99"/>
+          <w:sz w:val="34"/>
+          <w:szCs w:val="34"/>
+        </w:rPr>
+      </w:pPr>
+      <w:r>
+        <w:rPr>
+          <w:rFonts w:ascii="Calibri" w:hAnsi="Calibri" w:cs="Calibri"/>
+          <w:b/>
+          <w:bCs/>
+          <w:color w:val="D86DCB" w:themeColor="accent5" w:themeTint="99"/>
+          <w:sz w:val="34"/>
+          <w:szCs w:val="34"/>
+        </w:rPr>
+        <w:t>}</w:t>
+      </w:r>
+    </w:p>
+    <w:p>
+      <w:pPr>
+        <w:jc w:val="both"/>
+        <w:rPr>
+          <w:rFonts w:ascii="Calibri" w:hAnsi="Calibri" w:cs="Calibri"/>
+          <w:b/>
+          <w:bCs/>
+          <w:sz w:val="34"/>
+          <w:szCs w:val="34"/>
+        </w:rPr>
+      </w:pPr>
+      <w:r>
+        <w:rPr>
+          <w:rFonts w:ascii="Calibri" w:hAnsi="Calibri" w:cs="Calibri"/>
+          <w:sz w:val="34"/>
+          <w:szCs w:val="34"/>
+        </w:rPr>
+        <w:t xml:space="preserve">Output: </w:t>
+      </w:r>
+      <w:r>
+        <w:rPr>
+          <w:rFonts w:ascii="Calibri" w:hAnsi="Calibri" w:cs="Calibri"/>
+          <w:b/>
+          <w:bCs/>
+          <w:sz w:val="34"/>
+          <w:szCs w:val="34"/>
+        </w:rPr>
+        <w:t>20</w:t>
+      </w:r>
+    </w:p>
+    <w:p>
+      <w:pPr>
+        <w:jc w:val="both"/>
+        <w:rPr>
+          <w:rFonts w:ascii="Calibri" w:hAnsi="Calibri" w:cs="Calibri"/>
+          <w:b/>
+          <w:bCs/>
+          <w:sz w:val="34"/>
+          <w:szCs w:val="34"/>
+        </w:rPr>
+      </w:pPr>
+    </w:p>
+    <w:p>
+      <w:pPr>
+        <w:jc w:val="both"/>
+        <w:rPr>
+          <w:rFonts w:ascii="Calibri" w:hAnsi="Calibri" w:cs="Calibri"/>
+          <w:b/>
+          <w:bCs/>
+          <w:sz w:val="34"/>
+          <w:szCs w:val="34"/>
+        </w:rPr>
+      </w:pPr>
+    </w:p>
+    <w:p>
+      <w:pPr>
+        <w:jc w:val="both"/>
+        <w:rPr>
+          <w:rFonts w:ascii="Calibri" w:hAnsi="Calibri" w:cs="Calibri"/>
+          <w:b/>
+          <w:bCs/>
+          <w:sz w:val="34"/>
+          <w:szCs w:val="34"/>
+        </w:rPr>
+      </w:pPr>
+      <w:r>
+        <w:rPr>
+          <w:rFonts w:ascii="Calibri" w:hAnsi="Calibri" w:cs="Calibri"/>
+          <w:b/>
+          <w:bCs/>
+          <w:sz w:val="34"/>
+          <w:szCs w:val="34"/>
+        </w:rPr>
+        <w:t>Null Aware Operator</w:t>
+      </w:r>
+      <w:r>
+        <w:rPr>
+          <w:rFonts w:ascii="Calibri" w:hAnsi="Calibri" w:cs="Calibri"/>
+          <w:b/>
+          <w:bCs/>
+          <w:sz w:val="34"/>
+          <w:szCs w:val="34"/>
+        </w:rPr>
+        <w:t xml:space="preserve"> in List and Map</w:t>
+      </w:r>
+      <w:r>
+        <w:rPr>
+          <w:rFonts w:ascii="Calibri" w:hAnsi="Calibri" w:cs="Calibri"/>
+          <w:b/>
+          <w:bCs/>
+          <w:sz w:val="34"/>
+          <w:szCs w:val="34"/>
+        </w:rPr>
+        <w:t>:</w:t>
+      </w:r>
+    </w:p>
+    <w:p>
+      <w:pPr>
+        <w:jc w:val="both"/>
+        <w:rPr>
+          <w:rFonts w:ascii="Calibri" w:hAnsi="Calibri" w:cs="Calibri"/>
+          <w:sz w:val="34"/>
+          <w:szCs w:val="34"/>
+        </w:rPr>
+      </w:pPr>
+      <w:r>
+        <w:rPr>
+          <w:rFonts w:ascii="Calibri" w:hAnsi="Calibri" w:cs="Calibri"/>
+          <w:sz w:val="34"/>
+          <w:szCs w:val="34"/>
+        </w:rPr>
+        <w:t xml:space="preserve"># We can use null aware </w:t>
       </w:r>
       <w:proofErr w:type="gramStart"/>
       <w:r>
         <w:rPr>
           <w:rFonts w:ascii="Calibri" w:hAnsi="Calibri" w:cs="Calibri"/>
-          <w:b/>
-          <w:bCs/>
-          <w:color w:val="D86DCB" w:themeColor="accent5" w:themeTint="99"/>
-          <w:sz w:val="36"/>
-          <w:szCs w:val="36"/>
-        </w:rPr>
-        <w:t>age!;</w:t>
+          <w:sz w:val="34"/>
+          <w:szCs w:val="34"/>
+        </w:rPr>
+        <w:t>operator</w:t>
+      </w:r>
+      <w:r>
+        <w:rPr>
+          <w:rFonts w:ascii="Calibri" w:hAnsi="Calibri" w:cs="Calibri"/>
+          <w:sz w:val="34"/>
+          <w:szCs w:val="34"/>
+        </w:rPr>
+        <w:t xml:space="preserve"> </w:t>
+      </w:r>
+      <w:r>
+        <w:rPr>
+          <w:rFonts w:ascii="Calibri" w:hAnsi="Calibri" w:cs="Calibri"/>
+          <w:b/>
+          <w:bCs/>
+          <w:sz w:val="34"/>
+          <w:szCs w:val="34"/>
+        </w:rPr>
+        <w:t>?</w:t>
       </w:r>
       <w:proofErr w:type="gramEnd"/>
-    </w:p>
-    <w:p>
-      <w:pPr>
-        <w:jc w:val="both"/>
-        <w:rPr>
-          <w:rFonts w:ascii="Calibri" w:hAnsi="Calibri" w:cs="Calibri"/>
-          <w:b/>
-          <w:bCs/>
-          <w:color w:val="D86DCB" w:themeColor="accent5" w:themeTint="99"/>
-          <w:sz w:val="36"/>
-          <w:szCs w:val="36"/>
-        </w:rPr>
-      </w:pPr>
-      <w:r>
-        <w:rPr>
-          <w:rFonts w:ascii="Calibri" w:hAnsi="Calibri" w:cs="Calibri"/>
-          <w:b/>
-          <w:bCs/>
-          <w:color w:val="D86DCB" w:themeColor="accent5" w:themeTint="99"/>
-          <w:sz w:val="36"/>
-          <w:szCs w:val="36"/>
-        </w:rPr>
-        <w:t xml:space="preserve">  print(</w:t>
+      <w:r>
+        <w:rPr>
+          <w:rFonts w:ascii="Calibri" w:hAnsi="Calibri" w:cs="Calibri"/>
+          <w:b/>
+          <w:bCs/>
+          <w:sz w:val="34"/>
+          <w:szCs w:val="34"/>
+        </w:rPr>
+        <w:t>.</w:t>
+      </w:r>
+      <w:r>
+        <w:rPr>
+          <w:rFonts w:ascii="Calibri" w:hAnsi="Calibri" w:cs="Calibri"/>
+          <w:sz w:val="34"/>
+          <w:szCs w:val="34"/>
+        </w:rPr>
+        <w:t xml:space="preserve"> </w:t>
+      </w:r>
+      <w:r>
+        <w:rPr>
+          <w:rFonts w:ascii="Calibri" w:hAnsi="Calibri" w:cs="Calibri"/>
+          <w:sz w:val="34"/>
+          <w:szCs w:val="34"/>
+        </w:rPr>
+        <w:t>in List and Map’s too</w:t>
+      </w:r>
+      <w:r>
+        <w:rPr>
+          <w:rFonts w:ascii="Calibri" w:hAnsi="Calibri" w:cs="Calibri"/>
+          <w:sz w:val="34"/>
+          <w:szCs w:val="34"/>
+        </w:rPr>
+        <w:t>.</w:t>
+      </w:r>
+    </w:p>
+    <w:p>
+      <w:pPr>
+        <w:jc w:val="both"/>
+        <w:rPr>
+          <w:rFonts w:ascii="Calibri" w:hAnsi="Calibri" w:cs="Calibri"/>
+          <w:sz w:val="34"/>
+          <w:szCs w:val="34"/>
+        </w:rPr>
+      </w:pPr>
+      <w:r>
+        <w:rPr>
+          <w:rFonts w:ascii="Calibri" w:hAnsi="Calibri" w:cs="Calibri"/>
+          <w:sz w:val="34"/>
+          <w:szCs w:val="34"/>
+        </w:rPr>
+        <w:t xml:space="preserve"># </w:t>
+      </w:r>
+      <w:proofErr w:type="gramStart"/>
+      <w:r>
+        <w:rPr>
+          <w:rFonts w:ascii="Calibri" w:hAnsi="Calibri" w:cs="Calibri"/>
+          <w:sz w:val="34"/>
+          <w:szCs w:val="34"/>
+        </w:rPr>
+        <w:t xml:space="preserve">Here </w:t>
+      </w:r>
+      <w:r>
+        <w:rPr>
+          <w:rFonts w:ascii="Calibri" w:hAnsi="Calibri" w:cs="Calibri"/>
+          <w:b/>
+          <w:bCs/>
+          <w:sz w:val="34"/>
+          <w:szCs w:val="34"/>
+        </w:rPr>
+        <w:t>?</w:t>
+      </w:r>
+      <w:proofErr w:type="gramEnd"/>
+      <w:r>
+        <w:rPr>
+          <w:rFonts w:ascii="Calibri" w:hAnsi="Calibri" w:cs="Calibri"/>
+          <w:b/>
+          <w:bCs/>
+          <w:sz w:val="34"/>
+          <w:szCs w:val="34"/>
+        </w:rPr>
+        <w:t xml:space="preserve">. </w:t>
+      </w:r>
+      <w:r>
+        <w:rPr>
+          <w:rFonts w:ascii="Calibri" w:hAnsi="Calibri" w:cs="Calibri"/>
+          <w:sz w:val="34"/>
+          <w:szCs w:val="34"/>
+        </w:rPr>
+        <w:t>checks if the list itself is null.</w:t>
+      </w:r>
+    </w:p>
+    <w:p>
+      <w:pPr>
+        <w:jc w:val="both"/>
+        <w:rPr>
+          <w:rFonts w:ascii="Calibri" w:hAnsi="Calibri" w:cs="Calibri"/>
+          <w:b/>
+          <w:bCs/>
+          <w:color w:val="D86DCB" w:themeColor="accent5" w:themeTint="99"/>
+          <w:sz w:val="34"/>
+          <w:szCs w:val="34"/>
+        </w:rPr>
+      </w:pPr>
+      <w:r>
+        <w:rPr>
+          <w:rFonts w:ascii="Calibri" w:hAnsi="Calibri" w:cs="Calibri"/>
+          <w:b/>
+          <w:bCs/>
+          <w:color w:val="D86DCB" w:themeColor="accent5" w:themeTint="99"/>
+          <w:sz w:val="34"/>
+          <w:szCs w:val="34"/>
+        </w:rPr>
+        <w:t>String? a;</w:t>
+      </w:r>
+    </w:p>
+    <w:p>
+      <w:pPr>
+        <w:jc w:val="both"/>
+        <w:rPr>
+          <w:rFonts w:ascii="Calibri" w:hAnsi="Calibri" w:cs="Calibri"/>
+          <w:b/>
+          <w:bCs/>
+          <w:color w:val="D86DCB" w:themeColor="accent5" w:themeTint="99"/>
+          <w:sz w:val="34"/>
+          <w:szCs w:val="34"/>
+        </w:rPr>
+      </w:pPr>
+      <w:r>
+        <w:rPr>
+          <w:rFonts w:ascii="Calibri" w:hAnsi="Calibri" w:cs="Calibri"/>
+          <w:b/>
+          <w:bCs/>
+          <w:color w:val="D86DCB" w:themeColor="accent5" w:themeTint="99"/>
+          <w:sz w:val="34"/>
+          <w:szCs w:val="34"/>
+        </w:rPr>
+        <w:t>String? b;</w:t>
+      </w:r>
+    </w:p>
+    <w:p>
+      <w:pPr>
+        <w:jc w:val="both"/>
+        <w:rPr>
+          <w:rFonts w:ascii="Calibri" w:hAnsi="Calibri" w:cs="Calibri"/>
+          <w:b/>
+          <w:bCs/>
+          <w:color w:val="D86DCB" w:themeColor="accent5" w:themeTint="99"/>
+          <w:sz w:val="34"/>
+          <w:szCs w:val="34"/>
+        </w:rPr>
+      </w:pPr>
+      <w:r>
+        <w:rPr>
+          <w:rFonts w:ascii="Calibri" w:hAnsi="Calibri" w:cs="Calibri"/>
+          <w:b/>
+          <w:bCs/>
+          <w:color w:val="D86DCB" w:themeColor="accent5" w:themeTint="99"/>
+          <w:sz w:val="34"/>
+          <w:szCs w:val="34"/>
+        </w:rPr>
+        <w:t>var list = [a, b];</w:t>
+      </w:r>
+    </w:p>
+    <w:p>
+      <w:pPr>
+        <w:jc w:val="both"/>
+        <w:rPr>
+          <w:rFonts w:ascii="Calibri" w:hAnsi="Calibri" w:cs="Calibri"/>
+          <w:b/>
+          <w:bCs/>
+          <w:color w:val="D86DCB" w:themeColor="accent5" w:themeTint="99"/>
+          <w:sz w:val="34"/>
+          <w:szCs w:val="34"/>
+        </w:rPr>
+      </w:pPr>
+    </w:p>
+    <w:p>
+      <w:pPr>
+        <w:jc w:val="both"/>
+        <w:rPr>
+          <w:rFonts w:ascii="Calibri" w:hAnsi="Calibri" w:cs="Calibri"/>
+          <w:b/>
+          <w:bCs/>
+          <w:color w:val="D86DCB" w:themeColor="accent5" w:themeTint="99"/>
+          <w:sz w:val="34"/>
+          <w:szCs w:val="34"/>
+        </w:rPr>
+      </w:pPr>
+      <w:r>
+        <w:rPr>
+          <w:rFonts w:ascii="Calibri" w:hAnsi="Calibri" w:cs="Calibri"/>
+          <w:b/>
+          <w:bCs/>
+          <w:color w:val="D86DCB" w:themeColor="accent5" w:themeTint="99"/>
+          <w:sz w:val="34"/>
+          <w:szCs w:val="34"/>
+        </w:rPr>
+        <w:t>print(list</w:t>
+      </w:r>
+      <w:proofErr w:type="gramStart"/>
+      <w:r>
+        <w:rPr>
+          <w:rFonts w:ascii="Calibri" w:hAnsi="Calibri" w:cs="Calibri"/>
+          <w:b/>
+          <w:bCs/>
+          <w:color w:val="D86DCB" w:themeColor="accent5" w:themeTint="99"/>
+          <w:sz w:val="34"/>
+          <w:szCs w:val="34"/>
+        </w:rPr>
+        <w:t xml:space="preserve">); </w:t>
+      </w:r>
+      <w:r>
+        <w:rPr>
+          <w:rFonts w:ascii="Calibri" w:hAnsi="Calibri" w:cs="Calibri"/>
+          <w:b/>
+          <w:bCs/>
+          <w:color w:val="D86DCB" w:themeColor="accent5" w:themeTint="99"/>
+          <w:sz w:val="34"/>
+          <w:szCs w:val="34"/>
+        </w:rPr>
+        <w:t xml:space="preserve"> </w:t>
+      </w:r>
+      <w:r>
+        <w:rPr>
+          <w:rFonts w:ascii="Calibri" w:hAnsi="Calibri" w:cs="Calibri"/>
+          <w:b/>
+          <w:bCs/>
+          <w:color w:val="D86DCB" w:themeColor="accent5" w:themeTint="99"/>
+          <w:sz w:val="34"/>
+          <w:szCs w:val="34"/>
+        </w:rPr>
+        <w:t>/</w:t>
+      </w:r>
+      <w:proofErr w:type="gramEnd"/>
+      <w:r>
+        <w:rPr>
+          <w:rFonts w:ascii="Calibri" w:hAnsi="Calibri" w:cs="Calibri"/>
+          <w:b/>
+          <w:bCs/>
+          <w:color w:val="D86DCB" w:themeColor="accent5" w:themeTint="99"/>
+          <w:sz w:val="34"/>
+          <w:szCs w:val="34"/>
+        </w:rPr>
+        <w:t>/ [null, null]</w:t>
+      </w:r>
+    </w:p>
+    <w:p>
+      <w:pPr>
+        <w:jc w:val="both"/>
+        <w:rPr>
+          <w:rFonts w:ascii="Calibri" w:hAnsi="Calibri" w:cs="Calibri"/>
+          <w:b/>
+          <w:bCs/>
+          <w:sz w:val="34"/>
+          <w:szCs w:val="34"/>
+        </w:rPr>
+      </w:pPr>
+      <w:r>
+        <w:rPr>
+          <w:rFonts w:ascii="Calibri" w:hAnsi="Calibri" w:cs="Calibri"/>
+          <w:sz w:val="34"/>
+          <w:szCs w:val="34"/>
+        </w:rPr>
+        <w:t># With map key accessing</w:t>
+      </w:r>
+      <w:r>
+        <w:rPr>
+          <w:rFonts w:ascii="Calibri" w:hAnsi="Calibri" w:cs="Calibri"/>
+          <w:sz w:val="34"/>
+          <w:szCs w:val="34"/>
+        </w:rPr>
+        <w:t xml:space="preserve">. If </w:t>
+      </w:r>
+      <w:r>
+        <w:rPr>
+          <w:rFonts w:ascii="Calibri" w:hAnsi="Calibri" w:cs="Calibri"/>
+          <w:b/>
+          <w:bCs/>
+          <w:sz w:val="34"/>
+          <w:szCs w:val="34"/>
+        </w:rPr>
+        <w:t>scores</w:t>
+      </w:r>
+      <w:r>
+        <w:rPr>
+          <w:rFonts w:ascii="Calibri" w:hAnsi="Calibri" w:cs="Calibri"/>
+          <w:sz w:val="34"/>
+          <w:szCs w:val="34"/>
+        </w:rPr>
+        <w:t xml:space="preserve"> </w:t>
+      </w:r>
+      <w:proofErr w:type="gramStart"/>
+      <w:r>
+        <w:rPr>
+          <w:rFonts w:ascii="Calibri" w:hAnsi="Calibri" w:cs="Calibri"/>
+          <w:sz w:val="34"/>
+          <w:szCs w:val="34"/>
+        </w:rPr>
+        <w:t>is</w:t>
+      </w:r>
+      <w:proofErr w:type="gramEnd"/>
+      <w:r>
+        <w:rPr>
+          <w:rFonts w:ascii="Calibri" w:hAnsi="Calibri" w:cs="Calibri"/>
+          <w:sz w:val="34"/>
+          <w:szCs w:val="34"/>
+        </w:rPr>
+        <w:t xml:space="preserve"> </w:t>
+      </w:r>
+      <w:r>
+        <w:rPr>
+          <w:rFonts w:ascii="Calibri" w:hAnsi="Calibri" w:cs="Calibri"/>
+          <w:b/>
+          <w:bCs/>
+          <w:sz w:val="34"/>
+          <w:szCs w:val="34"/>
+        </w:rPr>
+        <w:t>null</w:t>
+      </w:r>
+      <w:r>
+        <w:rPr>
+          <w:rFonts w:ascii="Calibri" w:hAnsi="Calibri" w:cs="Calibri"/>
+          <w:sz w:val="34"/>
+          <w:szCs w:val="34"/>
+        </w:rPr>
+        <w:t xml:space="preserve"> → returns </w:t>
+      </w:r>
+      <w:r>
+        <w:rPr>
+          <w:rFonts w:ascii="Calibri" w:hAnsi="Calibri" w:cs="Calibri"/>
+          <w:b/>
+          <w:bCs/>
+          <w:sz w:val="34"/>
+          <w:szCs w:val="34"/>
+        </w:rPr>
+        <w:t>null</w:t>
+      </w:r>
+      <w:r>
+        <w:rPr>
+          <w:rFonts w:ascii="Calibri" w:hAnsi="Calibri" w:cs="Calibri"/>
+          <w:sz w:val="34"/>
+          <w:szCs w:val="34"/>
+        </w:rPr>
+        <w:t xml:space="preserve"> safely but if key doesn’t exist → also returns </w:t>
+      </w:r>
+      <w:r>
+        <w:rPr>
+          <w:rFonts w:ascii="Calibri" w:hAnsi="Calibri" w:cs="Calibri"/>
+          <w:b/>
+          <w:bCs/>
+          <w:sz w:val="34"/>
+          <w:szCs w:val="34"/>
+        </w:rPr>
+        <w:t>null</w:t>
+      </w:r>
+    </w:p>
+    <w:p>
+      <w:pPr>
+        <w:jc w:val="both"/>
+        <w:rPr>
+          <w:rFonts w:ascii="Calibri" w:hAnsi="Calibri" w:cs="Calibri"/>
+          <w:b/>
+          <w:bCs/>
+          <w:color w:val="D86DCB" w:themeColor="accent5" w:themeTint="99"/>
+          <w:sz w:val="34"/>
+          <w:szCs w:val="34"/>
+        </w:rPr>
+      </w:pPr>
+      <w:r>
+        <w:rPr>
+          <w:rFonts w:ascii="Calibri" w:hAnsi="Calibri" w:cs="Calibri"/>
+          <w:b/>
+          <w:bCs/>
+          <w:color w:val="D86DCB" w:themeColor="accent5" w:themeTint="99"/>
+          <w:sz w:val="34"/>
+          <w:szCs w:val="34"/>
+        </w:rPr>
+        <w:t>Map&lt;String, int&gt;? scores;</w:t>
+      </w:r>
+    </w:p>
+    <w:p>
+      <w:pPr>
+        <w:jc w:val="both"/>
+        <w:rPr>
+          <w:rFonts w:ascii="Calibri" w:hAnsi="Calibri" w:cs="Calibri"/>
+          <w:b/>
+          <w:bCs/>
+          <w:color w:val="D86DCB" w:themeColor="accent5" w:themeTint="99"/>
+          <w:sz w:val="34"/>
+          <w:szCs w:val="34"/>
+        </w:rPr>
+      </w:pPr>
+      <w:r>
+        <w:rPr>
+          <w:rFonts w:ascii="Calibri" w:hAnsi="Calibri" w:cs="Calibri"/>
+          <w:b/>
+          <w:bCs/>
+          <w:color w:val="D86DCB" w:themeColor="accent5" w:themeTint="99"/>
+          <w:sz w:val="34"/>
+          <w:szCs w:val="34"/>
+        </w:rPr>
+        <w:t>print(</w:t>
+      </w:r>
+      <w:proofErr w:type="gramStart"/>
+      <w:r>
+        <w:rPr>
+          <w:rFonts w:ascii="Calibri" w:hAnsi="Calibri" w:cs="Calibri"/>
+          <w:b/>
+          <w:bCs/>
+          <w:color w:val="D86DCB" w:themeColor="accent5" w:themeTint="99"/>
+          <w:sz w:val="34"/>
+          <w:szCs w:val="34"/>
+        </w:rPr>
+        <w:t>scores?[</w:t>
+      </w:r>
+      <w:proofErr w:type="gramEnd"/>
+      <w:r>
+        <w:rPr>
+          <w:rFonts w:ascii="Calibri" w:hAnsi="Calibri" w:cs="Calibri"/>
+          <w:b/>
+          <w:bCs/>
+          <w:color w:val="D86DCB" w:themeColor="accent5" w:themeTint="99"/>
+          <w:sz w:val="34"/>
+          <w:szCs w:val="34"/>
+        </w:rPr>
+        <w:t>'math']); // null if scores is null</w:t>
+      </w:r>
+    </w:p>
+    <w:p>
+      <w:pPr>
+        <w:jc w:val="both"/>
+        <w:rPr>
+          <w:rFonts w:ascii="Calibri" w:hAnsi="Calibri" w:cs="Calibri"/>
+          <w:sz w:val="34"/>
+          <w:szCs w:val="34"/>
+        </w:rPr>
+      </w:pPr>
+    </w:p>
+    <w:p>
+      <w:pPr>
+        <w:jc w:val="both"/>
+        <w:rPr>
+          <w:rFonts w:ascii="Calibri" w:hAnsi="Calibri" w:cs="Calibri"/>
+          <w:sz w:val="34"/>
+          <w:szCs w:val="34"/>
+        </w:rPr>
+      </w:pPr>
+    </w:p>
+    <w:p>
+      <w:pPr>
+        <w:jc w:val="both"/>
+        <w:rPr>
+          <w:rFonts w:ascii="Calibri" w:hAnsi="Calibri" w:cs="Calibri"/>
+          <w:sz w:val="34"/>
+          <w:szCs w:val="34"/>
+        </w:rPr>
+      </w:pPr>
+      <w:r>
+        <w:rPr>
+          <w:rFonts w:ascii="Calibri" w:hAnsi="Calibri" w:cs="Calibri"/>
+          <w:b/>
+          <w:bCs/>
+          <w:sz w:val="34"/>
+          <w:szCs w:val="34"/>
+        </w:rPr>
+        <w:t>Late Keyword:</w:t>
+      </w:r>
+    </w:p>
+    <w:p>
+      <w:pPr>
+        <w:jc w:val="both"/>
+        <w:rPr>
+          <w:rFonts w:ascii="Calibri" w:hAnsi="Calibri" w:cs="Calibri"/>
+          <w:sz w:val="34"/>
+          <w:szCs w:val="34"/>
+        </w:rPr>
+      </w:pPr>
+      <w:r>
+        <w:rPr>
+          <w:rFonts w:ascii="Calibri" w:hAnsi="Calibri" w:cs="Calibri"/>
+          <w:sz w:val="34"/>
+          <w:szCs w:val="34"/>
+        </w:rPr>
+        <w:t xml:space="preserve"># </w:t>
+      </w:r>
+      <w:r>
+        <w:rPr>
+          <w:rFonts w:ascii="Calibri" w:hAnsi="Calibri" w:cs="Calibri"/>
+          <w:sz w:val="34"/>
+          <w:szCs w:val="34"/>
+        </w:rPr>
+        <w:t xml:space="preserve">Sometimes we can’t initialize a variable immediately but we promise to do it before using it that’s where </w:t>
+      </w:r>
+      <w:r>
+        <w:rPr>
+          <w:rFonts w:ascii="Calibri" w:hAnsi="Calibri" w:cs="Calibri"/>
+          <w:b/>
+          <w:bCs/>
+          <w:sz w:val="34"/>
+          <w:szCs w:val="34"/>
+        </w:rPr>
+        <w:t>late</w:t>
+      </w:r>
+      <w:r>
+        <w:rPr>
+          <w:rFonts w:ascii="Calibri" w:hAnsi="Calibri" w:cs="Calibri"/>
+          <w:sz w:val="34"/>
+          <w:szCs w:val="34"/>
+        </w:rPr>
+        <w:t xml:space="preserve"> comes in</w:t>
+      </w:r>
+    </w:p>
+    <w:p>
+      <w:pPr>
+        <w:jc w:val="both"/>
+        <w:rPr>
+          <w:rFonts w:ascii="Calibri" w:hAnsi="Calibri" w:cs="Calibri"/>
+          <w:b/>
+          <w:bCs/>
+          <w:color w:val="D86DCB" w:themeColor="accent5" w:themeTint="99"/>
+          <w:sz w:val="34"/>
+          <w:szCs w:val="34"/>
+        </w:rPr>
+      </w:pPr>
+      <w:r>
+        <w:rPr>
+          <w:rFonts w:ascii="Calibri" w:hAnsi="Calibri" w:cs="Calibri"/>
+          <w:b/>
+          <w:bCs/>
+          <w:color w:val="D86DCB" w:themeColor="accent5" w:themeTint="99"/>
+          <w:sz w:val="34"/>
+          <w:szCs w:val="34"/>
+        </w:rPr>
+        <w:lastRenderedPageBreak/>
+        <w:t>late String token;</w:t>
+      </w:r>
+    </w:p>
+    <w:p>
+      <w:pPr>
+        <w:jc w:val="both"/>
+        <w:rPr>
+          <w:rFonts w:ascii="Calibri" w:hAnsi="Calibri" w:cs="Calibri"/>
+          <w:b/>
+          <w:bCs/>
+          <w:color w:val="D86DCB" w:themeColor="accent5" w:themeTint="99"/>
+          <w:sz w:val="34"/>
+          <w:szCs w:val="34"/>
+        </w:rPr>
+      </w:pPr>
+      <w:r>
+        <w:rPr>
+          <w:rFonts w:ascii="Calibri" w:hAnsi="Calibri" w:cs="Calibri"/>
+          <w:b/>
+          <w:bCs/>
+          <w:color w:val="D86DCB" w:themeColor="accent5" w:themeTint="99"/>
+          <w:sz w:val="34"/>
+          <w:szCs w:val="34"/>
+        </w:rPr>
+        <w:t xml:space="preserve">void </w:t>
+      </w:r>
+      <w:proofErr w:type="gramStart"/>
+      <w:r>
+        <w:rPr>
+          <w:rFonts w:ascii="Calibri" w:hAnsi="Calibri" w:cs="Calibri"/>
+          <w:b/>
+          <w:bCs/>
+          <w:color w:val="D86DCB" w:themeColor="accent5" w:themeTint="99"/>
+          <w:sz w:val="34"/>
+          <w:szCs w:val="34"/>
+        </w:rPr>
+        <w:t>main(</w:t>
+      </w:r>
+      <w:proofErr w:type="gramEnd"/>
+      <w:r>
+        <w:rPr>
+          <w:rFonts w:ascii="Calibri" w:hAnsi="Calibri" w:cs="Calibri"/>
+          <w:b/>
+          <w:bCs/>
+          <w:color w:val="D86DCB" w:themeColor="accent5" w:themeTint="99"/>
+          <w:sz w:val="34"/>
+          <w:szCs w:val="34"/>
+        </w:rPr>
+        <w:t>) {</w:t>
+      </w:r>
+    </w:p>
+    <w:p>
+      <w:pPr>
+        <w:jc w:val="both"/>
+        <w:rPr>
+          <w:rFonts w:ascii="Calibri" w:hAnsi="Calibri" w:cs="Calibri"/>
+          <w:b/>
+          <w:bCs/>
+          <w:color w:val="D86DCB" w:themeColor="accent5" w:themeTint="99"/>
+          <w:sz w:val="34"/>
+          <w:szCs w:val="34"/>
+        </w:rPr>
+      </w:pPr>
+      <w:r>
+        <w:rPr>
+          <w:rFonts w:ascii="Calibri" w:hAnsi="Calibri" w:cs="Calibri"/>
+          <w:b/>
+          <w:bCs/>
+          <w:color w:val="D86DCB" w:themeColor="accent5" w:themeTint="99"/>
+          <w:sz w:val="34"/>
+          <w:szCs w:val="34"/>
+        </w:rPr>
+        <w:t xml:space="preserve">  token = 'abc123';</w:t>
+      </w:r>
+    </w:p>
+    <w:p>
+      <w:pPr>
+        <w:jc w:val="both"/>
+        <w:rPr>
+          <w:rFonts w:ascii="Calibri" w:hAnsi="Calibri" w:cs="Calibri"/>
+          <w:b/>
+          <w:bCs/>
+          <w:color w:val="D86DCB" w:themeColor="accent5" w:themeTint="99"/>
+          <w:sz w:val="34"/>
+          <w:szCs w:val="34"/>
+        </w:rPr>
+      </w:pPr>
+      <w:r>
+        <w:rPr>
+          <w:rFonts w:ascii="Calibri" w:hAnsi="Calibri" w:cs="Calibri"/>
+          <w:b/>
+          <w:bCs/>
+          <w:color w:val="D86DCB" w:themeColor="accent5" w:themeTint="99"/>
+          <w:sz w:val="34"/>
+          <w:szCs w:val="34"/>
+        </w:rPr>
+        <w:t xml:space="preserve">  print(token);</w:t>
+      </w:r>
+    </w:p>
+    <w:p>
+      <w:pPr>
+        <w:jc w:val="both"/>
+        <w:rPr>
+          <w:rFonts w:ascii="Calibri" w:hAnsi="Calibri" w:cs="Calibri"/>
+          <w:b/>
+          <w:bCs/>
+          <w:color w:val="D86DCB" w:themeColor="accent5" w:themeTint="99"/>
+          <w:sz w:val="34"/>
+          <w:szCs w:val="34"/>
+        </w:rPr>
+      </w:pPr>
+      <w:r>
+        <w:rPr>
+          <w:rFonts w:ascii="Calibri" w:hAnsi="Calibri" w:cs="Calibri"/>
+          <w:b/>
+          <w:bCs/>
+          <w:color w:val="D86DCB" w:themeColor="accent5" w:themeTint="99"/>
+          <w:sz w:val="34"/>
+          <w:szCs w:val="34"/>
+        </w:rPr>
+        <w:t>}</w:t>
+      </w:r>
+    </w:p>
+    <w:p>
+      <w:pPr>
+        <w:jc w:val="both"/>
+        <w:rPr>
+          <w:rFonts w:ascii="Calibri" w:hAnsi="Calibri" w:cs="Calibri"/>
+          <w:sz w:val="34"/>
+          <w:szCs w:val="34"/>
+        </w:rPr>
+      </w:pPr>
+      <w:r>
+        <w:rPr>
+          <w:rFonts w:ascii="Calibri" w:hAnsi="Calibri" w:cs="Calibri"/>
+          <w:sz w:val="34"/>
+          <w:szCs w:val="34"/>
+        </w:rPr>
+        <w:t xml:space="preserve">Output: </w:t>
+      </w:r>
+      <w:r>
+        <w:rPr>
+          <w:rFonts w:ascii="Calibri" w:hAnsi="Calibri" w:cs="Calibri"/>
+          <w:b/>
+          <w:bCs/>
+          <w:sz w:val="34"/>
+          <w:szCs w:val="34"/>
+        </w:rPr>
+        <w:t>abc123</w:t>
+      </w:r>
+    </w:p>
+    <w:p>
+      <w:pPr>
+        <w:jc w:val="both"/>
+        <w:rPr>
+          <w:rFonts w:ascii="Calibri" w:hAnsi="Calibri" w:cs="Calibri"/>
+          <w:b/>
+          <w:bCs/>
+          <w:sz w:val="34"/>
+          <w:szCs w:val="34"/>
+        </w:rPr>
+      </w:pPr>
+    </w:p>
+    <w:p>
+      <w:pPr>
+        <w:jc w:val="both"/>
+        <w:rPr>
+          <w:rFonts w:ascii="Calibri" w:hAnsi="Calibri" w:cs="Calibri"/>
+          <w:b/>
+          <w:bCs/>
+          <w:sz w:val="34"/>
+          <w:szCs w:val="34"/>
+        </w:rPr>
+      </w:pPr>
+    </w:p>
+    <w:p>
+      <w:pPr>
+        <w:jc w:val="both"/>
+        <w:rPr>
+          <w:rFonts w:ascii="Calibri" w:hAnsi="Calibri" w:cs="Calibri"/>
+          <w:sz w:val="34"/>
+          <w:szCs w:val="34"/>
+        </w:rPr>
+      </w:pPr>
+      <w:r>
+        <w:rPr>
+          <w:rFonts w:ascii="Calibri" w:hAnsi="Calibri" w:cs="Calibri"/>
+          <w:b/>
+          <w:bCs/>
+          <w:sz w:val="34"/>
+          <w:szCs w:val="34"/>
+        </w:rPr>
+        <w:t xml:space="preserve">Final </w:t>
       </w:r>
       <w:proofErr w:type="spellStart"/>
       <w:r>
@@ -2685,11 +3616,10 @@
           <w:rFonts w:ascii="Calibri" w:hAnsi="Calibri" w:cs="Calibri"/>
           <w:b/>
           <w:bCs/>
-          <w:color w:val="D86DCB" w:themeColor="accent5" w:themeTint="99"/>
-          <w:sz w:val="36"/>
-          <w:szCs w:val="36"/>
-        </w:rPr>
-        <w:t>sureAge</w:t>
+          <w:sz w:val="34"/>
+          <w:szCs w:val="34"/>
+        </w:rPr>
+        <w:t>Takeway</w:t>
       </w:r>
       <w:proofErr w:type="spellEnd"/>
       <w:r>
@@ -2697,925 +3627,8 @@
           <w:rFonts w:ascii="Calibri" w:hAnsi="Calibri" w:cs="Calibri"/>
           <w:b/>
           <w:bCs/>
-          <w:color w:val="D86DCB" w:themeColor="accent5" w:themeTint="99"/>
-          <w:sz w:val="36"/>
-          <w:szCs w:val="36"/>
-        </w:rPr>
-        <w:t>);</w:t>
-      </w:r>
-    </w:p>
-    <w:p>
-      <w:pPr>
-        <w:jc w:val="both"/>
-        <w:rPr>
-          <w:rFonts w:ascii="Calibri" w:hAnsi="Calibri" w:cs="Calibri"/>
-          <w:b/>
-          <w:bCs/>
-          <w:color w:val="D86DCB" w:themeColor="accent5" w:themeTint="99"/>
-          <w:sz w:val="36"/>
-          <w:szCs w:val="36"/>
-        </w:rPr>
-      </w:pPr>
-      <w:r>
-        <w:rPr>
-          <w:rFonts w:ascii="Calibri" w:hAnsi="Calibri" w:cs="Calibri"/>
-          <w:b/>
-          <w:bCs/>
-          <w:color w:val="D86DCB" w:themeColor="accent5" w:themeTint="99"/>
-          <w:sz w:val="36"/>
-          <w:szCs w:val="36"/>
-        </w:rPr>
-        <w:t>}</w:t>
-      </w:r>
-    </w:p>
-    <w:p>
-      <w:pPr>
-        <w:jc w:val="both"/>
-        <w:rPr>
-          <w:rFonts w:ascii="Calibri" w:hAnsi="Calibri" w:cs="Calibri"/>
-          <w:b/>
-          <w:bCs/>
-          <w:sz w:val="36"/>
-          <w:szCs w:val="36"/>
-        </w:rPr>
-      </w:pPr>
-      <w:r>
-        <w:rPr>
-          <w:rFonts w:ascii="Calibri" w:hAnsi="Calibri" w:cs="Calibri"/>
-          <w:sz w:val="36"/>
-          <w:szCs w:val="36"/>
-        </w:rPr>
-        <w:t xml:space="preserve">Output: </w:t>
-      </w:r>
-      <w:r>
-        <w:rPr>
-          <w:rFonts w:ascii="Calibri" w:hAnsi="Calibri" w:cs="Calibri"/>
-          <w:b/>
-          <w:bCs/>
-          <w:sz w:val="36"/>
-          <w:szCs w:val="36"/>
-        </w:rPr>
-        <w:t>20</w:t>
-      </w:r>
-    </w:p>
-    <w:p>
-      <w:pPr>
-        <w:jc w:val="both"/>
-        <w:rPr>
-          <w:rFonts w:ascii="Calibri" w:hAnsi="Calibri" w:cs="Calibri"/>
-          <w:b/>
-          <w:bCs/>
-          <w:sz w:val="36"/>
-          <w:szCs w:val="36"/>
-        </w:rPr>
-      </w:pPr>
-    </w:p>
-    <w:p>
-      <w:pPr>
-        <w:jc w:val="both"/>
-        <w:rPr>
-          <w:rFonts w:ascii="Calibri" w:hAnsi="Calibri" w:cs="Calibri"/>
-          <w:b/>
-          <w:bCs/>
-          <w:sz w:val="36"/>
-          <w:szCs w:val="36"/>
-        </w:rPr>
-      </w:pPr>
-    </w:p>
-    <w:p>
-      <w:pPr>
-        <w:jc w:val="both"/>
-        <w:rPr>
-          <w:rFonts w:ascii="Calibri" w:hAnsi="Calibri" w:cs="Calibri"/>
-          <w:b/>
-          <w:bCs/>
-          <w:sz w:val="36"/>
-          <w:szCs w:val="36"/>
-        </w:rPr>
-      </w:pPr>
-      <w:r>
-        <w:rPr>
-          <w:rFonts w:ascii="Calibri" w:hAnsi="Calibri" w:cs="Calibri"/>
-          <w:b/>
-          <w:bCs/>
-          <w:sz w:val="36"/>
-          <w:szCs w:val="36"/>
-        </w:rPr>
-        <w:t>Null Aware Operator</w:t>
-      </w:r>
-      <w:r>
-        <w:rPr>
-          <w:rFonts w:ascii="Calibri" w:hAnsi="Calibri" w:cs="Calibri"/>
-          <w:b/>
-          <w:bCs/>
-          <w:sz w:val="36"/>
-          <w:szCs w:val="36"/>
-        </w:rPr>
-        <w:t xml:space="preserve"> in List and Map</w:t>
-      </w:r>
-      <w:r>
-        <w:rPr>
-          <w:rFonts w:ascii="Calibri" w:hAnsi="Calibri" w:cs="Calibri"/>
-          <w:b/>
-          <w:bCs/>
-          <w:sz w:val="36"/>
-          <w:szCs w:val="36"/>
-        </w:rPr>
-        <w:t>:</w:t>
-      </w:r>
-    </w:p>
-    <w:p>
-      <w:pPr>
-        <w:jc w:val="both"/>
-        <w:rPr>
-          <w:rFonts w:ascii="Calibri" w:hAnsi="Calibri" w:cs="Calibri"/>
-          <w:sz w:val="36"/>
-          <w:szCs w:val="36"/>
-        </w:rPr>
-      </w:pPr>
-      <w:r>
-        <w:rPr>
-          <w:rFonts w:ascii="Calibri" w:hAnsi="Calibri" w:cs="Calibri"/>
-          <w:sz w:val="36"/>
-          <w:szCs w:val="36"/>
-        </w:rPr>
-        <w:t xml:space="preserve"># We can use null aware </w:t>
-      </w:r>
-      <w:proofErr w:type="gramStart"/>
-      <w:r>
-        <w:rPr>
-          <w:rFonts w:ascii="Calibri" w:hAnsi="Calibri" w:cs="Calibri"/>
-          <w:sz w:val="36"/>
-          <w:szCs w:val="36"/>
-        </w:rPr>
-        <w:t>operator</w:t>
-      </w:r>
-      <w:r>
-        <w:rPr>
-          <w:rFonts w:ascii="Calibri" w:hAnsi="Calibri" w:cs="Calibri"/>
-          <w:sz w:val="36"/>
-          <w:szCs w:val="36"/>
-        </w:rPr>
-        <w:t xml:space="preserve"> </w:t>
-      </w:r>
-      <w:r>
-        <w:rPr>
-          <w:rFonts w:ascii="Calibri" w:hAnsi="Calibri" w:cs="Calibri"/>
-          <w:b/>
-          <w:bCs/>
-          <w:sz w:val="36"/>
-          <w:szCs w:val="36"/>
-        </w:rPr>
-        <w:t>?</w:t>
-      </w:r>
-      <w:proofErr w:type="gramEnd"/>
-      <w:r>
-        <w:rPr>
-          <w:rFonts w:ascii="Calibri" w:hAnsi="Calibri" w:cs="Calibri"/>
-          <w:b/>
-          <w:bCs/>
-          <w:sz w:val="36"/>
-          <w:szCs w:val="36"/>
-        </w:rPr>
-        <w:t>.</w:t>
-      </w:r>
-      <w:r>
-        <w:rPr>
-          <w:rFonts w:ascii="Calibri" w:hAnsi="Calibri" w:cs="Calibri"/>
-          <w:sz w:val="36"/>
-          <w:szCs w:val="36"/>
-        </w:rPr>
-        <w:t xml:space="preserve"> </w:t>
-      </w:r>
-      <w:r>
-        <w:rPr>
-          <w:rFonts w:ascii="Calibri" w:hAnsi="Calibri" w:cs="Calibri"/>
-          <w:sz w:val="36"/>
-          <w:szCs w:val="36"/>
-        </w:rPr>
-        <w:t>in List and Map’s too</w:t>
-      </w:r>
-      <w:r>
-        <w:rPr>
-          <w:rFonts w:ascii="Calibri" w:hAnsi="Calibri" w:cs="Calibri"/>
-          <w:sz w:val="36"/>
-          <w:szCs w:val="36"/>
-        </w:rPr>
-        <w:t>.</w:t>
-      </w:r>
-    </w:p>
-    <w:p>
-      <w:pPr>
-        <w:jc w:val="both"/>
-        <w:rPr>
-          <w:rFonts w:ascii="Calibri" w:hAnsi="Calibri" w:cs="Calibri"/>
-          <w:sz w:val="36"/>
-          <w:szCs w:val="36"/>
-        </w:rPr>
-      </w:pPr>
-      <w:r>
-        <w:rPr>
-          <w:rFonts w:ascii="Calibri" w:hAnsi="Calibri" w:cs="Calibri"/>
-          <w:sz w:val="36"/>
-          <w:szCs w:val="36"/>
-        </w:rPr>
-        <w:t xml:space="preserve"># </w:t>
-      </w:r>
-      <w:proofErr w:type="gramStart"/>
-      <w:r>
-        <w:rPr>
-          <w:rFonts w:ascii="Calibri" w:hAnsi="Calibri" w:cs="Calibri"/>
-          <w:sz w:val="36"/>
-          <w:szCs w:val="36"/>
-        </w:rPr>
-        <w:t xml:space="preserve">Here </w:t>
-      </w:r>
-      <w:r>
-        <w:rPr>
-          <w:rFonts w:ascii="Calibri" w:hAnsi="Calibri" w:cs="Calibri"/>
-          <w:b/>
-          <w:bCs/>
-          <w:sz w:val="36"/>
-          <w:szCs w:val="36"/>
-        </w:rPr>
-        <w:t>?</w:t>
-      </w:r>
-      <w:proofErr w:type="gramEnd"/>
-      <w:r>
-        <w:rPr>
-          <w:rFonts w:ascii="Calibri" w:hAnsi="Calibri" w:cs="Calibri"/>
-          <w:b/>
-          <w:bCs/>
-          <w:sz w:val="36"/>
-          <w:szCs w:val="36"/>
-        </w:rPr>
-        <w:t xml:space="preserve">. </w:t>
-      </w:r>
-      <w:r>
-        <w:rPr>
-          <w:rFonts w:ascii="Calibri" w:hAnsi="Calibri" w:cs="Calibri"/>
-          <w:sz w:val="36"/>
-          <w:szCs w:val="36"/>
-        </w:rPr>
-        <w:t>checks if the list itself is null.</w:t>
-      </w:r>
-    </w:p>
-    <w:p>
-      <w:pPr>
-        <w:jc w:val="both"/>
-        <w:rPr>
-          <w:rFonts w:ascii="Calibri" w:hAnsi="Calibri" w:cs="Calibri"/>
-          <w:b/>
-          <w:bCs/>
-          <w:color w:val="D86DCB" w:themeColor="accent5" w:themeTint="99"/>
-          <w:sz w:val="36"/>
-          <w:szCs w:val="36"/>
-        </w:rPr>
-      </w:pPr>
-      <w:r>
-        <w:rPr>
-          <w:rFonts w:ascii="Calibri" w:hAnsi="Calibri" w:cs="Calibri"/>
-          <w:b/>
-          <w:bCs/>
-          <w:color w:val="D86DCB" w:themeColor="accent5" w:themeTint="99"/>
-          <w:sz w:val="36"/>
-          <w:szCs w:val="36"/>
-        </w:rPr>
-        <w:t>String? a;</w:t>
-      </w:r>
-    </w:p>
-    <w:p>
-      <w:pPr>
-        <w:jc w:val="both"/>
-        <w:rPr>
-          <w:rFonts w:ascii="Calibri" w:hAnsi="Calibri" w:cs="Calibri"/>
-          <w:b/>
-          <w:bCs/>
-          <w:color w:val="D86DCB" w:themeColor="accent5" w:themeTint="99"/>
-          <w:sz w:val="36"/>
-          <w:szCs w:val="36"/>
-        </w:rPr>
-      </w:pPr>
-      <w:r>
-        <w:rPr>
-          <w:rFonts w:ascii="Calibri" w:hAnsi="Calibri" w:cs="Calibri"/>
-          <w:b/>
-          <w:bCs/>
-          <w:color w:val="D86DCB" w:themeColor="accent5" w:themeTint="99"/>
-          <w:sz w:val="36"/>
-          <w:szCs w:val="36"/>
-        </w:rPr>
-        <w:t>String? b;</w:t>
-      </w:r>
-    </w:p>
-    <w:p>
-      <w:pPr>
-        <w:jc w:val="both"/>
-        <w:rPr>
-          <w:rFonts w:ascii="Calibri" w:hAnsi="Calibri" w:cs="Calibri"/>
-          <w:b/>
-          <w:bCs/>
-          <w:color w:val="D86DCB" w:themeColor="accent5" w:themeTint="99"/>
-          <w:sz w:val="36"/>
-          <w:szCs w:val="36"/>
-        </w:rPr>
-      </w:pPr>
-      <w:r>
-        <w:rPr>
-          <w:rFonts w:ascii="Calibri" w:hAnsi="Calibri" w:cs="Calibri"/>
-          <w:b/>
-          <w:bCs/>
-          <w:color w:val="D86DCB" w:themeColor="accent5" w:themeTint="99"/>
-          <w:sz w:val="36"/>
-          <w:szCs w:val="36"/>
-        </w:rPr>
-        <w:t>var list = [a, b];</w:t>
-      </w:r>
-    </w:p>
-    <w:p>
-      <w:pPr>
-        <w:jc w:val="both"/>
-        <w:rPr>
-          <w:rFonts w:ascii="Calibri" w:hAnsi="Calibri" w:cs="Calibri"/>
-          <w:b/>
-          <w:bCs/>
-          <w:color w:val="D86DCB" w:themeColor="accent5" w:themeTint="99"/>
-          <w:sz w:val="36"/>
-          <w:szCs w:val="36"/>
-        </w:rPr>
-      </w:pPr>
-    </w:p>
-    <w:p>
-      <w:pPr>
-        <w:jc w:val="both"/>
-        <w:rPr>
-          <w:rFonts w:ascii="Calibri" w:hAnsi="Calibri" w:cs="Calibri"/>
-          <w:b/>
-          <w:bCs/>
-          <w:color w:val="D86DCB" w:themeColor="accent5" w:themeTint="99"/>
-          <w:sz w:val="36"/>
-          <w:szCs w:val="36"/>
-        </w:rPr>
-      </w:pPr>
-      <w:r>
-        <w:rPr>
-          <w:rFonts w:ascii="Calibri" w:hAnsi="Calibri" w:cs="Calibri"/>
-          <w:b/>
-          <w:bCs/>
-          <w:color w:val="D86DCB" w:themeColor="accent5" w:themeTint="99"/>
-          <w:sz w:val="36"/>
-          <w:szCs w:val="36"/>
-        </w:rPr>
-        <w:t>print(list</w:t>
-      </w:r>
-      <w:proofErr w:type="gramStart"/>
-      <w:r>
-        <w:rPr>
-          <w:rFonts w:ascii="Calibri" w:hAnsi="Calibri" w:cs="Calibri"/>
-          <w:b/>
-          <w:bCs/>
-          <w:color w:val="D86DCB" w:themeColor="accent5" w:themeTint="99"/>
-          <w:sz w:val="36"/>
-          <w:szCs w:val="36"/>
-        </w:rPr>
-        <w:t xml:space="preserve">); </w:t>
-      </w:r>
-      <w:r>
-        <w:rPr>
-          <w:rFonts w:ascii="Calibri" w:hAnsi="Calibri" w:cs="Calibri"/>
-          <w:b/>
-          <w:bCs/>
-          <w:color w:val="D86DCB" w:themeColor="accent5" w:themeTint="99"/>
-          <w:sz w:val="36"/>
-          <w:szCs w:val="36"/>
-        </w:rPr>
-        <w:t xml:space="preserve"> </w:t>
-      </w:r>
-      <w:r>
-        <w:rPr>
-          <w:rFonts w:ascii="Calibri" w:hAnsi="Calibri" w:cs="Calibri"/>
-          <w:b/>
-          <w:bCs/>
-          <w:color w:val="D86DCB" w:themeColor="accent5" w:themeTint="99"/>
-          <w:sz w:val="36"/>
-          <w:szCs w:val="36"/>
-        </w:rPr>
-        <w:t>/</w:t>
-      </w:r>
-      <w:proofErr w:type="gramEnd"/>
-      <w:r>
-        <w:rPr>
-          <w:rFonts w:ascii="Calibri" w:hAnsi="Calibri" w:cs="Calibri"/>
-          <w:b/>
-          <w:bCs/>
-          <w:color w:val="D86DCB" w:themeColor="accent5" w:themeTint="99"/>
-          <w:sz w:val="36"/>
-          <w:szCs w:val="36"/>
-        </w:rPr>
-        <w:t>/ [null, null]</w:t>
-      </w:r>
-    </w:p>
-    <w:p>
-      <w:pPr>
-        <w:jc w:val="both"/>
-        <w:rPr>
-          <w:rFonts w:ascii="Calibri" w:hAnsi="Calibri" w:cs="Calibri"/>
-          <w:b/>
-          <w:bCs/>
-          <w:sz w:val="36"/>
-          <w:szCs w:val="36"/>
-        </w:rPr>
-      </w:pPr>
-      <w:r>
-        <w:rPr>
-          <w:rFonts w:ascii="Calibri" w:hAnsi="Calibri" w:cs="Calibri"/>
-          <w:sz w:val="36"/>
-          <w:szCs w:val="36"/>
-        </w:rPr>
-        <w:t># With map key accessing</w:t>
-      </w:r>
-      <w:r>
-        <w:rPr>
-          <w:rFonts w:ascii="Calibri" w:hAnsi="Calibri" w:cs="Calibri"/>
-          <w:sz w:val="36"/>
-          <w:szCs w:val="36"/>
-        </w:rPr>
-        <w:t xml:space="preserve">. If </w:t>
-      </w:r>
-      <w:r>
-        <w:rPr>
-          <w:rFonts w:ascii="Calibri" w:hAnsi="Calibri" w:cs="Calibri"/>
-          <w:b/>
-          <w:bCs/>
-          <w:sz w:val="36"/>
-          <w:szCs w:val="36"/>
-        </w:rPr>
-        <w:t>scores</w:t>
-      </w:r>
-      <w:r>
-        <w:rPr>
-          <w:rFonts w:ascii="Calibri" w:hAnsi="Calibri" w:cs="Calibri"/>
-          <w:sz w:val="36"/>
-          <w:szCs w:val="36"/>
-        </w:rPr>
-        <w:t xml:space="preserve"> </w:t>
-      </w:r>
-      <w:proofErr w:type="gramStart"/>
-      <w:r>
-        <w:rPr>
-          <w:rFonts w:ascii="Calibri" w:hAnsi="Calibri" w:cs="Calibri"/>
-          <w:sz w:val="36"/>
-          <w:szCs w:val="36"/>
-        </w:rPr>
-        <w:t>is</w:t>
-      </w:r>
-      <w:proofErr w:type="gramEnd"/>
-      <w:r>
-        <w:rPr>
-          <w:rFonts w:ascii="Calibri" w:hAnsi="Calibri" w:cs="Calibri"/>
-          <w:sz w:val="36"/>
-          <w:szCs w:val="36"/>
-        </w:rPr>
-        <w:t xml:space="preserve"> </w:t>
-      </w:r>
-      <w:r>
-        <w:rPr>
-          <w:rFonts w:ascii="Calibri" w:hAnsi="Calibri" w:cs="Calibri"/>
-          <w:b/>
-          <w:bCs/>
-          <w:sz w:val="36"/>
-          <w:szCs w:val="36"/>
-        </w:rPr>
-        <w:t>null</w:t>
-      </w:r>
-      <w:r>
-        <w:rPr>
-          <w:rFonts w:ascii="Calibri" w:hAnsi="Calibri" w:cs="Calibri"/>
-          <w:sz w:val="36"/>
-          <w:szCs w:val="36"/>
-        </w:rPr>
-        <w:t xml:space="preserve"> → returns </w:t>
-      </w:r>
-      <w:r>
-        <w:rPr>
-          <w:rFonts w:ascii="Calibri" w:hAnsi="Calibri" w:cs="Calibri"/>
-          <w:b/>
-          <w:bCs/>
-          <w:sz w:val="36"/>
-          <w:szCs w:val="36"/>
-        </w:rPr>
-        <w:t>null</w:t>
-      </w:r>
-      <w:r>
-        <w:rPr>
-          <w:rFonts w:ascii="Calibri" w:hAnsi="Calibri" w:cs="Calibri"/>
-          <w:sz w:val="36"/>
-          <w:szCs w:val="36"/>
-        </w:rPr>
-        <w:t xml:space="preserve"> safely but if key doesn’t exist → also returns </w:t>
-      </w:r>
-      <w:r>
-        <w:rPr>
-          <w:rFonts w:ascii="Calibri" w:hAnsi="Calibri" w:cs="Calibri"/>
-          <w:b/>
-          <w:bCs/>
-          <w:sz w:val="36"/>
-          <w:szCs w:val="36"/>
-        </w:rPr>
-        <w:t>null</w:t>
-      </w:r>
-    </w:p>
-    <w:p>
-      <w:pPr>
-        <w:jc w:val="both"/>
-        <w:rPr>
-          <w:rFonts w:ascii="Calibri" w:hAnsi="Calibri" w:cs="Calibri"/>
-          <w:b/>
-          <w:bCs/>
-          <w:color w:val="D86DCB" w:themeColor="accent5" w:themeTint="99"/>
-          <w:sz w:val="36"/>
-          <w:szCs w:val="36"/>
-        </w:rPr>
-      </w:pPr>
-      <w:r>
-        <w:rPr>
-          <w:rFonts w:ascii="Calibri" w:hAnsi="Calibri" w:cs="Calibri"/>
-          <w:b/>
-          <w:bCs/>
-          <w:color w:val="D86DCB" w:themeColor="accent5" w:themeTint="99"/>
-          <w:sz w:val="36"/>
-          <w:szCs w:val="36"/>
-        </w:rPr>
-        <w:t>Map&lt;String, int&gt;? scores;</w:t>
-      </w:r>
-    </w:p>
-    <w:p>
-      <w:pPr>
-        <w:jc w:val="both"/>
-        <w:rPr>
-          <w:rFonts w:ascii="Calibri" w:hAnsi="Calibri" w:cs="Calibri"/>
-          <w:b/>
-          <w:bCs/>
-          <w:color w:val="D86DCB" w:themeColor="accent5" w:themeTint="99"/>
-          <w:sz w:val="36"/>
-          <w:szCs w:val="36"/>
-        </w:rPr>
-      </w:pPr>
-      <w:r>
-        <w:rPr>
-          <w:rFonts w:ascii="Calibri" w:hAnsi="Calibri" w:cs="Calibri"/>
-          <w:b/>
-          <w:bCs/>
-          <w:color w:val="D86DCB" w:themeColor="accent5" w:themeTint="99"/>
-          <w:sz w:val="36"/>
-          <w:szCs w:val="36"/>
-        </w:rPr>
-        <w:t>print(</w:t>
-      </w:r>
-      <w:proofErr w:type="gramStart"/>
-      <w:r>
-        <w:rPr>
-          <w:rFonts w:ascii="Calibri" w:hAnsi="Calibri" w:cs="Calibri"/>
-          <w:b/>
-          <w:bCs/>
-          <w:color w:val="D86DCB" w:themeColor="accent5" w:themeTint="99"/>
-          <w:sz w:val="36"/>
-          <w:szCs w:val="36"/>
-        </w:rPr>
-        <w:t>scores?[</w:t>
-      </w:r>
-      <w:proofErr w:type="gramEnd"/>
-      <w:r>
-        <w:rPr>
-          <w:rFonts w:ascii="Calibri" w:hAnsi="Calibri" w:cs="Calibri"/>
-          <w:b/>
-          <w:bCs/>
-          <w:color w:val="D86DCB" w:themeColor="accent5" w:themeTint="99"/>
-          <w:sz w:val="36"/>
-          <w:szCs w:val="36"/>
-        </w:rPr>
-        <w:t>'math']); // null if scores is null</w:t>
-      </w:r>
-    </w:p>
-    <w:p>
-      <w:pPr>
-        <w:jc w:val="both"/>
-        <w:rPr>
-          <w:rFonts w:ascii="Calibri" w:hAnsi="Calibri" w:cs="Calibri"/>
-          <w:sz w:val="36"/>
-          <w:szCs w:val="36"/>
-        </w:rPr>
-      </w:pPr>
-    </w:p>
-    <w:p>
-      <w:pPr>
-        <w:jc w:val="both"/>
-        <w:rPr>
-          <w:rFonts w:ascii="Calibri" w:hAnsi="Calibri" w:cs="Calibri"/>
-          <w:sz w:val="36"/>
-          <w:szCs w:val="36"/>
-        </w:rPr>
-      </w:pPr>
-    </w:p>
-    <w:p>
-      <w:pPr>
-        <w:jc w:val="both"/>
-        <w:rPr>
-          <w:rFonts w:ascii="Calibri" w:hAnsi="Calibri" w:cs="Calibri"/>
-          <w:sz w:val="36"/>
-          <w:szCs w:val="36"/>
-        </w:rPr>
-      </w:pPr>
-      <w:r>
-        <w:rPr>
-          <w:rFonts w:ascii="Calibri" w:hAnsi="Calibri" w:cs="Calibri"/>
-          <w:b/>
-          <w:bCs/>
-          <w:sz w:val="36"/>
-          <w:szCs w:val="36"/>
-        </w:rPr>
-        <w:lastRenderedPageBreak/>
-        <w:t>Late Keyword:</w:t>
-      </w:r>
-    </w:p>
-    <w:p>
-      <w:pPr>
-        <w:jc w:val="both"/>
-        <w:rPr>
-          <w:rFonts w:ascii="Calibri" w:hAnsi="Calibri" w:cs="Calibri"/>
-          <w:sz w:val="36"/>
-          <w:szCs w:val="36"/>
-        </w:rPr>
-      </w:pPr>
-      <w:r>
-        <w:rPr>
-          <w:rFonts w:ascii="Calibri" w:hAnsi="Calibri" w:cs="Calibri"/>
-          <w:sz w:val="36"/>
-          <w:szCs w:val="36"/>
-        </w:rPr>
-        <w:t xml:space="preserve"># </w:t>
-      </w:r>
-      <w:r>
-        <w:rPr>
-          <w:rFonts w:ascii="Calibri" w:hAnsi="Calibri" w:cs="Calibri"/>
-          <w:sz w:val="36"/>
-          <w:szCs w:val="36"/>
-        </w:rPr>
-        <w:t xml:space="preserve">Sometimes we can’t initialize a variable immediately but we promise to do it before using it that’s where </w:t>
-      </w:r>
-      <w:r>
-        <w:rPr>
-          <w:rFonts w:ascii="Calibri" w:hAnsi="Calibri" w:cs="Calibri"/>
-          <w:b/>
-          <w:bCs/>
-          <w:sz w:val="36"/>
-          <w:szCs w:val="36"/>
-        </w:rPr>
-        <w:t>late</w:t>
-      </w:r>
-      <w:r>
-        <w:rPr>
-          <w:rFonts w:ascii="Calibri" w:hAnsi="Calibri" w:cs="Calibri"/>
-          <w:sz w:val="36"/>
-          <w:szCs w:val="36"/>
-        </w:rPr>
-        <w:t xml:space="preserve"> comes in</w:t>
-      </w:r>
-    </w:p>
-    <w:p>
-      <w:pPr>
-        <w:jc w:val="both"/>
-        <w:rPr>
-          <w:rFonts w:ascii="Calibri" w:hAnsi="Calibri" w:cs="Calibri"/>
-          <w:b/>
-          <w:bCs/>
-          <w:color w:val="D86DCB" w:themeColor="accent5" w:themeTint="99"/>
-          <w:sz w:val="36"/>
-          <w:szCs w:val="36"/>
-        </w:rPr>
-      </w:pPr>
-      <w:r>
-        <w:rPr>
-          <w:rFonts w:ascii="Calibri" w:hAnsi="Calibri" w:cs="Calibri"/>
-          <w:b/>
-          <w:bCs/>
-          <w:color w:val="D86DCB" w:themeColor="accent5" w:themeTint="99"/>
-          <w:sz w:val="36"/>
-          <w:szCs w:val="36"/>
-        </w:rPr>
-        <w:t>late String token;</w:t>
-      </w:r>
-    </w:p>
-    <w:p>
-      <w:pPr>
-        <w:jc w:val="both"/>
-        <w:rPr>
-          <w:rFonts w:ascii="Calibri" w:hAnsi="Calibri" w:cs="Calibri"/>
-          <w:b/>
-          <w:bCs/>
-          <w:color w:val="D86DCB" w:themeColor="accent5" w:themeTint="99"/>
-          <w:sz w:val="36"/>
-          <w:szCs w:val="36"/>
-        </w:rPr>
-      </w:pPr>
-      <w:r>
-        <w:rPr>
-          <w:rFonts w:ascii="Calibri" w:hAnsi="Calibri" w:cs="Calibri"/>
-          <w:b/>
-          <w:bCs/>
-          <w:color w:val="D86DCB" w:themeColor="accent5" w:themeTint="99"/>
-          <w:sz w:val="36"/>
-          <w:szCs w:val="36"/>
-        </w:rPr>
-        <w:t xml:space="preserve">void </w:t>
-      </w:r>
-      <w:proofErr w:type="gramStart"/>
-      <w:r>
-        <w:rPr>
-          <w:rFonts w:ascii="Calibri" w:hAnsi="Calibri" w:cs="Calibri"/>
-          <w:b/>
-          <w:bCs/>
-          <w:color w:val="D86DCB" w:themeColor="accent5" w:themeTint="99"/>
-          <w:sz w:val="36"/>
-          <w:szCs w:val="36"/>
-        </w:rPr>
-        <w:t>main(</w:t>
-      </w:r>
-      <w:proofErr w:type="gramEnd"/>
-      <w:r>
-        <w:rPr>
-          <w:rFonts w:ascii="Calibri" w:hAnsi="Calibri" w:cs="Calibri"/>
-          <w:b/>
-          <w:bCs/>
-          <w:color w:val="D86DCB" w:themeColor="accent5" w:themeTint="99"/>
-          <w:sz w:val="36"/>
-          <w:szCs w:val="36"/>
-        </w:rPr>
-        <w:t>) {</w:t>
-      </w:r>
-    </w:p>
-    <w:p>
-      <w:pPr>
-        <w:jc w:val="both"/>
-        <w:rPr>
-          <w:rFonts w:ascii="Calibri" w:hAnsi="Calibri" w:cs="Calibri"/>
-          <w:b/>
-          <w:bCs/>
-          <w:color w:val="D86DCB" w:themeColor="accent5" w:themeTint="99"/>
-          <w:sz w:val="36"/>
-          <w:szCs w:val="36"/>
-        </w:rPr>
-      </w:pPr>
-      <w:r>
-        <w:rPr>
-          <w:rFonts w:ascii="Calibri" w:hAnsi="Calibri" w:cs="Calibri"/>
-          <w:b/>
-          <w:bCs/>
-          <w:color w:val="D86DCB" w:themeColor="accent5" w:themeTint="99"/>
-          <w:sz w:val="36"/>
-          <w:szCs w:val="36"/>
-        </w:rPr>
-        <w:t xml:space="preserve">  token = 'abc123';</w:t>
-      </w:r>
-    </w:p>
-    <w:p>
-      <w:pPr>
-        <w:jc w:val="both"/>
-        <w:rPr>
-          <w:rFonts w:ascii="Calibri" w:hAnsi="Calibri" w:cs="Calibri"/>
-          <w:b/>
-          <w:bCs/>
-          <w:color w:val="D86DCB" w:themeColor="accent5" w:themeTint="99"/>
-          <w:sz w:val="36"/>
-          <w:szCs w:val="36"/>
-        </w:rPr>
-      </w:pPr>
-      <w:r>
-        <w:rPr>
-          <w:rFonts w:ascii="Calibri" w:hAnsi="Calibri" w:cs="Calibri"/>
-          <w:b/>
-          <w:bCs/>
-          <w:color w:val="D86DCB" w:themeColor="accent5" w:themeTint="99"/>
-          <w:sz w:val="36"/>
-          <w:szCs w:val="36"/>
-        </w:rPr>
-        <w:t xml:space="preserve">  print(token);</w:t>
-      </w:r>
-    </w:p>
-    <w:p>
-      <w:pPr>
-        <w:jc w:val="both"/>
-        <w:rPr>
-          <w:rFonts w:ascii="Calibri" w:hAnsi="Calibri" w:cs="Calibri"/>
-          <w:b/>
-          <w:bCs/>
-          <w:color w:val="D86DCB" w:themeColor="accent5" w:themeTint="99"/>
-          <w:sz w:val="36"/>
-          <w:szCs w:val="36"/>
-        </w:rPr>
-      </w:pPr>
-      <w:r>
-        <w:rPr>
-          <w:rFonts w:ascii="Calibri" w:hAnsi="Calibri" w:cs="Calibri"/>
-          <w:b/>
-          <w:bCs/>
-          <w:color w:val="D86DCB" w:themeColor="accent5" w:themeTint="99"/>
-          <w:sz w:val="36"/>
-          <w:szCs w:val="36"/>
-        </w:rPr>
-        <w:t>}</w:t>
-      </w:r>
-    </w:p>
-    <w:p>
-      <w:pPr>
-        <w:jc w:val="both"/>
-        <w:rPr>
-          <w:rFonts w:ascii="Calibri" w:hAnsi="Calibri" w:cs="Calibri"/>
-          <w:sz w:val="36"/>
-          <w:szCs w:val="36"/>
-        </w:rPr>
-      </w:pPr>
-      <w:r>
-        <w:rPr>
-          <w:rFonts w:ascii="Calibri" w:hAnsi="Calibri" w:cs="Calibri"/>
-          <w:sz w:val="36"/>
-          <w:szCs w:val="36"/>
-        </w:rPr>
-        <w:t xml:space="preserve">Output: </w:t>
-      </w:r>
-      <w:r>
-        <w:rPr>
-          <w:rFonts w:ascii="Calibri" w:hAnsi="Calibri" w:cs="Calibri"/>
-          <w:b/>
-          <w:bCs/>
-          <w:sz w:val="36"/>
-          <w:szCs w:val="36"/>
-        </w:rPr>
-        <w:t>abc123</w:t>
-      </w:r>
-    </w:p>
-    <w:p>
-      <w:pPr>
-        <w:jc w:val="both"/>
-        <w:rPr>
-          <w:rFonts w:ascii="Calibri" w:hAnsi="Calibri" w:cs="Calibri"/>
-          <w:b/>
-          <w:bCs/>
-          <w:sz w:val="36"/>
-          <w:szCs w:val="36"/>
-        </w:rPr>
-      </w:pPr>
-    </w:p>
-    <w:p>
-      <w:pPr>
-        <w:jc w:val="both"/>
-        <w:rPr>
-          <w:rFonts w:ascii="Calibri" w:hAnsi="Calibri" w:cs="Calibri"/>
-          <w:b/>
-          <w:bCs/>
-          <w:sz w:val="36"/>
-          <w:szCs w:val="36"/>
-        </w:rPr>
-      </w:pPr>
-    </w:p>
-    <w:p>
-      <w:pPr>
-        <w:jc w:val="both"/>
-        <w:rPr>
-          <w:rFonts w:ascii="Calibri" w:hAnsi="Calibri" w:cs="Calibri"/>
-          <w:sz w:val="36"/>
-          <w:szCs w:val="36"/>
-        </w:rPr>
-      </w:pPr>
-      <w:r>
-        <w:rPr>
-          <w:rFonts w:ascii="Calibri" w:hAnsi="Calibri" w:cs="Calibri"/>
-          <w:b/>
-          <w:bCs/>
-          <w:sz w:val="36"/>
-          <w:szCs w:val="36"/>
-        </w:rPr>
-        <w:t xml:space="preserve">Final </w:t>
-      </w:r>
-      <w:proofErr w:type="spellStart"/>
-      <w:r>
-        <w:rPr>
-          <w:rFonts w:ascii="Calibri" w:hAnsi="Calibri" w:cs="Calibri"/>
-          <w:b/>
-          <w:bCs/>
-          <w:sz w:val="36"/>
-          <w:szCs w:val="36"/>
-        </w:rPr>
-        <w:t>Takeway</w:t>
-      </w:r>
-      <w:proofErr w:type="spellEnd"/>
-      <w:r>
-        <w:rPr>
-          <w:rFonts w:ascii="Calibri" w:hAnsi="Calibri" w:cs="Calibri"/>
-          <w:b/>
-          <w:bCs/>
-          <w:sz w:val="36"/>
-          <w:szCs w:val="36"/>
+          <w:sz w:val="34"/>
+          <w:szCs w:val="34"/>
         </w:rPr>
         <w:t>:</w:t>
       </w:r>
@@ -3646,15 +3659,15 @@
               <w:jc w:val="both"/>
               <w:rPr>
                 <w:rFonts w:ascii="Calibri" w:hAnsi="Calibri" w:cs="Calibri"/>
-                <w:sz w:val="36"/>
-                <w:szCs w:val="36"/>
+                <w:sz w:val="34"/>
+                <w:szCs w:val="34"/>
               </w:rPr>
             </w:pPr>
             <w:r>
               <w:rPr>
                 <w:rFonts w:ascii="Calibri" w:hAnsi="Calibri" w:cs="Calibri"/>
-                <w:sz w:val="36"/>
-                <w:szCs w:val="36"/>
+                <w:sz w:val="34"/>
+                <w:szCs w:val="34"/>
               </w:rPr>
               <w:t>Operator</w:t>
             </w:r>
@@ -3672,15 +3685,15 @@
               <w:cnfStyle w:val="100000000000" w:firstRow="1" w:lastRow="0" w:firstColumn="0" w:lastColumn="0" w:oddVBand="0" w:evenVBand="0" w:oddHBand="0" w:evenHBand="0" w:firstRowFirstColumn="0" w:firstRowLastColumn="0" w:lastRowFirstColumn="0" w:lastRowLastColumn="0"/>
               <w:rPr>
                 <w:rFonts w:ascii="Calibri" w:hAnsi="Calibri" w:cs="Calibri"/>
-                <w:sz w:val="36"/>
-                <w:szCs w:val="36"/>
+                <w:sz w:val="34"/>
+                <w:szCs w:val="34"/>
               </w:rPr>
             </w:pPr>
             <w:r>
               <w:rPr>
                 <w:rFonts w:ascii="Calibri" w:hAnsi="Calibri" w:cs="Calibri"/>
-                <w:sz w:val="36"/>
-                <w:szCs w:val="36"/>
+                <w:sz w:val="34"/>
+                <w:szCs w:val="34"/>
               </w:rPr>
               <w:t>Meaning</w:t>
             </w:r>
@@ -3703,15 +3716,15 @@
               <w:jc w:val="both"/>
               <w:rPr>
                 <w:rFonts w:ascii="Calibri" w:hAnsi="Calibri" w:cs="Calibri"/>
-                <w:sz w:val="36"/>
-                <w:szCs w:val="36"/>
+                <w:sz w:val="34"/>
+                <w:szCs w:val="34"/>
               </w:rPr>
             </w:pPr>
             <w:r>
               <w:rPr>
                 <w:rFonts w:ascii="Calibri" w:hAnsi="Calibri" w:cs="Calibri"/>
-                <w:sz w:val="36"/>
-                <w:szCs w:val="36"/>
+                <w:sz w:val="34"/>
+                <w:szCs w:val="34"/>
               </w:rPr>
               <w:t>??</w:t>
             </w:r>
@@ -3729,15 +3742,15 @@
               <w:cnfStyle w:val="000000100000" w:firstRow="0" w:lastRow="0" w:firstColumn="0" w:lastColumn="0" w:oddVBand="0" w:evenVBand="0" w:oddHBand="1" w:evenHBand="0" w:firstRowFirstColumn="0" w:firstRowLastColumn="0" w:lastRowFirstColumn="0" w:lastRowLastColumn="0"/>
               <w:rPr>
                 <w:rFonts w:ascii="Calibri" w:hAnsi="Calibri" w:cs="Calibri"/>
-                <w:sz w:val="36"/>
-                <w:szCs w:val="36"/>
+                <w:sz w:val="34"/>
+                <w:szCs w:val="34"/>
               </w:rPr>
             </w:pPr>
             <w:r>
               <w:rPr>
                 <w:rFonts w:ascii="Calibri" w:hAnsi="Calibri" w:cs="Calibri"/>
-                <w:sz w:val="36"/>
-                <w:szCs w:val="36"/>
+                <w:sz w:val="34"/>
+                <w:szCs w:val="34"/>
               </w:rPr>
               <w:t>Use fallback value</w:t>
             </w:r>
@@ -3757,15 +3770,15 @@
               <w:jc w:val="both"/>
               <w:rPr>
                 <w:rFonts w:ascii="Calibri" w:hAnsi="Calibri" w:cs="Calibri"/>
-                <w:sz w:val="36"/>
-                <w:szCs w:val="36"/>
+                <w:sz w:val="34"/>
+                <w:szCs w:val="34"/>
               </w:rPr>
             </w:pPr>
             <w:r>
               <w:rPr>
                 <w:rFonts w:ascii="Calibri" w:hAnsi="Calibri" w:cs="Calibri"/>
-                <w:sz w:val="36"/>
-                <w:szCs w:val="36"/>
+                <w:sz w:val="34"/>
+                <w:szCs w:val="34"/>
               </w:rPr>
               <w:t>??=</w:t>
             </w:r>
@@ -3783,15 +3796,15 @@
               <w:cnfStyle w:val="000000000000" w:firstRow="0" w:lastRow="0" w:firstColumn="0" w:lastColumn="0" w:oddVBand="0" w:evenVBand="0" w:oddHBand="0" w:evenHBand="0" w:firstRowFirstColumn="0" w:firstRowLastColumn="0" w:lastRowFirstColumn="0" w:lastRowLastColumn="0"/>
               <w:rPr>
                 <w:rFonts w:ascii="Calibri" w:hAnsi="Calibri" w:cs="Calibri"/>
-                <w:sz w:val="36"/>
-                <w:szCs w:val="36"/>
+                <w:sz w:val="34"/>
+                <w:szCs w:val="34"/>
               </w:rPr>
             </w:pPr>
             <w:r>
               <w:rPr>
                 <w:rFonts w:ascii="Calibri" w:hAnsi="Calibri" w:cs="Calibri"/>
-                <w:sz w:val="36"/>
-                <w:szCs w:val="36"/>
+                <w:sz w:val="34"/>
+                <w:szCs w:val="34"/>
               </w:rPr>
               <w:t>Assign if null</w:t>
             </w:r>
@@ -3814,15 +3827,15 @@
               <w:jc w:val="both"/>
               <w:rPr>
                 <w:rFonts w:ascii="Calibri" w:hAnsi="Calibri" w:cs="Calibri"/>
-                <w:sz w:val="36"/>
-                <w:szCs w:val="36"/>
+                <w:sz w:val="34"/>
+                <w:szCs w:val="34"/>
               </w:rPr>
             </w:pPr>
             <w:r>
               <w:rPr>
                 <w:rFonts w:ascii="Calibri" w:hAnsi="Calibri" w:cs="Calibri"/>
-                <w:sz w:val="36"/>
-                <w:szCs w:val="36"/>
+                <w:sz w:val="34"/>
+                <w:szCs w:val="34"/>
               </w:rPr>
               <w:t>?.</w:t>
             </w:r>
@@ -3840,23 +3853,23 @@
               <w:cnfStyle w:val="000000100000" w:firstRow="0" w:lastRow="0" w:firstColumn="0" w:lastColumn="0" w:oddVBand="0" w:evenVBand="0" w:oddHBand="1" w:evenHBand="0" w:firstRowFirstColumn="0" w:firstRowLastColumn="0" w:lastRowFirstColumn="0" w:lastRowLastColumn="0"/>
               <w:rPr>
                 <w:rFonts w:ascii="Calibri" w:hAnsi="Calibri" w:cs="Calibri"/>
-                <w:sz w:val="36"/>
-                <w:szCs w:val="36"/>
+                <w:sz w:val="34"/>
+                <w:szCs w:val="34"/>
               </w:rPr>
             </w:pPr>
             <w:r>
               <w:rPr>
                 <w:rFonts w:ascii="Calibri" w:hAnsi="Calibri" w:cs="Calibri"/>
-                <w:sz w:val="36"/>
-                <w:szCs w:val="36"/>
+                <w:sz w:val="34"/>
+                <w:szCs w:val="34"/>
               </w:rPr>
               <w:t>Access if not null</w:t>
             </w:r>
             <w:r>
               <w:rPr>
                 <w:rFonts w:ascii="Calibri" w:hAnsi="Calibri" w:cs="Calibri"/>
-                <w:sz w:val="36"/>
-                <w:szCs w:val="36"/>
+                <w:sz w:val="34"/>
+                <w:szCs w:val="34"/>
               </w:rPr>
               <w:t>. Safe access if object may be null</w:t>
             </w:r>
@@ -3876,15 +3889,15 @@
               <w:jc w:val="both"/>
               <w:rPr>
                 <w:rFonts w:ascii="Calibri" w:hAnsi="Calibri" w:cs="Calibri"/>
-                <w:sz w:val="36"/>
-                <w:szCs w:val="36"/>
+                <w:sz w:val="34"/>
+                <w:szCs w:val="34"/>
               </w:rPr>
             </w:pPr>
             <w:r>
               <w:rPr>
                 <w:rFonts w:ascii="Calibri" w:hAnsi="Calibri" w:cs="Calibri"/>
-                <w:sz w:val="36"/>
-                <w:szCs w:val="36"/>
+                <w:sz w:val="34"/>
+                <w:szCs w:val="34"/>
               </w:rPr>
               <w:t>!</w:t>
             </w:r>
@@ -3902,15 +3915,15 @@
               <w:cnfStyle w:val="000000000000" w:firstRow="0" w:lastRow="0" w:firstColumn="0" w:lastColumn="0" w:oddVBand="0" w:evenVBand="0" w:oddHBand="0" w:evenHBand="0" w:firstRowFirstColumn="0" w:firstRowLastColumn="0" w:lastRowFirstColumn="0" w:lastRowLastColumn="0"/>
               <w:rPr>
                 <w:rFonts w:ascii="Calibri" w:hAnsi="Calibri" w:cs="Calibri"/>
-                <w:sz w:val="36"/>
-                <w:szCs w:val="36"/>
+                <w:sz w:val="34"/>
+                <w:szCs w:val="34"/>
               </w:rPr>
             </w:pPr>
             <w:r>
               <w:rPr>
                 <w:rFonts w:ascii="Calibri" w:hAnsi="Calibri" w:cs="Calibri"/>
-                <w:sz w:val="36"/>
-                <w:szCs w:val="36"/>
+                <w:sz w:val="34"/>
+                <w:szCs w:val="34"/>
               </w:rPr>
               <w:t xml:space="preserve">Force </w:t>
             </w:r>
@@ -3918,8 +3931,8 @@
             <w:r>
               <w:rPr>
                 <w:rFonts w:ascii="Calibri" w:hAnsi="Calibri" w:cs="Calibri"/>
-                <w:sz w:val="36"/>
-                <w:szCs w:val="36"/>
+                <w:sz w:val="34"/>
+                <w:szCs w:val="34"/>
               </w:rPr>
               <w:t>unwrap</w:t>
             </w:r>
@@ -3927,8 +3940,8 @@
             <w:r>
               <w:rPr>
                 <w:rFonts w:ascii="Calibri" w:hAnsi="Calibri" w:cs="Calibri"/>
-                <w:sz w:val="36"/>
-                <w:szCs w:val="36"/>
+                <w:sz w:val="34"/>
+                <w:szCs w:val="34"/>
               </w:rPr>
               <w:t xml:space="preserve"> (dangerous)</w:t>
             </w:r>
@@ -3943,65 +3956,65 @@
           <w:rFonts w:ascii="Calibri" w:hAnsi="Calibri" w:cs="Calibri"/>
           <w:b/>
           <w:bCs/>
-          <w:sz w:val="36"/>
-          <w:szCs w:val="36"/>
-        </w:rPr>
-      </w:pPr>
-    </w:p>
-    <w:p>
-      <w:pPr>
-        <w:jc w:val="both"/>
-        <w:rPr>
-          <w:rFonts w:ascii="Calibri" w:hAnsi="Calibri" w:cs="Calibri"/>
-          <w:b/>
-          <w:bCs/>
-          <w:sz w:val="36"/>
-          <w:szCs w:val="36"/>
-        </w:rPr>
-      </w:pPr>
-    </w:p>
-    <w:p>
-      <w:pPr>
-        <w:jc w:val="both"/>
-        <w:rPr>
-          <w:rFonts w:ascii="Calibri" w:hAnsi="Calibri" w:cs="Calibri"/>
-          <w:b/>
-          <w:bCs/>
-          <w:sz w:val="36"/>
-          <w:szCs w:val="36"/>
-        </w:rPr>
-      </w:pPr>
-    </w:p>
-    <w:p>
-      <w:pPr>
-        <w:jc w:val="both"/>
-        <w:rPr>
-          <w:rFonts w:ascii="Calibri" w:hAnsi="Calibri" w:cs="Calibri"/>
-          <w:b/>
-          <w:bCs/>
-          <w:sz w:val="36"/>
-          <w:szCs w:val="36"/>
-        </w:rPr>
-      </w:pPr>
-    </w:p>
-    <w:p>
-      <w:pPr>
-        <w:jc w:val="both"/>
-        <w:rPr>
-          <w:rFonts w:ascii="Calibri" w:hAnsi="Calibri" w:cs="Calibri"/>
-          <w:b/>
-          <w:bCs/>
-          <w:sz w:val="36"/>
-          <w:szCs w:val="36"/>
-        </w:rPr>
-      </w:pPr>
-      <w:r>
-        <w:rPr>
-          <w:rFonts w:ascii="Calibri" w:hAnsi="Calibri" w:cs="Calibri"/>
-          <w:b/>
-          <w:bCs/>
-          <w:sz w:val="36"/>
-          <w:szCs w:val="36"/>
+          <w:sz w:val="34"/>
+          <w:szCs w:val="34"/>
+        </w:rPr>
+      </w:pPr>
+    </w:p>
+    <w:p>
+      <w:pPr>
+        <w:jc w:val="both"/>
+        <w:rPr>
+          <w:rFonts w:ascii="Calibri" w:hAnsi="Calibri" w:cs="Calibri"/>
+          <w:b/>
+          <w:bCs/>
+          <w:sz w:val="34"/>
+          <w:szCs w:val="34"/>
+        </w:rPr>
+      </w:pPr>
+    </w:p>
+    <w:p>
+      <w:pPr>
+        <w:jc w:val="both"/>
+        <w:rPr>
+          <w:rFonts w:ascii="Calibri" w:hAnsi="Calibri" w:cs="Calibri"/>
+          <w:b/>
+          <w:bCs/>
+          <w:sz w:val="34"/>
+          <w:szCs w:val="34"/>
+        </w:rPr>
+      </w:pPr>
+    </w:p>
+    <w:p>
+      <w:pPr>
+        <w:jc w:val="both"/>
+        <w:rPr>
+          <w:rFonts w:ascii="Calibri" w:hAnsi="Calibri" w:cs="Calibri"/>
+          <w:b/>
+          <w:bCs/>
+          <w:sz w:val="34"/>
+          <w:szCs w:val="34"/>
+        </w:rPr>
+      </w:pPr>
+    </w:p>
+    <w:p>
+      <w:pPr>
+        <w:jc w:val="both"/>
+        <w:rPr>
+          <w:rFonts w:ascii="Calibri" w:hAnsi="Calibri" w:cs="Calibri"/>
+          <w:b/>
+          <w:bCs/>
+          <w:sz w:val="34"/>
+          <w:szCs w:val="34"/>
+        </w:rPr>
+      </w:pPr>
+      <w:r>
+        <w:rPr>
+          <w:rFonts w:ascii="Calibri" w:hAnsi="Calibri" w:cs="Calibri"/>
+          <w:b/>
+          <w:bCs/>
+          <w:sz w:val="34"/>
+          <w:szCs w:val="34"/>
         </w:rPr>
         <w:t xml:space="preserve">Null Aware Elements (?) in </w:t>
       </w:r>
@@ -4010,8 +4023,8 @@
           <w:rFonts w:ascii="Calibri" w:hAnsi="Calibri" w:cs="Calibri"/>
           <w:b/>
           <w:bCs/>
-          <w:sz w:val="36"/>
-          <w:szCs w:val="36"/>
+          <w:sz w:val="34"/>
+          <w:szCs w:val="34"/>
         </w:rPr>
         <w:t>Collections/</w:t>
       </w:r>
@@ -4020,8 +4033,8 @@
           <w:rFonts w:ascii="Calibri" w:hAnsi="Calibri" w:cs="Calibri"/>
           <w:b/>
           <w:bCs/>
-          <w:sz w:val="36"/>
-          <w:szCs w:val="36"/>
+          <w:sz w:val="34"/>
+          <w:szCs w:val="34"/>
         </w:rPr>
         <w:t>Column/Row:</w:t>
       </w:r>
@@ -4031,15 +4044,15 @@
         <w:jc w:val="both"/>
         <w:rPr>
           <w:rFonts w:ascii="Calibri" w:hAnsi="Calibri" w:cs="Calibri"/>
-          <w:sz w:val="36"/>
-          <w:szCs w:val="36"/>
-        </w:rPr>
-      </w:pPr>
-      <w:r>
-        <w:rPr>
-          <w:rFonts w:ascii="Calibri" w:hAnsi="Calibri" w:cs="Calibri"/>
-          <w:sz w:val="36"/>
-          <w:szCs w:val="36"/>
+          <w:sz w:val="34"/>
+          <w:szCs w:val="34"/>
+        </w:rPr>
+      </w:pPr>
+      <w:r>
+        <w:rPr>
+          <w:rFonts w:ascii="Calibri" w:hAnsi="Calibri" w:cs="Calibri"/>
+          <w:sz w:val="34"/>
+          <w:szCs w:val="34"/>
         </w:rPr>
         <w:t xml:space="preserve"># In </w:t>
       </w:r>
@@ -4048,16 +4061,16 @@
           <w:rFonts w:ascii="Calibri" w:hAnsi="Calibri" w:cs="Calibri"/>
           <w:b/>
           <w:bCs/>
-          <w:sz w:val="36"/>
-          <w:szCs w:val="36"/>
+          <w:sz w:val="34"/>
+          <w:szCs w:val="34"/>
         </w:rPr>
         <w:t>Dart 3.8+</w:t>
       </w:r>
       <w:r>
         <w:rPr>
           <w:rFonts w:ascii="Calibri" w:hAnsi="Calibri" w:cs="Calibri"/>
-          <w:sz w:val="36"/>
-          <w:szCs w:val="36"/>
+          <w:sz w:val="34"/>
+          <w:szCs w:val="34"/>
         </w:rPr>
         <w:t xml:space="preserve"> &amp; </w:t>
       </w:r>
@@ -4066,16 +4079,16 @@
           <w:rFonts w:ascii="Calibri" w:hAnsi="Calibri" w:cs="Calibri"/>
           <w:b/>
           <w:bCs/>
-          <w:sz w:val="36"/>
-          <w:szCs w:val="36"/>
+          <w:sz w:val="34"/>
+          <w:szCs w:val="34"/>
         </w:rPr>
         <w:t>Flutter 3.32+</w:t>
       </w:r>
       <w:r>
         <w:rPr>
           <w:rFonts w:ascii="Calibri" w:hAnsi="Calibri" w:cs="Calibri"/>
-          <w:sz w:val="36"/>
-          <w:szCs w:val="36"/>
+          <w:sz w:val="34"/>
+          <w:szCs w:val="34"/>
         </w:rPr>
         <w:t xml:space="preserve">. We can use null aware elements </w:t>
       </w:r>
@@ -4084,16 +4097,16 @@
           <w:rFonts w:ascii="Calibri" w:hAnsi="Calibri" w:cs="Calibri"/>
           <w:b/>
           <w:bCs/>
-          <w:sz w:val="36"/>
-          <w:szCs w:val="36"/>
+          <w:sz w:val="34"/>
+          <w:szCs w:val="34"/>
         </w:rPr>
         <w:t>(?</w:t>
       </w:r>
       <w:r>
         <w:rPr>
           <w:rFonts w:ascii="Calibri" w:hAnsi="Calibri" w:cs="Calibri"/>
-          <w:sz w:val="36"/>
-          <w:szCs w:val="36"/>
+          <w:sz w:val="34"/>
+          <w:szCs w:val="34"/>
         </w:rPr>
         <w:t xml:space="preserve">) instead of writing </w:t>
       </w:r>
@@ -4102,24 +4115,24 @@
           <w:rFonts w:ascii="Calibri" w:hAnsi="Calibri" w:cs="Calibri"/>
           <w:b/>
           <w:bCs/>
-          <w:sz w:val="36"/>
-          <w:szCs w:val="36"/>
+          <w:sz w:val="34"/>
+          <w:szCs w:val="34"/>
         </w:rPr>
         <w:t>if-else</w:t>
       </w:r>
       <w:r>
         <w:rPr>
           <w:rFonts w:ascii="Calibri" w:hAnsi="Calibri" w:cs="Calibri"/>
-          <w:sz w:val="36"/>
-          <w:szCs w:val="36"/>
+          <w:sz w:val="34"/>
+          <w:szCs w:val="34"/>
         </w:rPr>
         <w:t xml:space="preserve"> block</w:t>
       </w:r>
       <w:r>
         <w:rPr>
           <w:rFonts w:ascii="Calibri" w:hAnsi="Calibri" w:cs="Calibri"/>
-          <w:sz w:val="36"/>
-          <w:szCs w:val="36"/>
+          <w:sz w:val="34"/>
+          <w:szCs w:val="34"/>
         </w:rPr>
         <w:t xml:space="preserve"> inside Lists, Sets and Maps</w:t>
       </w:r>
@@ -4129,23 +4142,24 @@
         <w:jc w:val="both"/>
         <w:rPr>
           <w:rFonts w:ascii="Calibri" w:hAnsi="Calibri" w:cs="Calibri"/>
-          <w:sz w:val="36"/>
-          <w:szCs w:val="36"/>
-        </w:rPr>
-      </w:pPr>
-      <w:r>
-        <w:rPr>
-          <w:rFonts w:ascii="Calibri" w:hAnsi="Calibri" w:cs="Calibri"/>
-          <w:sz w:val="36"/>
-          <w:szCs w:val="36"/>
-        </w:rPr>
+          <w:sz w:val="34"/>
+          <w:szCs w:val="34"/>
+        </w:rPr>
+      </w:pPr>
+      <w:r>
+        <w:rPr>
+          <w:rFonts w:ascii="Calibri" w:hAnsi="Calibri" w:cs="Calibri"/>
+          <w:sz w:val="34"/>
+          <w:szCs w:val="34"/>
+        </w:rPr>
+        <w:lastRenderedPageBreak/>
         <w:t xml:space="preserve"># </w:t>
       </w:r>
       <w:r>
         <w:rPr>
           <w:rFonts w:ascii="Calibri" w:hAnsi="Calibri" w:cs="Calibri"/>
-          <w:sz w:val="36"/>
-          <w:szCs w:val="36"/>
+          <w:sz w:val="34"/>
+          <w:szCs w:val="34"/>
         </w:rPr>
         <w:t xml:space="preserve">Like if a widget, builder or method can </w:t>
       </w:r>
@@ -4154,80 +4168,80 @@
           <w:rFonts w:ascii="Calibri" w:hAnsi="Calibri" w:cs="Calibri"/>
           <w:b/>
           <w:bCs/>
-          <w:sz w:val="36"/>
-          <w:szCs w:val="36"/>
+          <w:sz w:val="34"/>
+          <w:szCs w:val="34"/>
         </w:rPr>
         <w:t>return null</w:t>
       </w:r>
       <w:r>
         <w:rPr>
           <w:rFonts w:ascii="Calibri" w:hAnsi="Calibri" w:cs="Calibri"/>
-          <w:sz w:val="36"/>
-          <w:szCs w:val="36"/>
+          <w:sz w:val="34"/>
+          <w:szCs w:val="34"/>
         </w:rPr>
         <w:t xml:space="preserve">, so we have to check it before displaying </w:t>
       </w:r>
       <w:r>
         <w:rPr>
           <w:rFonts w:ascii="Calibri" w:hAnsi="Calibri" w:cs="Calibri"/>
-          <w:sz w:val="36"/>
-          <w:szCs w:val="36"/>
+          <w:sz w:val="34"/>
+          <w:szCs w:val="34"/>
         </w:rPr>
         <w:t xml:space="preserve">it </w:t>
       </w:r>
       <w:r>
         <w:rPr>
           <w:rFonts w:ascii="Calibri" w:hAnsi="Calibri" w:cs="Calibri"/>
-          <w:sz w:val="36"/>
-          <w:szCs w:val="36"/>
+          <w:sz w:val="34"/>
+          <w:szCs w:val="34"/>
         </w:rPr>
         <w:t xml:space="preserve">in </w:t>
       </w:r>
       <w:r>
         <w:rPr>
           <w:rFonts w:ascii="Calibri" w:hAnsi="Calibri" w:cs="Calibri"/>
-          <w:sz w:val="36"/>
-          <w:szCs w:val="36"/>
+          <w:sz w:val="34"/>
+          <w:szCs w:val="34"/>
         </w:rPr>
         <w:t>the W</w:t>
       </w:r>
       <w:r>
         <w:rPr>
           <w:rFonts w:ascii="Calibri" w:hAnsi="Calibri" w:cs="Calibri"/>
-          <w:sz w:val="36"/>
-          <w:szCs w:val="36"/>
+          <w:sz w:val="34"/>
+          <w:szCs w:val="34"/>
         </w:rPr>
         <w:t xml:space="preserve">idget </w:t>
       </w:r>
       <w:r>
         <w:rPr>
           <w:rFonts w:ascii="Calibri" w:hAnsi="Calibri" w:cs="Calibri"/>
-          <w:sz w:val="36"/>
-          <w:szCs w:val="36"/>
+          <w:sz w:val="34"/>
+          <w:szCs w:val="34"/>
         </w:rPr>
         <w:t>T</w:t>
       </w:r>
       <w:r>
         <w:rPr>
           <w:rFonts w:ascii="Calibri" w:hAnsi="Calibri" w:cs="Calibri"/>
-          <w:sz w:val="36"/>
-          <w:szCs w:val="36"/>
+          <w:sz w:val="34"/>
+          <w:szCs w:val="34"/>
         </w:rPr>
         <w:t xml:space="preserve">ree. If </w:t>
       </w:r>
       <w:r>
         <w:rPr>
           <w:rFonts w:ascii="Calibri" w:hAnsi="Calibri" w:cs="Calibri"/>
-          <w:sz w:val="36"/>
-          <w:szCs w:val="36"/>
+          <w:sz w:val="34"/>
+          <w:szCs w:val="34"/>
         </w:rPr>
         <w:t>it’s</w:t>
       </w:r>
       <w:r>
         <w:rPr>
           <w:rFonts w:ascii="Calibri" w:hAnsi="Calibri" w:cs="Calibri"/>
-          <w:sz w:val="36"/>
-          <w:szCs w:val="36"/>
+          <w:sz w:val="34"/>
+          <w:szCs w:val="34"/>
         </w:rPr>
         <w:t xml:space="preserve"> not</w:t>
       </w:r>
@@ -4236,16 +4250,16 @@
           <w:rFonts w:ascii="Calibri" w:hAnsi="Calibri" w:cs="Calibri"/>
           <w:b/>
           <w:bCs/>
-          <w:sz w:val="36"/>
-          <w:szCs w:val="36"/>
+          <w:sz w:val="34"/>
+          <w:szCs w:val="34"/>
         </w:rPr>
         <w:t xml:space="preserve"> null</w:t>
       </w:r>
       <w:r>
         <w:rPr>
           <w:rFonts w:ascii="Calibri" w:hAnsi="Calibri" w:cs="Calibri"/>
-          <w:sz w:val="36"/>
-          <w:szCs w:val="36"/>
+          <w:sz w:val="34"/>
+          <w:szCs w:val="34"/>
         </w:rPr>
         <w:t xml:space="preserve"> then the widget is displayed.</w:t>
       </w:r>
@@ -4255,23 +4269,23 @@
         <w:jc w:val="both"/>
         <w:rPr>
           <w:rFonts w:ascii="Calibri" w:hAnsi="Calibri" w:cs="Calibri"/>
-          <w:sz w:val="36"/>
-          <w:szCs w:val="36"/>
-        </w:rPr>
-      </w:pPr>
-      <w:r>
-        <w:rPr>
-          <w:rFonts w:ascii="Calibri" w:hAnsi="Calibri" w:cs="Calibri"/>
-          <w:sz w:val="36"/>
-          <w:szCs w:val="36"/>
+          <w:sz w:val="34"/>
+          <w:szCs w:val="34"/>
+        </w:rPr>
+      </w:pPr>
+      <w:r>
+        <w:rPr>
+          <w:rFonts w:ascii="Calibri" w:hAnsi="Calibri" w:cs="Calibri"/>
+          <w:sz w:val="34"/>
+          <w:szCs w:val="34"/>
         </w:rPr>
         <w:t xml:space="preserve"># </w:t>
       </w:r>
       <w:r>
         <w:rPr>
           <w:rFonts w:ascii="Calibri" w:hAnsi="Calibri" w:cs="Calibri"/>
-          <w:sz w:val="36"/>
-          <w:szCs w:val="36"/>
+          <w:sz w:val="34"/>
+          <w:szCs w:val="34"/>
         </w:rPr>
         <w:t>Before or old way:</w:t>
       </w:r>
@@ -4284,8 +4298,8 @@
           <w:b/>
           <w:bCs/>
           <w:color w:val="D86DCB" w:themeColor="accent5" w:themeTint="99"/>
-          <w:sz w:val="36"/>
-          <w:szCs w:val="36"/>
+          <w:sz w:val="34"/>
+          <w:szCs w:val="34"/>
         </w:rPr>
       </w:pPr>
       <w:proofErr w:type="gramStart"/>
@@ -4295,8 +4309,8 @@
           <w:b/>
           <w:bCs/>
           <w:color w:val="D86DCB" w:themeColor="accent5" w:themeTint="99"/>
-          <w:sz w:val="36"/>
-          <w:szCs w:val="36"/>
+          <w:sz w:val="34"/>
+          <w:szCs w:val="34"/>
         </w:rPr>
         <w:t>Column(</w:t>
       </w:r>
@@ -4310,18 +4324,18 @@
           <w:b/>
           <w:bCs/>
           <w:color w:val="D86DCB" w:themeColor="accent5" w:themeTint="99"/>
-          <w:sz w:val="36"/>
-          <w:szCs w:val="36"/>
-        </w:rPr>
-      </w:pPr>
-      <w:r>
-        <w:rPr>
-          <w:rFonts w:ascii="Calibri" w:hAnsi="Calibri" w:cs="Calibri"/>
-          <w:b/>
-          <w:bCs/>
-          <w:color w:val="D86DCB" w:themeColor="accent5" w:themeTint="99"/>
-          <w:sz w:val="36"/>
-          <w:szCs w:val="36"/>
+          <w:sz w:val="34"/>
+          <w:szCs w:val="34"/>
+        </w:rPr>
+      </w:pPr>
+      <w:r>
+        <w:rPr>
+          <w:rFonts w:ascii="Calibri" w:hAnsi="Calibri" w:cs="Calibri"/>
+          <w:b/>
+          <w:bCs/>
+          <w:color w:val="D86DCB" w:themeColor="accent5" w:themeTint="99"/>
+          <w:sz w:val="34"/>
+          <w:szCs w:val="34"/>
         </w:rPr>
         <w:t xml:space="preserve">    children: [</w:t>
       </w:r>
@@ -4334,18 +4348,18 @@
           <w:b/>
           <w:bCs/>
           <w:color w:val="D86DCB" w:themeColor="accent5" w:themeTint="99"/>
-          <w:sz w:val="36"/>
-          <w:szCs w:val="36"/>
-        </w:rPr>
-      </w:pPr>
-      <w:r>
-        <w:rPr>
-          <w:rFonts w:ascii="Calibri" w:hAnsi="Calibri" w:cs="Calibri"/>
-          <w:b/>
-          <w:bCs/>
-          <w:color w:val="D86DCB" w:themeColor="accent5" w:themeTint="99"/>
-          <w:sz w:val="36"/>
-          <w:szCs w:val="36"/>
+          <w:sz w:val="34"/>
+          <w:szCs w:val="34"/>
+        </w:rPr>
+      </w:pPr>
+      <w:r>
+        <w:rPr>
+          <w:rFonts w:ascii="Calibri" w:hAnsi="Calibri" w:cs="Calibri"/>
+          <w:b/>
+          <w:bCs/>
+          <w:color w:val="D86DCB" w:themeColor="accent5" w:themeTint="99"/>
+          <w:sz w:val="34"/>
+          <w:szCs w:val="34"/>
         </w:rPr>
         <w:t xml:space="preserve">       Text('Title'),</w:t>
       </w:r>
@@ -4358,18 +4372,18 @@
           <w:b/>
           <w:bCs/>
           <w:color w:val="D86DCB" w:themeColor="accent5" w:themeTint="99"/>
-          <w:sz w:val="36"/>
-          <w:szCs w:val="36"/>
-        </w:rPr>
-      </w:pPr>
-      <w:r>
-        <w:rPr>
-          <w:rFonts w:ascii="Calibri" w:hAnsi="Calibri" w:cs="Calibri"/>
-          <w:b/>
-          <w:bCs/>
-          <w:color w:val="D86DCB" w:themeColor="accent5" w:themeTint="99"/>
-          <w:sz w:val="36"/>
-          <w:szCs w:val="36"/>
+          <w:sz w:val="34"/>
+          <w:szCs w:val="34"/>
+        </w:rPr>
+      </w:pPr>
+      <w:r>
+        <w:rPr>
+          <w:rFonts w:ascii="Calibri" w:hAnsi="Calibri" w:cs="Calibri"/>
+          <w:b/>
+          <w:bCs/>
+          <w:color w:val="D86DCB" w:themeColor="accent5" w:themeTint="99"/>
+          <w:sz w:val="34"/>
+          <w:szCs w:val="34"/>
         </w:rPr>
         <w:t xml:space="preserve">       </w:t>
       </w:r>
@@ -4380,8 +4394,8 @@
           <w:b/>
           <w:bCs/>
           <w:color w:val="D86DCB" w:themeColor="accent5" w:themeTint="99"/>
-          <w:sz w:val="36"/>
-          <w:szCs w:val="36"/>
+          <w:sz w:val="34"/>
+          <w:szCs w:val="34"/>
         </w:rPr>
         <w:t>If(</w:t>
       </w:r>
@@ -4393,8 +4407,8 @@
           <w:b/>
           <w:bCs/>
           <w:color w:val="D86DCB" w:themeColor="accent5" w:themeTint="99"/>
-          <w:sz w:val="36"/>
-          <w:szCs w:val="36"/>
+          <w:sz w:val="34"/>
+          <w:szCs w:val="34"/>
         </w:rPr>
         <w:t>subTitleWidget</w:t>
       </w:r>
@@ -4405,8 +4419,8 @@
           <w:b/>
           <w:bCs/>
           <w:color w:val="D86DCB" w:themeColor="accent5" w:themeTint="99"/>
-          <w:sz w:val="36"/>
-          <w:szCs w:val="36"/>
+          <w:sz w:val="34"/>
+          <w:szCs w:val="34"/>
         </w:rPr>
         <w:t xml:space="preserve"> != null) </w:t>
       </w:r>
@@ -4417,8 +4431,8 @@
           <w:b/>
           <w:bCs/>
           <w:color w:val="D86DCB" w:themeColor="accent5" w:themeTint="99"/>
-          <w:sz w:val="36"/>
-          <w:szCs w:val="36"/>
+          <w:sz w:val="34"/>
+          <w:szCs w:val="34"/>
         </w:rPr>
         <w:t>subTitleWidget</w:t>
       </w:r>
@@ -4429,8 +4443,8 @@
           <w:b/>
           <w:bCs/>
           <w:color w:val="D86DCB" w:themeColor="accent5" w:themeTint="99"/>
-          <w:sz w:val="36"/>
-          <w:szCs w:val="36"/>
+          <w:sz w:val="34"/>
+          <w:szCs w:val="34"/>
         </w:rPr>
         <w:t>,</w:t>
       </w:r>
@@ -4443,18 +4457,18 @@
           <w:b/>
           <w:bCs/>
           <w:color w:val="D86DCB" w:themeColor="accent5" w:themeTint="99"/>
-          <w:sz w:val="36"/>
-          <w:szCs w:val="36"/>
-        </w:rPr>
-      </w:pPr>
-      <w:r>
-        <w:rPr>
-          <w:rFonts w:ascii="Calibri" w:hAnsi="Calibri" w:cs="Calibri"/>
-          <w:b/>
-          <w:bCs/>
-          <w:color w:val="D86DCB" w:themeColor="accent5" w:themeTint="99"/>
-          <w:sz w:val="36"/>
-          <w:szCs w:val="36"/>
+          <w:sz w:val="34"/>
+          <w:szCs w:val="34"/>
+        </w:rPr>
+      </w:pPr>
+      <w:r>
+        <w:rPr>
+          <w:rFonts w:ascii="Calibri" w:hAnsi="Calibri" w:cs="Calibri"/>
+          <w:b/>
+          <w:bCs/>
+          <w:color w:val="D86DCB" w:themeColor="accent5" w:themeTint="99"/>
+          <w:sz w:val="34"/>
+          <w:szCs w:val="34"/>
         </w:rPr>
         <w:t xml:space="preserve">       </w:t>
       </w:r>
@@ -4465,8 +4479,8 @@
           <w:b/>
           <w:bCs/>
           <w:color w:val="D86DCB" w:themeColor="accent5" w:themeTint="99"/>
-          <w:sz w:val="36"/>
-          <w:szCs w:val="36"/>
+          <w:sz w:val="34"/>
+          <w:szCs w:val="34"/>
         </w:rPr>
         <w:t>If(</w:t>
       </w:r>
@@ -4478,8 +4492,8 @@
           <w:b/>
           <w:bCs/>
           <w:color w:val="D86DCB" w:themeColor="accent5" w:themeTint="99"/>
-          <w:sz w:val="36"/>
-          <w:szCs w:val="36"/>
+          <w:sz w:val="34"/>
+          <w:szCs w:val="34"/>
         </w:rPr>
         <w:t>iconWidget</w:t>
       </w:r>
@@ -4490,8 +4504,8 @@
           <w:b/>
           <w:bCs/>
           <w:color w:val="D86DCB" w:themeColor="accent5" w:themeTint="99"/>
-          <w:sz w:val="36"/>
-          <w:szCs w:val="36"/>
+          <w:sz w:val="34"/>
+          <w:szCs w:val="34"/>
         </w:rPr>
         <w:t xml:space="preserve"> != null) </w:t>
       </w:r>
@@ -4502,8 +4516,8 @@
           <w:b/>
           <w:bCs/>
           <w:color w:val="D86DCB" w:themeColor="accent5" w:themeTint="99"/>
-          <w:sz w:val="36"/>
-          <w:szCs w:val="36"/>
+          <w:sz w:val="34"/>
+          <w:szCs w:val="34"/>
         </w:rPr>
         <w:t>iconWidget</w:t>
       </w:r>
@@ -4514,8 +4528,8 @@
           <w:b/>
           <w:bCs/>
           <w:color w:val="D86DCB" w:themeColor="accent5" w:themeTint="99"/>
-          <w:sz w:val="36"/>
-          <w:szCs w:val="36"/>
+          <w:sz w:val="34"/>
+          <w:szCs w:val="34"/>
         </w:rPr>
         <w:t>,</w:t>
       </w:r>
@@ -4528,18 +4542,18 @@
           <w:b/>
           <w:bCs/>
           <w:color w:val="D86DCB" w:themeColor="accent5" w:themeTint="99"/>
-          <w:sz w:val="36"/>
-          <w:szCs w:val="36"/>
-        </w:rPr>
-      </w:pPr>
-      <w:r>
-        <w:rPr>
-          <w:rFonts w:ascii="Calibri" w:hAnsi="Calibri" w:cs="Calibri"/>
-          <w:b/>
-          <w:bCs/>
-          <w:color w:val="D86DCB" w:themeColor="accent5" w:themeTint="99"/>
-          <w:sz w:val="36"/>
-          <w:szCs w:val="36"/>
+          <w:sz w:val="34"/>
+          <w:szCs w:val="34"/>
+        </w:rPr>
+      </w:pPr>
+      <w:r>
+        <w:rPr>
+          <w:rFonts w:ascii="Calibri" w:hAnsi="Calibri" w:cs="Calibri"/>
+          <w:b/>
+          <w:bCs/>
+          <w:color w:val="D86DCB" w:themeColor="accent5" w:themeTint="99"/>
+          <w:sz w:val="34"/>
+          <w:szCs w:val="34"/>
         </w:rPr>
         <w:t xml:space="preserve">       </w:t>
       </w:r>
@@ -4550,8 +4564,8 @@
           <w:b/>
           <w:bCs/>
           <w:color w:val="D86DCB" w:themeColor="accent5" w:themeTint="99"/>
-          <w:sz w:val="36"/>
-          <w:szCs w:val="36"/>
+          <w:sz w:val="34"/>
+          <w:szCs w:val="34"/>
         </w:rPr>
         <w:t>If(</w:t>
       </w:r>
@@ -4563,8 +4577,8 @@
           <w:b/>
           <w:bCs/>
           <w:color w:val="D86DCB" w:themeColor="accent5" w:themeTint="99"/>
-          <w:sz w:val="36"/>
-          <w:szCs w:val="36"/>
+          <w:sz w:val="34"/>
+          <w:szCs w:val="34"/>
         </w:rPr>
         <w:t>footerWidget</w:t>
       </w:r>
@@ -4575,8 +4589,8 @@
           <w:b/>
           <w:bCs/>
           <w:color w:val="D86DCB" w:themeColor="accent5" w:themeTint="99"/>
-          <w:sz w:val="36"/>
-          <w:szCs w:val="36"/>
+          <w:sz w:val="34"/>
+          <w:szCs w:val="34"/>
         </w:rPr>
         <w:t xml:space="preserve"> != null) </w:t>
       </w:r>
@@ -4587,8 +4601,8 @@
           <w:b/>
           <w:bCs/>
           <w:color w:val="D86DCB" w:themeColor="accent5" w:themeTint="99"/>
-          <w:sz w:val="36"/>
-          <w:szCs w:val="36"/>
+          <w:sz w:val="34"/>
+          <w:szCs w:val="34"/>
         </w:rPr>
         <w:t>footerWidget</w:t>
       </w:r>
@@ -4599,8 +4613,8 @@
           <w:b/>
           <w:bCs/>
           <w:color w:val="D86DCB" w:themeColor="accent5" w:themeTint="99"/>
-          <w:sz w:val="36"/>
-          <w:szCs w:val="36"/>
+          <w:sz w:val="34"/>
+          <w:szCs w:val="34"/>
         </w:rPr>
         <w:t>,</w:t>
       </w:r>
@@ -4613,18 +4627,18 @@
           <w:b/>
           <w:bCs/>
           <w:color w:val="D86DCB" w:themeColor="accent5" w:themeTint="99"/>
-          <w:sz w:val="36"/>
-          <w:szCs w:val="36"/>
-        </w:rPr>
-      </w:pPr>
-      <w:r>
-        <w:rPr>
-          <w:rFonts w:ascii="Calibri" w:hAnsi="Calibri" w:cs="Calibri"/>
-          <w:b/>
-          <w:bCs/>
-          <w:color w:val="D86DCB" w:themeColor="accent5" w:themeTint="99"/>
-          <w:sz w:val="36"/>
-          <w:szCs w:val="36"/>
+          <w:sz w:val="34"/>
+          <w:szCs w:val="34"/>
+        </w:rPr>
+      </w:pPr>
+      <w:r>
+        <w:rPr>
+          <w:rFonts w:ascii="Calibri" w:hAnsi="Calibri" w:cs="Calibri"/>
+          <w:b/>
+          <w:bCs/>
+          <w:color w:val="D86DCB" w:themeColor="accent5" w:themeTint="99"/>
+          <w:sz w:val="34"/>
+          <w:szCs w:val="34"/>
         </w:rPr>
         <w:t xml:space="preserve">    ],</w:t>
       </w:r>
@@ -4637,18 +4651,18 @@
           <w:b/>
           <w:bCs/>
           <w:color w:val="D86DCB" w:themeColor="accent5" w:themeTint="99"/>
-          <w:sz w:val="36"/>
-          <w:szCs w:val="36"/>
-        </w:rPr>
-      </w:pPr>
-      <w:r>
-        <w:rPr>
-          <w:rFonts w:ascii="Calibri" w:hAnsi="Calibri" w:cs="Calibri"/>
-          <w:b/>
-          <w:bCs/>
-          <w:color w:val="D86DCB" w:themeColor="accent5" w:themeTint="99"/>
-          <w:sz w:val="36"/>
-          <w:szCs w:val="36"/>
+          <w:sz w:val="34"/>
+          <w:szCs w:val="34"/>
+        </w:rPr>
+      </w:pPr>
+      <w:r>
+        <w:rPr>
+          <w:rFonts w:ascii="Calibri" w:hAnsi="Calibri" w:cs="Calibri"/>
+          <w:b/>
+          <w:bCs/>
+          <w:color w:val="D86DCB" w:themeColor="accent5" w:themeTint="99"/>
+          <w:sz w:val="34"/>
+          <w:szCs w:val="34"/>
         </w:rPr>
         <w:t>)</w:t>
       </w:r>
@@ -4658,31 +4672,31 @@
         <w:jc w:val="both"/>
         <w:rPr>
           <w:rFonts w:ascii="Calibri" w:hAnsi="Calibri" w:cs="Calibri"/>
-          <w:sz w:val="36"/>
-          <w:szCs w:val="36"/>
-        </w:rPr>
-      </w:pPr>
-      <w:r>
-        <w:rPr>
-          <w:rFonts w:ascii="Calibri" w:hAnsi="Calibri" w:cs="Calibri"/>
-          <w:sz w:val="36"/>
-          <w:szCs w:val="36"/>
+          <w:sz w:val="34"/>
+          <w:szCs w:val="34"/>
+        </w:rPr>
+      </w:pPr>
+      <w:r>
+        <w:rPr>
+          <w:rFonts w:ascii="Calibri" w:hAnsi="Calibri" w:cs="Calibri"/>
+          <w:sz w:val="34"/>
+          <w:szCs w:val="34"/>
         </w:rPr>
         <w:t># New way after null aware elements</w:t>
       </w:r>
       <w:r>
         <w:rPr>
           <w:rFonts w:ascii="Calibri" w:hAnsi="Calibri" w:cs="Calibri"/>
-          <w:sz w:val="36"/>
-          <w:szCs w:val="36"/>
+          <w:sz w:val="34"/>
+          <w:szCs w:val="34"/>
         </w:rPr>
         <w:t>. Less boilerplate code</w:t>
       </w:r>
       <w:r>
         <w:rPr>
           <w:rFonts w:ascii="Calibri" w:hAnsi="Calibri" w:cs="Calibri"/>
-          <w:sz w:val="36"/>
-          <w:szCs w:val="36"/>
+          <w:sz w:val="34"/>
+          <w:szCs w:val="34"/>
         </w:rPr>
         <w:t>:</w:t>
       </w:r>
@@ -4695,8 +4709,8 @@
           <w:b/>
           <w:bCs/>
           <w:color w:val="D86DCB" w:themeColor="accent5" w:themeTint="99"/>
-          <w:sz w:val="36"/>
-          <w:szCs w:val="36"/>
+          <w:sz w:val="34"/>
+          <w:szCs w:val="34"/>
         </w:rPr>
       </w:pPr>
       <w:proofErr w:type="gramStart"/>
@@ -4706,8 +4720,8 @@
           <w:b/>
           <w:bCs/>
           <w:color w:val="D86DCB" w:themeColor="accent5" w:themeTint="99"/>
-          <w:sz w:val="36"/>
-          <w:szCs w:val="36"/>
+          <w:sz w:val="34"/>
+          <w:szCs w:val="34"/>
         </w:rPr>
         <w:t>Column(</w:t>
       </w:r>
@@ -4721,18 +4735,18 @@
           <w:b/>
           <w:bCs/>
           <w:color w:val="D86DCB" w:themeColor="accent5" w:themeTint="99"/>
-          <w:sz w:val="36"/>
-          <w:szCs w:val="36"/>
-        </w:rPr>
-      </w:pPr>
-      <w:r>
-        <w:rPr>
-          <w:rFonts w:ascii="Calibri" w:hAnsi="Calibri" w:cs="Calibri"/>
-          <w:b/>
-          <w:bCs/>
-          <w:color w:val="D86DCB" w:themeColor="accent5" w:themeTint="99"/>
-          <w:sz w:val="36"/>
-          <w:szCs w:val="36"/>
+          <w:sz w:val="34"/>
+          <w:szCs w:val="34"/>
+        </w:rPr>
+      </w:pPr>
+      <w:r>
+        <w:rPr>
+          <w:rFonts w:ascii="Calibri" w:hAnsi="Calibri" w:cs="Calibri"/>
+          <w:b/>
+          <w:bCs/>
+          <w:color w:val="D86DCB" w:themeColor="accent5" w:themeTint="99"/>
+          <w:sz w:val="34"/>
+          <w:szCs w:val="34"/>
         </w:rPr>
         <w:t xml:space="preserve">    children: [</w:t>
       </w:r>
@@ -4745,18 +4759,18 @@
           <w:b/>
           <w:bCs/>
           <w:color w:val="D86DCB" w:themeColor="accent5" w:themeTint="99"/>
-          <w:sz w:val="36"/>
-          <w:szCs w:val="36"/>
-        </w:rPr>
-      </w:pPr>
-      <w:r>
-        <w:rPr>
-          <w:rFonts w:ascii="Calibri" w:hAnsi="Calibri" w:cs="Calibri"/>
-          <w:b/>
-          <w:bCs/>
-          <w:color w:val="D86DCB" w:themeColor="accent5" w:themeTint="99"/>
-          <w:sz w:val="36"/>
-          <w:szCs w:val="36"/>
+          <w:sz w:val="34"/>
+          <w:szCs w:val="34"/>
+        </w:rPr>
+      </w:pPr>
+      <w:r>
+        <w:rPr>
+          <w:rFonts w:ascii="Calibri" w:hAnsi="Calibri" w:cs="Calibri"/>
+          <w:b/>
+          <w:bCs/>
+          <w:color w:val="D86DCB" w:themeColor="accent5" w:themeTint="99"/>
+          <w:sz w:val="34"/>
+          <w:szCs w:val="34"/>
         </w:rPr>
         <w:t xml:space="preserve">       Text('Title'),</w:t>
       </w:r>
@@ -4769,18 +4783,18 @@
           <w:b/>
           <w:bCs/>
           <w:color w:val="D86DCB" w:themeColor="accent5" w:themeTint="99"/>
-          <w:sz w:val="36"/>
-          <w:szCs w:val="36"/>
-        </w:rPr>
-      </w:pPr>
-      <w:r>
-        <w:rPr>
-          <w:rFonts w:ascii="Calibri" w:hAnsi="Calibri" w:cs="Calibri"/>
-          <w:b/>
-          <w:bCs/>
-          <w:color w:val="D86DCB" w:themeColor="accent5" w:themeTint="99"/>
-          <w:sz w:val="36"/>
-          <w:szCs w:val="36"/>
+          <w:sz w:val="34"/>
+          <w:szCs w:val="34"/>
+        </w:rPr>
+      </w:pPr>
+      <w:r>
+        <w:rPr>
+          <w:rFonts w:ascii="Calibri" w:hAnsi="Calibri" w:cs="Calibri"/>
+          <w:b/>
+          <w:bCs/>
+          <w:color w:val="D86DCB" w:themeColor="accent5" w:themeTint="99"/>
+          <w:sz w:val="34"/>
+          <w:szCs w:val="34"/>
         </w:rPr>
         <w:t xml:space="preserve">       </w:t>
       </w:r>
@@ -4791,8 +4805,8 @@
           <w:b/>
           <w:bCs/>
           <w:color w:val="D86DCB" w:themeColor="accent5" w:themeTint="99"/>
-          <w:sz w:val="36"/>
-          <w:szCs w:val="36"/>
+          <w:sz w:val="34"/>
+          <w:szCs w:val="34"/>
         </w:rPr>
         <w:t>?</w:t>
       </w:r>
@@ -4803,8 +4817,8 @@
           <w:b/>
           <w:bCs/>
           <w:color w:val="D86DCB" w:themeColor="accent5" w:themeTint="99"/>
-          <w:sz w:val="36"/>
-          <w:szCs w:val="36"/>
+          <w:sz w:val="34"/>
+          <w:szCs w:val="34"/>
         </w:rPr>
         <w:t>subTitleWidget</w:t>
       </w:r>
@@ -4816,8 +4830,8 @@
           <w:b/>
           <w:bCs/>
           <w:color w:val="D86DCB" w:themeColor="accent5" w:themeTint="99"/>
-          <w:sz w:val="36"/>
-          <w:szCs w:val="36"/>
+          <w:sz w:val="34"/>
+          <w:szCs w:val="34"/>
         </w:rPr>
         <w:t>,</w:t>
       </w:r>
@@ -4830,20 +4844,19 @@
           <w:b/>
           <w:bCs/>
           <w:color w:val="D86DCB" w:themeColor="accent5" w:themeTint="99"/>
-          <w:sz w:val="36"/>
-          <w:szCs w:val="36"/>
-        </w:rPr>
-      </w:pPr>
-      <w:r>
-        <w:rPr>
-          <w:rFonts w:ascii="Calibri" w:hAnsi="Calibri" w:cs="Calibri"/>
-          <w:b/>
-          <w:bCs/>
-          <w:color w:val="D86DCB" w:themeColor="accent5" w:themeTint="99"/>
-          <w:sz w:val="36"/>
-          <w:szCs w:val="36"/>
-        </w:rPr>
-        <w:lastRenderedPageBreak/>
+          <w:sz w:val="34"/>
+          <w:szCs w:val="34"/>
+        </w:rPr>
+      </w:pPr>
+      <w:r>
+        <w:rPr>
+          <w:rFonts w:ascii="Calibri" w:hAnsi="Calibri" w:cs="Calibri"/>
+          <w:b/>
+          <w:bCs/>
+          <w:color w:val="D86DCB" w:themeColor="accent5" w:themeTint="99"/>
+          <w:sz w:val="34"/>
+          <w:szCs w:val="34"/>
+        </w:rPr>
         <w:t xml:space="preserve">       </w:t>
       </w:r>
       <w:proofErr w:type="gramStart"/>
@@ -4853,8 +4866,8 @@
           <w:b/>
           <w:bCs/>
           <w:color w:val="D86DCB" w:themeColor="accent5" w:themeTint="99"/>
-          <w:sz w:val="36"/>
-          <w:szCs w:val="36"/>
+          <w:sz w:val="34"/>
+          <w:szCs w:val="34"/>
         </w:rPr>
         <w:t>?</w:t>
       </w:r>
@@ -4865,8 +4878,8 @@
           <w:b/>
           <w:bCs/>
           <w:color w:val="D86DCB" w:themeColor="accent5" w:themeTint="99"/>
-          <w:sz w:val="36"/>
-          <w:szCs w:val="36"/>
+          <w:sz w:val="34"/>
+          <w:szCs w:val="34"/>
         </w:rPr>
         <w:t>iconWidget</w:t>
       </w:r>
@@ -4878,8 +4891,8 @@
           <w:b/>
           <w:bCs/>
           <w:color w:val="D86DCB" w:themeColor="accent5" w:themeTint="99"/>
-          <w:sz w:val="36"/>
-          <w:szCs w:val="36"/>
+          <w:sz w:val="34"/>
+          <w:szCs w:val="34"/>
         </w:rPr>
         <w:t>,</w:t>
       </w:r>
@@ -4892,18 +4905,18 @@
           <w:b/>
           <w:bCs/>
           <w:color w:val="D86DCB" w:themeColor="accent5" w:themeTint="99"/>
-          <w:sz w:val="36"/>
-          <w:szCs w:val="36"/>
-        </w:rPr>
-      </w:pPr>
-      <w:r>
-        <w:rPr>
-          <w:rFonts w:ascii="Calibri" w:hAnsi="Calibri" w:cs="Calibri"/>
-          <w:b/>
-          <w:bCs/>
-          <w:color w:val="D86DCB" w:themeColor="accent5" w:themeTint="99"/>
-          <w:sz w:val="36"/>
-          <w:szCs w:val="36"/>
+          <w:sz w:val="34"/>
+          <w:szCs w:val="34"/>
+        </w:rPr>
+      </w:pPr>
+      <w:r>
+        <w:rPr>
+          <w:rFonts w:ascii="Calibri" w:hAnsi="Calibri" w:cs="Calibri"/>
+          <w:b/>
+          <w:bCs/>
+          <w:color w:val="D86DCB" w:themeColor="accent5" w:themeTint="99"/>
+          <w:sz w:val="34"/>
+          <w:szCs w:val="34"/>
         </w:rPr>
         <w:t xml:space="preserve">       </w:t>
       </w:r>
@@ -4914,8 +4927,8 @@
           <w:b/>
           <w:bCs/>
           <w:color w:val="D86DCB" w:themeColor="accent5" w:themeTint="99"/>
-          <w:sz w:val="36"/>
-          <w:szCs w:val="36"/>
+          <w:sz w:val="34"/>
+          <w:szCs w:val="34"/>
         </w:rPr>
         <w:t>?</w:t>
       </w:r>
@@ -4926,8 +4939,8 @@
           <w:b/>
           <w:bCs/>
           <w:color w:val="D86DCB" w:themeColor="accent5" w:themeTint="99"/>
-          <w:sz w:val="36"/>
-          <w:szCs w:val="36"/>
+          <w:sz w:val="34"/>
+          <w:szCs w:val="34"/>
         </w:rPr>
         <w:t>footerWidget</w:t>
       </w:r>
@@ -4939,8 +4952,8 @@
           <w:b/>
           <w:bCs/>
           <w:color w:val="D86DCB" w:themeColor="accent5" w:themeTint="99"/>
-          <w:sz w:val="36"/>
-          <w:szCs w:val="36"/>
+          <w:sz w:val="34"/>
+          <w:szCs w:val="34"/>
         </w:rPr>
         <w:t>,</w:t>
       </w:r>
@@ -4953,18 +4966,18 @@
           <w:b/>
           <w:bCs/>
           <w:color w:val="D86DCB" w:themeColor="accent5" w:themeTint="99"/>
-          <w:sz w:val="36"/>
-          <w:szCs w:val="36"/>
-        </w:rPr>
-      </w:pPr>
-      <w:r>
-        <w:rPr>
-          <w:rFonts w:ascii="Calibri" w:hAnsi="Calibri" w:cs="Calibri"/>
-          <w:b/>
-          <w:bCs/>
-          <w:color w:val="D86DCB" w:themeColor="accent5" w:themeTint="99"/>
-          <w:sz w:val="36"/>
-          <w:szCs w:val="36"/>
+          <w:sz w:val="34"/>
+          <w:szCs w:val="34"/>
+        </w:rPr>
+      </w:pPr>
+      <w:r>
+        <w:rPr>
+          <w:rFonts w:ascii="Calibri" w:hAnsi="Calibri" w:cs="Calibri"/>
+          <w:b/>
+          <w:bCs/>
+          <w:color w:val="D86DCB" w:themeColor="accent5" w:themeTint="99"/>
+          <w:sz w:val="34"/>
+          <w:szCs w:val="34"/>
         </w:rPr>
         <w:t xml:space="preserve">    ],</w:t>
       </w:r>
@@ -4977,18 +4990,18 @@
           <w:b/>
           <w:bCs/>
           <w:color w:val="D86DCB" w:themeColor="accent5" w:themeTint="99"/>
-          <w:sz w:val="36"/>
-          <w:szCs w:val="36"/>
-        </w:rPr>
-      </w:pPr>
-      <w:r>
-        <w:rPr>
-          <w:rFonts w:ascii="Calibri" w:hAnsi="Calibri" w:cs="Calibri"/>
-          <w:b/>
-          <w:bCs/>
-          <w:color w:val="D86DCB" w:themeColor="accent5" w:themeTint="99"/>
-          <w:sz w:val="36"/>
-          <w:szCs w:val="36"/>
+          <w:sz w:val="34"/>
+          <w:szCs w:val="34"/>
+        </w:rPr>
+      </w:pPr>
+      <w:r>
+        <w:rPr>
+          <w:rFonts w:ascii="Calibri" w:hAnsi="Calibri" w:cs="Calibri"/>
+          <w:b/>
+          <w:bCs/>
+          <w:color w:val="D86DCB" w:themeColor="accent5" w:themeTint="99"/>
+          <w:sz w:val="34"/>
+          <w:szCs w:val="34"/>
         </w:rPr>
         <w:t>)</w:t>
       </w:r>
@@ -4998,49 +5011,49 @@
         <w:jc w:val="both"/>
         <w:rPr>
           <w:rFonts w:ascii="Calibri" w:hAnsi="Calibri" w:cs="Calibri"/>
-          <w:sz w:val="36"/>
-          <w:szCs w:val="36"/>
-        </w:rPr>
-      </w:pPr>
-      <w:r>
-        <w:rPr>
-          <w:rFonts w:ascii="Calibri" w:hAnsi="Calibri" w:cs="Calibri"/>
-          <w:b/>
-          <w:bCs/>
-          <w:sz w:val="36"/>
-          <w:szCs w:val="36"/>
+          <w:sz w:val="34"/>
+          <w:szCs w:val="34"/>
+        </w:rPr>
+      </w:pPr>
+      <w:r>
+        <w:rPr>
+          <w:rFonts w:ascii="Calibri" w:hAnsi="Calibri" w:cs="Calibri"/>
+          <w:b/>
+          <w:bCs/>
+          <w:sz w:val="34"/>
+          <w:szCs w:val="34"/>
         </w:rPr>
         <w:t>NOTE:</w:t>
       </w:r>
       <w:r>
         <w:rPr>
           <w:rFonts w:ascii="Calibri" w:hAnsi="Calibri" w:cs="Calibri"/>
-          <w:sz w:val="36"/>
-          <w:szCs w:val="36"/>
+          <w:sz w:val="34"/>
+          <w:szCs w:val="34"/>
         </w:rPr>
         <w:t xml:space="preserve"> But make sure that widget </w:t>
       </w:r>
       <w:r>
         <w:rPr>
           <w:rFonts w:ascii="Calibri" w:hAnsi="Calibri" w:cs="Calibri"/>
-          <w:sz w:val="36"/>
-          <w:szCs w:val="36"/>
+          <w:sz w:val="34"/>
+          <w:szCs w:val="34"/>
         </w:rPr>
         <w:t>has to be</w:t>
       </w:r>
       <w:r>
         <w:rPr>
           <w:rFonts w:ascii="Calibri" w:hAnsi="Calibri" w:cs="Calibri"/>
-          <w:sz w:val="36"/>
-          <w:szCs w:val="36"/>
+          <w:sz w:val="34"/>
+          <w:szCs w:val="34"/>
         </w:rPr>
         <w:t xml:space="preserve"> nullable</w:t>
       </w:r>
       <w:r>
         <w:rPr>
           <w:rFonts w:ascii="Calibri" w:hAnsi="Calibri" w:cs="Calibri"/>
-          <w:sz w:val="36"/>
-          <w:szCs w:val="36"/>
+          <w:sz w:val="34"/>
+          <w:szCs w:val="34"/>
         </w:rPr>
         <w:t>.</w:t>
       </w:r>
@@ -5050,35 +5063,35 @@
         <w:jc w:val="both"/>
         <w:rPr>
           <w:rFonts w:ascii="Calibri" w:hAnsi="Calibri" w:cs="Calibri"/>
-          <w:sz w:val="36"/>
-          <w:szCs w:val="36"/>
-        </w:rPr>
-      </w:pPr>
-    </w:p>
-    <w:p>
-      <w:pPr>
-        <w:jc w:val="both"/>
-        <w:rPr>
-          <w:rFonts w:ascii="Calibri" w:hAnsi="Calibri" w:cs="Calibri"/>
-          <w:sz w:val="36"/>
-          <w:szCs w:val="36"/>
-        </w:rPr>
-      </w:pPr>
-    </w:p>
-    <w:p>
-      <w:pPr>
-        <w:jc w:val="both"/>
-        <w:rPr>
-          <w:rFonts w:ascii="Calibri" w:hAnsi="Calibri" w:cs="Calibri"/>
-          <w:sz w:val="36"/>
-          <w:szCs w:val="36"/>
-        </w:rPr>
-      </w:pPr>
-      <w:r>
-        <w:rPr>
-          <w:rFonts w:ascii="Calibri" w:hAnsi="Calibri" w:cs="Calibri"/>
-          <w:sz w:val="36"/>
-          <w:szCs w:val="36"/>
+          <w:sz w:val="34"/>
+          <w:szCs w:val="34"/>
+        </w:rPr>
+      </w:pPr>
+    </w:p>
+    <w:p>
+      <w:pPr>
+        <w:jc w:val="both"/>
+        <w:rPr>
+          <w:rFonts w:ascii="Calibri" w:hAnsi="Calibri" w:cs="Calibri"/>
+          <w:sz w:val="34"/>
+          <w:szCs w:val="34"/>
+        </w:rPr>
+      </w:pPr>
+    </w:p>
+    <w:p>
+      <w:pPr>
+        <w:jc w:val="both"/>
+        <w:rPr>
+          <w:rFonts w:ascii="Calibri" w:hAnsi="Calibri" w:cs="Calibri"/>
+          <w:sz w:val="34"/>
+          <w:szCs w:val="34"/>
+        </w:rPr>
+      </w:pPr>
+      <w:r>
+        <w:rPr>
+          <w:rFonts w:ascii="Calibri" w:hAnsi="Calibri" w:cs="Calibri"/>
+          <w:sz w:val="34"/>
+          <w:szCs w:val="34"/>
         </w:rPr>
         <w:t>Difference with Spread Operator:</w:t>
       </w:r>
@@ -5088,16 +5101,16 @@
         <w:jc w:val="both"/>
         <w:rPr>
           <w:rFonts w:ascii="Calibri" w:hAnsi="Calibri" w:cs="Calibri"/>
-          <w:sz w:val="36"/>
-          <w:szCs w:val="36"/>
+          <w:sz w:val="34"/>
+          <w:szCs w:val="34"/>
         </w:rPr>
       </w:pPr>
       <w:proofErr w:type="gramStart"/>
       <w:r>
         <w:rPr>
           <w:rFonts w:ascii="Calibri" w:hAnsi="Calibri" w:cs="Calibri"/>
-          <w:sz w:val="36"/>
-          <w:szCs w:val="36"/>
+          <w:sz w:val="34"/>
+          <w:szCs w:val="34"/>
         </w:rPr>
         <w:t xml:space="preserve"># </w:t>
       </w:r>
@@ -5106,8 +5119,8 @@
           <w:rFonts w:ascii="Calibri" w:hAnsi="Calibri" w:cs="Calibri"/>
           <w:b/>
           <w:bCs/>
-          <w:sz w:val="36"/>
-          <w:szCs w:val="36"/>
+          <w:sz w:val="34"/>
+          <w:szCs w:val="34"/>
         </w:rPr>
         <w:t>?item</w:t>
       </w:r>
@@ -5117,16 +5130,16 @@
           <w:rFonts w:ascii="Calibri" w:hAnsi="Calibri" w:cs="Calibri"/>
           <w:b/>
           <w:bCs/>
-          <w:sz w:val="36"/>
-          <w:szCs w:val="36"/>
+          <w:sz w:val="34"/>
+          <w:szCs w:val="34"/>
         </w:rPr>
         <w:t xml:space="preserve"> </w:t>
       </w:r>
       <w:r>
         <w:rPr>
           <w:rFonts w:ascii="Calibri" w:hAnsi="Calibri" w:cs="Calibri"/>
-          <w:sz w:val="36"/>
-          <w:szCs w:val="36"/>
+          <w:sz w:val="34"/>
+          <w:szCs w:val="34"/>
         </w:rPr>
         <w:t xml:space="preserve">means conditionally insert if non-null and </w:t>
       </w:r>
@@ -5135,16 +5148,16 @@
           <w:rFonts w:ascii="Calibri" w:hAnsi="Calibri" w:cs="Calibri"/>
           <w:b/>
           <w:bCs/>
-          <w:sz w:val="36"/>
-          <w:szCs w:val="36"/>
+          <w:sz w:val="34"/>
+          <w:szCs w:val="34"/>
         </w:rPr>
         <w:t>...?list</w:t>
       </w:r>
       <w:r>
         <w:rPr>
           <w:rFonts w:ascii="Calibri" w:hAnsi="Calibri" w:cs="Calibri"/>
-          <w:sz w:val="36"/>
-          <w:szCs w:val="36"/>
+          <w:sz w:val="34"/>
+          <w:szCs w:val="34"/>
         </w:rPr>
         <w:t xml:space="preserve"> means spread list (paste list) if non-null.</w:t>
       </w:r>
@@ -5154,16 +5167,16 @@
         <w:jc w:val="both"/>
         <w:rPr>
           <w:rFonts w:ascii="Calibri" w:hAnsi="Calibri" w:cs="Calibri"/>
-          <w:sz w:val="36"/>
-          <w:szCs w:val="36"/>
+          <w:sz w:val="34"/>
+          <w:szCs w:val="34"/>
         </w:rPr>
       </w:pPr>
       <w:proofErr w:type="gramStart"/>
       <w:r>
         <w:rPr>
           <w:rFonts w:ascii="Calibri" w:hAnsi="Calibri" w:cs="Calibri"/>
-          <w:sz w:val="36"/>
-          <w:szCs w:val="36"/>
+          <w:sz w:val="34"/>
+          <w:szCs w:val="34"/>
         </w:rPr>
         <w:t xml:space="preserve"># </w:t>
       </w:r>
@@ -5172,8 +5185,8 @@
           <w:rFonts w:ascii="Calibri" w:hAnsi="Calibri" w:cs="Calibri"/>
           <w:b/>
           <w:bCs/>
-          <w:sz w:val="36"/>
-          <w:szCs w:val="36"/>
+          <w:sz w:val="34"/>
+          <w:szCs w:val="34"/>
         </w:rPr>
         <w:t>?item</w:t>
       </w:r>
@@ -5181,8 +5194,8 @@
       <w:r>
         <w:rPr>
           <w:rFonts w:ascii="Calibri" w:hAnsi="Calibri" w:cs="Calibri"/>
-          <w:sz w:val="36"/>
-          <w:szCs w:val="36"/>
+          <w:sz w:val="34"/>
+          <w:szCs w:val="34"/>
         </w:rPr>
         <w:t xml:space="preserve"> adds one nullable item</w:t>
       </w:r>
@@ -5195,8 +5208,8 @@
           <w:b/>
           <w:bCs/>
           <w:color w:val="D86DCB" w:themeColor="accent5" w:themeTint="99"/>
-          <w:sz w:val="36"/>
-          <w:szCs w:val="36"/>
+          <w:sz w:val="34"/>
+          <w:szCs w:val="34"/>
         </w:rPr>
       </w:pPr>
       <w:proofErr w:type="gramStart"/>
@@ -5206,8 +5219,8 @@
           <w:b/>
           <w:bCs/>
           <w:color w:val="D86DCB" w:themeColor="accent5" w:themeTint="99"/>
-          <w:sz w:val="36"/>
-          <w:szCs w:val="36"/>
+          <w:sz w:val="34"/>
+          <w:szCs w:val="34"/>
         </w:rPr>
         <w:t>Row(</w:t>
       </w:r>
@@ -5221,18 +5234,18 @@
           <w:b/>
           <w:bCs/>
           <w:color w:val="D86DCB" w:themeColor="accent5" w:themeTint="99"/>
-          <w:sz w:val="36"/>
-          <w:szCs w:val="36"/>
-        </w:rPr>
-      </w:pPr>
-      <w:r>
-        <w:rPr>
-          <w:rFonts w:ascii="Calibri" w:hAnsi="Calibri" w:cs="Calibri"/>
-          <w:b/>
-          <w:bCs/>
-          <w:color w:val="D86DCB" w:themeColor="accent5" w:themeTint="99"/>
-          <w:sz w:val="36"/>
-          <w:szCs w:val="36"/>
+          <w:sz w:val="34"/>
+          <w:szCs w:val="34"/>
+        </w:rPr>
+      </w:pPr>
+      <w:r>
+        <w:rPr>
+          <w:rFonts w:ascii="Calibri" w:hAnsi="Calibri" w:cs="Calibri"/>
+          <w:b/>
+          <w:bCs/>
+          <w:color w:val="D86DCB" w:themeColor="accent5" w:themeTint="99"/>
+          <w:sz w:val="34"/>
+          <w:szCs w:val="34"/>
         </w:rPr>
         <w:t>…</w:t>
       </w:r>
@@ -5245,18 +5258,18 @@
           <w:b/>
           <w:bCs/>
           <w:color w:val="D86DCB" w:themeColor="accent5" w:themeTint="99"/>
-          <w:sz w:val="36"/>
-          <w:szCs w:val="36"/>
-        </w:rPr>
-      </w:pPr>
-      <w:r>
-        <w:rPr>
-          <w:rFonts w:ascii="Calibri" w:hAnsi="Calibri" w:cs="Calibri"/>
-          <w:b/>
-          <w:bCs/>
-          <w:color w:val="D86DCB" w:themeColor="accent5" w:themeTint="99"/>
-          <w:sz w:val="36"/>
-          <w:szCs w:val="36"/>
+          <w:sz w:val="34"/>
+          <w:szCs w:val="34"/>
+        </w:rPr>
+      </w:pPr>
+      <w:r>
+        <w:rPr>
+          <w:rFonts w:ascii="Calibri" w:hAnsi="Calibri" w:cs="Calibri"/>
+          <w:b/>
+          <w:bCs/>
+          <w:color w:val="D86DCB" w:themeColor="accent5" w:themeTint="99"/>
+          <w:sz w:val="34"/>
+          <w:szCs w:val="34"/>
         </w:rPr>
         <w:t xml:space="preserve">   [</w:t>
       </w:r>
@@ -5269,18 +5282,18 @@
           <w:b/>
           <w:bCs/>
           <w:color w:val="D86DCB" w:themeColor="accent5" w:themeTint="99"/>
-          <w:sz w:val="36"/>
-          <w:szCs w:val="36"/>
-        </w:rPr>
-      </w:pPr>
-      <w:r>
-        <w:rPr>
-          <w:rFonts w:ascii="Calibri" w:hAnsi="Calibri" w:cs="Calibri"/>
-          <w:b/>
-          <w:bCs/>
-          <w:color w:val="D86DCB" w:themeColor="accent5" w:themeTint="99"/>
-          <w:sz w:val="36"/>
-          <w:szCs w:val="36"/>
+          <w:sz w:val="34"/>
+          <w:szCs w:val="34"/>
+        </w:rPr>
+      </w:pPr>
+      <w:r>
+        <w:rPr>
+          <w:rFonts w:ascii="Calibri" w:hAnsi="Calibri" w:cs="Calibri"/>
+          <w:b/>
+          <w:bCs/>
+          <w:color w:val="D86DCB" w:themeColor="accent5" w:themeTint="99"/>
+          <w:sz w:val="34"/>
+          <w:szCs w:val="34"/>
         </w:rPr>
         <w:t xml:space="preserve">      </w:t>
       </w:r>
@@ -5291,8 +5304,8 @@
           <w:b/>
           <w:bCs/>
           <w:color w:val="D86DCB" w:themeColor="accent5" w:themeTint="99"/>
-          <w:sz w:val="36"/>
-          <w:szCs w:val="36"/>
+          <w:sz w:val="34"/>
+          <w:szCs w:val="34"/>
         </w:rPr>
         <w:t>?widget</w:t>
       </w:r>
@@ -5306,18 +5319,18 @@
           <w:b/>
           <w:bCs/>
           <w:color w:val="D86DCB" w:themeColor="accent5" w:themeTint="99"/>
-          <w:sz w:val="36"/>
-          <w:szCs w:val="36"/>
-        </w:rPr>
-      </w:pPr>
-      <w:r>
-        <w:rPr>
-          <w:rFonts w:ascii="Calibri" w:hAnsi="Calibri" w:cs="Calibri"/>
-          <w:b/>
-          <w:bCs/>
-          <w:color w:val="D86DCB" w:themeColor="accent5" w:themeTint="99"/>
-          <w:sz w:val="36"/>
-          <w:szCs w:val="36"/>
+          <w:sz w:val="34"/>
+          <w:szCs w:val="34"/>
+        </w:rPr>
+      </w:pPr>
+      <w:r>
+        <w:rPr>
+          <w:rFonts w:ascii="Calibri" w:hAnsi="Calibri" w:cs="Calibri"/>
+          <w:b/>
+          <w:bCs/>
+          <w:color w:val="D86DCB" w:themeColor="accent5" w:themeTint="99"/>
+          <w:sz w:val="34"/>
+          <w:szCs w:val="34"/>
         </w:rPr>
         <w:t xml:space="preserve">  ]</w:t>
       </w:r>
@@ -5330,18 +5343,18 @@
           <w:b/>
           <w:bCs/>
           <w:color w:val="D86DCB" w:themeColor="accent5" w:themeTint="99"/>
-          <w:sz w:val="36"/>
-          <w:szCs w:val="36"/>
-        </w:rPr>
-      </w:pPr>
-      <w:r>
-        <w:rPr>
-          <w:rFonts w:ascii="Calibri" w:hAnsi="Calibri" w:cs="Calibri"/>
-          <w:b/>
-          <w:bCs/>
-          <w:color w:val="D86DCB" w:themeColor="accent5" w:themeTint="99"/>
-          <w:sz w:val="36"/>
-          <w:szCs w:val="36"/>
+          <w:sz w:val="34"/>
+          <w:szCs w:val="34"/>
+        </w:rPr>
+      </w:pPr>
+      <w:r>
+        <w:rPr>
+          <w:rFonts w:ascii="Calibri" w:hAnsi="Calibri" w:cs="Calibri"/>
+          <w:b/>
+          <w:bCs/>
+          <w:color w:val="D86DCB" w:themeColor="accent5" w:themeTint="99"/>
+          <w:sz w:val="34"/>
+          <w:szCs w:val="34"/>
         </w:rPr>
         <w:t>)</w:t>
       </w:r>
@@ -5351,15 +5364,15 @@
         <w:jc w:val="both"/>
         <w:rPr>
           <w:rFonts w:ascii="Calibri" w:hAnsi="Calibri" w:cs="Calibri"/>
-          <w:sz w:val="36"/>
-          <w:szCs w:val="36"/>
-        </w:rPr>
-      </w:pPr>
-      <w:r>
-        <w:rPr>
-          <w:rFonts w:ascii="Calibri" w:hAnsi="Calibri" w:cs="Calibri"/>
-          <w:sz w:val="36"/>
-          <w:szCs w:val="36"/>
+          <w:sz w:val="34"/>
+          <w:szCs w:val="34"/>
+        </w:rPr>
+      </w:pPr>
+      <w:r>
+        <w:rPr>
+          <w:rFonts w:ascii="Calibri" w:hAnsi="Calibri" w:cs="Calibri"/>
+          <w:sz w:val="34"/>
+          <w:szCs w:val="34"/>
         </w:rPr>
         <w:t># While</w:t>
       </w:r>
@@ -5368,8 +5381,8 @@
           <w:rFonts w:ascii="Calibri" w:hAnsi="Calibri" w:cs="Calibri"/>
           <w:b/>
           <w:bCs/>
-          <w:sz w:val="36"/>
-          <w:szCs w:val="36"/>
+          <w:sz w:val="34"/>
+          <w:szCs w:val="34"/>
         </w:rPr>
         <w:t xml:space="preserve"> </w:t>
       </w:r>
@@ -5379,8 +5392,8 @@
           <w:rFonts w:ascii="Calibri" w:hAnsi="Calibri" w:cs="Calibri"/>
           <w:b/>
           <w:bCs/>
-          <w:sz w:val="36"/>
-          <w:szCs w:val="36"/>
+          <w:sz w:val="34"/>
+          <w:szCs w:val="34"/>
         </w:rPr>
         <w:t>…?list</w:t>
       </w:r>
@@ -5388,8 +5401,8 @@
       <w:r>
         <w:rPr>
           <w:rFonts w:ascii="Calibri" w:hAnsi="Calibri" w:cs="Calibri"/>
-          <w:sz w:val="36"/>
-          <w:szCs w:val="36"/>
+          <w:sz w:val="34"/>
+          <w:szCs w:val="34"/>
         </w:rPr>
         <w:t xml:space="preserve"> adds many nullable items (if not null)</w:t>
       </w:r>
@@ -5402,8 +5415,8 @@
           <w:b/>
           <w:bCs/>
           <w:color w:val="D86DCB" w:themeColor="accent5" w:themeTint="99"/>
-          <w:sz w:val="36"/>
-          <w:szCs w:val="36"/>
+          <w:sz w:val="34"/>
+          <w:szCs w:val="34"/>
         </w:rPr>
       </w:pPr>
       <w:proofErr w:type="gramStart"/>
@@ -5413,8 +5426,8 @@
           <w:b/>
           <w:bCs/>
           <w:color w:val="D86DCB" w:themeColor="accent5" w:themeTint="99"/>
-          <w:sz w:val="36"/>
-          <w:szCs w:val="36"/>
+          <w:sz w:val="34"/>
+          <w:szCs w:val="34"/>
         </w:rPr>
         <w:t>Row(</w:t>
       </w:r>
@@ -5428,18 +5441,18 @@
           <w:b/>
           <w:bCs/>
           <w:color w:val="D86DCB" w:themeColor="accent5" w:themeTint="99"/>
-          <w:sz w:val="36"/>
-          <w:szCs w:val="36"/>
-        </w:rPr>
-      </w:pPr>
-      <w:r>
-        <w:rPr>
-          <w:rFonts w:ascii="Calibri" w:hAnsi="Calibri" w:cs="Calibri"/>
-          <w:b/>
-          <w:bCs/>
-          <w:color w:val="D86DCB" w:themeColor="accent5" w:themeTint="99"/>
-          <w:sz w:val="36"/>
-          <w:szCs w:val="36"/>
+          <w:sz w:val="34"/>
+          <w:szCs w:val="34"/>
+        </w:rPr>
+      </w:pPr>
+      <w:r>
+        <w:rPr>
+          <w:rFonts w:ascii="Calibri" w:hAnsi="Calibri" w:cs="Calibri"/>
+          <w:b/>
+          <w:bCs/>
+          <w:color w:val="D86DCB" w:themeColor="accent5" w:themeTint="99"/>
+          <w:sz w:val="34"/>
+          <w:szCs w:val="34"/>
         </w:rPr>
         <w:t>…</w:t>
       </w:r>
@@ -5452,18 +5465,18 @@
           <w:b/>
           <w:bCs/>
           <w:color w:val="D86DCB" w:themeColor="accent5" w:themeTint="99"/>
-          <w:sz w:val="36"/>
-          <w:szCs w:val="36"/>
-        </w:rPr>
-      </w:pPr>
-      <w:r>
-        <w:rPr>
-          <w:rFonts w:ascii="Calibri" w:hAnsi="Calibri" w:cs="Calibri"/>
-          <w:b/>
-          <w:bCs/>
-          <w:color w:val="D86DCB" w:themeColor="accent5" w:themeTint="99"/>
-          <w:sz w:val="36"/>
-          <w:szCs w:val="36"/>
+          <w:sz w:val="34"/>
+          <w:szCs w:val="34"/>
+        </w:rPr>
+      </w:pPr>
+      <w:r>
+        <w:rPr>
+          <w:rFonts w:ascii="Calibri" w:hAnsi="Calibri" w:cs="Calibri"/>
+          <w:b/>
+          <w:bCs/>
+          <w:color w:val="D86DCB" w:themeColor="accent5" w:themeTint="99"/>
+          <w:sz w:val="34"/>
+          <w:szCs w:val="34"/>
         </w:rPr>
         <w:t xml:space="preserve">   [</w:t>
       </w:r>
@@ -5476,127 +5489,127 @@
           <w:b/>
           <w:bCs/>
           <w:color w:val="D86DCB" w:themeColor="accent5" w:themeTint="99"/>
-          <w:sz w:val="36"/>
-          <w:szCs w:val="36"/>
-        </w:rPr>
-      </w:pPr>
-      <w:r>
-        <w:rPr>
-          <w:rFonts w:ascii="Calibri" w:hAnsi="Calibri" w:cs="Calibri"/>
-          <w:b/>
-          <w:bCs/>
-          <w:color w:val="D86DCB" w:themeColor="accent5" w:themeTint="99"/>
-          <w:sz w:val="36"/>
-          <w:szCs w:val="36"/>
+          <w:sz w:val="34"/>
+          <w:szCs w:val="34"/>
+        </w:rPr>
+      </w:pPr>
+      <w:r>
+        <w:rPr>
+          <w:rFonts w:ascii="Calibri" w:hAnsi="Calibri" w:cs="Calibri"/>
+          <w:b/>
+          <w:bCs/>
+          <w:color w:val="D86DCB" w:themeColor="accent5" w:themeTint="99"/>
+          <w:sz w:val="34"/>
+          <w:szCs w:val="34"/>
+        </w:rPr>
+        <w:t xml:space="preserve">      </w:t>
+      </w:r>
+      <w:proofErr w:type="gramStart"/>
+      <w:r>
+        <w:rPr>
+          <w:rFonts w:ascii="Calibri" w:hAnsi="Calibri" w:cs="Calibri"/>
+          <w:b/>
+          <w:bCs/>
+          <w:color w:val="D86DCB" w:themeColor="accent5" w:themeTint="99"/>
+          <w:sz w:val="34"/>
+          <w:szCs w:val="34"/>
+        </w:rPr>
+        <w:t>…?widgets</w:t>
+      </w:r>
+      <w:proofErr w:type="gramEnd"/>
+    </w:p>
+    <w:p>
+      <w:pPr>
+        <w:jc w:val="both"/>
+        <w:rPr>
+          <w:rFonts w:ascii="Calibri" w:hAnsi="Calibri" w:cs="Calibri"/>
+          <w:b/>
+          <w:bCs/>
+          <w:color w:val="D86DCB" w:themeColor="accent5" w:themeTint="99"/>
+          <w:sz w:val="34"/>
+          <w:szCs w:val="34"/>
+        </w:rPr>
+      </w:pPr>
+      <w:r>
+        <w:rPr>
+          <w:rFonts w:ascii="Calibri" w:hAnsi="Calibri" w:cs="Calibri"/>
+          <w:b/>
+          <w:bCs/>
+          <w:color w:val="D86DCB" w:themeColor="accent5" w:themeTint="99"/>
+          <w:sz w:val="34"/>
+          <w:szCs w:val="34"/>
+        </w:rPr>
+        <w:t xml:space="preserve">  ]</w:t>
+      </w:r>
+    </w:p>
+    <w:p>
+      <w:pPr>
+        <w:jc w:val="both"/>
+        <w:rPr>
+          <w:rFonts w:ascii="Calibri" w:hAnsi="Calibri" w:cs="Calibri"/>
+          <w:b/>
+          <w:bCs/>
+          <w:color w:val="D86DCB" w:themeColor="accent5" w:themeTint="99"/>
+          <w:sz w:val="34"/>
+          <w:szCs w:val="34"/>
+        </w:rPr>
+      </w:pPr>
+      <w:r>
+        <w:rPr>
+          <w:rFonts w:ascii="Calibri" w:hAnsi="Calibri" w:cs="Calibri"/>
+          <w:b/>
+          <w:bCs/>
+          <w:color w:val="D86DCB" w:themeColor="accent5" w:themeTint="99"/>
+          <w:sz w:val="34"/>
+          <w:szCs w:val="34"/>
+        </w:rPr>
+        <w:t>)</w:t>
+      </w:r>
+    </w:p>
+    <w:p>
+      <w:pPr>
+        <w:jc w:val="both"/>
+        <w:rPr>
+          <w:rFonts w:ascii="Calibri" w:hAnsi="Calibri" w:cs="Calibri"/>
+          <w:sz w:val="34"/>
+          <w:szCs w:val="34"/>
+        </w:rPr>
+      </w:pPr>
+    </w:p>
+    <w:p>
+      <w:pPr>
+        <w:jc w:val="both"/>
+        <w:rPr>
+          <w:rFonts w:ascii="Calibri" w:hAnsi="Calibri" w:cs="Calibri"/>
+          <w:sz w:val="34"/>
+          <w:szCs w:val="34"/>
+        </w:rPr>
+      </w:pPr>
+      <w:r>
+        <w:rPr>
+          <w:rFonts w:ascii="Calibri" w:hAnsi="Calibri" w:cs="Calibri"/>
+          <w:sz w:val="34"/>
+          <w:szCs w:val="34"/>
+        </w:rPr>
+        <w:t>Importance:</w:t>
+      </w:r>
+    </w:p>
+    <w:p>
+      <w:pPr>
+        <w:jc w:val="both"/>
+        <w:rPr>
+          <w:rFonts w:ascii="Calibri" w:hAnsi="Calibri" w:cs="Calibri"/>
+          <w:sz w:val="34"/>
+          <w:szCs w:val="34"/>
+        </w:rPr>
+      </w:pPr>
+      <w:r>
+        <w:rPr>
+          <w:rFonts w:ascii="Calibri" w:hAnsi="Calibri" w:cs="Calibri"/>
+          <w:sz w:val="34"/>
+          <w:szCs w:val="34"/>
         </w:rPr>
         <w:lastRenderedPageBreak/>
-        <w:t xml:space="preserve">      </w:t>
-      </w:r>
-      <w:proofErr w:type="gramStart"/>
-      <w:r>
-        <w:rPr>
-          <w:rFonts w:ascii="Calibri" w:hAnsi="Calibri" w:cs="Calibri"/>
-          <w:b/>
-          <w:bCs/>
-          <w:color w:val="D86DCB" w:themeColor="accent5" w:themeTint="99"/>
-          <w:sz w:val="36"/>
-          <w:szCs w:val="36"/>
-        </w:rPr>
-        <w:t>…?widgets</w:t>
-      </w:r>
-      <w:proofErr w:type="gramEnd"/>
-    </w:p>
-    <w:p>
-      <w:pPr>
-        <w:jc w:val="both"/>
-        <w:rPr>
-          <w:rFonts w:ascii="Calibri" w:hAnsi="Calibri" w:cs="Calibri"/>
-          <w:b/>
-          <w:bCs/>
-          <w:color w:val="D86DCB" w:themeColor="accent5" w:themeTint="99"/>
-          <w:sz w:val="36"/>
-          <w:szCs w:val="36"/>
-        </w:rPr>
-      </w:pPr>
-      <w:r>
-        <w:rPr>
-          <w:rFonts w:ascii="Calibri" w:hAnsi="Calibri" w:cs="Calibri"/>
-          <w:b/>
-          <w:bCs/>
-          <w:color w:val="D86DCB" w:themeColor="accent5" w:themeTint="99"/>
-          <w:sz w:val="36"/>
-          <w:szCs w:val="36"/>
-        </w:rPr>
-        <w:t xml:space="preserve">  ]</w:t>
-      </w:r>
-    </w:p>
-    <w:p>
-      <w:pPr>
-        <w:jc w:val="both"/>
-        <w:rPr>
-          <w:rFonts w:ascii="Calibri" w:hAnsi="Calibri" w:cs="Calibri"/>
-          <w:b/>
-          <w:bCs/>
-          <w:color w:val="D86DCB" w:themeColor="accent5" w:themeTint="99"/>
-          <w:sz w:val="36"/>
-          <w:szCs w:val="36"/>
-        </w:rPr>
-      </w:pPr>
-      <w:r>
-        <w:rPr>
-          <w:rFonts w:ascii="Calibri" w:hAnsi="Calibri" w:cs="Calibri"/>
-          <w:b/>
-          <w:bCs/>
-          <w:color w:val="D86DCB" w:themeColor="accent5" w:themeTint="99"/>
-          <w:sz w:val="36"/>
-          <w:szCs w:val="36"/>
-        </w:rPr>
-        <w:t>)</w:t>
-      </w:r>
-    </w:p>
-    <w:p>
-      <w:pPr>
-        <w:jc w:val="both"/>
-        <w:rPr>
-          <w:rFonts w:ascii="Calibri" w:hAnsi="Calibri" w:cs="Calibri"/>
-          <w:sz w:val="36"/>
-          <w:szCs w:val="36"/>
-        </w:rPr>
-      </w:pPr>
-    </w:p>
-    <w:p>
-      <w:pPr>
-        <w:jc w:val="both"/>
-        <w:rPr>
-          <w:rFonts w:ascii="Calibri" w:hAnsi="Calibri" w:cs="Calibri"/>
-          <w:sz w:val="36"/>
-          <w:szCs w:val="36"/>
-        </w:rPr>
-      </w:pPr>
-      <w:r>
-        <w:rPr>
-          <w:rFonts w:ascii="Calibri" w:hAnsi="Calibri" w:cs="Calibri"/>
-          <w:sz w:val="36"/>
-          <w:szCs w:val="36"/>
-        </w:rPr>
-        <w:t>Importance:</w:t>
-      </w:r>
-    </w:p>
-    <w:p>
-      <w:pPr>
-        <w:jc w:val="both"/>
-        <w:rPr>
-          <w:rFonts w:ascii="Calibri" w:hAnsi="Calibri" w:cs="Calibri"/>
-          <w:sz w:val="36"/>
-          <w:szCs w:val="36"/>
-        </w:rPr>
-      </w:pPr>
-      <w:r>
-        <w:rPr>
-          <w:rFonts w:ascii="Calibri" w:hAnsi="Calibri" w:cs="Calibri"/>
-          <w:sz w:val="36"/>
-          <w:szCs w:val="36"/>
-        </w:rPr>
         <w:t xml:space="preserve"># </w:t>
       </w:r>
       <w:r>
@@ -5604,16 +5617,16 @@
           <w:rFonts w:ascii="Calibri" w:hAnsi="Calibri" w:cs="Calibri"/>
           <w:b/>
           <w:bCs/>
-          <w:sz w:val="36"/>
-          <w:szCs w:val="36"/>
+          <w:sz w:val="34"/>
+          <w:szCs w:val="34"/>
         </w:rPr>
         <w:t>Dart</w:t>
       </w:r>
       <w:r>
         <w:rPr>
           <w:rFonts w:ascii="Calibri" w:hAnsi="Calibri" w:cs="Calibri"/>
-          <w:sz w:val="36"/>
-          <w:szCs w:val="36"/>
+          <w:sz w:val="34"/>
+          <w:szCs w:val="34"/>
         </w:rPr>
         <w:t xml:space="preserve"> added this because</w:t>
       </w:r>
@@ -5622,16 +5635,16 @@
           <w:rFonts w:ascii="Calibri" w:hAnsi="Calibri" w:cs="Calibri"/>
           <w:b/>
           <w:bCs/>
-          <w:sz w:val="36"/>
-          <w:szCs w:val="36"/>
+          <w:sz w:val="34"/>
+          <w:szCs w:val="34"/>
         </w:rPr>
         <w:t xml:space="preserve"> Flutter</w:t>
       </w:r>
       <w:r>
         <w:rPr>
           <w:rFonts w:ascii="Calibri" w:hAnsi="Calibri" w:cs="Calibri"/>
-          <w:sz w:val="36"/>
-          <w:szCs w:val="36"/>
+          <w:sz w:val="34"/>
+          <w:szCs w:val="34"/>
         </w:rPr>
         <w:t xml:space="preserve"> developers write collection literals CONSTANTLY:</w:t>
       </w:r>
@@ -5648,17 +5661,17 @@
           <w:rFonts w:ascii="Calibri" w:hAnsi="Calibri" w:cs="Calibri"/>
           <w:b/>
           <w:bCs/>
-          <w:sz w:val="36"/>
-          <w:szCs w:val="36"/>
-        </w:rPr>
-      </w:pPr>
-      <w:r>
-        <w:rPr>
-          <w:rFonts w:ascii="Calibri" w:hAnsi="Calibri" w:cs="Calibri"/>
-          <w:b/>
-          <w:bCs/>
-          <w:sz w:val="36"/>
-          <w:szCs w:val="36"/>
+          <w:sz w:val="34"/>
+          <w:szCs w:val="34"/>
+        </w:rPr>
+      </w:pPr>
+      <w:r>
+        <w:rPr>
+          <w:rFonts w:ascii="Calibri" w:hAnsi="Calibri" w:cs="Calibri"/>
+          <w:b/>
+          <w:bCs/>
+          <w:sz w:val="34"/>
+          <w:szCs w:val="34"/>
         </w:rPr>
         <w:t>children: []</w:t>
       </w:r>
@@ -5675,17 +5688,17 @@
           <w:rFonts w:ascii="Calibri" w:hAnsi="Calibri" w:cs="Calibri"/>
           <w:b/>
           <w:bCs/>
-          <w:sz w:val="36"/>
-          <w:szCs w:val="36"/>
-        </w:rPr>
-      </w:pPr>
-      <w:r>
-        <w:rPr>
-          <w:rFonts w:ascii="Calibri" w:hAnsi="Calibri" w:cs="Calibri"/>
-          <w:b/>
-          <w:bCs/>
-          <w:sz w:val="36"/>
-          <w:szCs w:val="36"/>
+          <w:sz w:val="34"/>
+          <w:szCs w:val="34"/>
+        </w:rPr>
+      </w:pPr>
+      <w:r>
+        <w:rPr>
+          <w:rFonts w:ascii="Calibri" w:hAnsi="Calibri" w:cs="Calibri"/>
+          <w:b/>
+          <w:bCs/>
+          <w:sz w:val="34"/>
+          <w:szCs w:val="34"/>
         </w:rPr>
         <w:t>actions: []</w:t>
       </w:r>
@@ -5702,17 +5715,17 @@
           <w:rFonts w:ascii="Calibri" w:hAnsi="Calibri" w:cs="Calibri"/>
           <w:b/>
           <w:bCs/>
-          <w:sz w:val="36"/>
-          <w:szCs w:val="36"/>
-        </w:rPr>
-      </w:pPr>
-      <w:r>
-        <w:rPr>
-          <w:rFonts w:ascii="Calibri" w:hAnsi="Calibri" w:cs="Calibri"/>
-          <w:b/>
-          <w:bCs/>
-          <w:sz w:val="36"/>
-          <w:szCs w:val="36"/>
+          <w:sz w:val="34"/>
+          <w:szCs w:val="34"/>
+        </w:rPr>
+      </w:pPr>
+      <w:r>
+        <w:rPr>
+          <w:rFonts w:ascii="Calibri" w:hAnsi="Calibri" w:cs="Calibri"/>
+          <w:b/>
+          <w:bCs/>
+          <w:sz w:val="34"/>
+          <w:szCs w:val="34"/>
         </w:rPr>
         <w:t>items: []</w:t>
       </w:r>
@@ -5729,17 +5742,17 @@
           <w:rFonts w:ascii="Calibri" w:hAnsi="Calibri" w:cs="Calibri"/>
           <w:b/>
           <w:bCs/>
-          <w:sz w:val="36"/>
-          <w:szCs w:val="36"/>
-        </w:rPr>
-      </w:pPr>
-      <w:r>
-        <w:rPr>
-          <w:rFonts w:ascii="Calibri" w:hAnsi="Calibri" w:cs="Calibri"/>
-          <w:b/>
-          <w:bCs/>
-          <w:sz w:val="36"/>
-          <w:szCs w:val="36"/>
+          <w:sz w:val="34"/>
+          <w:szCs w:val="34"/>
+        </w:rPr>
+      </w:pPr>
+      <w:r>
+        <w:rPr>
+          <w:rFonts w:ascii="Calibri" w:hAnsi="Calibri" w:cs="Calibri"/>
+          <w:b/>
+          <w:bCs/>
+          <w:sz w:val="34"/>
+          <w:szCs w:val="34"/>
         </w:rPr>
         <w:t>slivers: []</w:t>
       </w:r>
@@ -5749,15 +5762,15 @@
         <w:jc w:val="both"/>
         <w:rPr>
           <w:rFonts w:ascii="Calibri" w:hAnsi="Calibri" w:cs="Calibri"/>
-          <w:sz w:val="36"/>
-          <w:szCs w:val="36"/>
-        </w:rPr>
-      </w:pPr>
-      <w:r>
-        <w:rPr>
-          <w:rFonts w:ascii="Calibri" w:hAnsi="Calibri" w:cs="Calibri"/>
-          <w:sz w:val="36"/>
-          <w:szCs w:val="36"/>
+          <w:sz w:val="34"/>
+          <w:szCs w:val="34"/>
+        </w:rPr>
+      </w:pPr>
+      <w:r>
+        <w:rPr>
+          <w:rFonts w:ascii="Calibri" w:hAnsi="Calibri" w:cs="Calibri"/>
+          <w:sz w:val="34"/>
+          <w:szCs w:val="34"/>
         </w:rPr>
         <w:t># And adding null-check boilerplate became annoying.</w:t>
       </w:r>
@@ -5767,8 +5780,8 @@
         <w:jc w:val="both"/>
         <w:rPr>
           <w:rFonts w:ascii="Calibri" w:hAnsi="Calibri" w:cs="Calibri"/>
-          <w:sz w:val="36"/>
-          <w:szCs w:val="36"/>
+          <w:sz w:val="34"/>
+          <w:szCs w:val="34"/>
         </w:rPr>
       </w:pPr>
     </w:p>
@@ -5777,15 +5790,15 @@
         <w:jc w:val="center"/>
         <w:rPr>
           <w:rFonts w:ascii="Calibri" w:hAnsi="Calibri" w:cs="Calibri"/>
-          <w:sz w:val="36"/>
-          <w:szCs w:val="36"/>
-        </w:rPr>
-      </w:pPr>
-      <w:r>
-        <w:rPr>
-          <w:rFonts w:ascii="Calibri" w:hAnsi="Calibri" w:cs="Calibri"/>
-          <w:sz w:val="36"/>
-          <w:szCs w:val="36"/>
+          <w:sz w:val="34"/>
+          <w:szCs w:val="34"/>
+        </w:rPr>
+      </w:pPr>
+      <w:r>
+        <w:rPr>
+          <w:rFonts w:ascii="Calibri" w:hAnsi="Calibri" w:cs="Calibri"/>
+          <w:sz w:val="34"/>
+          <w:szCs w:val="34"/>
         </w:rPr>
         <w:t>Break</w:t>
       </w:r>
@@ -5795,29 +5808,29 @@
         <w:jc w:val="both"/>
         <w:rPr>
           <w:rFonts w:ascii="Calibri" w:hAnsi="Calibri" w:cs="Calibri"/>
-          <w:sz w:val="36"/>
-          <w:szCs w:val="36"/>
-        </w:rPr>
-      </w:pPr>
-    </w:p>
-    <w:p>
-      <w:pPr>
-        <w:jc w:val="both"/>
-        <w:rPr>
-          <w:rFonts w:ascii="Calibri" w:hAnsi="Calibri" w:cs="Calibri"/>
-          <w:b/>
-          <w:bCs/>
-          <w:sz w:val="36"/>
-          <w:szCs w:val="36"/>
-        </w:rPr>
-      </w:pPr>
-      <w:r>
-        <w:rPr>
-          <w:rFonts w:ascii="Calibri" w:hAnsi="Calibri" w:cs="Calibri"/>
-          <w:b/>
-          <w:bCs/>
-          <w:sz w:val="36"/>
-          <w:szCs w:val="36"/>
+          <w:sz w:val="34"/>
+          <w:szCs w:val="34"/>
+        </w:rPr>
+      </w:pPr>
+    </w:p>
+    <w:p>
+      <w:pPr>
+        <w:jc w:val="both"/>
+        <w:rPr>
+          <w:rFonts w:ascii="Calibri" w:hAnsi="Calibri" w:cs="Calibri"/>
+          <w:b/>
+          <w:bCs/>
+          <w:sz w:val="34"/>
+          <w:szCs w:val="34"/>
+        </w:rPr>
+      </w:pPr>
+      <w:r>
+        <w:rPr>
+          <w:rFonts w:ascii="Calibri" w:hAnsi="Calibri" w:cs="Calibri"/>
+          <w:b/>
+          <w:bCs/>
+          <w:sz w:val="34"/>
+          <w:szCs w:val="34"/>
         </w:rPr>
         <w:t>Null-aware Spread Operator:</w:t>
       </w:r>
@@ -5827,15 +5840,15 @@
         <w:jc w:val="both"/>
         <w:rPr>
           <w:rFonts w:ascii="Calibri" w:hAnsi="Calibri" w:cs="Calibri"/>
-          <w:sz w:val="36"/>
-          <w:szCs w:val="36"/>
-        </w:rPr>
-      </w:pPr>
-      <w:r>
-        <w:rPr>
-          <w:rFonts w:ascii="Calibri" w:hAnsi="Calibri" w:cs="Calibri"/>
-          <w:sz w:val="36"/>
-          <w:szCs w:val="36"/>
+          <w:sz w:val="34"/>
+          <w:szCs w:val="34"/>
+        </w:rPr>
+      </w:pPr>
+      <w:r>
+        <w:rPr>
+          <w:rFonts w:ascii="Calibri" w:hAnsi="Calibri" w:cs="Calibri"/>
+          <w:sz w:val="34"/>
+          <w:szCs w:val="34"/>
         </w:rPr>
         <w:t># By using Null-aware Spread Operator (</w:t>
       </w:r>
@@ -5844,32 +5857,32 @@
           <w:rFonts w:ascii="Calibri" w:hAnsi="Calibri" w:cs="Calibri"/>
           <w:b/>
           <w:bCs/>
-          <w:sz w:val="36"/>
-          <w:szCs w:val="36"/>
+          <w:sz w:val="34"/>
+          <w:szCs w:val="34"/>
         </w:rPr>
         <w:t>…?</w:t>
       </w:r>
       <w:r>
         <w:rPr>
           <w:rFonts w:ascii="Calibri" w:hAnsi="Calibri" w:cs="Calibri"/>
-          <w:sz w:val="36"/>
-          <w:szCs w:val="36"/>
+          <w:sz w:val="34"/>
+          <w:szCs w:val="34"/>
         </w:rPr>
         <w:t xml:space="preserve">) we can </w:t>
       </w:r>
       <w:r>
         <w:rPr>
           <w:rFonts w:ascii="Calibri" w:hAnsi="Calibri" w:cs="Calibri"/>
-          <w:sz w:val="36"/>
-          <w:szCs w:val="36"/>
+          <w:sz w:val="34"/>
+          <w:szCs w:val="34"/>
         </w:rPr>
         <w:t>SAFELY</w:t>
       </w:r>
       <w:r>
         <w:rPr>
           <w:rFonts w:ascii="Calibri" w:hAnsi="Calibri" w:cs="Calibri"/>
-          <w:sz w:val="36"/>
-          <w:szCs w:val="36"/>
+          <w:sz w:val="34"/>
+          <w:szCs w:val="34"/>
         </w:rPr>
         <w:t xml:space="preserve"> skip the </w:t>
       </w:r>
@@ -5878,8 +5891,8 @@
           <w:rFonts w:ascii="Calibri" w:hAnsi="Calibri" w:cs="Calibri"/>
           <w:b/>
           <w:bCs/>
-          <w:sz w:val="36"/>
-          <w:szCs w:val="36"/>
+          <w:sz w:val="34"/>
+          <w:szCs w:val="34"/>
         </w:rPr>
         <w:t>List&lt;</w:t>
       </w:r>
@@ -5888,8 +5901,8 @@
           <w:rFonts w:ascii="Calibri" w:hAnsi="Calibri" w:cs="Calibri"/>
           <w:b/>
           <w:bCs/>
-          <w:sz w:val="36"/>
-          <w:szCs w:val="36"/>
+          <w:sz w:val="34"/>
+          <w:szCs w:val="34"/>
         </w:rPr>
         <w:t>Widget</w:t>
       </w:r>
@@ -5898,16 +5911,16 @@
           <w:rFonts w:ascii="Calibri" w:hAnsi="Calibri" w:cs="Calibri"/>
           <w:b/>
           <w:bCs/>
-          <w:sz w:val="36"/>
-          <w:szCs w:val="36"/>
+          <w:sz w:val="34"/>
+          <w:szCs w:val="34"/>
         </w:rPr>
         <w:t>&gt;?</w:t>
       </w:r>
       <w:r>
         <w:rPr>
           <w:rFonts w:ascii="Calibri" w:hAnsi="Calibri" w:cs="Calibri"/>
-          <w:sz w:val="36"/>
-          <w:szCs w:val="36"/>
+          <w:sz w:val="34"/>
+          <w:szCs w:val="34"/>
         </w:rPr>
         <w:t xml:space="preserve"> if its </w:t>
       </w:r>
@@ -5916,16 +5929,16 @@
           <w:rFonts w:ascii="Calibri" w:hAnsi="Calibri" w:cs="Calibri"/>
           <w:b/>
           <w:bCs/>
-          <w:sz w:val="36"/>
-          <w:szCs w:val="36"/>
+          <w:sz w:val="34"/>
+          <w:szCs w:val="34"/>
         </w:rPr>
         <w:t>null</w:t>
       </w:r>
       <w:r>
         <w:rPr>
           <w:rFonts w:ascii="Calibri" w:hAnsi="Calibri" w:cs="Calibri"/>
-          <w:sz w:val="36"/>
-          <w:szCs w:val="36"/>
+          <w:sz w:val="34"/>
+          <w:szCs w:val="34"/>
         </w:rPr>
         <w:t>. Meaning if there is element in the</w:t>
       </w:r>
@@ -5934,16 +5947,16 @@
           <w:rFonts w:ascii="Calibri" w:hAnsi="Calibri" w:cs="Calibri"/>
           <w:b/>
           <w:bCs/>
-          <w:sz w:val="36"/>
-          <w:szCs w:val="36"/>
+          <w:sz w:val="34"/>
+          <w:szCs w:val="34"/>
         </w:rPr>
         <w:t xml:space="preserve"> List</w:t>
       </w:r>
       <w:r>
         <w:rPr>
           <w:rFonts w:ascii="Calibri" w:hAnsi="Calibri" w:cs="Calibri"/>
-          <w:sz w:val="36"/>
-          <w:szCs w:val="36"/>
+          <w:sz w:val="34"/>
+          <w:szCs w:val="34"/>
         </w:rPr>
         <w:t xml:space="preserve"> unpack it otherwise ignore it</w:t>
       </w:r>
@@ -5956,18 +5969,18 @@
           <w:b/>
           <w:bCs/>
           <w:color w:val="D86DCB" w:themeColor="accent5" w:themeTint="99"/>
-          <w:sz w:val="36"/>
-          <w:szCs w:val="36"/>
-        </w:rPr>
-      </w:pPr>
-      <w:r>
-        <w:rPr>
-          <w:rFonts w:ascii="Calibri" w:hAnsi="Calibri" w:cs="Calibri"/>
-          <w:b/>
-          <w:bCs/>
-          <w:color w:val="D86DCB" w:themeColor="accent5" w:themeTint="99"/>
-          <w:sz w:val="36"/>
-          <w:szCs w:val="36"/>
+          <w:sz w:val="34"/>
+          <w:szCs w:val="34"/>
+        </w:rPr>
+      </w:pPr>
+      <w:r>
+        <w:rPr>
+          <w:rFonts w:ascii="Calibri" w:hAnsi="Calibri" w:cs="Calibri"/>
+          <w:b/>
+          <w:bCs/>
+          <w:color w:val="D86DCB" w:themeColor="accent5" w:themeTint="99"/>
+          <w:sz w:val="34"/>
+          <w:szCs w:val="34"/>
         </w:rPr>
         <w:t>List&lt;int&gt;? list1 = null;</w:t>
       </w:r>
@@ -5980,18 +5993,18 @@
           <w:b/>
           <w:bCs/>
           <w:color w:val="D86DCB" w:themeColor="accent5" w:themeTint="99"/>
-          <w:sz w:val="36"/>
-          <w:szCs w:val="36"/>
-        </w:rPr>
-      </w:pPr>
-      <w:r>
-        <w:rPr>
-          <w:rFonts w:ascii="Calibri" w:hAnsi="Calibri" w:cs="Calibri"/>
-          <w:b/>
-          <w:bCs/>
-          <w:color w:val="D86DCB" w:themeColor="accent5" w:themeTint="99"/>
-          <w:sz w:val="36"/>
-          <w:szCs w:val="36"/>
+          <w:sz w:val="34"/>
+          <w:szCs w:val="34"/>
+        </w:rPr>
+      </w:pPr>
+      <w:r>
+        <w:rPr>
+          <w:rFonts w:ascii="Calibri" w:hAnsi="Calibri" w:cs="Calibri"/>
+          <w:b/>
+          <w:bCs/>
+          <w:color w:val="D86DCB" w:themeColor="accent5" w:themeTint="99"/>
+          <w:sz w:val="34"/>
+          <w:szCs w:val="34"/>
         </w:rPr>
         <w:t>List&lt;int&gt; list2 = [</w:t>
       </w:r>
@@ -6002,8 +6015,8 @@
           <w:b/>
           <w:bCs/>
           <w:color w:val="D86DCB" w:themeColor="accent5" w:themeTint="99"/>
-          <w:sz w:val="36"/>
-          <w:szCs w:val="36"/>
+          <w:sz w:val="34"/>
+          <w:szCs w:val="34"/>
         </w:rPr>
         <w:t>…?list</w:t>
       </w:r>
@@ -6014,8 +6027,8 @@
           <w:b/>
           <w:bCs/>
           <w:color w:val="D86DCB" w:themeColor="accent5" w:themeTint="99"/>
-          <w:sz w:val="36"/>
-          <w:szCs w:val="36"/>
+          <w:sz w:val="34"/>
+          <w:szCs w:val="34"/>
         </w:rPr>
         <w:t>1, 5, 6]</w:t>
       </w:r>
@@ -6028,18 +6041,18 @@
           <w:b/>
           <w:bCs/>
           <w:color w:val="D86DCB" w:themeColor="accent5" w:themeTint="99"/>
-          <w:sz w:val="36"/>
-          <w:szCs w:val="36"/>
-        </w:rPr>
-      </w:pPr>
-      <w:r>
-        <w:rPr>
-          <w:rFonts w:ascii="Calibri" w:hAnsi="Calibri" w:cs="Calibri"/>
-          <w:b/>
-          <w:bCs/>
-          <w:color w:val="D86DCB" w:themeColor="accent5" w:themeTint="99"/>
-          <w:sz w:val="36"/>
-          <w:szCs w:val="36"/>
+          <w:sz w:val="34"/>
+          <w:szCs w:val="34"/>
+        </w:rPr>
+      </w:pPr>
+      <w:r>
+        <w:rPr>
+          <w:rFonts w:ascii="Calibri" w:hAnsi="Calibri" w:cs="Calibri"/>
+          <w:b/>
+          <w:bCs/>
+          <w:color w:val="D86DCB" w:themeColor="accent5" w:themeTint="99"/>
+          <w:sz w:val="34"/>
+          <w:szCs w:val="34"/>
         </w:rPr>
         <w:t>Print(list2); // [5, 6]</w:t>
       </w:r>
@@ -6052,20 +6065,19 @@
           <w:b/>
           <w:bCs/>
           <w:color w:val="D86DCB" w:themeColor="accent5" w:themeTint="99"/>
-          <w:sz w:val="36"/>
-          <w:szCs w:val="36"/>
-        </w:rPr>
-      </w:pPr>
-      <w:r>
-        <w:rPr>
-          <w:rFonts w:ascii="Calibri" w:hAnsi="Calibri" w:cs="Calibri"/>
-          <w:b/>
-          <w:bCs/>
-          <w:color w:val="D86DCB" w:themeColor="accent5" w:themeTint="99"/>
-          <w:sz w:val="36"/>
-          <w:szCs w:val="36"/>
-        </w:rPr>
-        <w:lastRenderedPageBreak/>
+          <w:sz w:val="34"/>
+          <w:szCs w:val="34"/>
+        </w:rPr>
+      </w:pPr>
+      <w:r>
+        <w:rPr>
+          <w:rFonts w:ascii="Calibri" w:hAnsi="Calibri" w:cs="Calibri"/>
+          <w:b/>
+          <w:bCs/>
+          <w:color w:val="D86DCB" w:themeColor="accent5" w:themeTint="99"/>
+          <w:sz w:val="34"/>
+          <w:szCs w:val="34"/>
+        </w:rPr>
         <w:t>// In Flutter</w:t>
       </w:r>
     </w:p>
@@ -6077,18 +6089,18 @@
           <w:b/>
           <w:bCs/>
           <w:color w:val="D86DCB" w:themeColor="accent5" w:themeTint="99"/>
-          <w:sz w:val="36"/>
-          <w:szCs w:val="36"/>
-        </w:rPr>
-      </w:pPr>
-      <w:r>
-        <w:rPr>
-          <w:rFonts w:ascii="Calibri" w:hAnsi="Calibri" w:cs="Calibri"/>
-          <w:b/>
-          <w:bCs/>
-          <w:color w:val="D86DCB" w:themeColor="accent5" w:themeTint="99"/>
-          <w:sz w:val="36"/>
-          <w:szCs w:val="36"/>
+          <w:sz w:val="34"/>
+          <w:szCs w:val="34"/>
+        </w:rPr>
+      </w:pPr>
+      <w:r>
+        <w:rPr>
+          <w:rFonts w:ascii="Calibri" w:hAnsi="Calibri" w:cs="Calibri"/>
+          <w:b/>
+          <w:bCs/>
+          <w:color w:val="D86DCB" w:themeColor="accent5" w:themeTint="99"/>
+          <w:sz w:val="34"/>
+          <w:szCs w:val="34"/>
         </w:rPr>
         <w:t>…</w:t>
       </w:r>
@@ -6101,18 +6113,18 @@
           <w:b/>
           <w:bCs/>
           <w:color w:val="D86DCB" w:themeColor="accent5" w:themeTint="99"/>
-          <w:sz w:val="36"/>
-          <w:szCs w:val="36"/>
-        </w:rPr>
-      </w:pPr>
-      <w:r>
-        <w:rPr>
-          <w:rFonts w:ascii="Calibri" w:hAnsi="Calibri" w:cs="Calibri"/>
-          <w:b/>
-          <w:bCs/>
-          <w:color w:val="D86DCB" w:themeColor="accent5" w:themeTint="99"/>
-          <w:sz w:val="36"/>
-          <w:szCs w:val="36"/>
+          <w:sz w:val="34"/>
+          <w:szCs w:val="34"/>
+        </w:rPr>
+      </w:pPr>
+      <w:r>
+        <w:rPr>
+          <w:rFonts w:ascii="Calibri" w:hAnsi="Calibri" w:cs="Calibri"/>
+          <w:b/>
+          <w:bCs/>
+          <w:color w:val="D86DCB" w:themeColor="accent5" w:themeTint="99"/>
+          <w:sz w:val="34"/>
+          <w:szCs w:val="34"/>
         </w:rPr>
         <w:t>children: [</w:t>
       </w:r>
@@ -6125,18 +6137,18 @@
           <w:b/>
           <w:bCs/>
           <w:color w:val="D86DCB" w:themeColor="accent5" w:themeTint="99"/>
-          <w:sz w:val="36"/>
-          <w:szCs w:val="36"/>
-        </w:rPr>
-      </w:pPr>
-      <w:r>
-        <w:rPr>
-          <w:rFonts w:ascii="Calibri" w:hAnsi="Calibri" w:cs="Calibri"/>
-          <w:b/>
-          <w:bCs/>
-          <w:color w:val="D86DCB" w:themeColor="accent5" w:themeTint="99"/>
-          <w:sz w:val="36"/>
-          <w:szCs w:val="36"/>
+          <w:sz w:val="34"/>
+          <w:szCs w:val="34"/>
+        </w:rPr>
+      </w:pPr>
+      <w:r>
+        <w:rPr>
+          <w:rFonts w:ascii="Calibri" w:hAnsi="Calibri" w:cs="Calibri"/>
+          <w:b/>
+          <w:bCs/>
+          <w:color w:val="D86DCB" w:themeColor="accent5" w:themeTint="99"/>
+          <w:sz w:val="34"/>
+          <w:szCs w:val="34"/>
         </w:rPr>
         <w:t xml:space="preserve">   const </w:t>
       </w:r>
@@ -6147,8 +6159,8 @@
           <w:b/>
           <w:bCs/>
           <w:color w:val="D86DCB" w:themeColor="accent5" w:themeTint="99"/>
-          <w:sz w:val="36"/>
-          <w:szCs w:val="36"/>
+          <w:sz w:val="34"/>
+          <w:szCs w:val="34"/>
         </w:rPr>
         <w:t>Header(</w:t>
       </w:r>
@@ -6159,8 +6171,8 @@
           <w:b/>
           <w:bCs/>
           <w:color w:val="D86DCB" w:themeColor="accent5" w:themeTint="99"/>
-          <w:sz w:val="36"/>
-          <w:szCs w:val="36"/>
+          <w:sz w:val="34"/>
+          <w:szCs w:val="34"/>
         </w:rPr>
         <w:t>),</w:t>
       </w:r>
@@ -6173,18 +6185,18 @@
           <w:b/>
           <w:bCs/>
           <w:color w:val="D86DCB" w:themeColor="accent5" w:themeTint="99"/>
-          <w:sz w:val="36"/>
-          <w:szCs w:val="36"/>
-        </w:rPr>
-      </w:pPr>
-      <w:r>
-        <w:rPr>
-          <w:rFonts w:ascii="Calibri" w:hAnsi="Calibri" w:cs="Calibri"/>
-          <w:b/>
-          <w:bCs/>
-          <w:color w:val="D86DCB" w:themeColor="accent5" w:themeTint="99"/>
-          <w:sz w:val="36"/>
-          <w:szCs w:val="36"/>
+          <w:sz w:val="34"/>
+          <w:szCs w:val="34"/>
+        </w:rPr>
+      </w:pPr>
+      <w:r>
+        <w:rPr>
+          <w:rFonts w:ascii="Calibri" w:hAnsi="Calibri" w:cs="Calibri"/>
+          <w:b/>
+          <w:bCs/>
+          <w:color w:val="D86DCB" w:themeColor="accent5" w:themeTint="99"/>
+          <w:sz w:val="34"/>
+          <w:szCs w:val="34"/>
         </w:rPr>
         <w:t xml:space="preserve">   </w:t>
       </w:r>
@@ -6195,8 +6207,8 @@
           <w:b/>
           <w:bCs/>
           <w:color w:val="D86DCB" w:themeColor="accent5" w:themeTint="99"/>
-          <w:sz w:val="36"/>
-          <w:szCs w:val="36"/>
+          <w:sz w:val="34"/>
+          <w:szCs w:val="34"/>
         </w:rPr>
         <w:t>…?</w:t>
       </w:r>
@@ -6207,8 +6219,8 @@
           <w:b/>
           <w:bCs/>
           <w:color w:val="D86DCB" w:themeColor="accent5" w:themeTint="99"/>
-          <w:sz w:val="36"/>
-          <w:szCs w:val="36"/>
+          <w:sz w:val="34"/>
+          <w:szCs w:val="34"/>
         </w:rPr>
         <w:t>menuItems</w:t>
       </w:r>
@@ -6220,8 +6232,8 @@
           <w:b/>
           <w:bCs/>
           <w:color w:val="D86DCB" w:themeColor="accent5" w:themeTint="99"/>
-          <w:sz w:val="36"/>
-          <w:szCs w:val="36"/>
+          <w:sz w:val="34"/>
+          <w:szCs w:val="34"/>
         </w:rPr>
         <w:t>, // if null skip it</w:t>
       </w:r>
@@ -6234,18 +6246,18 @@
           <w:b/>
           <w:bCs/>
           <w:color w:val="D86DCB" w:themeColor="accent5" w:themeTint="99"/>
-          <w:sz w:val="36"/>
-          <w:szCs w:val="36"/>
-        </w:rPr>
-      </w:pPr>
-      <w:r>
-        <w:rPr>
-          <w:rFonts w:ascii="Calibri" w:hAnsi="Calibri" w:cs="Calibri"/>
-          <w:b/>
-          <w:bCs/>
-          <w:color w:val="D86DCB" w:themeColor="accent5" w:themeTint="99"/>
-          <w:sz w:val="36"/>
-          <w:szCs w:val="36"/>
+          <w:sz w:val="34"/>
+          <w:szCs w:val="34"/>
+        </w:rPr>
+      </w:pPr>
+      <w:r>
+        <w:rPr>
+          <w:rFonts w:ascii="Calibri" w:hAnsi="Calibri" w:cs="Calibri"/>
+          <w:b/>
+          <w:bCs/>
+          <w:color w:val="D86DCB" w:themeColor="accent5" w:themeTint="99"/>
+          <w:sz w:val="34"/>
+          <w:szCs w:val="34"/>
         </w:rPr>
         <w:t xml:space="preserve">   const </w:t>
       </w:r>
@@ -6256,8 +6268,8 @@
           <w:b/>
           <w:bCs/>
           <w:color w:val="D86DCB" w:themeColor="accent5" w:themeTint="99"/>
-          <w:sz w:val="36"/>
-          <w:szCs w:val="36"/>
+          <w:sz w:val="34"/>
+          <w:szCs w:val="34"/>
         </w:rPr>
         <w:t>Footer(</w:t>
       </w:r>
@@ -6268,8 +6280,8 @@
           <w:b/>
           <w:bCs/>
           <w:color w:val="D86DCB" w:themeColor="accent5" w:themeTint="99"/>
-          <w:sz w:val="36"/>
-          <w:szCs w:val="36"/>
+          <w:sz w:val="34"/>
+          <w:szCs w:val="34"/>
         </w:rPr>
         <w:t>)</w:t>
       </w:r>
@@ -6282,19 +6294,20 @@
           <w:b/>
           <w:bCs/>
           <w:color w:val="D86DCB" w:themeColor="accent5" w:themeTint="99"/>
-          <w:sz w:val="36"/>
-          <w:szCs w:val="36"/>
-        </w:rPr>
-      </w:pPr>
-      <w:r>
-        <w:rPr>
-          <w:rFonts w:ascii="Calibri" w:hAnsi="Calibri" w:cs="Calibri"/>
-          <w:b/>
-          <w:bCs/>
-          <w:color w:val="D86DCB" w:themeColor="accent5" w:themeTint="99"/>
-          <w:sz w:val="36"/>
-          <w:szCs w:val="36"/>
-        </w:rPr>
+          <w:sz w:val="34"/>
+          <w:szCs w:val="34"/>
+        </w:rPr>
+      </w:pPr>
+      <w:r>
+        <w:rPr>
+          <w:rFonts w:ascii="Calibri" w:hAnsi="Calibri" w:cs="Calibri"/>
+          <w:b/>
+          <w:bCs/>
+          <w:color w:val="D86DCB" w:themeColor="accent5" w:themeTint="99"/>
+          <w:sz w:val="34"/>
+          <w:szCs w:val="34"/>
+        </w:rPr>
+        <w:lastRenderedPageBreak/>
         <w:t>]</w:t>
       </w:r>
     </w:p>
@@ -6303,8 +6316,8 @@
         <w:jc w:val="both"/>
         <w:rPr>
           <w:rFonts w:ascii="Calibri" w:hAnsi="Calibri" w:cs="Calibri"/>
-          <w:sz w:val="36"/>
-          <w:szCs w:val="36"/>
+          <w:sz w:val="34"/>
+          <w:szCs w:val="34"/>
         </w:rPr>
       </w:pPr>
     </w:p>

--- a/d1_dart_null_safety.docx
+++ b/d1_dart_null_safety.docx
@@ -252,15 +252,23 @@
           <w:sz w:val="32"/>
           <w:szCs w:val="32"/>
         </w:rPr>
-        <w:t>Null-coalescing/aware Assignment Recap…………</w:t>
-      </w:r>
-      <w:r>
-        <w:rPr>
-          <w:rFonts w:cs="Calibri"/>
-          <w:sz w:val="32"/>
-          <w:szCs w:val="32"/>
-        </w:rPr>
-        <w:t>……………….</w:t>
+        <w:t>Null Assertion……………………………</w:t>
+      </w:r>
+      <w:r>
+        <w:rPr>
+          <w:rFonts w:cs="Calibri"/>
+          <w:sz w:val="32"/>
+          <w:szCs w:val="32"/>
+        </w:rPr>
+        <w:t>………………………………</w:t>
+      </w:r>
+      <w:r>
+        <w:rPr>
+          <w:rFonts w:cs="Calibri"/>
+          <w:sz w:val="32"/>
+          <w:szCs w:val="32"/>
+        </w:rPr>
+        <w:t>…...</w:t>
       </w:r>
       <w:r>
         <w:rPr>
@@ -291,31 +299,39 @@
           <w:sz w:val="32"/>
           <w:szCs w:val="32"/>
         </w:rPr>
-        <w:t>Null Assertion……………………………</w:t>
-      </w:r>
-      <w:r>
-        <w:rPr>
-          <w:rFonts w:cs="Calibri"/>
-          <w:sz w:val="32"/>
-          <w:szCs w:val="32"/>
-        </w:rPr>
-        <w:t>………………………………</w:t>
-      </w:r>
-      <w:r>
-        <w:rPr>
-          <w:rFonts w:cs="Calibri"/>
-          <w:sz w:val="32"/>
-          <w:szCs w:val="32"/>
-        </w:rPr>
-        <w:t>…...</w:t>
-      </w:r>
-      <w:r>
-        <w:rPr>
-          <w:rFonts w:cs="Calibri"/>
-          <w:sz w:val="32"/>
-          <w:szCs w:val="32"/>
-        </w:rPr>
-        <w:t>4</w:t>
+        <w:t>Null Aware Operator in List and Map…………………</w:t>
+      </w:r>
+      <w:r>
+        <w:rPr>
+          <w:rFonts w:cs="Calibri"/>
+          <w:sz w:val="32"/>
+          <w:szCs w:val="32"/>
+        </w:rPr>
+        <w:t>………………</w:t>
+      </w:r>
+      <w:r>
+        <w:rPr>
+          <w:rFonts w:cs="Calibri"/>
+          <w:sz w:val="32"/>
+          <w:szCs w:val="32"/>
+        </w:rPr>
+        <w:t>..</w:t>
+      </w:r>
+      <w:r>
+        <w:rPr>
+          <w:rFonts w:cs="Calibri"/>
+          <w:sz w:val="32"/>
+          <w:szCs w:val="32"/>
+        </w:rPr>
+        <w:t>.</w:t>
+      </w:r>
+      <w:r>
+        <w:rPr>
+          <w:rFonts w:cs="Calibri"/>
+          <w:sz w:val="32"/>
+          <w:szCs w:val="32"/>
+        </w:rPr>
+        <w:t>5</w:t>
       </w:r>
     </w:p>
     <w:p>
@@ -335,10 +351,20 @@
       <w:r>
         <w:rPr>
           <w:rFonts w:cs="Calibri"/>
-          <w:sz w:val="32"/>
-          <w:szCs w:val="32"/>
-        </w:rPr>
-        <w:t>Null Aware Operator in List and Map…………………</w:t>
+          <w:b/>
+          <w:bCs/>
+          <w:sz w:val="32"/>
+          <w:szCs w:val="32"/>
+        </w:rPr>
+        <w:t>Late</w:t>
+      </w:r>
+      <w:r>
+        <w:rPr>
+          <w:rFonts w:cs="Calibri"/>
+          <w:sz w:val="32"/>
+          <w:szCs w:val="32"/>
+        </w:rPr>
+        <w:t xml:space="preserve"> keyword…………………………………………………</w:t>
       </w:r>
       <w:r>
         <w:rPr>
@@ -347,14 +373,6 @@
           <w:szCs w:val="32"/>
         </w:rPr>
         <w:t>………………</w:t>
-      </w:r>
-      <w:r>
-        <w:rPr>
-          <w:rFonts w:cs="Calibri"/>
-          <w:sz w:val="32"/>
-          <w:szCs w:val="32"/>
-        </w:rPr>
-        <w:t>..</w:t>
       </w:r>
       <w:r>
         <w:rPr>
@@ -390,28 +408,34 @@
       <w:r>
         <w:rPr>
           <w:rFonts w:cs="Calibri"/>
-          <w:b/>
-          <w:bCs/>
-          <w:sz w:val="32"/>
-          <w:szCs w:val="32"/>
-        </w:rPr>
-        <w:t>Late</w:t>
-      </w:r>
-      <w:r>
-        <w:rPr>
-          <w:rFonts w:cs="Calibri"/>
-          <w:sz w:val="32"/>
-          <w:szCs w:val="32"/>
-        </w:rPr>
-        <w:t xml:space="preserve"> keyword…………………………………………………</w:t>
-      </w:r>
-      <w:r>
-        <w:rPr>
-          <w:rFonts w:cs="Calibri"/>
-          <w:sz w:val="32"/>
-          <w:szCs w:val="32"/>
-        </w:rPr>
-        <w:t>………………</w:t>
+          <w:sz w:val="32"/>
+          <w:szCs w:val="32"/>
+        </w:rPr>
+        <w:t>Final Takeaway………………………</w:t>
+      </w:r>
+      <w:r>
+        <w:rPr>
+          <w:rFonts w:cs="Calibri"/>
+          <w:sz w:val="32"/>
+          <w:szCs w:val="32"/>
+        </w:rPr>
+        <w:t>….</w:t>
+      </w:r>
+      <w:r>
+        <w:rPr>
+          <w:rFonts w:cs="Calibri"/>
+          <w:sz w:val="32"/>
+          <w:szCs w:val="32"/>
+        </w:rPr>
+        <w:t>……………</w:t>
+      </w:r>
+      <w:r>
+        <w:rPr>
+          <w:rFonts w:cs="Calibri"/>
+          <w:sz w:val="32"/>
+          <w:szCs w:val="32"/>
+        </w:rPr>
+        <w:t>………………………</w:t>
       </w:r>
       <w:r>
         <w:rPr>
@@ -427,7 +451,7 @@
           <w:sz w:val="32"/>
           <w:szCs w:val="32"/>
         </w:rPr>
-        <w:t>5</w:t>
+        <w:t>6</w:t>
       </w:r>
     </w:p>
     <w:p>
@@ -450,15 +474,61 @@
           <w:sz w:val="32"/>
           <w:szCs w:val="32"/>
         </w:rPr>
-        <w:t>Final Takeaway………………………</w:t>
-      </w:r>
-      <w:r>
-        <w:rPr>
-          <w:rFonts w:cs="Calibri"/>
-          <w:sz w:val="32"/>
-          <w:szCs w:val="32"/>
-        </w:rPr>
-        <w:t>….</w:t>
+        <w:t>Null Aware Elements (</w:t>
+      </w:r>
+      <w:r>
+        <w:rPr>
+          <w:rFonts w:cs="Calibri"/>
+          <w:b/>
+          <w:bCs/>
+          <w:sz w:val="32"/>
+          <w:szCs w:val="32"/>
+        </w:rPr>
+        <w:t>?</w:t>
+      </w:r>
+      <w:r>
+        <w:rPr>
+          <w:rFonts w:cs="Calibri"/>
+          <w:sz w:val="32"/>
+          <w:szCs w:val="32"/>
+        </w:rPr>
+        <w:t xml:space="preserve">) in </w:t>
+      </w:r>
+      <w:r>
+        <w:rPr>
+          <w:rFonts w:cs="Calibri"/>
+          <w:b/>
+          <w:bCs/>
+          <w:sz w:val="32"/>
+          <w:szCs w:val="32"/>
+        </w:rPr>
+        <w:t>Column</w:t>
+      </w:r>
+      <w:r>
+        <w:rPr>
+          <w:rFonts w:cs="Calibri"/>
+          <w:sz w:val="32"/>
+          <w:szCs w:val="32"/>
+        </w:rPr>
+        <w:t>/</w:t>
+      </w:r>
+      <w:r>
+        <w:rPr>
+          <w:rFonts w:cs="Calibri"/>
+          <w:b/>
+          <w:bCs/>
+          <w:sz w:val="32"/>
+          <w:szCs w:val="32"/>
+        </w:rPr>
+        <w:t>Row</w:t>
+      </w:r>
+      <w:r>
+        <w:rPr>
+          <w:rFonts w:cs="Calibri"/>
+          <w:sz w:val="32"/>
+          <w:szCs w:val="32"/>
+        </w:rPr>
+        <w:t>…………</w:t>
       </w:r>
       <w:r>
         <w:rPr>
@@ -474,7 +544,7 @@
           <w:sz w:val="32"/>
           <w:szCs w:val="32"/>
         </w:rPr>
-        <w:t>………………………</w:t>
+        <w:t>..</w:t>
       </w:r>
       <w:r>
         <w:rPr>
@@ -513,8 +583,19 @@
           <w:sz w:val="32"/>
           <w:szCs w:val="32"/>
         </w:rPr>
-        <w:t>Null Aware Elements (</w:t>
-      </w:r>
+        <w:t>Null-Aware Spread Operator (</w:t>
+      </w:r>
+      <w:r>
+        <w:rPr>
+          <w:rFonts w:cs="Calibri"/>
+          <w:b/>
+          <w:bCs/>
+          <w:sz w:val="32"/>
+          <w:szCs w:val="32"/>
+        </w:rPr>
+        <w:t>…</w:t>
+      </w:r>
+      <w:proofErr w:type="gramStart"/>
       <w:r>
         <w:rPr>
           <w:rFonts w:cs="Calibri"/>
@@ -531,59 +612,40 @@
           <w:sz w:val="32"/>
           <w:szCs w:val="32"/>
         </w:rPr>
-        <w:t xml:space="preserve">) in </w:t>
-      </w:r>
-      <w:r>
-        <w:rPr>
-          <w:rFonts w:cs="Calibri"/>
-          <w:b/>
-          <w:bCs/>
-          <w:sz w:val="32"/>
-          <w:szCs w:val="32"/>
-        </w:rPr>
-        <w:t>Column</w:t>
-      </w:r>
-      <w:r>
-        <w:rPr>
-          <w:rFonts w:cs="Calibri"/>
-          <w:sz w:val="32"/>
-          <w:szCs w:val="32"/>
-        </w:rPr>
-        <w:t>/</w:t>
-      </w:r>
-      <w:r>
-        <w:rPr>
-          <w:rFonts w:cs="Calibri"/>
-          <w:b/>
-          <w:bCs/>
-          <w:sz w:val="32"/>
-          <w:szCs w:val="32"/>
-        </w:rPr>
-        <w:t>Row</w:t>
-      </w:r>
-      <w:r>
-        <w:rPr>
-          <w:rFonts w:cs="Calibri"/>
-          <w:sz w:val="32"/>
-          <w:szCs w:val="32"/>
-        </w:rPr>
-        <w:t>…………</w:t>
-      </w:r>
-      <w:r>
-        <w:rPr>
-          <w:rFonts w:cs="Calibri"/>
-          <w:sz w:val="32"/>
-          <w:szCs w:val="32"/>
-        </w:rPr>
-        <w:t>……………</w:t>
-      </w:r>
-      <w:r>
-        <w:rPr>
-          <w:rFonts w:cs="Calibri"/>
-          <w:sz w:val="32"/>
-          <w:szCs w:val="32"/>
-        </w:rPr>
-        <w:t>..</w:t>
+        <w:t>)…</w:t>
+      </w:r>
+      <w:proofErr w:type="gramEnd"/>
+      <w:r>
+        <w:rPr>
+          <w:rFonts w:cs="Calibri"/>
+          <w:sz w:val="32"/>
+          <w:szCs w:val="32"/>
+        </w:rPr>
+        <w:t>………………</w:t>
+      </w:r>
+      <w:r>
+        <w:rPr>
+          <w:rFonts w:cs="Calibri"/>
+          <w:sz w:val="32"/>
+          <w:szCs w:val="32"/>
+        </w:rPr>
+        <w:t>………</w:t>
+      </w:r>
+      <w:r>
+        <w:rPr>
+          <w:rFonts w:cs="Calibri"/>
+          <w:sz w:val="32"/>
+          <w:szCs w:val="32"/>
+        </w:rPr>
+        <w:t>….</w:t>
+      </w:r>
+      <w:r>
+        <w:rPr>
+          <w:rFonts w:cs="Calibri"/>
+          <w:sz w:val="32"/>
+          <w:szCs w:val="32"/>
+        </w:rPr>
+        <w:t>……</w:t>
       </w:r>
       <w:r>
         <w:rPr>
@@ -599,107 +661,6 @@
           <w:sz w:val="32"/>
           <w:szCs w:val="32"/>
         </w:rPr>
-        <w:t>6</w:t>
-      </w:r>
-    </w:p>
-    <w:p>
-      <w:pPr>
-        <w:pStyle w:val="ListParagraph"/>
-        <w:numPr>
-          <w:ilvl w:val="0"/>
-          <w:numId w:val="1"/>
-        </w:numPr>
-        <w:jc w:val="both"/>
-        <w:rPr>
-          <w:rFonts w:cs="Calibri"/>
-          <w:sz w:val="32"/>
-          <w:szCs w:val="32"/>
-        </w:rPr>
-      </w:pPr>
-      <w:r>
-        <w:rPr>
-          <w:rFonts w:cs="Calibri"/>
-          <w:sz w:val="32"/>
-          <w:szCs w:val="32"/>
-        </w:rPr>
-        <w:t>Null-Aware Spread Operator (</w:t>
-      </w:r>
-      <w:r>
-        <w:rPr>
-          <w:rFonts w:cs="Calibri"/>
-          <w:b/>
-          <w:bCs/>
-          <w:sz w:val="32"/>
-          <w:szCs w:val="32"/>
-        </w:rPr>
-        <w:t>…</w:t>
-      </w:r>
-      <w:proofErr w:type="gramStart"/>
-      <w:r>
-        <w:rPr>
-          <w:rFonts w:cs="Calibri"/>
-          <w:b/>
-          <w:bCs/>
-          <w:sz w:val="32"/>
-          <w:szCs w:val="32"/>
-        </w:rPr>
-        <w:t>?</w:t>
-      </w:r>
-      <w:r>
-        <w:rPr>
-          <w:rFonts w:cs="Calibri"/>
-          <w:sz w:val="32"/>
-          <w:szCs w:val="32"/>
-        </w:rPr>
-        <w:t>)…</w:t>
-      </w:r>
-      <w:proofErr w:type="gramEnd"/>
-      <w:r>
-        <w:rPr>
-          <w:rFonts w:cs="Calibri"/>
-          <w:sz w:val="32"/>
-          <w:szCs w:val="32"/>
-        </w:rPr>
-        <w:t>………………</w:t>
-      </w:r>
-      <w:r>
-        <w:rPr>
-          <w:rFonts w:cs="Calibri"/>
-          <w:sz w:val="32"/>
-          <w:szCs w:val="32"/>
-        </w:rPr>
-        <w:t>………</w:t>
-      </w:r>
-      <w:r>
-        <w:rPr>
-          <w:rFonts w:cs="Calibri"/>
-          <w:sz w:val="32"/>
-          <w:szCs w:val="32"/>
-        </w:rPr>
-        <w:t>….</w:t>
-      </w:r>
-      <w:r>
-        <w:rPr>
-          <w:rFonts w:cs="Calibri"/>
-          <w:sz w:val="32"/>
-          <w:szCs w:val="32"/>
-        </w:rPr>
-        <w:t>……</w:t>
-      </w:r>
-      <w:r>
-        <w:rPr>
-          <w:rFonts w:cs="Calibri"/>
-          <w:sz w:val="32"/>
-          <w:szCs w:val="32"/>
-        </w:rPr>
-        <w:t>.</w:t>
-      </w:r>
-      <w:r>
-        <w:rPr>
-          <w:rFonts w:cs="Calibri"/>
-          <w:sz w:val="32"/>
-          <w:szCs w:val="32"/>
-        </w:rPr>
         <w:t>9</w:t>
       </w:r>
     </w:p>
@@ -717,6 +678,24 @@
           <w:sz w:val="32"/>
           <w:szCs w:val="32"/>
         </w:rPr>
+        <w:br w:type="page"/>
+      </w:r>
+    </w:p>
+    <w:p>
+      <w:pPr>
+        <w:rPr>
+          <w:rFonts w:cs="Calibri"/>
+          <w:sz w:val="32"/>
+          <w:szCs w:val="32"/>
+        </w:rPr>
+      </w:pPr>
+      <w:r>
+        <w:rPr>
+          <w:rFonts w:cs="Calibri"/>
+          <w:sz w:val="32"/>
+          <w:szCs w:val="32"/>
+        </w:rPr>
+        <w:lastRenderedPageBreak/>
         <w:br w:type="page"/>
       </w:r>
     </w:p>
@@ -807,18 +786,14 @@
         <w:jc w:val="both"/>
         <w:rPr>
           <w:rFonts w:cs="Calibri"/>
-          <w:b/>
-          <w:bCs/>
-          <w:color w:val="D86DCB" w:themeColor="accent5" w:themeTint="99"/>
-          <w:sz w:val="32"/>
-          <w:szCs w:val="32"/>
-        </w:rPr>
-      </w:pPr>
-      <w:r>
-        <w:rPr>
-          <w:rFonts w:cs="Calibri"/>
-          <w:b/>
-          <w:bCs/>
+          <w:color w:val="D86DCB" w:themeColor="accent5" w:themeTint="99"/>
+          <w:sz w:val="32"/>
+          <w:szCs w:val="32"/>
+        </w:rPr>
+      </w:pPr>
+      <w:r>
+        <w:rPr>
+          <w:rFonts w:cs="Calibri"/>
           <w:color w:val="D86DCB" w:themeColor="accent5" w:themeTint="99"/>
           <w:sz w:val="32"/>
           <w:szCs w:val="32"/>
@@ -831,18 +806,14 @@
         <w:jc w:val="both"/>
         <w:rPr>
           <w:rFonts w:cs="Calibri"/>
-          <w:b/>
-          <w:bCs/>
-          <w:color w:val="D86DCB" w:themeColor="accent5" w:themeTint="99"/>
-          <w:sz w:val="32"/>
-          <w:szCs w:val="32"/>
-        </w:rPr>
-      </w:pPr>
-      <w:r>
-        <w:rPr>
-          <w:rFonts w:cs="Calibri"/>
-          <w:b/>
-          <w:bCs/>
+          <w:color w:val="D86DCB" w:themeColor="accent5" w:themeTint="99"/>
+          <w:sz w:val="32"/>
+          <w:szCs w:val="32"/>
+        </w:rPr>
+      </w:pPr>
+      <w:r>
+        <w:rPr>
+          <w:rFonts w:cs="Calibri"/>
           <w:color w:val="D86DCB" w:themeColor="accent5" w:themeTint="99"/>
           <w:sz w:val="32"/>
           <w:szCs w:val="32"/>
@@ -855,18 +826,14 @@
         <w:jc w:val="both"/>
         <w:rPr>
           <w:rFonts w:cs="Calibri"/>
-          <w:b/>
-          <w:bCs/>
-          <w:color w:val="D86DCB" w:themeColor="accent5" w:themeTint="99"/>
-          <w:sz w:val="32"/>
-          <w:szCs w:val="32"/>
-        </w:rPr>
-      </w:pPr>
-      <w:r>
-        <w:rPr>
-          <w:rFonts w:cs="Calibri"/>
-          <w:b/>
-          <w:bCs/>
+          <w:color w:val="D86DCB" w:themeColor="accent5" w:themeTint="99"/>
+          <w:sz w:val="32"/>
+          <w:szCs w:val="32"/>
+        </w:rPr>
+      </w:pPr>
+      <w:r>
+        <w:rPr>
+          <w:rFonts w:cs="Calibri"/>
           <w:color w:val="D86DCB" w:themeColor="accent5" w:themeTint="99"/>
           <w:sz w:val="32"/>
           <w:szCs w:val="32"/>
@@ -879,18 +846,14 @@
         <w:jc w:val="both"/>
         <w:rPr>
           <w:rFonts w:cs="Calibri"/>
-          <w:b/>
-          <w:bCs/>
-          <w:color w:val="D86DCB" w:themeColor="accent5" w:themeTint="99"/>
-          <w:sz w:val="32"/>
-          <w:szCs w:val="32"/>
-        </w:rPr>
-      </w:pPr>
-      <w:r>
-        <w:rPr>
-          <w:rFonts w:cs="Calibri"/>
-          <w:b/>
-          <w:bCs/>
+          <w:color w:val="D86DCB" w:themeColor="accent5" w:themeTint="99"/>
+          <w:sz w:val="32"/>
+          <w:szCs w:val="32"/>
+        </w:rPr>
+      </w:pPr>
+      <w:r>
+        <w:rPr>
+          <w:rFonts w:cs="Calibri"/>
           <w:color w:val="D86DCB" w:themeColor="accent5" w:themeTint="99"/>
           <w:sz w:val="32"/>
           <w:szCs w:val="32"/>
@@ -903,18 +866,14 @@
         <w:jc w:val="both"/>
         <w:rPr>
           <w:rFonts w:cs="Calibri"/>
-          <w:b/>
-          <w:bCs/>
-          <w:color w:val="D86DCB" w:themeColor="accent5" w:themeTint="99"/>
-          <w:sz w:val="32"/>
-          <w:szCs w:val="32"/>
-        </w:rPr>
-      </w:pPr>
-      <w:r>
-        <w:rPr>
-          <w:rFonts w:cs="Calibri"/>
-          <w:b/>
-          <w:bCs/>
+          <w:color w:val="D86DCB" w:themeColor="accent5" w:themeTint="99"/>
+          <w:sz w:val="32"/>
+          <w:szCs w:val="32"/>
+        </w:rPr>
+      </w:pPr>
+      <w:r>
+        <w:rPr>
+          <w:rFonts w:cs="Calibri"/>
           <w:color w:val="D86DCB" w:themeColor="accent5" w:themeTint="99"/>
           <w:sz w:val="32"/>
           <w:szCs w:val="32"/>
@@ -1525,18 +1484,14 @@
         <w:jc w:val="both"/>
         <w:rPr>
           <w:rFonts w:cs="Calibri"/>
-          <w:b/>
-          <w:bCs/>
-          <w:color w:val="D86DCB" w:themeColor="accent5" w:themeTint="99"/>
-          <w:sz w:val="32"/>
-          <w:szCs w:val="32"/>
-        </w:rPr>
-      </w:pPr>
-      <w:r>
-        <w:rPr>
-          <w:rFonts w:cs="Calibri"/>
-          <w:b/>
-          <w:bCs/>
+          <w:color w:val="D86DCB" w:themeColor="accent5" w:themeTint="99"/>
+          <w:sz w:val="32"/>
+          <w:szCs w:val="32"/>
+        </w:rPr>
+      </w:pPr>
+      <w:r>
+        <w:rPr>
+          <w:rFonts w:cs="Calibri"/>
           <w:color w:val="D86DCB" w:themeColor="accent5" w:themeTint="99"/>
           <w:sz w:val="32"/>
           <w:szCs w:val="32"/>
@@ -1547,8 +1502,6 @@
       <w:r>
         <w:rPr>
           <w:rFonts w:cs="Calibri"/>
-          <w:b/>
-          <w:bCs/>
           <w:color w:val="D86DCB" w:themeColor="accent5" w:themeTint="99"/>
           <w:sz w:val="32"/>
           <w:szCs w:val="32"/>
@@ -1559,8 +1512,6 @@
       <w:r>
         <w:rPr>
           <w:rFonts w:cs="Calibri"/>
-          <w:b/>
-          <w:bCs/>
           <w:color w:val="D86DCB" w:themeColor="accent5" w:themeTint="99"/>
           <w:sz w:val="32"/>
           <w:szCs w:val="32"/>
@@ -1573,18 +1524,14 @@
         <w:jc w:val="both"/>
         <w:rPr>
           <w:rFonts w:cs="Calibri"/>
-          <w:b/>
-          <w:bCs/>
-          <w:color w:val="D86DCB" w:themeColor="accent5" w:themeTint="99"/>
-          <w:sz w:val="32"/>
-          <w:szCs w:val="32"/>
-        </w:rPr>
-      </w:pPr>
-      <w:r>
-        <w:rPr>
-          <w:rFonts w:cs="Calibri"/>
-          <w:b/>
-          <w:bCs/>
+          <w:color w:val="D86DCB" w:themeColor="accent5" w:themeTint="99"/>
+          <w:sz w:val="32"/>
+          <w:szCs w:val="32"/>
+        </w:rPr>
+      </w:pPr>
+      <w:r>
+        <w:rPr>
+          <w:rFonts w:cs="Calibri"/>
           <w:color w:val="D86DCB" w:themeColor="accent5" w:themeTint="99"/>
           <w:sz w:val="32"/>
           <w:szCs w:val="32"/>
@@ -1597,18 +1544,14 @@
         <w:jc w:val="both"/>
         <w:rPr>
           <w:rFonts w:cs="Calibri"/>
-          <w:b/>
-          <w:bCs/>
-          <w:color w:val="D86DCB" w:themeColor="accent5" w:themeTint="99"/>
-          <w:sz w:val="32"/>
-          <w:szCs w:val="32"/>
-        </w:rPr>
-      </w:pPr>
-      <w:r>
-        <w:rPr>
-          <w:rFonts w:cs="Calibri"/>
-          <w:b/>
-          <w:bCs/>
+          <w:color w:val="D86DCB" w:themeColor="accent5" w:themeTint="99"/>
+          <w:sz w:val="32"/>
+          <w:szCs w:val="32"/>
+        </w:rPr>
+      </w:pPr>
+      <w:r>
+        <w:rPr>
+          <w:rFonts w:cs="Calibri"/>
           <w:color w:val="D86DCB" w:themeColor="accent5" w:themeTint="99"/>
           <w:sz w:val="32"/>
           <w:szCs w:val="32"/>
@@ -1619,8 +1562,6 @@
       <w:r>
         <w:rPr>
           <w:rFonts w:cs="Calibri"/>
-          <w:b/>
-          <w:bCs/>
           <w:color w:val="D86DCB" w:themeColor="accent5" w:themeTint="99"/>
           <w:sz w:val="32"/>
           <w:szCs w:val="32"/>
@@ -1631,8 +1572,6 @@
       <w:r>
         <w:rPr>
           <w:rFonts w:cs="Calibri"/>
-          <w:b/>
-          <w:bCs/>
           <w:color w:val="D86DCB" w:themeColor="accent5" w:themeTint="99"/>
           <w:sz w:val="32"/>
           <w:szCs w:val="32"/>
@@ -1645,18 +1584,14 @@
         <w:jc w:val="both"/>
         <w:rPr>
           <w:rFonts w:cs="Calibri"/>
-          <w:b/>
-          <w:bCs/>
-          <w:color w:val="D86DCB" w:themeColor="accent5" w:themeTint="99"/>
-          <w:sz w:val="32"/>
-          <w:szCs w:val="32"/>
-        </w:rPr>
-      </w:pPr>
-      <w:r>
-        <w:rPr>
-          <w:rFonts w:cs="Calibri"/>
-          <w:b/>
-          <w:bCs/>
+          <w:color w:val="D86DCB" w:themeColor="accent5" w:themeTint="99"/>
+          <w:sz w:val="32"/>
+          <w:szCs w:val="32"/>
+        </w:rPr>
+      </w:pPr>
+      <w:r>
+        <w:rPr>
+          <w:rFonts w:cs="Calibri"/>
           <w:color w:val="D86DCB" w:themeColor="accent5" w:themeTint="99"/>
           <w:sz w:val="32"/>
           <w:szCs w:val="32"/>
@@ -1855,18 +1790,14 @@
         <w:jc w:val="both"/>
         <w:rPr>
           <w:rFonts w:cs="Calibri"/>
-          <w:b/>
-          <w:bCs/>
-          <w:color w:val="D86DCB" w:themeColor="accent5" w:themeTint="99"/>
-          <w:sz w:val="32"/>
-          <w:szCs w:val="32"/>
-        </w:rPr>
-      </w:pPr>
-      <w:r>
-        <w:rPr>
-          <w:rFonts w:cs="Calibri"/>
-          <w:b/>
-          <w:bCs/>
+          <w:color w:val="D86DCB" w:themeColor="accent5" w:themeTint="99"/>
+          <w:sz w:val="32"/>
+          <w:szCs w:val="32"/>
+        </w:rPr>
+      </w:pPr>
+      <w:r>
+        <w:rPr>
+          <w:rFonts w:cs="Calibri"/>
           <w:color w:val="D86DCB" w:themeColor="accent5" w:themeTint="99"/>
           <w:sz w:val="32"/>
           <w:szCs w:val="32"/>
@@ -1877,8 +1808,6 @@
       <w:r>
         <w:rPr>
           <w:rFonts w:cs="Calibri"/>
-          <w:b/>
-          <w:bCs/>
           <w:color w:val="D86DCB" w:themeColor="accent5" w:themeTint="99"/>
           <w:sz w:val="32"/>
           <w:szCs w:val="32"/>
@@ -1889,8 +1818,6 @@
       <w:r>
         <w:rPr>
           <w:rFonts w:cs="Calibri"/>
-          <w:b/>
-          <w:bCs/>
           <w:color w:val="D86DCB" w:themeColor="accent5" w:themeTint="99"/>
           <w:sz w:val="32"/>
           <w:szCs w:val="32"/>
@@ -1903,18 +1830,14 @@
         <w:jc w:val="both"/>
         <w:rPr>
           <w:rFonts w:cs="Calibri"/>
-          <w:b/>
-          <w:bCs/>
-          <w:color w:val="D86DCB" w:themeColor="accent5" w:themeTint="99"/>
-          <w:sz w:val="32"/>
-          <w:szCs w:val="32"/>
-        </w:rPr>
-      </w:pPr>
-      <w:r>
-        <w:rPr>
-          <w:rFonts w:cs="Calibri"/>
-          <w:b/>
-          <w:bCs/>
+          <w:color w:val="D86DCB" w:themeColor="accent5" w:themeTint="99"/>
+          <w:sz w:val="32"/>
+          <w:szCs w:val="32"/>
+        </w:rPr>
+      </w:pPr>
+      <w:r>
+        <w:rPr>
+          <w:rFonts w:cs="Calibri"/>
           <w:color w:val="D86DCB" w:themeColor="accent5" w:themeTint="99"/>
           <w:sz w:val="32"/>
           <w:szCs w:val="32"/>
@@ -1927,18 +1850,14 @@
         <w:jc w:val="both"/>
         <w:rPr>
           <w:rFonts w:cs="Calibri"/>
-          <w:b/>
-          <w:bCs/>
-          <w:color w:val="D86DCB" w:themeColor="accent5" w:themeTint="99"/>
-          <w:sz w:val="32"/>
-          <w:szCs w:val="32"/>
-        </w:rPr>
-      </w:pPr>
-      <w:r>
-        <w:rPr>
-          <w:rFonts w:cs="Calibri"/>
-          <w:b/>
-          <w:bCs/>
+          <w:color w:val="D86DCB" w:themeColor="accent5" w:themeTint="99"/>
+          <w:sz w:val="32"/>
+          <w:szCs w:val="32"/>
+        </w:rPr>
+      </w:pPr>
+      <w:r>
+        <w:rPr>
+          <w:rFonts w:cs="Calibri"/>
           <w:color w:val="D86DCB" w:themeColor="accent5" w:themeTint="99"/>
           <w:sz w:val="32"/>
           <w:szCs w:val="32"/>
@@ -1951,18 +1870,14 @@
         <w:jc w:val="both"/>
         <w:rPr>
           <w:rFonts w:cs="Calibri"/>
-          <w:b/>
-          <w:bCs/>
-          <w:color w:val="D86DCB" w:themeColor="accent5" w:themeTint="99"/>
-          <w:sz w:val="32"/>
-          <w:szCs w:val="32"/>
-        </w:rPr>
-      </w:pPr>
-      <w:r>
-        <w:rPr>
-          <w:rFonts w:cs="Calibri"/>
-          <w:b/>
-          <w:bCs/>
+          <w:color w:val="D86DCB" w:themeColor="accent5" w:themeTint="99"/>
+          <w:sz w:val="32"/>
+          <w:szCs w:val="32"/>
+        </w:rPr>
+      </w:pPr>
+      <w:r>
+        <w:rPr>
+          <w:rFonts w:cs="Calibri"/>
           <w:color w:val="D86DCB" w:themeColor="accent5" w:themeTint="99"/>
           <w:sz w:val="32"/>
           <w:szCs w:val="32"/>
@@ -1975,18 +1890,14 @@
         <w:jc w:val="both"/>
         <w:rPr>
           <w:rFonts w:cs="Calibri"/>
-          <w:b/>
-          <w:bCs/>
-          <w:color w:val="D86DCB" w:themeColor="accent5" w:themeTint="99"/>
-          <w:sz w:val="32"/>
-          <w:szCs w:val="32"/>
-        </w:rPr>
-      </w:pPr>
-      <w:r>
-        <w:rPr>
-          <w:rFonts w:cs="Calibri"/>
-          <w:b/>
-          <w:bCs/>
+          <w:color w:val="D86DCB" w:themeColor="accent5" w:themeTint="99"/>
+          <w:sz w:val="32"/>
+          <w:szCs w:val="32"/>
+        </w:rPr>
+      </w:pPr>
+      <w:r>
+        <w:rPr>
+          <w:rFonts w:cs="Calibri"/>
           <w:color w:val="D86DCB" w:themeColor="accent5" w:themeTint="99"/>
           <w:sz w:val="32"/>
           <w:szCs w:val="32"/>
@@ -2129,18 +2040,14 @@
         <w:jc w:val="both"/>
         <w:rPr>
           <w:rFonts w:cs="Calibri"/>
-          <w:b/>
-          <w:bCs/>
-          <w:color w:val="D86DCB" w:themeColor="accent5" w:themeTint="99"/>
-          <w:sz w:val="32"/>
-          <w:szCs w:val="32"/>
-        </w:rPr>
-      </w:pPr>
-      <w:r>
-        <w:rPr>
-          <w:rFonts w:cs="Calibri"/>
-          <w:b/>
-          <w:bCs/>
+          <w:color w:val="D86DCB" w:themeColor="accent5" w:themeTint="99"/>
+          <w:sz w:val="32"/>
+          <w:szCs w:val="32"/>
+        </w:rPr>
+      </w:pPr>
+      <w:r>
+        <w:rPr>
+          <w:rFonts w:cs="Calibri"/>
           <w:color w:val="D86DCB" w:themeColor="accent5" w:themeTint="99"/>
           <w:sz w:val="32"/>
           <w:szCs w:val="32"/>
@@ -2152,8 +2059,6 @@
       <w:r>
         <w:rPr>
           <w:rFonts w:cs="Calibri"/>
-          <w:b/>
-          <w:bCs/>
           <w:color w:val="D86DCB" w:themeColor="accent5" w:themeTint="99"/>
           <w:sz w:val="32"/>
           <w:szCs w:val="32"/>
@@ -2164,8 +2069,6 @@
       <w:r>
         <w:rPr>
           <w:rFonts w:cs="Calibri"/>
-          <w:b/>
-          <w:bCs/>
           <w:color w:val="D86DCB" w:themeColor="accent5" w:themeTint="99"/>
           <w:sz w:val="32"/>
           <w:szCs w:val="32"/>
@@ -2175,8 +2078,6 @@
       <w:r>
         <w:rPr>
           <w:rFonts w:cs="Calibri"/>
-          <w:b/>
-          <w:bCs/>
           <w:color w:val="D86DCB" w:themeColor="accent5" w:themeTint="99"/>
           <w:sz w:val="32"/>
           <w:szCs w:val="32"/>
@@ -2186,8 +2087,6 @@
       <w:r>
         <w:rPr>
           <w:rFonts w:cs="Calibri"/>
-          <w:b/>
-          <w:bCs/>
           <w:color w:val="D86DCB" w:themeColor="accent5" w:themeTint="99"/>
           <w:sz w:val="32"/>
           <w:szCs w:val="32"/>
@@ -2200,18 +2099,14 @@
         <w:jc w:val="both"/>
         <w:rPr>
           <w:rFonts w:cs="Calibri"/>
-          <w:b/>
-          <w:bCs/>
-          <w:color w:val="D86DCB" w:themeColor="accent5" w:themeTint="99"/>
-          <w:sz w:val="32"/>
-          <w:szCs w:val="32"/>
-        </w:rPr>
-      </w:pPr>
-      <w:r>
-        <w:rPr>
-          <w:rFonts w:cs="Calibri"/>
-          <w:b/>
-          <w:bCs/>
+          <w:color w:val="D86DCB" w:themeColor="accent5" w:themeTint="99"/>
+          <w:sz w:val="32"/>
+          <w:szCs w:val="32"/>
+        </w:rPr>
+      </w:pPr>
+      <w:r>
+        <w:rPr>
+          <w:rFonts w:cs="Calibri"/>
           <w:color w:val="D86DCB" w:themeColor="accent5" w:themeTint="99"/>
           <w:sz w:val="32"/>
           <w:szCs w:val="32"/>
@@ -2222,8 +2117,6 @@
       <w:r>
         <w:rPr>
           <w:rFonts w:cs="Calibri"/>
-          <w:b/>
-          <w:bCs/>
           <w:color w:val="D86DCB" w:themeColor="accent5" w:themeTint="99"/>
           <w:sz w:val="32"/>
           <w:szCs w:val="32"/>
@@ -2234,8 +2127,6 @@
       <w:r>
         <w:rPr>
           <w:rFonts w:cs="Calibri"/>
-          <w:b/>
-          <w:bCs/>
           <w:color w:val="D86DCB" w:themeColor="accent5" w:themeTint="99"/>
           <w:sz w:val="32"/>
           <w:szCs w:val="32"/>
@@ -2248,18 +2139,14 @@
         <w:jc w:val="both"/>
         <w:rPr>
           <w:rFonts w:cs="Calibri"/>
-          <w:b/>
-          <w:bCs/>
-          <w:color w:val="D86DCB" w:themeColor="accent5" w:themeTint="99"/>
-          <w:sz w:val="32"/>
-          <w:szCs w:val="32"/>
-        </w:rPr>
-      </w:pPr>
-      <w:r>
-        <w:rPr>
-          <w:rFonts w:cs="Calibri"/>
-          <w:b/>
-          <w:bCs/>
+          <w:color w:val="D86DCB" w:themeColor="accent5" w:themeTint="99"/>
+          <w:sz w:val="32"/>
+          <w:szCs w:val="32"/>
+        </w:rPr>
+      </w:pPr>
+      <w:r>
+        <w:rPr>
+          <w:rFonts w:cs="Calibri"/>
           <w:color w:val="D86DCB" w:themeColor="accent5" w:themeTint="99"/>
           <w:sz w:val="32"/>
           <w:szCs w:val="32"/>
@@ -2322,8 +2209,6 @@
         <w:jc w:val="both"/>
         <w:rPr>
           <w:rFonts w:cs="Calibri"/>
-          <w:b/>
-          <w:bCs/>
           <w:color w:val="D86DCB" w:themeColor="accent5" w:themeTint="99"/>
           <w:sz w:val="32"/>
           <w:szCs w:val="32"/>
@@ -2333,8 +2218,6 @@
       <w:r>
         <w:rPr>
           <w:rFonts w:cs="Calibri"/>
-          <w:b/>
-          <w:bCs/>
           <w:color w:val="D86DCB" w:themeColor="accent5" w:themeTint="99"/>
           <w:sz w:val="32"/>
           <w:szCs w:val="32"/>
@@ -2345,8 +2228,6 @@
       <w:r>
         <w:rPr>
           <w:rFonts w:cs="Calibri"/>
-          <w:b/>
-          <w:bCs/>
           <w:color w:val="D86DCB" w:themeColor="accent5" w:themeTint="99"/>
           <w:sz w:val="32"/>
           <w:szCs w:val="32"/>
@@ -2619,18 +2500,14 @@
         <w:jc w:val="both"/>
         <w:rPr>
           <w:rFonts w:cs="Calibri"/>
-          <w:b/>
-          <w:bCs/>
-          <w:color w:val="D86DCB" w:themeColor="accent5" w:themeTint="99"/>
-          <w:sz w:val="32"/>
-          <w:szCs w:val="32"/>
-        </w:rPr>
-      </w:pPr>
-      <w:r>
-        <w:rPr>
-          <w:rFonts w:cs="Calibri"/>
-          <w:b/>
-          <w:bCs/>
+          <w:color w:val="D86DCB" w:themeColor="accent5" w:themeTint="99"/>
+          <w:sz w:val="32"/>
+          <w:szCs w:val="32"/>
+        </w:rPr>
+      </w:pPr>
+      <w:r>
+        <w:rPr>
+          <w:rFonts w:cs="Calibri"/>
           <w:color w:val="D86DCB" w:themeColor="accent5" w:themeTint="99"/>
           <w:sz w:val="32"/>
           <w:szCs w:val="32"/>
@@ -2641,8 +2518,6 @@
       <w:r>
         <w:rPr>
           <w:rFonts w:cs="Calibri"/>
-          <w:b/>
-          <w:bCs/>
           <w:color w:val="D86DCB" w:themeColor="accent5" w:themeTint="99"/>
           <w:sz w:val="32"/>
           <w:szCs w:val="32"/>
@@ -2653,8 +2528,6 @@
       <w:r>
         <w:rPr>
           <w:rFonts w:cs="Calibri"/>
-          <w:b/>
-          <w:bCs/>
           <w:color w:val="D86DCB" w:themeColor="accent5" w:themeTint="99"/>
           <w:sz w:val="32"/>
           <w:szCs w:val="32"/>
@@ -2667,18 +2540,14 @@
         <w:jc w:val="both"/>
         <w:rPr>
           <w:rFonts w:cs="Calibri"/>
-          <w:b/>
-          <w:bCs/>
-          <w:color w:val="D86DCB" w:themeColor="accent5" w:themeTint="99"/>
-          <w:sz w:val="32"/>
-          <w:szCs w:val="32"/>
-        </w:rPr>
-      </w:pPr>
-      <w:r>
-        <w:rPr>
-          <w:rFonts w:cs="Calibri"/>
-          <w:b/>
-          <w:bCs/>
+          <w:color w:val="D86DCB" w:themeColor="accent5" w:themeTint="99"/>
+          <w:sz w:val="32"/>
+          <w:szCs w:val="32"/>
+        </w:rPr>
+      </w:pPr>
+      <w:r>
+        <w:rPr>
+          <w:rFonts w:cs="Calibri"/>
           <w:color w:val="D86DCB" w:themeColor="accent5" w:themeTint="99"/>
           <w:sz w:val="32"/>
           <w:szCs w:val="32"/>
@@ -2691,18 +2560,14 @@
         <w:jc w:val="both"/>
         <w:rPr>
           <w:rFonts w:cs="Calibri"/>
-          <w:b/>
-          <w:bCs/>
-          <w:color w:val="D86DCB" w:themeColor="accent5" w:themeTint="99"/>
-          <w:sz w:val="32"/>
-          <w:szCs w:val="32"/>
-        </w:rPr>
-      </w:pPr>
-      <w:r>
-        <w:rPr>
-          <w:rFonts w:cs="Calibri"/>
-          <w:b/>
-          <w:bCs/>
+          <w:color w:val="D86DCB" w:themeColor="accent5" w:themeTint="99"/>
+          <w:sz w:val="32"/>
+          <w:szCs w:val="32"/>
+        </w:rPr>
+      </w:pPr>
+      <w:r>
+        <w:rPr>
+          <w:rFonts w:cs="Calibri"/>
           <w:color w:val="D86DCB" w:themeColor="accent5" w:themeTint="99"/>
           <w:sz w:val="32"/>
           <w:szCs w:val="32"/>
@@ -2715,18 +2580,14 @@
         <w:jc w:val="both"/>
         <w:rPr>
           <w:rFonts w:cs="Calibri"/>
-          <w:b/>
-          <w:bCs/>
-          <w:color w:val="D86DCB" w:themeColor="accent5" w:themeTint="99"/>
-          <w:sz w:val="32"/>
-          <w:szCs w:val="32"/>
-        </w:rPr>
-      </w:pPr>
-      <w:r>
-        <w:rPr>
-          <w:rFonts w:cs="Calibri"/>
-          <w:b/>
-          <w:bCs/>
+          <w:color w:val="D86DCB" w:themeColor="accent5" w:themeTint="99"/>
+          <w:sz w:val="32"/>
+          <w:szCs w:val="32"/>
+        </w:rPr>
+      </w:pPr>
+      <w:r>
+        <w:rPr>
+          <w:rFonts w:cs="Calibri"/>
           <w:color w:val="D86DCB" w:themeColor="accent5" w:themeTint="99"/>
           <w:sz w:val="32"/>
           <w:szCs w:val="32"/>
@@ -2737,8 +2598,6 @@
       <w:r>
         <w:rPr>
           <w:rFonts w:cs="Calibri"/>
-          <w:b/>
-          <w:bCs/>
           <w:color w:val="D86DCB" w:themeColor="accent5" w:themeTint="99"/>
           <w:sz w:val="32"/>
           <w:szCs w:val="32"/>
@@ -2749,8 +2608,6 @@
       <w:r>
         <w:rPr>
           <w:rFonts w:cs="Calibri"/>
-          <w:b/>
-          <w:bCs/>
           <w:color w:val="D86DCB" w:themeColor="accent5" w:themeTint="99"/>
           <w:sz w:val="32"/>
           <w:szCs w:val="32"/>
@@ -2761,8 +2618,6 @@
       <w:r>
         <w:rPr>
           <w:rFonts w:cs="Calibri"/>
-          <w:b/>
-          <w:bCs/>
           <w:color w:val="D86DCB" w:themeColor="accent5" w:themeTint="99"/>
           <w:sz w:val="32"/>
           <w:szCs w:val="32"/>
@@ -2776,18 +2631,14 @@
         <w:jc w:val="both"/>
         <w:rPr>
           <w:rFonts w:cs="Calibri"/>
-          <w:b/>
-          <w:bCs/>
-          <w:color w:val="D86DCB" w:themeColor="accent5" w:themeTint="99"/>
-          <w:sz w:val="32"/>
-          <w:szCs w:val="32"/>
-        </w:rPr>
-      </w:pPr>
-      <w:r>
-        <w:rPr>
-          <w:rFonts w:cs="Calibri"/>
-          <w:b/>
-          <w:bCs/>
+          <w:color w:val="D86DCB" w:themeColor="accent5" w:themeTint="99"/>
+          <w:sz w:val="32"/>
+          <w:szCs w:val="32"/>
+        </w:rPr>
+      </w:pPr>
+      <w:r>
+        <w:rPr>
+          <w:rFonts w:cs="Calibri"/>
           <w:color w:val="D86DCB" w:themeColor="accent5" w:themeTint="99"/>
           <w:sz w:val="32"/>
           <w:szCs w:val="32"/>
@@ -2798,8 +2649,6 @@
       <w:r>
         <w:rPr>
           <w:rFonts w:cs="Calibri"/>
-          <w:b/>
-          <w:bCs/>
           <w:color w:val="D86DCB" w:themeColor="accent5" w:themeTint="99"/>
           <w:sz w:val="32"/>
           <w:szCs w:val="32"/>
@@ -2810,8 +2659,6 @@
       <w:r>
         <w:rPr>
           <w:rFonts w:cs="Calibri"/>
-          <w:b/>
-          <w:bCs/>
           <w:color w:val="D86DCB" w:themeColor="accent5" w:themeTint="99"/>
           <w:sz w:val="32"/>
           <w:szCs w:val="32"/>
@@ -2824,18 +2671,14 @@
         <w:jc w:val="both"/>
         <w:rPr>
           <w:rFonts w:cs="Calibri"/>
-          <w:b/>
-          <w:bCs/>
-          <w:color w:val="D86DCB" w:themeColor="accent5" w:themeTint="99"/>
-          <w:sz w:val="32"/>
-          <w:szCs w:val="32"/>
-        </w:rPr>
-      </w:pPr>
-      <w:r>
-        <w:rPr>
-          <w:rFonts w:cs="Calibri"/>
-          <w:b/>
-          <w:bCs/>
+          <w:color w:val="D86DCB" w:themeColor="accent5" w:themeTint="99"/>
+          <w:sz w:val="32"/>
+          <w:szCs w:val="32"/>
+        </w:rPr>
+      </w:pPr>
+      <w:r>
+        <w:rPr>
+          <w:rFonts w:cs="Calibri"/>
           <w:color w:val="D86DCB" w:themeColor="accent5" w:themeTint="99"/>
           <w:sz w:val="32"/>
           <w:szCs w:val="32"/>
@@ -3080,18 +2923,14 @@
         <w:jc w:val="both"/>
         <w:rPr>
           <w:rFonts w:cs="Calibri"/>
-          <w:b/>
-          <w:bCs/>
-          <w:color w:val="D86DCB" w:themeColor="accent5" w:themeTint="99"/>
-          <w:sz w:val="32"/>
-          <w:szCs w:val="32"/>
-        </w:rPr>
-      </w:pPr>
-      <w:r>
-        <w:rPr>
-          <w:rFonts w:cs="Calibri"/>
-          <w:b/>
-          <w:bCs/>
+          <w:color w:val="D86DCB" w:themeColor="accent5" w:themeTint="99"/>
+          <w:sz w:val="32"/>
+          <w:szCs w:val="32"/>
+        </w:rPr>
+      </w:pPr>
+      <w:r>
+        <w:rPr>
+          <w:rFonts w:cs="Calibri"/>
           <w:color w:val="D86DCB" w:themeColor="accent5" w:themeTint="99"/>
           <w:sz w:val="32"/>
           <w:szCs w:val="32"/>
@@ -3104,18 +2943,14 @@
         <w:jc w:val="both"/>
         <w:rPr>
           <w:rFonts w:cs="Calibri"/>
-          <w:b/>
-          <w:bCs/>
-          <w:color w:val="D86DCB" w:themeColor="accent5" w:themeTint="99"/>
-          <w:sz w:val="32"/>
-          <w:szCs w:val="32"/>
-        </w:rPr>
-      </w:pPr>
-      <w:r>
-        <w:rPr>
-          <w:rFonts w:cs="Calibri"/>
-          <w:b/>
-          <w:bCs/>
+          <w:color w:val="D86DCB" w:themeColor="accent5" w:themeTint="99"/>
+          <w:sz w:val="32"/>
+          <w:szCs w:val="32"/>
+        </w:rPr>
+      </w:pPr>
+      <w:r>
+        <w:rPr>
+          <w:rFonts w:cs="Calibri"/>
           <w:color w:val="D86DCB" w:themeColor="accent5" w:themeTint="99"/>
           <w:sz w:val="32"/>
           <w:szCs w:val="32"/>
@@ -3128,18 +2963,14 @@
         <w:jc w:val="both"/>
         <w:rPr>
           <w:rFonts w:cs="Calibri"/>
-          <w:b/>
-          <w:bCs/>
-          <w:color w:val="D86DCB" w:themeColor="accent5" w:themeTint="99"/>
-          <w:sz w:val="32"/>
-          <w:szCs w:val="32"/>
-        </w:rPr>
-      </w:pPr>
-      <w:r>
-        <w:rPr>
-          <w:rFonts w:cs="Calibri"/>
-          <w:b/>
-          <w:bCs/>
+          <w:color w:val="D86DCB" w:themeColor="accent5" w:themeTint="99"/>
+          <w:sz w:val="32"/>
+          <w:szCs w:val="32"/>
+        </w:rPr>
+      </w:pPr>
+      <w:r>
+        <w:rPr>
+          <w:rFonts w:cs="Calibri"/>
           <w:color w:val="D86DCB" w:themeColor="accent5" w:themeTint="99"/>
           <w:sz w:val="32"/>
           <w:szCs w:val="32"/>
@@ -3152,31 +2983,25 @@
         <w:jc w:val="both"/>
         <w:rPr>
           <w:rFonts w:cs="Calibri"/>
-          <w:b/>
-          <w:bCs/>
-          <w:color w:val="D86DCB" w:themeColor="accent5" w:themeTint="99"/>
-          <w:sz w:val="32"/>
-          <w:szCs w:val="32"/>
-        </w:rPr>
-      </w:pPr>
-    </w:p>
-    <w:p>
-      <w:pPr>
-        <w:jc w:val="both"/>
-        <w:rPr>
-          <w:rFonts w:cs="Calibri"/>
-          <w:b/>
-          <w:bCs/>
-          <w:color w:val="D86DCB" w:themeColor="accent5" w:themeTint="99"/>
-          <w:sz w:val="32"/>
-          <w:szCs w:val="32"/>
-        </w:rPr>
-      </w:pPr>
-      <w:r>
-        <w:rPr>
-          <w:rFonts w:cs="Calibri"/>
-          <w:b/>
-          <w:bCs/>
+          <w:color w:val="D86DCB" w:themeColor="accent5" w:themeTint="99"/>
+          <w:sz w:val="32"/>
+          <w:szCs w:val="32"/>
+        </w:rPr>
+      </w:pPr>
+    </w:p>
+    <w:p>
+      <w:pPr>
+        <w:jc w:val="both"/>
+        <w:rPr>
+          <w:rFonts w:cs="Calibri"/>
+          <w:color w:val="D86DCB" w:themeColor="accent5" w:themeTint="99"/>
+          <w:sz w:val="32"/>
+          <w:szCs w:val="32"/>
+        </w:rPr>
+      </w:pPr>
+      <w:r>
+        <w:rPr>
+          <w:rFonts w:cs="Calibri"/>
           <w:color w:val="D86DCB" w:themeColor="accent5" w:themeTint="99"/>
           <w:sz w:val="32"/>
           <w:szCs w:val="32"/>
@@ -3187,8 +3012,6 @@
       <w:r>
         <w:rPr>
           <w:rFonts w:cs="Calibri"/>
-          <w:b/>
-          <w:bCs/>
           <w:color w:val="D86DCB" w:themeColor="accent5" w:themeTint="99"/>
           <w:sz w:val="32"/>
           <w:szCs w:val="32"/>
@@ -3198,8 +3021,6 @@
       <w:r>
         <w:rPr>
           <w:rFonts w:cs="Calibri"/>
-          <w:b/>
-          <w:bCs/>
           <w:color w:val="D86DCB" w:themeColor="accent5" w:themeTint="99"/>
           <w:sz w:val="32"/>
           <w:szCs w:val="32"/>
@@ -3209,8 +3030,6 @@
       <w:r>
         <w:rPr>
           <w:rFonts w:cs="Calibri"/>
-          <w:b/>
-          <w:bCs/>
           <w:color w:val="D86DCB" w:themeColor="accent5" w:themeTint="99"/>
           <w:sz w:val="32"/>
           <w:szCs w:val="32"/>
@@ -3221,8 +3040,6 @@
       <w:r>
         <w:rPr>
           <w:rFonts w:cs="Calibri"/>
-          <w:b/>
-          <w:bCs/>
           <w:color w:val="D86DCB" w:themeColor="accent5" w:themeTint="99"/>
           <w:sz w:val="32"/>
           <w:szCs w:val="32"/>
@@ -3345,18 +3162,14 @@
         <w:jc w:val="both"/>
         <w:rPr>
           <w:rFonts w:cs="Calibri"/>
-          <w:b/>
-          <w:bCs/>
-          <w:color w:val="D86DCB" w:themeColor="accent5" w:themeTint="99"/>
-          <w:sz w:val="32"/>
-          <w:szCs w:val="32"/>
-        </w:rPr>
-      </w:pPr>
-      <w:r>
-        <w:rPr>
-          <w:rFonts w:cs="Calibri"/>
-          <w:b/>
-          <w:bCs/>
+          <w:color w:val="D86DCB" w:themeColor="accent5" w:themeTint="99"/>
+          <w:sz w:val="32"/>
+          <w:szCs w:val="32"/>
+        </w:rPr>
+      </w:pPr>
+      <w:r>
+        <w:rPr>
+          <w:rFonts w:cs="Calibri"/>
           <w:color w:val="D86DCB" w:themeColor="accent5" w:themeTint="99"/>
           <w:sz w:val="32"/>
           <w:szCs w:val="32"/>
@@ -3369,18 +3182,14 @@
         <w:jc w:val="both"/>
         <w:rPr>
           <w:rFonts w:cs="Calibri"/>
-          <w:b/>
-          <w:bCs/>
-          <w:color w:val="D86DCB" w:themeColor="accent5" w:themeTint="99"/>
-          <w:sz w:val="32"/>
-          <w:szCs w:val="32"/>
-        </w:rPr>
-      </w:pPr>
-      <w:r>
-        <w:rPr>
-          <w:rFonts w:cs="Calibri"/>
-          <w:b/>
-          <w:bCs/>
+          <w:color w:val="D86DCB" w:themeColor="accent5" w:themeTint="99"/>
+          <w:sz w:val="32"/>
+          <w:szCs w:val="32"/>
+        </w:rPr>
+      </w:pPr>
+      <w:r>
+        <w:rPr>
+          <w:rFonts w:cs="Calibri"/>
           <w:color w:val="D86DCB" w:themeColor="accent5" w:themeTint="99"/>
           <w:sz w:val="32"/>
           <w:szCs w:val="32"/>
@@ -3391,8 +3200,6 @@
       <w:r>
         <w:rPr>
           <w:rFonts w:cs="Calibri"/>
-          <w:b/>
-          <w:bCs/>
           <w:color w:val="D86DCB" w:themeColor="accent5" w:themeTint="99"/>
           <w:sz w:val="32"/>
           <w:szCs w:val="32"/>
@@ -3403,8 +3210,6 @@
       <w:r>
         <w:rPr>
           <w:rFonts w:cs="Calibri"/>
-          <w:b/>
-          <w:bCs/>
           <w:color w:val="D86DCB" w:themeColor="accent5" w:themeTint="99"/>
           <w:sz w:val="32"/>
           <w:szCs w:val="32"/>
@@ -3501,18 +3306,14 @@
         <w:jc w:val="both"/>
         <w:rPr>
           <w:rFonts w:cs="Calibri"/>
-          <w:b/>
-          <w:bCs/>
-          <w:color w:val="D86DCB" w:themeColor="accent5" w:themeTint="99"/>
-          <w:sz w:val="32"/>
-          <w:szCs w:val="32"/>
-        </w:rPr>
-      </w:pPr>
-      <w:r>
-        <w:rPr>
-          <w:rFonts w:cs="Calibri"/>
-          <w:b/>
-          <w:bCs/>
+          <w:color w:val="D86DCB" w:themeColor="accent5" w:themeTint="99"/>
+          <w:sz w:val="32"/>
+          <w:szCs w:val="32"/>
+        </w:rPr>
+      </w:pPr>
+      <w:r>
+        <w:rPr>
+          <w:rFonts w:cs="Calibri"/>
           <w:color w:val="D86DCB" w:themeColor="accent5" w:themeTint="99"/>
           <w:sz w:val="32"/>
           <w:szCs w:val="32"/>
@@ -3525,18 +3326,14 @@
         <w:jc w:val="both"/>
         <w:rPr>
           <w:rFonts w:cs="Calibri"/>
-          <w:b/>
-          <w:bCs/>
-          <w:color w:val="D86DCB" w:themeColor="accent5" w:themeTint="99"/>
-          <w:sz w:val="32"/>
-          <w:szCs w:val="32"/>
-        </w:rPr>
-      </w:pPr>
-      <w:r>
-        <w:rPr>
-          <w:rFonts w:cs="Calibri"/>
-          <w:b/>
-          <w:bCs/>
+          <w:color w:val="D86DCB" w:themeColor="accent5" w:themeTint="99"/>
+          <w:sz w:val="32"/>
+          <w:szCs w:val="32"/>
+        </w:rPr>
+      </w:pPr>
+      <w:r>
+        <w:rPr>
+          <w:rFonts w:cs="Calibri"/>
           <w:color w:val="D86DCB" w:themeColor="accent5" w:themeTint="99"/>
           <w:sz w:val="32"/>
           <w:szCs w:val="32"/>
@@ -3547,8 +3344,6 @@
       <w:r>
         <w:rPr>
           <w:rFonts w:cs="Calibri"/>
-          <w:b/>
-          <w:bCs/>
           <w:color w:val="D86DCB" w:themeColor="accent5" w:themeTint="99"/>
           <w:sz w:val="32"/>
           <w:szCs w:val="32"/>
@@ -3559,8 +3354,6 @@
       <w:r>
         <w:rPr>
           <w:rFonts w:cs="Calibri"/>
-          <w:b/>
-          <w:bCs/>
           <w:color w:val="D86DCB" w:themeColor="accent5" w:themeTint="99"/>
           <w:sz w:val="32"/>
           <w:szCs w:val="32"/>
@@ -3573,18 +3366,14 @@
         <w:jc w:val="both"/>
         <w:rPr>
           <w:rFonts w:cs="Calibri"/>
-          <w:b/>
-          <w:bCs/>
-          <w:color w:val="D86DCB" w:themeColor="accent5" w:themeTint="99"/>
-          <w:sz w:val="32"/>
-          <w:szCs w:val="32"/>
-        </w:rPr>
-      </w:pPr>
-      <w:r>
-        <w:rPr>
-          <w:rFonts w:cs="Calibri"/>
-          <w:b/>
-          <w:bCs/>
+          <w:color w:val="D86DCB" w:themeColor="accent5" w:themeTint="99"/>
+          <w:sz w:val="32"/>
+          <w:szCs w:val="32"/>
+        </w:rPr>
+      </w:pPr>
+      <w:r>
+        <w:rPr>
+          <w:rFonts w:cs="Calibri"/>
           <w:color w:val="D86DCB" w:themeColor="accent5" w:themeTint="99"/>
           <w:sz w:val="32"/>
           <w:szCs w:val="32"/>
@@ -3597,18 +3386,14 @@
         <w:jc w:val="both"/>
         <w:rPr>
           <w:rFonts w:cs="Calibri"/>
-          <w:b/>
-          <w:bCs/>
-          <w:color w:val="D86DCB" w:themeColor="accent5" w:themeTint="99"/>
-          <w:sz w:val="32"/>
-          <w:szCs w:val="32"/>
-        </w:rPr>
-      </w:pPr>
-      <w:r>
-        <w:rPr>
-          <w:rFonts w:cs="Calibri"/>
-          <w:b/>
-          <w:bCs/>
+          <w:color w:val="D86DCB" w:themeColor="accent5" w:themeTint="99"/>
+          <w:sz w:val="32"/>
+          <w:szCs w:val="32"/>
+        </w:rPr>
+      </w:pPr>
+      <w:r>
+        <w:rPr>
+          <w:rFonts w:cs="Calibri"/>
           <w:color w:val="D86DCB" w:themeColor="accent5" w:themeTint="99"/>
           <w:sz w:val="32"/>
           <w:szCs w:val="32"/>
@@ -3621,18 +3406,14 @@
         <w:jc w:val="both"/>
         <w:rPr>
           <w:rFonts w:cs="Calibri"/>
-          <w:b/>
-          <w:bCs/>
-          <w:color w:val="D86DCB" w:themeColor="accent5" w:themeTint="99"/>
-          <w:sz w:val="32"/>
-          <w:szCs w:val="32"/>
-        </w:rPr>
-      </w:pPr>
-      <w:r>
-        <w:rPr>
-          <w:rFonts w:cs="Calibri"/>
-          <w:b/>
-          <w:bCs/>
+          <w:color w:val="D86DCB" w:themeColor="accent5" w:themeTint="99"/>
+          <w:sz w:val="32"/>
+          <w:szCs w:val="32"/>
+        </w:rPr>
+      </w:pPr>
+      <w:r>
+        <w:rPr>
+          <w:rFonts w:cs="Calibri"/>
           <w:color w:val="D86DCB" w:themeColor="accent5" w:themeTint="99"/>
           <w:sz w:val="32"/>
           <w:szCs w:val="32"/>
@@ -3712,18 +3493,36 @@
         </w:rPr>
         <w:t xml:space="preserve">Final </w:t>
       </w:r>
-      <w:proofErr w:type="spellStart"/>
-      <w:r>
-        <w:rPr>
-          <w:rFonts w:cs="Calibri"/>
-          <w:b/>
-          <w:bCs/>
-          <w:sz w:val="32"/>
-          <w:szCs w:val="32"/>
-        </w:rPr>
-        <w:t>Takeway</w:t>
-      </w:r>
-      <w:proofErr w:type="spellEnd"/>
+      <w:r>
+        <w:rPr>
+          <w:rFonts w:cs="Calibri"/>
+          <w:b/>
+          <w:bCs/>
+          <w:sz w:val="32"/>
+          <w:szCs w:val="32"/>
+        </w:rPr>
+        <w:t xml:space="preserve">Take </w:t>
+      </w:r>
+      <w:r>
+        <w:rPr>
+          <w:rFonts w:cs="Calibri"/>
+          <w:b/>
+          <w:bCs/>
+          <w:sz w:val="32"/>
+          <w:szCs w:val="32"/>
+        </w:rPr>
+        <w:t>A</w:t>
+      </w:r>
+      <w:r>
+        <w:rPr>
+          <w:rFonts w:cs="Calibri"/>
+          <w:b/>
+          <w:bCs/>
+          <w:sz w:val="32"/>
+          <w:szCs w:val="32"/>
+        </w:rPr>
+        <w:t>way</w:t>
+      </w:r>
       <w:r>
         <w:rPr>
           <w:rFonts w:cs="Calibri"/>
@@ -4086,30 +3885,6 @@
           <w:szCs w:val="32"/>
         </w:rPr>
       </w:pPr>
-    </w:p>
-    <w:p>
-      <w:pPr>
-        <w:jc w:val="both"/>
-        <w:rPr>
-          <w:rFonts w:cs="Calibri"/>
-          <w:b/>
-          <w:bCs/>
-          <w:sz w:val="32"/>
-          <w:szCs w:val="32"/>
-        </w:rPr>
-      </w:pPr>
-    </w:p>
-    <w:p>
-      <w:pPr>
-        <w:jc w:val="both"/>
-        <w:rPr>
-          <w:rFonts w:cs="Calibri"/>
-          <w:b/>
-          <w:bCs/>
-          <w:sz w:val="32"/>
-          <w:szCs w:val="32"/>
-        </w:rPr>
-      </w:pPr>
       <w:r>
         <w:rPr>
           <w:rFonts w:cs="Calibri"/>
@@ -4396,8 +4171,6 @@
         <w:jc w:val="both"/>
         <w:rPr>
           <w:rFonts w:cs="Calibri"/>
-          <w:b/>
-          <w:bCs/>
           <w:color w:val="D86DCB" w:themeColor="accent5" w:themeTint="99"/>
           <w:sz w:val="32"/>
           <w:szCs w:val="32"/>
@@ -4407,8 +4180,6 @@
       <w:r>
         <w:rPr>
           <w:rFonts w:cs="Calibri"/>
-          <w:b/>
-          <w:bCs/>
           <w:color w:val="D86DCB" w:themeColor="accent5" w:themeTint="99"/>
           <w:sz w:val="32"/>
           <w:szCs w:val="32"/>
@@ -4422,18 +4193,14 @@
         <w:jc w:val="both"/>
         <w:rPr>
           <w:rFonts w:cs="Calibri"/>
-          <w:b/>
-          <w:bCs/>
-          <w:color w:val="D86DCB" w:themeColor="accent5" w:themeTint="99"/>
-          <w:sz w:val="32"/>
-          <w:szCs w:val="32"/>
-        </w:rPr>
-      </w:pPr>
-      <w:r>
-        <w:rPr>
-          <w:rFonts w:cs="Calibri"/>
-          <w:b/>
-          <w:bCs/>
+          <w:color w:val="D86DCB" w:themeColor="accent5" w:themeTint="99"/>
+          <w:sz w:val="32"/>
+          <w:szCs w:val="32"/>
+        </w:rPr>
+      </w:pPr>
+      <w:r>
+        <w:rPr>
+          <w:rFonts w:cs="Calibri"/>
           <w:color w:val="D86DCB" w:themeColor="accent5" w:themeTint="99"/>
           <w:sz w:val="32"/>
           <w:szCs w:val="32"/>
@@ -4446,23 +4213,18 @@
         <w:jc w:val="both"/>
         <w:rPr>
           <w:rFonts w:cs="Calibri"/>
-          <w:b/>
-          <w:bCs/>
-          <w:color w:val="D86DCB" w:themeColor="accent5" w:themeTint="99"/>
-          <w:sz w:val="32"/>
-          <w:szCs w:val="32"/>
-        </w:rPr>
-      </w:pPr>
-      <w:r>
-        <w:rPr>
-          <w:rFonts w:cs="Calibri"/>
-          <w:b/>
-          <w:bCs/>
-          <w:color w:val="D86DCB" w:themeColor="accent5" w:themeTint="99"/>
-          <w:sz w:val="32"/>
-          <w:szCs w:val="32"/>
-        </w:rPr>
-        <w:lastRenderedPageBreak/>
+          <w:color w:val="D86DCB" w:themeColor="accent5" w:themeTint="99"/>
+          <w:sz w:val="32"/>
+          <w:szCs w:val="32"/>
+        </w:rPr>
+      </w:pPr>
+      <w:r>
+        <w:rPr>
+          <w:rFonts w:cs="Calibri"/>
+          <w:color w:val="D86DCB" w:themeColor="accent5" w:themeTint="99"/>
+          <w:sz w:val="32"/>
+          <w:szCs w:val="32"/>
+        </w:rPr>
         <w:t xml:space="preserve">       Text('Title'),</w:t>
       </w:r>
     </w:p>
@@ -4471,18 +4233,14 @@
         <w:jc w:val="both"/>
         <w:rPr>
           <w:rFonts w:cs="Calibri"/>
-          <w:b/>
-          <w:bCs/>
-          <w:color w:val="D86DCB" w:themeColor="accent5" w:themeTint="99"/>
-          <w:sz w:val="32"/>
-          <w:szCs w:val="32"/>
-        </w:rPr>
-      </w:pPr>
-      <w:r>
-        <w:rPr>
-          <w:rFonts w:cs="Calibri"/>
-          <w:b/>
-          <w:bCs/>
+          <w:color w:val="D86DCB" w:themeColor="accent5" w:themeTint="99"/>
+          <w:sz w:val="32"/>
+          <w:szCs w:val="32"/>
+        </w:rPr>
+      </w:pPr>
+      <w:r>
+        <w:rPr>
+          <w:rFonts w:cs="Calibri"/>
           <w:color w:val="D86DCB" w:themeColor="accent5" w:themeTint="99"/>
           <w:sz w:val="32"/>
           <w:szCs w:val="32"/>
@@ -4493,8 +4251,6 @@
       <w:r>
         <w:rPr>
           <w:rFonts w:cs="Calibri"/>
-          <w:b/>
-          <w:bCs/>
           <w:color w:val="D86DCB" w:themeColor="accent5" w:themeTint="99"/>
           <w:sz w:val="32"/>
           <w:szCs w:val="32"/>
@@ -4506,8 +4262,6 @@
       <w:r>
         <w:rPr>
           <w:rFonts w:cs="Calibri"/>
-          <w:b/>
-          <w:bCs/>
           <w:color w:val="D86DCB" w:themeColor="accent5" w:themeTint="99"/>
           <w:sz w:val="32"/>
           <w:szCs w:val="32"/>
@@ -4518,8 +4272,6 @@
       <w:r>
         <w:rPr>
           <w:rFonts w:cs="Calibri"/>
-          <w:b/>
-          <w:bCs/>
           <w:color w:val="D86DCB" w:themeColor="accent5" w:themeTint="99"/>
           <w:sz w:val="32"/>
           <w:szCs w:val="32"/>
@@ -4530,8 +4282,6 @@
       <w:r>
         <w:rPr>
           <w:rFonts w:cs="Calibri"/>
-          <w:b/>
-          <w:bCs/>
           <w:color w:val="D86DCB" w:themeColor="accent5" w:themeTint="99"/>
           <w:sz w:val="32"/>
           <w:szCs w:val="32"/>
@@ -4542,8 +4292,6 @@
       <w:r>
         <w:rPr>
           <w:rFonts w:cs="Calibri"/>
-          <w:b/>
-          <w:bCs/>
           <w:color w:val="D86DCB" w:themeColor="accent5" w:themeTint="99"/>
           <w:sz w:val="32"/>
           <w:szCs w:val="32"/>
@@ -4556,30 +4304,25 @@
         <w:jc w:val="both"/>
         <w:rPr>
           <w:rFonts w:cs="Calibri"/>
-          <w:b/>
-          <w:bCs/>
-          <w:color w:val="D86DCB" w:themeColor="accent5" w:themeTint="99"/>
-          <w:sz w:val="32"/>
-          <w:szCs w:val="32"/>
-        </w:rPr>
-      </w:pPr>
-      <w:r>
-        <w:rPr>
-          <w:rFonts w:cs="Calibri"/>
-          <w:b/>
-          <w:bCs/>
-          <w:color w:val="D86DCB" w:themeColor="accent5" w:themeTint="99"/>
-          <w:sz w:val="32"/>
-          <w:szCs w:val="32"/>
-        </w:rPr>
+          <w:color w:val="D86DCB" w:themeColor="accent5" w:themeTint="99"/>
+          <w:sz w:val="32"/>
+          <w:szCs w:val="32"/>
+        </w:rPr>
+      </w:pPr>
+      <w:r>
+        <w:rPr>
+          <w:rFonts w:cs="Calibri"/>
+          <w:color w:val="D86DCB" w:themeColor="accent5" w:themeTint="99"/>
+          <w:sz w:val="32"/>
+          <w:szCs w:val="32"/>
+        </w:rPr>
+        <w:lastRenderedPageBreak/>
         <w:t xml:space="preserve">       </w:t>
       </w:r>
       <w:proofErr w:type="gramStart"/>
       <w:r>
         <w:rPr>
           <w:rFonts w:cs="Calibri"/>
-          <w:b/>
-          <w:bCs/>
           <w:color w:val="D86DCB" w:themeColor="accent5" w:themeTint="99"/>
           <w:sz w:val="32"/>
           <w:szCs w:val="32"/>
@@ -4591,8 +4334,6 @@
       <w:r>
         <w:rPr>
           <w:rFonts w:cs="Calibri"/>
-          <w:b/>
-          <w:bCs/>
           <w:color w:val="D86DCB" w:themeColor="accent5" w:themeTint="99"/>
           <w:sz w:val="32"/>
           <w:szCs w:val="32"/>
@@ -4603,8 +4344,6 @@
       <w:r>
         <w:rPr>
           <w:rFonts w:cs="Calibri"/>
-          <w:b/>
-          <w:bCs/>
           <w:color w:val="D86DCB" w:themeColor="accent5" w:themeTint="99"/>
           <w:sz w:val="32"/>
           <w:szCs w:val="32"/>
@@ -4615,8 +4354,6 @@
       <w:r>
         <w:rPr>
           <w:rFonts w:cs="Calibri"/>
-          <w:b/>
-          <w:bCs/>
           <w:color w:val="D86DCB" w:themeColor="accent5" w:themeTint="99"/>
           <w:sz w:val="32"/>
           <w:szCs w:val="32"/>
@@ -4627,8 +4364,6 @@
       <w:r>
         <w:rPr>
           <w:rFonts w:cs="Calibri"/>
-          <w:b/>
-          <w:bCs/>
           <w:color w:val="D86DCB" w:themeColor="accent5" w:themeTint="99"/>
           <w:sz w:val="32"/>
           <w:szCs w:val="32"/>
@@ -4641,18 +4376,14 @@
         <w:jc w:val="both"/>
         <w:rPr>
           <w:rFonts w:cs="Calibri"/>
-          <w:b/>
-          <w:bCs/>
-          <w:color w:val="D86DCB" w:themeColor="accent5" w:themeTint="99"/>
-          <w:sz w:val="32"/>
-          <w:szCs w:val="32"/>
-        </w:rPr>
-      </w:pPr>
-      <w:r>
-        <w:rPr>
-          <w:rFonts w:cs="Calibri"/>
-          <w:b/>
-          <w:bCs/>
+          <w:color w:val="D86DCB" w:themeColor="accent5" w:themeTint="99"/>
+          <w:sz w:val="32"/>
+          <w:szCs w:val="32"/>
+        </w:rPr>
+      </w:pPr>
+      <w:r>
+        <w:rPr>
+          <w:rFonts w:cs="Calibri"/>
           <w:color w:val="D86DCB" w:themeColor="accent5" w:themeTint="99"/>
           <w:sz w:val="32"/>
           <w:szCs w:val="32"/>
@@ -4663,8 +4394,6 @@
       <w:r>
         <w:rPr>
           <w:rFonts w:cs="Calibri"/>
-          <w:b/>
-          <w:bCs/>
           <w:color w:val="D86DCB" w:themeColor="accent5" w:themeTint="99"/>
           <w:sz w:val="32"/>
           <w:szCs w:val="32"/>
@@ -4676,8 +4405,6 @@
       <w:r>
         <w:rPr>
           <w:rFonts w:cs="Calibri"/>
-          <w:b/>
-          <w:bCs/>
           <w:color w:val="D86DCB" w:themeColor="accent5" w:themeTint="99"/>
           <w:sz w:val="32"/>
           <w:szCs w:val="32"/>
@@ -4688,8 +4415,6 @@
       <w:r>
         <w:rPr>
           <w:rFonts w:cs="Calibri"/>
-          <w:b/>
-          <w:bCs/>
           <w:color w:val="D86DCB" w:themeColor="accent5" w:themeTint="99"/>
           <w:sz w:val="32"/>
           <w:szCs w:val="32"/>
@@ -4700,8 +4425,6 @@
       <w:r>
         <w:rPr>
           <w:rFonts w:cs="Calibri"/>
-          <w:b/>
-          <w:bCs/>
           <w:color w:val="D86DCB" w:themeColor="accent5" w:themeTint="99"/>
           <w:sz w:val="32"/>
           <w:szCs w:val="32"/>
@@ -4712,8 +4435,6 @@
       <w:r>
         <w:rPr>
           <w:rFonts w:cs="Calibri"/>
-          <w:b/>
-          <w:bCs/>
           <w:color w:val="D86DCB" w:themeColor="accent5" w:themeTint="99"/>
           <w:sz w:val="32"/>
           <w:szCs w:val="32"/>
@@ -4726,18 +4447,14 @@
         <w:jc w:val="both"/>
         <w:rPr>
           <w:rFonts w:cs="Calibri"/>
-          <w:b/>
-          <w:bCs/>
-          <w:color w:val="D86DCB" w:themeColor="accent5" w:themeTint="99"/>
-          <w:sz w:val="32"/>
-          <w:szCs w:val="32"/>
-        </w:rPr>
-      </w:pPr>
-      <w:r>
-        <w:rPr>
-          <w:rFonts w:cs="Calibri"/>
-          <w:b/>
-          <w:bCs/>
+          <w:color w:val="D86DCB" w:themeColor="accent5" w:themeTint="99"/>
+          <w:sz w:val="32"/>
+          <w:szCs w:val="32"/>
+        </w:rPr>
+      </w:pPr>
+      <w:r>
+        <w:rPr>
+          <w:rFonts w:cs="Calibri"/>
           <w:color w:val="D86DCB" w:themeColor="accent5" w:themeTint="99"/>
           <w:sz w:val="32"/>
           <w:szCs w:val="32"/>
@@ -4750,18 +4467,14 @@
         <w:jc w:val="both"/>
         <w:rPr>
           <w:rFonts w:cs="Calibri"/>
-          <w:b/>
-          <w:bCs/>
-          <w:color w:val="D86DCB" w:themeColor="accent5" w:themeTint="99"/>
-          <w:sz w:val="32"/>
-          <w:szCs w:val="32"/>
-        </w:rPr>
-      </w:pPr>
-      <w:r>
-        <w:rPr>
-          <w:rFonts w:cs="Calibri"/>
-          <w:b/>
-          <w:bCs/>
+          <w:color w:val="D86DCB" w:themeColor="accent5" w:themeTint="99"/>
+          <w:sz w:val="32"/>
+          <w:szCs w:val="32"/>
+        </w:rPr>
+      </w:pPr>
+      <w:r>
+        <w:rPr>
+          <w:rFonts w:cs="Calibri"/>
           <w:color w:val="D86DCB" w:themeColor="accent5" w:themeTint="99"/>
           <w:sz w:val="32"/>
           <w:szCs w:val="32"/>
@@ -4808,8 +4521,6 @@
         <w:jc w:val="both"/>
         <w:rPr>
           <w:rFonts w:cs="Calibri"/>
-          <w:b/>
-          <w:bCs/>
           <w:color w:val="D86DCB" w:themeColor="accent5" w:themeTint="99"/>
           <w:sz w:val="32"/>
           <w:szCs w:val="32"/>
@@ -4819,8 +4530,6 @@
       <w:r>
         <w:rPr>
           <w:rFonts w:cs="Calibri"/>
-          <w:b/>
-          <w:bCs/>
           <w:color w:val="D86DCB" w:themeColor="accent5" w:themeTint="99"/>
           <w:sz w:val="32"/>
           <w:szCs w:val="32"/>
@@ -4834,18 +4543,14 @@
         <w:jc w:val="both"/>
         <w:rPr>
           <w:rFonts w:cs="Calibri"/>
-          <w:b/>
-          <w:bCs/>
-          <w:color w:val="D86DCB" w:themeColor="accent5" w:themeTint="99"/>
-          <w:sz w:val="32"/>
-          <w:szCs w:val="32"/>
-        </w:rPr>
-      </w:pPr>
-      <w:r>
-        <w:rPr>
-          <w:rFonts w:cs="Calibri"/>
-          <w:b/>
-          <w:bCs/>
+          <w:color w:val="D86DCB" w:themeColor="accent5" w:themeTint="99"/>
+          <w:sz w:val="32"/>
+          <w:szCs w:val="32"/>
+        </w:rPr>
+      </w:pPr>
+      <w:r>
+        <w:rPr>
+          <w:rFonts w:cs="Calibri"/>
           <w:color w:val="D86DCB" w:themeColor="accent5" w:themeTint="99"/>
           <w:sz w:val="32"/>
           <w:szCs w:val="32"/>
@@ -4858,18 +4563,14 @@
         <w:jc w:val="both"/>
         <w:rPr>
           <w:rFonts w:cs="Calibri"/>
-          <w:b/>
-          <w:bCs/>
-          <w:color w:val="D86DCB" w:themeColor="accent5" w:themeTint="99"/>
-          <w:sz w:val="32"/>
-          <w:szCs w:val="32"/>
-        </w:rPr>
-      </w:pPr>
-      <w:r>
-        <w:rPr>
-          <w:rFonts w:cs="Calibri"/>
-          <w:b/>
-          <w:bCs/>
+          <w:color w:val="D86DCB" w:themeColor="accent5" w:themeTint="99"/>
+          <w:sz w:val="32"/>
+          <w:szCs w:val="32"/>
+        </w:rPr>
+      </w:pPr>
+      <w:r>
+        <w:rPr>
+          <w:rFonts w:cs="Calibri"/>
           <w:color w:val="D86DCB" w:themeColor="accent5" w:themeTint="99"/>
           <w:sz w:val="32"/>
           <w:szCs w:val="32"/>
@@ -4882,18 +4583,14 @@
         <w:jc w:val="both"/>
         <w:rPr>
           <w:rFonts w:cs="Calibri"/>
-          <w:b/>
-          <w:bCs/>
-          <w:color w:val="D86DCB" w:themeColor="accent5" w:themeTint="99"/>
-          <w:sz w:val="32"/>
-          <w:szCs w:val="32"/>
-        </w:rPr>
-      </w:pPr>
-      <w:r>
-        <w:rPr>
-          <w:rFonts w:cs="Calibri"/>
-          <w:b/>
-          <w:bCs/>
+          <w:color w:val="D86DCB" w:themeColor="accent5" w:themeTint="99"/>
+          <w:sz w:val="32"/>
+          <w:szCs w:val="32"/>
+        </w:rPr>
+      </w:pPr>
+      <w:r>
+        <w:rPr>
+          <w:rFonts w:cs="Calibri"/>
           <w:color w:val="D86DCB" w:themeColor="accent5" w:themeTint="99"/>
           <w:sz w:val="32"/>
           <w:szCs w:val="32"/>
@@ -4904,8 +4601,6 @@
       <w:r>
         <w:rPr>
           <w:rFonts w:cs="Calibri"/>
-          <w:b/>
-          <w:bCs/>
           <w:color w:val="D86DCB" w:themeColor="accent5" w:themeTint="99"/>
           <w:sz w:val="32"/>
           <w:szCs w:val="32"/>
@@ -4916,8 +4611,6 @@
       <w:r>
         <w:rPr>
           <w:rFonts w:cs="Calibri"/>
-          <w:b/>
-          <w:bCs/>
           <w:color w:val="D86DCB" w:themeColor="accent5" w:themeTint="99"/>
           <w:sz w:val="32"/>
           <w:szCs w:val="32"/>
@@ -4929,8 +4622,6 @@
       <w:r>
         <w:rPr>
           <w:rFonts w:cs="Calibri"/>
-          <w:b/>
-          <w:bCs/>
           <w:color w:val="D86DCB" w:themeColor="accent5" w:themeTint="99"/>
           <w:sz w:val="32"/>
           <w:szCs w:val="32"/>
@@ -4943,18 +4634,14 @@
         <w:jc w:val="both"/>
         <w:rPr>
           <w:rFonts w:cs="Calibri"/>
-          <w:b/>
-          <w:bCs/>
-          <w:color w:val="D86DCB" w:themeColor="accent5" w:themeTint="99"/>
-          <w:sz w:val="32"/>
-          <w:szCs w:val="32"/>
-        </w:rPr>
-      </w:pPr>
-      <w:r>
-        <w:rPr>
-          <w:rFonts w:cs="Calibri"/>
-          <w:b/>
-          <w:bCs/>
+          <w:color w:val="D86DCB" w:themeColor="accent5" w:themeTint="99"/>
+          <w:sz w:val="32"/>
+          <w:szCs w:val="32"/>
+        </w:rPr>
+      </w:pPr>
+      <w:r>
+        <w:rPr>
+          <w:rFonts w:cs="Calibri"/>
           <w:color w:val="D86DCB" w:themeColor="accent5" w:themeTint="99"/>
           <w:sz w:val="32"/>
           <w:szCs w:val="32"/>
@@ -4965,8 +4652,6 @@
       <w:r>
         <w:rPr>
           <w:rFonts w:cs="Calibri"/>
-          <w:b/>
-          <w:bCs/>
           <w:color w:val="D86DCB" w:themeColor="accent5" w:themeTint="99"/>
           <w:sz w:val="32"/>
           <w:szCs w:val="32"/>
@@ -4977,8 +4662,6 @@
       <w:r>
         <w:rPr>
           <w:rFonts w:cs="Calibri"/>
-          <w:b/>
-          <w:bCs/>
           <w:color w:val="D86DCB" w:themeColor="accent5" w:themeTint="99"/>
           <w:sz w:val="32"/>
           <w:szCs w:val="32"/>
@@ -4990,8 +4673,6 @@
       <w:r>
         <w:rPr>
           <w:rFonts w:cs="Calibri"/>
-          <w:b/>
-          <w:bCs/>
           <w:color w:val="D86DCB" w:themeColor="accent5" w:themeTint="99"/>
           <w:sz w:val="32"/>
           <w:szCs w:val="32"/>
@@ -5004,18 +4685,14 @@
         <w:jc w:val="both"/>
         <w:rPr>
           <w:rFonts w:cs="Calibri"/>
-          <w:b/>
-          <w:bCs/>
-          <w:color w:val="D86DCB" w:themeColor="accent5" w:themeTint="99"/>
-          <w:sz w:val="32"/>
-          <w:szCs w:val="32"/>
-        </w:rPr>
-      </w:pPr>
-      <w:r>
-        <w:rPr>
-          <w:rFonts w:cs="Calibri"/>
-          <w:b/>
-          <w:bCs/>
+          <w:color w:val="D86DCB" w:themeColor="accent5" w:themeTint="99"/>
+          <w:sz w:val="32"/>
+          <w:szCs w:val="32"/>
+        </w:rPr>
+      </w:pPr>
+      <w:r>
+        <w:rPr>
+          <w:rFonts w:cs="Calibri"/>
           <w:color w:val="D86DCB" w:themeColor="accent5" w:themeTint="99"/>
           <w:sz w:val="32"/>
           <w:szCs w:val="32"/>
@@ -5026,8 +4703,6 @@
       <w:r>
         <w:rPr>
           <w:rFonts w:cs="Calibri"/>
-          <w:b/>
-          <w:bCs/>
           <w:color w:val="D86DCB" w:themeColor="accent5" w:themeTint="99"/>
           <w:sz w:val="32"/>
           <w:szCs w:val="32"/>
@@ -5038,8 +4713,6 @@
       <w:r>
         <w:rPr>
           <w:rFonts w:cs="Calibri"/>
-          <w:b/>
-          <w:bCs/>
           <w:color w:val="D86DCB" w:themeColor="accent5" w:themeTint="99"/>
           <w:sz w:val="32"/>
           <w:szCs w:val="32"/>
@@ -5051,8 +4724,6 @@
       <w:r>
         <w:rPr>
           <w:rFonts w:cs="Calibri"/>
-          <w:b/>
-          <w:bCs/>
           <w:color w:val="D86DCB" w:themeColor="accent5" w:themeTint="99"/>
           <w:sz w:val="32"/>
           <w:szCs w:val="32"/>
@@ -5065,18 +4736,14 @@
         <w:jc w:val="both"/>
         <w:rPr>
           <w:rFonts w:cs="Calibri"/>
-          <w:b/>
-          <w:bCs/>
-          <w:color w:val="D86DCB" w:themeColor="accent5" w:themeTint="99"/>
-          <w:sz w:val="32"/>
-          <w:szCs w:val="32"/>
-        </w:rPr>
-      </w:pPr>
-      <w:r>
-        <w:rPr>
-          <w:rFonts w:cs="Calibri"/>
-          <w:b/>
-          <w:bCs/>
+          <w:color w:val="D86DCB" w:themeColor="accent5" w:themeTint="99"/>
+          <w:sz w:val="32"/>
+          <w:szCs w:val="32"/>
+        </w:rPr>
+      </w:pPr>
+      <w:r>
+        <w:rPr>
+          <w:rFonts w:cs="Calibri"/>
           <w:color w:val="D86DCB" w:themeColor="accent5" w:themeTint="99"/>
           <w:sz w:val="32"/>
           <w:szCs w:val="32"/>
@@ -5089,18 +4756,14 @@
         <w:jc w:val="both"/>
         <w:rPr>
           <w:rFonts w:cs="Calibri"/>
-          <w:b/>
-          <w:bCs/>
-          <w:color w:val="D86DCB" w:themeColor="accent5" w:themeTint="99"/>
-          <w:sz w:val="32"/>
-          <w:szCs w:val="32"/>
-        </w:rPr>
-      </w:pPr>
-      <w:r>
-        <w:rPr>
-          <w:rFonts w:cs="Calibri"/>
-          <w:b/>
-          <w:bCs/>
+          <w:color w:val="D86DCB" w:themeColor="accent5" w:themeTint="99"/>
+          <w:sz w:val="32"/>
+          <w:szCs w:val="32"/>
+        </w:rPr>
+      </w:pPr>
+      <w:r>
+        <w:rPr>
+          <w:rFonts w:cs="Calibri"/>
           <w:color w:val="D86DCB" w:themeColor="accent5" w:themeTint="99"/>
           <w:sz w:val="32"/>
           <w:szCs w:val="32"/>
@@ -5307,8 +4970,6 @@
         <w:jc w:val="both"/>
         <w:rPr>
           <w:rFonts w:cs="Calibri"/>
-          <w:b/>
-          <w:bCs/>
           <w:color w:val="D86DCB" w:themeColor="accent5" w:themeTint="99"/>
           <w:sz w:val="32"/>
           <w:szCs w:val="32"/>
@@ -5318,8 +4979,6 @@
       <w:r>
         <w:rPr>
           <w:rFonts w:cs="Calibri"/>
-          <w:b/>
-          <w:bCs/>
           <w:color w:val="D86DCB" w:themeColor="accent5" w:themeTint="99"/>
           <w:sz w:val="32"/>
           <w:szCs w:val="32"/>
@@ -5333,23 +4992,200 @@
         <w:jc w:val="both"/>
         <w:rPr>
           <w:rFonts w:cs="Calibri"/>
-          <w:b/>
-          <w:bCs/>
-          <w:color w:val="D86DCB" w:themeColor="accent5" w:themeTint="99"/>
-          <w:sz w:val="32"/>
-          <w:szCs w:val="32"/>
-        </w:rPr>
-      </w:pPr>
-      <w:r>
-        <w:rPr>
-          <w:rFonts w:cs="Calibri"/>
-          <w:b/>
-          <w:bCs/>
+          <w:color w:val="D86DCB" w:themeColor="accent5" w:themeTint="99"/>
+          <w:sz w:val="32"/>
+          <w:szCs w:val="32"/>
+        </w:rPr>
+      </w:pPr>
+      <w:r>
+        <w:rPr>
+          <w:rFonts w:cs="Calibri"/>
+          <w:color w:val="D86DCB" w:themeColor="accent5" w:themeTint="99"/>
+          <w:sz w:val="32"/>
+          <w:szCs w:val="32"/>
+        </w:rPr>
+        <w:t>…</w:t>
+      </w:r>
+    </w:p>
+    <w:p>
+      <w:pPr>
+        <w:jc w:val="both"/>
+        <w:rPr>
+          <w:rFonts w:cs="Calibri"/>
+          <w:color w:val="D86DCB" w:themeColor="accent5" w:themeTint="99"/>
+          <w:sz w:val="32"/>
+          <w:szCs w:val="32"/>
+        </w:rPr>
+      </w:pPr>
+      <w:r>
+        <w:rPr>
+          <w:rFonts w:cs="Calibri"/>
+          <w:color w:val="D86DCB" w:themeColor="accent5" w:themeTint="99"/>
+          <w:sz w:val="32"/>
+          <w:szCs w:val="32"/>
+        </w:rPr>
+        <w:t xml:space="preserve">   [</w:t>
+      </w:r>
+    </w:p>
+    <w:p>
+      <w:pPr>
+        <w:jc w:val="both"/>
+        <w:rPr>
+          <w:rFonts w:cs="Calibri"/>
+          <w:color w:val="D86DCB" w:themeColor="accent5" w:themeTint="99"/>
+          <w:sz w:val="32"/>
+          <w:szCs w:val="32"/>
+        </w:rPr>
+      </w:pPr>
+      <w:r>
+        <w:rPr>
+          <w:rFonts w:cs="Calibri"/>
           <w:color w:val="D86DCB" w:themeColor="accent5" w:themeTint="99"/>
           <w:sz w:val="32"/>
           <w:szCs w:val="32"/>
         </w:rPr>
         <w:lastRenderedPageBreak/>
+        <w:t xml:space="preserve">      </w:t>
+      </w:r>
+      <w:proofErr w:type="gramStart"/>
+      <w:r>
+        <w:rPr>
+          <w:rFonts w:cs="Calibri"/>
+          <w:color w:val="D86DCB" w:themeColor="accent5" w:themeTint="99"/>
+          <w:sz w:val="32"/>
+          <w:szCs w:val="32"/>
+        </w:rPr>
+        <w:t>?widget</w:t>
+      </w:r>
+      <w:proofErr w:type="gramEnd"/>
+    </w:p>
+    <w:p>
+      <w:pPr>
+        <w:jc w:val="both"/>
+        <w:rPr>
+          <w:rFonts w:cs="Calibri"/>
+          <w:color w:val="D86DCB" w:themeColor="accent5" w:themeTint="99"/>
+          <w:sz w:val="32"/>
+          <w:szCs w:val="32"/>
+        </w:rPr>
+      </w:pPr>
+      <w:r>
+        <w:rPr>
+          <w:rFonts w:cs="Calibri"/>
+          <w:color w:val="D86DCB" w:themeColor="accent5" w:themeTint="99"/>
+          <w:sz w:val="32"/>
+          <w:szCs w:val="32"/>
+        </w:rPr>
+        <w:t xml:space="preserve">  ]</w:t>
+      </w:r>
+    </w:p>
+    <w:p>
+      <w:pPr>
+        <w:jc w:val="both"/>
+        <w:rPr>
+          <w:rFonts w:cs="Calibri"/>
+          <w:color w:val="D86DCB" w:themeColor="accent5" w:themeTint="99"/>
+          <w:sz w:val="32"/>
+          <w:szCs w:val="32"/>
+        </w:rPr>
+      </w:pPr>
+      <w:r>
+        <w:rPr>
+          <w:rFonts w:cs="Calibri"/>
+          <w:color w:val="D86DCB" w:themeColor="accent5" w:themeTint="99"/>
+          <w:sz w:val="32"/>
+          <w:szCs w:val="32"/>
+        </w:rPr>
+        <w:t>)</w:t>
+      </w:r>
+    </w:p>
+    <w:p>
+      <w:pPr>
+        <w:jc w:val="both"/>
+        <w:rPr>
+          <w:rFonts w:cs="Calibri"/>
+          <w:sz w:val="32"/>
+          <w:szCs w:val="32"/>
+        </w:rPr>
+      </w:pPr>
+      <w:r>
+        <w:rPr>
+          <w:rFonts w:cs="Calibri"/>
+          <w:sz w:val="32"/>
+          <w:szCs w:val="32"/>
+        </w:rPr>
+        <w:t># While</w:t>
+      </w:r>
+      <w:r>
+        <w:rPr>
+          <w:rFonts w:cs="Calibri"/>
+          <w:b/>
+          <w:bCs/>
+          <w:sz w:val="32"/>
+          <w:szCs w:val="32"/>
+        </w:rPr>
+        <w:t xml:space="preserve"> </w:t>
+      </w:r>
+      <w:proofErr w:type="gramStart"/>
+      <w:r>
+        <w:rPr>
+          <w:rFonts w:cs="Calibri"/>
+          <w:b/>
+          <w:bCs/>
+          <w:sz w:val="32"/>
+          <w:szCs w:val="32"/>
+        </w:rPr>
+        <w:t>…?list</w:t>
+      </w:r>
+      <w:proofErr w:type="gramEnd"/>
+      <w:r>
+        <w:rPr>
+          <w:rFonts w:cs="Calibri"/>
+          <w:sz w:val="32"/>
+          <w:szCs w:val="32"/>
+        </w:rPr>
+        <w:t xml:space="preserve"> adds many nullable items (if not null)</w:t>
+      </w:r>
+    </w:p>
+    <w:p>
+      <w:pPr>
+        <w:jc w:val="both"/>
+        <w:rPr>
+          <w:rFonts w:cs="Calibri"/>
+          <w:color w:val="D86DCB" w:themeColor="accent5" w:themeTint="99"/>
+          <w:sz w:val="32"/>
+          <w:szCs w:val="32"/>
+        </w:rPr>
+      </w:pPr>
+      <w:proofErr w:type="gramStart"/>
+      <w:r>
+        <w:rPr>
+          <w:rFonts w:cs="Calibri"/>
+          <w:color w:val="D86DCB" w:themeColor="accent5" w:themeTint="99"/>
+          <w:sz w:val="32"/>
+          <w:szCs w:val="32"/>
+        </w:rPr>
+        <w:t>Row(</w:t>
+      </w:r>
+      <w:proofErr w:type="gramEnd"/>
+    </w:p>
+    <w:p>
+      <w:pPr>
+        <w:jc w:val="both"/>
+        <w:rPr>
+          <w:rFonts w:cs="Calibri"/>
+          <w:color w:val="D86DCB" w:themeColor="accent5" w:themeTint="99"/>
+          <w:sz w:val="32"/>
+          <w:szCs w:val="32"/>
+        </w:rPr>
+      </w:pPr>
+      <w:r>
+        <w:rPr>
+          <w:rFonts w:cs="Calibri"/>
+          <w:color w:val="D86DCB" w:themeColor="accent5" w:themeTint="99"/>
+          <w:sz w:val="32"/>
+          <w:szCs w:val="32"/>
+        </w:rPr>
         <w:t>…</w:t>
       </w:r>
     </w:p>
@@ -5358,18 +5194,14 @@
         <w:jc w:val="both"/>
         <w:rPr>
           <w:rFonts w:cs="Calibri"/>
-          <w:b/>
-          <w:bCs/>
-          <w:color w:val="D86DCB" w:themeColor="accent5" w:themeTint="99"/>
-          <w:sz w:val="32"/>
-          <w:szCs w:val="32"/>
-        </w:rPr>
-      </w:pPr>
-      <w:r>
-        <w:rPr>
-          <w:rFonts w:cs="Calibri"/>
-          <w:b/>
-          <w:bCs/>
+          <w:color w:val="D86DCB" w:themeColor="accent5" w:themeTint="99"/>
+          <w:sz w:val="32"/>
+          <w:szCs w:val="32"/>
+        </w:rPr>
+      </w:pPr>
+      <w:r>
+        <w:rPr>
+          <w:rFonts w:cs="Calibri"/>
           <w:color w:val="D86DCB" w:themeColor="accent5" w:themeTint="99"/>
           <w:sz w:val="32"/>
           <w:szCs w:val="32"/>
@@ -5382,18 +5214,14 @@
         <w:jc w:val="both"/>
         <w:rPr>
           <w:rFonts w:cs="Calibri"/>
-          <w:b/>
-          <w:bCs/>
-          <w:color w:val="D86DCB" w:themeColor="accent5" w:themeTint="99"/>
-          <w:sz w:val="32"/>
-          <w:szCs w:val="32"/>
-        </w:rPr>
-      </w:pPr>
-      <w:r>
-        <w:rPr>
-          <w:rFonts w:cs="Calibri"/>
-          <w:b/>
-          <w:bCs/>
+          <w:color w:val="D86DCB" w:themeColor="accent5" w:themeTint="99"/>
+          <w:sz w:val="32"/>
+          <w:szCs w:val="32"/>
+        </w:rPr>
+      </w:pPr>
+      <w:r>
+        <w:rPr>
+          <w:rFonts w:cs="Calibri"/>
           <w:color w:val="D86DCB" w:themeColor="accent5" w:themeTint="99"/>
           <w:sz w:val="32"/>
           <w:szCs w:val="32"/>
@@ -5404,13 +5232,11 @@
       <w:r>
         <w:rPr>
           <w:rFonts w:cs="Calibri"/>
-          <w:b/>
-          <w:bCs/>
-          <w:color w:val="D86DCB" w:themeColor="accent5" w:themeTint="99"/>
-          <w:sz w:val="32"/>
-          <w:szCs w:val="32"/>
-        </w:rPr>
-        <w:t>?widget</w:t>
+          <w:color w:val="D86DCB" w:themeColor="accent5" w:themeTint="99"/>
+          <w:sz w:val="32"/>
+          <w:szCs w:val="32"/>
+        </w:rPr>
+        <w:t>…?widgets</w:t>
       </w:r>
       <w:proofErr w:type="gramEnd"/>
     </w:p>
@@ -5419,18 +5245,14 @@
         <w:jc w:val="both"/>
         <w:rPr>
           <w:rFonts w:cs="Calibri"/>
-          <w:b/>
-          <w:bCs/>
-          <w:color w:val="D86DCB" w:themeColor="accent5" w:themeTint="99"/>
-          <w:sz w:val="32"/>
-          <w:szCs w:val="32"/>
-        </w:rPr>
-      </w:pPr>
-      <w:r>
-        <w:rPr>
-          <w:rFonts w:cs="Calibri"/>
-          <w:b/>
-          <w:bCs/>
+          <w:color w:val="D86DCB" w:themeColor="accent5" w:themeTint="99"/>
+          <w:sz w:val="32"/>
+          <w:szCs w:val="32"/>
+        </w:rPr>
+      </w:pPr>
+      <w:r>
+        <w:rPr>
+          <w:rFonts w:cs="Calibri"/>
           <w:color w:val="D86DCB" w:themeColor="accent5" w:themeTint="99"/>
           <w:sz w:val="32"/>
           <w:szCs w:val="32"/>
@@ -5443,225 +5265,14 @@
         <w:jc w:val="both"/>
         <w:rPr>
           <w:rFonts w:cs="Calibri"/>
-          <w:b/>
-          <w:bCs/>
-          <w:color w:val="D86DCB" w:themeColor="accent5" w:themeTint="99"/>
-          <w:sz w:val="32"/>
-          <w:szCs w:val="32"/>
-        </w:rPr>
-      </w:pPr>
-      <w:r>
-        <w:rPr>
-          <w:rFonts w:cs="Calibri"/>
-          <w:b/>
-          <w:bCs/>
-          <w:color w:val="D86DCB" w:themeColor="accent5" w:themeTint="99"/>
-          <w:sz w:val="32"/>
-          <w:szCs w:val="32"/>
-        </w:rPr>
-        <w:t>)</w:t>
-      </w:r>
-    </w:p>
-    <w:p>
-      <w:pPr>
-        <w:jc w:val="both"/>
-        <w:rPr>
-          <w:rFonts w:cs="Calibri"/>
-          <w:sz w:val="32"/>
-          <w:szCs w:val="32"/>
-        </w:rPr>
-      </w:pPr>
-      <w:r>
-        <w:rPr>
-          <w:rFonts w:cs="Calibri"/>
-          <w:sz w:val="32"/>
-          <w:szCs w:val="32"/>
-        </w:rPr>
-        <w:t># While</w:t>
-      </w:r>
-      <w:r>
-        <w:rPr>
-          <w:rFonts w:cs="Calibri"/>
-          <w:b/>
-          <w:bCs/>
-          <w:sz w:val="32"/>
-          <w:szCs w:val="32"/>
-        </w:rPr>
-        <w:t xml:space="preserve"> </w:t>
-      </w:r>
-      <w:proofErr w:type="gramStart"/>
-      <w:r>
-        <w:rPr>
-          <w:rFonts w:cs="Calibri"/>
-          <w:b/>
-          <w:bCs/>
-          <w:sz w:val="32"/>
-          <w:szCs w:val="32"/>
-        </w:rPr>
-        <w:t>…?list</w:t>
-      </w:r>
-      <w:proofErr w:type="gramEnd"/>
-      <w:r>
-        <w:rPr>
-          <w:rFonts w:cs="Calibri"/>
-          <w:sz w:val="32"/>
-          <w:szCs w:val="32"/>
-        </w:rPr>
-        <w:t xml:space="preserve"> adds many nullable items (if not null)</w:t>
-      </w:r>
-    </w:p>
-    <w:p>
-      <w:pPr>
-        <w:jc w:val="both"/>
-        <w:rPr>
-          <w:rFonts w:cs="Calibri"/>
-          <w:b/>
-          <w:bCs/>
-          <w:color w:val="D86DCB" w:themeColor="accent5" w:themeTint="99"/>
-          <w:sz w:val="32"/>
-          <w:szCs w:val="32"/>
-        </w:rPr>
-      </w:pPr>
-      <w:proofErr w:type="gramStart"/>
-      <w:r>
-        <w:rPr>
-          <w:rFonts w:cs="Calibri"/>
-          <w:b/>
-          <w:bCs/>
-          <w:color w:val="D86DCB" w:themeColor="accent5" w:themeTint="99"/>
-          <w:sz w:val="32"/>
-          <w:szCs w:val="32"/>
-        </w:rPr>
-        <w:t>Row(</w:t>
-      </w:r>
-      <w:proofErr w:type="gramEnd"/>
-    </w:p>
-    <w:p>
-      <w:pPr>
-        <w:jc w:val="both"/>
-        <w:rPr>
-          <w:rFonts w:cs="Calibri"/>
-          <w:b/>
-          <w:bCs/>
-          <w:color w:val="D86DCB" w:themeColor="accent5" w:themeTint="99"/>
-          <w:sz w:val="32"/>
-          <w:szCs w:val="32"/>
-        </w:rPr>
-      </w:pPr>
-      <w:r>
-        <w:rPr>
-          <w:rFonts w:cs="Calibri"/>
-          <w:b/>
-          <w:bCs/>
-          <w:color w:val="D86DCB" w:themeColor="accent5" w:themeTint="99"/>
-          <w:sz w:val="32"/>
-          <w:szCs w:val="32"/>
-        </w:rPr>
-        <w:t>…</w:t>
-      </w:r>
-    </w:p>
-    <w:p>
-      <w:pPr>
-        <w:jc w:val="both"/>
-        <w:rPr>
-          <w:rFonts w:cs="Calibri"/>
-          <w:b/>
-          <w:bCs/>
-          <w:color w:val="D86DCB" w:themeColor="accent5" w:themeTint="99"/>
-          <w:sz w:val="32"/>
-          <w:szCs w:val="32"/>
-        </w:rPr>
-      </w:pPr>
-      <w:r>
-        <w:rPr>
-          <w:rFonts w:cs="Calibri"/>
-          <w:b/>
-          <w:bCs/>
-          <w:color w:val="D86DCB" w:themeColor="accent5" w:themeTint="99"/>
-          <w:sz w:val="32"/>
-          <w:szCs w:val="32"/>
-        </w:rPr>
-        <w:t xml:space="preserve">   [</w:t>
-      </w:r>
-    </w:p>
-    <w:p>
-      <w:pPr>
-        <w:jc w:val="both"/>
-        <w:rPr>
-          <w:rFonts w:cs="Calibri"/>
-          <w:b/>
-          <w:bCs/>
-          <w:color w:val="D86DCB" w:themeColor="accent5" w:themeTint="99"/>
-          <w:sz w:val="32"/>
-          <w:szCs w:val="32"/>
-        </w:rPr>
-      </w:pPr>
-      <w:r>
-        <w:rPr>
-          <w:rFonts w:cs="Calibri"/>
-          <w:b/>
-          <w:bCs/>
-          <w:color w:val="D86DCB" w:themeColor="accent5" w:themeTint="99"/>
-          <w:sz w:val="32"/>
-          <w:szCs w:val="32"/>
-        </w:rPr>
-        <w:t xml:space="preserve">      </w:t>
-      </w:r>
-      <w:proofErr w:type="gramStart"/>
-      <w:r>
-        <w:rPr>
-          <w:rFonts w:cs="Calibri"/>
-          <w:b/>
-          <w:bCs/>
-          <w:color w:val="D86DCB" w:themeColor="accent5" w:themeTint="99"/>
-          <w:sz w:val="32"/>
-          <w:szCs w:val="32"/>
-        </w:rPr>
-        <w:t>…?widgets</w:t>
-      </w:r>
-      <w:proofErr w:type="gramEnd"/>
-    </w:p>
-    <w:p>
-      <w:pPr>
-        <w:jc w:val="both"/>
-        <w:rPr>
-          <w:rFonts w:cs="Calibri"/>
-          <w:b/>
-          <w:bCs/>
-          <w:color w:val="D86DCB" w:themeColor="accent5" w:themeTint="99"/>
-          <w:sz w:val="32"/>
-          <w:szCs w:val="32"/>
-        </w:rPr>
-      </w:pPr>
-      <w:r>
-        <w:rPr>
-          <w:rFonts w:cs="Calibri"/>
-          <w:b/>
-          <w:bCs/>
-          <w:color w:val="D86DCB" w:themeColor="accent5" w:themeTint="99"/>
-          <w:sz w:val="32"/>
-          <w:szCs w:val="32"/>
-        </w:rPr>
-        <w:t xml:space="preserve">  ]</w:t>
-      </w:r>
-    </w:p>
-    <w:p>
-      <w:pPr>
-        <w:jc w:val="both"/>
-        <w:rPr>
-          <w:rFonts w:cs="Calibri"/>
-          <w:b/>
-          <w:bCs/>
-          <w:color w:val="D86DCB" w:themeColor="accent5" w:themeTint="99"/>
-          <w:sz w:val="32"/>
-          <w:szCs w:val="32"/>
-        </w:rPr>
-      </w:pPr>
-      <w:r>
-        <w:rPr>
-          <w:rFonts w:cs="Calibri"/>
-          <w:b/>
-          <w:bCs/>
+          <w:color w:val="D86DCB" w:themeColor="accent5" w:themeTint="99"/>
+          <w:sz w:val="32"/>
+          <w:szCs w:val="32"/>
+        </w:rPr>
+      </w:pPr>
+      <w:r>
+        <w:rPr>
+          <w:rFonts w:cs="Calibri"/>
           <w:color w:val="D86DCB" w:themeColor="accent5" w:themeTint="99"/>
           <w:sz w:val="32"/>
           <w:szCs w:val="32"/>
@@ -5934,25 +5545,25 @@
           <w:sz w:val="32"/>
           <w:szCs w:val="32"/>
         </w:rPr>
+        <w:t>Null-aware Spread Operator:</w:t>
+      </w:r>
+    </w:p>
+    <w:p>
+      <w:pPr>
+        <w:jc w:val="both"/>
+        <w:rPr>
+          <w:rFonts w:cs="Calibri"/>
+          <w:sz w:val="32"/>
+          <w:szCs w:val="32"/>
+        </w:rPr>
+      </w:pPr>
+      <w:r>
+        <w:rPr>
+          <w:rFonts w:cs="Calibri"/>
+          <w:sz w:val="32"/>
+          <w:szCs w:val="32"/>
+        </w:rPr>
         <w:lastRenderedPageBreak/>
-        <w:t>Null-aware Spread Operator:</w:t>
-      </w:r>
-    </w:p>
-    <w:p>
-      <w:pPr>
-        <w:jc w:val="both"/>
-        <w:rPr>
-          <w:rFonts w:cs="Calibri"/>
-          <w:sz w:val="32"/>
-          <w:szCs w:val="32"/>
-        </w:rPr>
-      </w:pPr>
-      <w:r>
-        <w:rPr>
-          <w:rFonts w:cs="Calibri"/>
-          <w:sz w:val="32"/>
-          <w:szCs w:val="32"/>
-        </w:rPr>
         <w:t># By using Null-aware Spread Operator (</w:t>
       </w:r>
       <w:r>
@@ -6069,18 +5680,14 @@
         <w:jc w:val="both"/>
         <w:rPr>
           <w:rFonts w:cs="Calibri"/>
-          <w:b/>
-          <w:bCs/>
-          <w:color w:val="D86DCB" w:themeColor="accent5" w:themeTint="99"/>
-          <w:sz w:val="32"/>
-          <w:szCs w:val="32"/>
-        </w:rPr>
-      </w:pPr>
-      <w:r>
-        <w:rPr>
-          <w:rFonts w:cs="Calibri"/>
-          <w:b/>
-          <w:bCs/>
+          <w:color w:val="D86DCB" w:themeColor="accent5" w:themeTint="99"/>
+          <w:sz w:val="32"/>
+          <w:szCs w:val="32"/>
+        </w:rPr>
+      </w:pPr>
+      <w:r>
+        <w:rPr>
+          <w:rFonts w:cs="Calibri"/>
           <w:color w:val="D86DCB" w:themeColor="accent5" w:themeTint="99"/>
           <w:sz w:val="32"/>
           <w:szCs w:val="32"/>
@@ -6093,18 +5700,14 @@
         <w:jc w:val="both"/>
         <w:rPr>
           <w:rFonts w:cs="Calibri"/>
-          <w:b/>
-          <w:bCs/>
-          <w:color w:val="D86DCB" w:themeColor="accent5" w:themeTint="99"/>
-          <w:sz w:val="32"/>
-          <w:szCs w:val="32"/>
-        </w:rPr>
-      </w:pPr>
-      <w:r>
-        <w:rPr>
-          <w:rFonts w:cs="Calibri"/>
-          <w:b/>
-          <w:bCs/>
+          <w:color w:val="D86DCB" w:themeColor="accent5" w:themeTint="99"/>
+          <w:sz w:val="32"/>
+          <w:szCs w:val="32"/>
+        </w:rPr>
+      </w:pPr>
+      <w:r>
+        <w:rPr>
+          <w:rFonts w:cs="Calibri"/>
           <w:color w:val="D86DCB" w:themeColor="accent5" w:themeTint="99"/>
           <w:sz w:val="32"/>
           <w:szCs w:val="32"/>
@@ -6115,8 +5718,6 @@
       <w:r>
         <w:rPr>
           <w:rFonts w:cs="Calibri"/>
-          <w:b/>
-          <w:bCs/>
           <w:color w:val="D86DCB" w:themeColor="accent5" w:themeTint="99"/>
           <w:sz w:val="32"/>
           <w:szCs w:val="32"/>
@@ -6127,8 +5728,6 @@
       <w:r>
         <w:rPr>
           <w:rFonts w:cs="Calibri"/>
-          <w:b/>
-          <w:bCs/>
           <w:color w:val="D86DCB" w:themeColor="accent5" w:themeTint="99"/>
           <w:sz w:val="32"/>
           <w:szCs w:val="32"/>
@@ -6141,18 +5740,14 @@
         <w:jc w:val="both"/>
         <w:rPr>
           <w:rFonts w:cs="Calibri"/>
-          <w:b/>
-          <w:bCs/>
-          <w:color w:val="D86DCB" w:themeColor="accent5" w:themeTint="99"/>
-          <w:sz w:val="32"/>
-          <w:szCs w:val="32"/>
-        </w:rPr>
-      </w:pPr>
-      <w:r>
-        <w:rPr>
-          <w:rFonts w:cs="Calibri"/>
-          <w:b/>
-          <w:bCs/>
+          <w:color w:val="D86DCB" w:themeColor="accent5" w:themeTint="99"/>
+          <w:sz w:val="32"/>
+          <w:szCs w:val="32"/>
+        </w:rPr>
+      </w:pPr>
+      <w:r>
+        <w:rPr>
+          <w:rFonts w:cs="Calibri"/>
           <w:color w:val="D86DCB" w:themeColor="accent5" w:themeTint="99"/>
           <w:sz w:val="32"/>
           <w:szCs w:val="32"/>
@@ -6165,18 +5760,14 @@
         <w:jc w:val="both"/>
         <w:rPr>
           <w:rFonts w:cs="Calibri"/>
-          <w:b/>
-          <w:bCs/>
-          <w:color w:val="D86DCB" w:themeColor="accent5" w:themeTint="99"/>
-          <w:sz w:val="32"/>
-          <w:szCs w:val="32"/>
-        </w:rPr>
-      </w:pPr>
-      <w:r>
-        <w:rPr>
-          <w:rFonts w:cs="Calibri"/>
-          <w:b/>
-          <w:bCs/>
+          <w:color w:val="D86DCB" w:themeColor="accent5" w:themeTint="99"/>
+          <w:sz w:val="32"/>
+          <w:szCs w:val="32"/>
+        </w:rPr>
+      </w:pPr>
+      <w:r>
+        <w:rPr>
+          <w:rFonts w:cs="Calibri"/>
           <w:color w:val="D86DCB" w:themeColor="accent5" w:themeTint="99"/>
           <w:sz w:val="32"/>
           <w:szCs w:val="32"/>
@@ -6189,18 +5780,14 @@
         <w:jc w:val="both"/>
         <w:rPr>
           <w:rFonts w:cs="Calibri"/>
-          <w:b/>
-          <w:bCs/>
-          <w:color w:val="D86DCB" w:themeColor="accent5" w:themeTint="99"/>
-          <w:sz w:val="32"/>
-          <w:szCs w:val="32"/>
-        </w:rPr>
-      </w:pPr>
-      <w:r>
-        <w:rPr>
-          <w:rFonts w:cs="Calibri"/>
-          <w:b/>
-          <w:bCs/>
+          <w:color w:val="D86DCB" w:themeColor="accent5" w:themeTint="99"/>
+          <w:sz w:val="32"/>
+          <w:szCs w:val="32"/>
+        </w:rPr>
+      </w:pPr>
+      <w:r>
+        <w:rPr>
+          <w:rFonts w:cs="Calibri"/>
           <w:color w:val="D86DCB" w:themeColor="accent5" w:themeTint="99"/>
           <w:sz w:val="32"/>
           <w:szCs w:val="32"/>
@@ -6213,18 +5800,14 @@
         <w:jc w:val="both"/>
         <w:rPr>
           <w:rFonts w:cs="Calibri"/>
-          <w:b/>
-          <w:bCs/>
-          <w:color w:val="D86DCB" w:themeColor="accent5" w:themeTint="99"/>
-          <w:sz w:val="32"/>
-          <w:szCs w:val="32"/>
-        </w:rPr>
-      </w:pPr>
-      <w:r>
-        <w:rPr>
-          <w:rFonts w:cs="Calibri"/>
-          <w:b/>
-          <w:bCs/>
+          <w:color w:val="D86DCB" w:themeColor="accent5" w:themeTint="99"/>
+          <w:sz w:val="32"/>
+          <w:szCs w:val="32"/>
+        </w:rPr>
+      </w:pPr>
+      <w:r>
+        <w:rPr>
+          <w:rFonts w:cs="Calibri"/>
           <w:color w:val="D86DCB" w:themeColor="accent5" w:themeTint="99"/>
           <w:sz w:val="32"/>
           <w:szCs w:val="32"/>
@@ -6237,18 +5820,14 @@
         <w:jc w:val="both"/>
         <w:rPr>
           <w:rFonts w:cs="Calibri"/>
-          <w:b/>
-          <w:bCs/>
-          <w:color w:val="D86DCB" w:themeColor="accent5" w:themeTint="99"/>
-          <w:sz w:val="32"/>
-          <w:szCs w:val="32"/>
-        </w:rPr>
-      </w:pPr>
-      <w:r>
-        <w:rPr>
-          <w:rFonts w:cs="Calibri"/>
-          <w:b/>
-          <w:bCs/>
+          <w:color w:val="D86DCB" w:themeColor="accent5" w:themeTint="99"/>
+          <w:sz w:val="32"/>
+          <w:szCs w:val="32"/>
+        </w:rPr>
+      </w:pPr>
+      <w:r>
+        <w:rPr>
+          <w:rFonts w:cs="Calibri"/>
           <w:color w:val="D86DCB" w:themeColor="accent5" w:themeTint="99"/>
           <w:sz w:val="32"/>
           <w:szCs w:val="32"/>
@@ -6259,8 +5838,6 @@
       <w:r>
         <w:rPr>
           <w:rFonts w:cs="Calibri"/>
-          <w:b/>
-          <w:bCs/>
           <w:color w:val="D86DCB" w:themeColor="accent5" w:themeTint="99"/>
           <w:sz w:val="32"/>
           <w:szCs w:val="32"/>
@@ -6271,8 +5848,6 @@
       <w:r>
         <w:rPr>
           <w:rFonts w:cs="Calibri"/>
-          <w:b/>
-          <w:bCs/>
           <w:color w:val="D86DCB" w:themeColor="accent5" w:themeTint="99"/>
           <w:sz w:val="32"/>
           <w:szCs w:val="32"/>
@@ -6285,18 +5860,14 @@
         <w:jc w:val="both"/>
         <w:rPr>
           <w:rFonts w:cs="Calibri"/>
-          <w:b/>
-          <w:bCs/>
-          <w:color w:val="D86DCB" w:themeColor="accent5" w:themeTint="99"/>
-          <w:sz w:val="32"/>
-          <w:szCs w:val="32"/>
-        </w:rPr>
-      </w:pPr>
-      <w:r>
-        <w:rPr>
-          <w:rFonts w:cs="Calibri"/>
-          <w:b/>
-          <w:bCs/>
+          <w:color w:val="D86DCB" w:themeColor="accent5" w:themeTint="99"/>
+          <w:sz w:val="32"/>
+          <w:szCs w:val="32"/>
+        </w:rPr>
+      </w:pPr>
+      <w:r>
+        <w:rPr>
+          <w:rFonts w:cs="Calibri"/>
           <w:color w:val="D86DCB" w:themeColor="accent5" w:themeTint="99"/>
           <w:sz w:val="32"/>
           <w:szCs w:val="32"/>
@@ -6307,8 +5878,6 @@
       <w:r>
         <w:rPr>
           <w:rFonts w:cs="Calibri"/>
-          <w:b/>
-          <w:bCs/>
           <w:color w:val="D86DCB" w:themeColor="accent5" w:themeTint="99"/>
           <w:sz w:val="32"/>
           <w:szCs w:val="32"/>
@@ -6319,8 +5888,6 @@
       <w:r>
         <w:rPr>
           <w:rFonts w:cs="Calibri"/>
-          <w:b/>
-          <w:bCs/>
           <w:color w:val="D86DCB" w:themeColor="accent5" w:themeTint="99"/>
           <w:sz w:val="32"/>
           <w:szCs w:val="32"/>
@@ -6332,8 +5899,6 @@
       <w:r>
         <w:rPr>
           <w:rFonts w:cs="Calibri"/>
-          <w:b/>
-          <w:bCs/>
           <w:color w:val="D86DCB" w:themeColor="accent5" w:themeTint="99"/>
           <w:sz w:val="32"/>
           <w:szCs w:val="32"/>
@@ -6346,18 +5911,14 @@
         <w:jc w:val="both"/>
         <w:rPr>
           <w:rFonts w:cs="Calibri"/>
-          <w:b/>
-          <w:bCs/>
-          <w:color w:val="D86DCB" w:themeColor="accent5" w:themeTint="99"/>
-          <w:sz w:val="32"/>
-          <w:szCs w:val="32"/>
-        </w:rPr>
-      </w:pPr>
-      <w:r>
-        <w:rPr>
-          <w:rFonts w:cs="Calibri"/>
-          <w:b/>
-          <w:bCs/>
+          <w:color w:val="D86DCB" w:themeColor="accent5" w:themeTint="99"/>
+          <w:sz w:val="32"/>
+          <w:szCs w:val="32"/>
+        </w:rPr>
+      </w:pPr>
+      <w:r>
+        <w:rPr>
+          <w:rFonts w:cs="Calibri"/>
           <w:color w:val="D86DCB" w:themeColor="accent5" w:themeTint="99"/>
           <w:sz w:val="32"/>
           <w:szCs w:val="32"/>
@@ -6368,8 +5929,6 @@
       <w:r>
         <w:rPr>
           <w:rFonts w:cs="Calibri"/>
-          <w:b/>
-          <w:bCs/>
           <w:color w:val="D86DCB" w:themeColor="accent5" w:themeTint="99"/>
           <w:sz w:val="32"/>
           <w:szCs w:val="32"/>
@@ -6380,8 +5939,6 @@
       <w:r>
         <w:rPr>
           <w:rFonts w:cs="Calibri"/>
-          <w:b/>
-          <w:bCs/>
           <w:color w:val="D86DCB" w:themeColor="accent5" w:themeTint="99"/>
           <w:sz w:val="32"/>
           <w:szCs w:val="32"/>
@@ -6394,18 +5951,14 @@
         <w:jc w:val="both"/>
         <w:rPr>
           <w:rFonts w:cs="Calibri"/>
-          <w:b/>
-          <w:bCs/>
-          <w:color w:val="D86DCB" w:themeColor="accent5" w:themeTint="99"/>
-          <w:sz w:val="32"/>
-          <w:szCs w:val="32"/>
-        </w:rPr>
-      </w:pPr>
-      <w:r>
-        <w:rPr>
-          <w:rFonts w:cs="Calibri"/>
-          <w:b/>
-          <w:bCs/>
+          <w:color w:val="D86DCB" w:themeColor="accent5" w:themeTint="99"/>
+          <w:sz w:val="32"/>
+          <w:szCs w:val="32"/>
+        </w:rPr>
+      </w:pPr>
+      <w:r>
+        <w:rPr>
+          <w:rFonts w:cs="Calibri"/>
           <w:color w:val="D86DCB" w:themeColor="accent5" w:themeTint="99"/>
           <w:sz w:val="32"/>
           <w:szCs w:val="32"/>

--- a/d1_dart_null_safety.docx
+++ b/d1_dart_null_safety.docx
@@ -44,47 +44,7 @@
           <w:sz w:val="32"/>
           <w:szCs w:val="32"/>
         </w:rPr>
-        <w:t>Nullable………………………………</w:t>
-      </w:r>
-      <w:r>
-        <w:rPr>
-          <w:rFonts w:cs="Calibri"/>
-          <w:sz w:val="32"/>
-          <w:szCs w:val="32"/>
-        </w:rPr>
-        <w:t>……………………….</w:t>
-      </w:r>
-      <w:r>
-        <w:rPr>
-          <w:rFonts w:cs="Calibri"/>
-          <w:sz w:val="32"/>
-          <w:szCs w:val="32"/>
-        </w:rPr>
-        <w:t>…</w:t>
-      </w:r>
-      <w:r>
-        <w:rPr>
-          <w:rFonts w:cs="Calibri"/>
-          <w:sz w:val="32"/>
-          <w:szCs w:val="32"/>
-        </w:rPr>
-        <w:t>.</w:t>
-      </w:r>
-      <w:r>
-        <w:rPr>
-          <w:rFonts w:cs="Calibri"/>
-          <w:sz w:val="32"/>
-          <w:szCs w:val="32"/>
-        </w:rPr>
-        <w:t>……………</w:t>
-      </w:r>
-      <w:r>
-        <w:rPr>
-          <w:rFonts w:cs="Calibri"/>
-          <w:sz w:val="32"/>
-          <w:szCs w:val="32"/>
-        </w:rPr>
-        <w:t>2</w:t>
+        <w:t>Nullable</w:t>
       </w:r>
     </w:p>
     <w:p>
@@ -109,31 +69,7 @@
           <w:sz w:val="32"/>
           <w:szCs w:val="32"/>
         </w:rPr>
-        <w:t>Null-aware Access……………………………</w:t>
-      </w:r>
-      <w:r>
-        <w:rPr>
-          <w:rFonts w:cs="Calibri"/>
-          <w:sz w:val="32"/>
-          <w:szCs w:val="32"/>
-        </w:rPr>
-        <w:t>……………….</w:t>
-      </w:r>
-      <w:r>
-        <w:rPr>
-          <w:rFonts w:cs="Calibri"/>
-          <w:sz w:val="32"/>
-          <w:szCs w:val="32"/>
-        </w:rPr>
-        <w:t>……………</w:t>
-      </w:r>
-      <w:r>
-        <w:rPr>
-          <w:rFonts w:cs="Calibri"/>
-          <w:sz w:val="32"/>
-          <w:szCs w:val="32"/>
-        </w:rPr>
-        <w:t>2</w:t>
+        <w:t>Null-aware Access</w:t>
       </w:r>
     </w:p>
     <w:p>
@@ -158,31 +94,7 @@
           <w:sz w:val="32"/>
           <w:szCs w:val="32"/>
         </w:rPr>
-        <w:t>Null-coalescing……………………………</w:t>
-      </w:r>
-      <w:r>
-        <w:rPr>
-          <w:rFonts w:cs="Calibri"/>
-          <w:sz w:val="32"/>
-          <w:szCs w:val="32"/>
-        </w:rPr>
-        <w:t>………………………………</w:t>
-      </w:r>
-      <w:r>
-        <w:rPr>
-          <w:rFonts w:cs="Calibri"/>
-          <w:sz w:val="32"/>
-          <w:szCs w:val="32"/>
-        </w:rPr>
-        <w:t>…</w:t>
-      </w:r>
-      <w:r>
-        <w:rPr>
-          <w:rFonts w:cs="Calibri"/>
-          <w:sz w:val="32"/>
-          <w:szCs w:val="32"/>
-        </w:rPr>
-        <w:t>3</w:t>
+        <w:t>Null-coalescing</w:t>
       </w:r>
     </w:p>
     <w:p>
@@ -205,31 +117,7 @@
           <w:sz w:val="32"/>
           <w:szCs w:val="32"/>
         </w:rPr>
-        <w:t>Null-coalescing/aware Assignment…………………</w:t>
-      </w:r>
-      <w:r>
-        <w:rPr>
-          <w:rFonts w:cs="Calibri"/>
-          <w:sz w:val="32"/>
-          <w:szCs w:val="32"/>
-        </w:rPr>
-        <w:t>………………</w:t>
-      </w:r>
-      <w:r>
-        <w:rPr>
-          <w:rFonts w:cs="Calibri"/>
-          <w:sz w:val="32"/>
-          <w:szCs w:val="32"/>
-        </w:rPr>
-        <w:t>…</w:t>
-      </w:r>
-      <w:r>
-        <w:rPr>
-          <w:rFonts w:cs="Calibri"/>
-          <w:sz w:val="32"/>
-          <w:szCs w:val="32"/>
-        </w:rPr>
-        <w:t>3</w:t>
+        <w:t>Null-coalescing/aware Assignment</w:t>
       </w:r>
     </w:p>
     <w:p>
@@ -252,31 +140,7 @@
           <w:sz w:val="32"/>
           <w:szCs w:val="32"/>
         </w:rPr>
-        <w:t>Null Assertion……………………………</w:t>
-      </w:r>
-      <w:r>
-        <w:rPr>
-          <w:rFonts w:cs="Calibri"/>
-          <w:sz w:val="32"/>
-          <w:szCs w:val="32"/>
-        </w:rPr>
-        <w:t>………………………………</w:t>
-      </w:r>
-      <w:r>
-        <w:rPr>
-          <w:rFonts w:cs="Calibri"/>
-          <w:sz w:val="32"/>
-          <w:szCs w:val="32"/>
-        </w:rPr>
-        <w:t>…...</w:t>
-      </w:r>
-      <w:r>
-        <w:rPr>
-          <w:rFonts w:cs="Calibri"/>
-          <w:sz w:val="32"/>
-          <w:szCs w:val="32"/>
-        </w:rPr>
-        <w:t>4</w:t>
+        <w:t>Null Assertion</w:t>
       </w:r>
     </w:p>
     <w:p>
@@ -299,39 +163,7 @@
           <w:sz w:val="32"/>
           <w:szCs w:val="32"/>
         </w:rPr>
-        <w:t>Null Aware Operator in List and Map…………………</w:t>
-      </w:r>
-      <w:r>
-        <w:rPr>
-          <w:rFonts w:cs="Calibri"/>
-          <w:sz w:val="32"/>
-          <w:szCs w:val="32"/>
-        </w:rPr>
-        <w:t>………………</w:t>
-      </w:r>
-      <w:r>
-        <w:rPr>
-          <w:rFonts w:cs="Calibri"/>
-          <w:sz w:val="32"/>
-          <w:szCs w:val="32"/>
-        </w:rPr>
-        <w:t>..</w:t>
-      </w:r>
-      <w:r>
-        <w:rPr>
-          <w:rFonts w:cs="Calibri"/>
-          <w:sz w:val="32"/>
-          <w:szCs w:val="32"/>
-        </w:rPr>
-        <w:t>.</w:t>
-      </w:r>
-      <w:r>
-        <w:rPr>
-          <w:rFonts w:cs="Calibri"/>
-          <w:sz w:val="32"/>
-          <w:szCs w:val="32"/>
-        </w:rPr>
-        <w:t>5</w:t>
+        <w:t>Null Aware Operator in List and Map</w:t>
       </w:r>
     </w:p>
     <w:p>
@@ -364,31 +196,7 @@
           <w:sz w:val="32"/>
           <w:szCs w:val="32"/>
         </w:rPr>
-        <w:t xml:space="preserve"> keyword…………………………………………………</w:t>
-      </w:r>
-      <w:r>
-        <w:rPr>
-          <w:rFonts w:cs="Calibri"/>
-          <w:sz w:val="32"/>
-          <w:szCs w:val="32"/>
-        </w:rPr>
-        <w:t>………………</w:t>
-      </w:r>
-      <w:r>
-        <w:rPr>
-          <w:rFonts w:cs="Calibri"/>
-          <w:sz w:val="32"/>
-          <w:szCs w:val="32"/>
-        </w:rPr>
-        <w:t>.</w:t>
-      </w:r>
-      <w:r>
-        <w:rPr>
-          <w:rFonts w:cs="Calibri"/>
-          <w:sz w:val="32"/>
-          <w:szCs w:val="32"/>
-        </w:rPr>
-        <w:t>5</w:t>
+        <w:t xml:space="preserve"> keyword</w:t>
       </w:r>
     </w:p>
     <w:p>
@@ -411,47 +219,7 @@
           <w:sz w:val="32"/>
           <w:szCs w:val="32"/>
         </w:rPr>
-        <w:t>Final Takeaway………………………</w:t>
-      </w:r>
-      <w:r>
-        <w:rPr>
-          <w:rFonts w:cs="Calibri"/>
-          <w:sz w:val="32"/>
-          <w:szCs w:val="32"/>
-        </w:rPr>
-        <w:t>….</w:t>
-      </w:r>
-      <w:r>
-        <w:rPr>
-          <w:rFonts w:cs="Calibri"/>
-          <w:sz w:val="32"/>
-          <w:szCs w:val="32"/>
-        </w:rPr>
-        <w:t>……………</w:t>
-      </w:r>
-      <w:r>
-        <w:rPr>
-          <w:rFonts w:cs="Calibri"/>
-          <w:sz w:val="32"/>
-          <w:szCs w:val="32"/>
-        </w:rPr>
-        <w:t>………………………</w:t>
-      </w:r>
-      <w:r>
-        <w:rPr>
-          <w:rFonts w:cs="Calibri"/>
-          <w:sz w:val="32"/>
-          <w:szCs w:val="32"/>
-        </w:rPr>
-        <w:t>.</w:t>
-      </w:r>
-      <w:r>
-        <w:rPr>
-          <w:rFonts w:cs="Calibri"/>
-          <w:sz w:val="32"/>
-          <w:szCs w:val="32"/>
-        </w:rPr>
-        <w:t>6</w:t>
+        <w:t>Final Takeaway</w:t>
       </w:r>
     </w:p>
     <w:p>
@@ -522,46 +290,6 @@
         </w:rPr>
         <w:t>Row</w:t>
       </w:r>
-      <w:r>
-        <w:rPr>
-          <w:rFonts w:cs="Calibri"/>
-          <w:sz w:val="32"/>
-          <w:szCs w:val="32"/>
-        </w:rPr>
-        <w:t>…………</w:t>
-      </w:r>
-      <w:r>
-        <w:rPr>
-          <w:rFonts w:cs="Calibri"/>
-          <w:sz w:val="32"/>
-          <w:szCs w:val="32"/>
-        </w:rPr>
-        <w:t>……………</w:t>
-      </w:r>
-      <w:r>
-        <w:rPr>
-          <w:rFonts w:cs="Calibri"/>
-          <w:sz w:val="32"/>
-          <w:szCs w:val="32"/>
-        </w:rPr>
-        <w:t>..</w:t>
-      </w:r>
-      <w:r>
-        <w:rPr>
-          <w:rFonts w:cs="Calibri"/>
-          <w:sz w:val="32"/>
-          <w:szCs w:val="32"/>
-        </w:rPr>
-        <w:t>.</w:t>
-      </w:r>
-      <w:r>
-        <w:rPr>
-          <w:rFonts w:cs="Calibri"/>
-          <w:sz w:val="32"/>
-          <w:szCs w:val="32"/>
-        </w:rPr>
-        <w:t>6</w:t>
-      </w:r>
     </w:p>
     <w:p>
       <w:pPr>
@@ -593,109 +321,31 @@
           <w:sz w:val="32"/>
           <w:szCs w:val="32"/>
         </w:rPr>
-        <w:t>…</w:t>
-      </w:r>
-      <w:proofErr w:type="gramStart"/>
-      <w:r>
-        <w:rPr>
-          <w:rFonts w:cs="Calibri"/>
-          <w:b/>
-          <w:bCs/>
-          <w:sz w:val="32"/>
-          <w:szCs w:val="32"/>
-        </w:rPr>
-        <w:t>?</w:t>
-      </w:r>
-      <w:r>
-        <w:rPr>
-          <w:rFonts w:cs="Calibri"/>
-          <w:sz w:val="32"/>
-          <w:szCs w:val="32"/>
-        </w:rPr>
-        <w:t>)…</w:t>
-      </w:r>
-      <w:proofErr w:type="gramEnd"/>
-      <w:r>
-        <w:rPr>
-          <w:rFonts w:cs="Calibri"/>
-          <w:sz w:val="32"/>
-          <w:szCs w:val="32"/>
-        </w:rPr>
-        <w:t>………………</w:t>
-      </w:r>
-      <w:r>
-        <w:rPr>
-          <w:rFonts w:cs="Calibri"/>
-          <w:sz w:val="32"/>
-          <w:szCs w:val="32"/>
-        </w:rPr>
-        <w:t>………</w:t>
-      </w:r>
-      <w:r>
-        <w:rPr>
-          <w:rFonts w:cs="Calibri"/>
-          <w:sz w:val="32"/>
-          <w:szCs w:val="32"/>
-        </w:rPr>
-        <w:t>….</w:t>
-      </w:r>
-      <w:r>
-        <w:rPr>
-          <w:rFonts w:cs="Calibri"/>
-          <w:sz w:val="32"/>
-          <w:szCs w:val="32"/>
-        </w:rPr>
-        <w:t>……</w:t>
-      </w:r>
-      <w:r>
-        <w:rPr>
-          <w:rFonts w:cs="Calibri"/>
-          <w:sz w:val="32"/>
-          <w:szCs w:val="32"/>
-        </w:rPr>
-        <w:t>.</w:t>
-      </w:r>
-      <w:r>
-        <w:rPr>
-          <w:rFonts w:cs="Calibri"/>
-          <w:sz w:val="32"/>
-          <w:szCs w:val="32"/>
-        </w:rPr>
-        <w:t>9</w:t>
-      </w:r>
-    </w:p>
-    <w:p>
-      <w:pPr>
-        <w:rPr>
-          <w:rFonts w:cs="Calibri"/>
-          <w:sz w:val="32"/>
-          <w:szCs w:val="32"/>
-        </w:rPr>
-      </w:pPr>
-      <w:r>
-        <w:rPr>
-          <w:rFonts w:cs="Calibri"/>
-          <w:sz w:val="32"/>
-          <w:szCs w:val="32"/>
-        </w:rPr>
-        <w:br w:type="page"/>
-      </w:r>
-    </w:p>
-    <w:p>
-      <w:pPr>
-        <w:rPr>
-          <w:rFonts w:cs="Calibri"/>
-          <w:sz w:val="32"/>
-          <w:szCs w:val="32"/>
-        </w:rPr>
-      </w:pPr>
-      <w:r>
-        <w:rPr>
-          <w:rFonts w:cs="Calibri"/>
-          <w:sz w:val="32"/>
-          <w:szCs w:val="32"/>
-        </w:rPr>
-        <w:lastRenderedPageBreak/>
+        <w:t>…?</w:t>
+      </w:r>
+      <w:r>
+        <w:rPr>
+          <w:rFonts w:cs="Calibri"/>
+          <w:sz w:val="32"/>
+          <w:szCs w:val="32"/>
+        </w:rPr>
+        <w:t>)</w:t>
+      </w:r>
+    </w:p>
+    <w:p>
+      <w:pPr>
+        <w:rPr>
+          <w:rFonts w:cs="Calibri"/>
+          <w:sz w:val="32"/>
+          <w:szCs w:val="32"/>
+        </w:rPr>
+      </w:pPr>
+      <w:r>
+        <w:rPr>
+          <w:rFonts w:cs="Calibri"/>
+          <w:sz w:val="32"/>
+          <w:szCs w:val="32"/>
+        </w:rPr>
         <w:br w:type="page"/>
       </w:r>
     </w:p>
@@ -786,17 +436,21 @@
         <w:jc w:val="both"/>
         <w:rPr>
           <w:rFonts w:cs="Calibri"/>
-          <w:color w:val="D86DCB" w:themeColor="accent5" w:themeTint="99"/>
-          <w:sz w:val="32"/>
-          <w:szCs w:val="32"/>
-        </w:rPr>
-      </w:pPr>
-      <w:r>
-        <w:rPr>
-          <w:rFonts w:cs="Calibri"/>
-          <w:color w:val="D86DCB" w:themeColor="accent5" w:themeTint="99"/>
-          <w:sz w:val="32"/>
-          <w:szCs w:val="32"/>
+          <w:b/>
+          <w:bCs/>
+          <w:color w:val="D86DCB" w:themeColor="accent5" w:themeTint="99"/>
+          <w:sz w:val="30"/>
+          <w:szCs w:val="30"/>
+        </w:rPr>
+      </w:pPr>
+      <w:r>
+        <w:rPr>
+          <w:rFonts w:cs="Calibri"/>
+          <w:b/>
+          <w:bCs/>
+          <w:color w:val="D86DCB" w:themeColor="accent5" w:themeTint="99"/>
+          <w:sz w:val="30"/>
+          <w:szCs w:val="30"/>
         </w:rPr>
         <w:t>void main () {</w:t>
       </w:r>
@@ -806,17 +460,21 @@
         <w:jc w:val="both"/>
         <w:rPr>
           <w:rFonts w:cs="Calibri"/>
-          <w:color w:val="D86DCB" w:themeColor="accent5" w:themeTint="99"/>
-          <w:sz w:val="32"/>
-          <w:szCs w:val="32"/>
-        </w:rPr>
-      </w:pPr>
-      <w:r>
-        <w:rPr>
-          <w:rFonts w:cs="Calibri"/>
-          <w:color w:val="D86DCB" w:themeColor="accent5" w:themeTint="99"/>
-          <w:sz w:val="32"/>
-          <w:szCs w:val="32"/>
+          <w:b/>
+          <w:bCs/>
+          <w:color w:val="D86DCB" w:themeColor="accent5" w:themeTint="99"/>
+          <w:sz w:val="30"/>
+          <w:szCs w:val="30"/>
+        </w:rPr>
+      </w:pPr>
+      <w:r>
+        <w:rPr>
+          <w:rFonts w:cs="Calibri"/>
+          <w:b/>
+          <w:bCs/>
+          <w:color w:val="D86DCB" w:themeColor="accent5" w:themeTint="99"/>
+          <w:sz w:val="30"/>
+          <w:szCs w:val="30"/>
         </w:rPr>
         <w:t>String? nickname;</w:t>
       </w:r>
@@ -826,17 +484,21 @@
         <w:jc w:val="both"/>
         <w:rPr>
           <w:rFonts w:cs="Calibri"/>
-          <w:color w:val="D86DCB" w:themeColor="accent5" w:themeTint="99"/>
-          <w:sz w:val="32"/>
-          <w:szCs w:val="32"/>
-        </w:rPr>
-      </w:pPr>
-      <w:r>
-        <w:rPr>
-          <w:rFonts w:cs="Calibri"/>
-          <w:color w:val="D86DCB" w:themeColor="accent5" w:themeTint="99"/>
-          <w:sz w:val="32"/>
-          <w:szCs w:val="32"/>
+          <w:b/>
+          <w:bCs/>
+          <w:color w:val="D86DCB" w:themeColor="accent5" w:themeTint="99"/>
+          <w:sz w:val="30"/>
+          <w:szCs w:val="30"/>
+        </w:rPr>
+      </w:pPr>
+      <w:r>
+        <w:rPr>
+          <w:rFonts w:cs="Calibri"/>
+          <w:b/>
+          <w:bCs/>
+          <w:color w:val="D86DCB" w:themeColor="accent5" w:themeTint="99"/>
+          <w:sz w:val="30"/>
+          <w:szCs w:val="30"/>
         </w:rPr>
         <w:t>nickname = null;</w:t>
       </w:r>
@@ -846,17 +508,21 @@
         <w:jc w:val="both"/>
         <w:rPr>
           <w:rFonts w:cs="Calibri"/>
-          <w:color w:val="D86DCB" w:themeColor="accent5" w:themeTint="99"/>
-          <w:sz w:val="32"/>
-          <w:szCs w:val="32"/>
-        </w:rPr>
-      </w:pPr>
-      <w:r>
-        <w:rPr>
-          <w:rFonts w:cs="Calibri"/>
-          <w:color w:val="D86DCB" w:themeColor="accent5" w:themeTint="99"/>
-          <w:sz w:val="32"/>
-          <w:szCs w:val="32"/>
+          <w:b/>
+          <w:bCs/>
+          <w:color w:val="D86DCB" w:themeColor="accent5" w:themeTint="99"/>
+          <w:sz w:val="30"/>
+          <w:szCs w:val="30"/>
+        </w:rPr>
+      </w:pPr>
+      <w:r>
+        <w:rPr>
+          <w:rFonts w:cs="Calibri"/>
+          <w:b/>
+          <w:bCs/>
+          <w:color w:val="D86DCB" w:themeColor="accent5" w:themeTint="99"/>
+          <w:sz w:val="30"/>
+          <w:szCs w:val="30"/>
         </w:rPr>
         <w:t>print(nickname);</w:t>
       </w:r>
@@ -866,17 +532,21 @@
         <w:jc w:val="both"/>
         <w:rPr>
           <w:rFonts w:cs="Calibri"/>
-          <w:color w:val="D86DCB" w:themeColor="accent5" w:themeTint="99"/>
-          <w:sz w:val="32"/>
-          <w:szCs w:val="32"/>
-        </w:rPr>
-      </w:pPr>
-      <w:r>
-        <w:rPr>
-          <w:rFonts w:cs="Calibri"/>
-          <w:color w:val="D86DCB" w:themeColor="accent5" w:themeTint="99"/>
-          <w:sz w:val="32"/>
-          <w:szCs w:val="32"/>
+          <w:b/>
+          <w:bCs/>
+          <w:color w:val="D86DCB" w:themeColor="accent5" w:themeTint="99"/>
+          <w:sz w:val="30"/>
+          <w:szCs w:val="30"/>
+        </w:rPr>
+      </w:pPr>
+      <w:r>
+        <w:rPr>
+          <w:rFonts w:cs="Calibri"/>
+          <w:b/>
+          <w:bCs/>
+          <w:color w:val="D86DCB" w:themeColor="accent5" w:themeTint="99"/>
+          <w:sz w:val="30"/>
+          <w:szCs w:val="30"/>
         </w:rPr>
         <w:t>}</w:t>
       </w:r>
@@ -1171,18 +841,18 @@
           <w:b/>
           <w:bCs/>
           <w:color w:val="D86DCB" w:themeColor="accent5" w:themeTint="99"/>
-          <w:sz w:val="32"/>
-          <w:szCs w:val="32"/>
-        </w:rPr>
-      </w:pPr>
-      <w:r>
-        <w:rPr>
-          <w:rFonts w:cs="Calibri"/>
-          <w:b/>
-          <w:bCs/>
-          <w:color w:val="D86DCB" w:themeColor="accent5" w:themeTint="99"/>
-          <w:sz w:val="32"/>
-          <w:szCs w:val="32"/>
+          <w:sz w:val="30"/>
+          <w:szCs w:val="30"/>
+        </w:rPr>
+      </w:pPr>
+      <w:r>
+        <w:rPr>
+          <w:rFonts w:cs="Calibri"/>
+          <w:b/>
+          <w:bCs/>
+          <w:color w:val="D86DCB" w:themeColor="accent5" w:themeTint="99"/>
+          <w:sz w:val="30"/>
+          <w:szCs w:val="30"/>
         </w:rPr>
         <w:t xml:space="preserve">void </w:t>
       </w:r>
@@ -1193,8 +863,8 @@
           <w:b/>
           <w:bCs/>
           <w:color w:val="D86DCB" w:themeColor="accent5" w:themeTint="99"/>
-          <w:sz w:val="32"/>
-          <w:szCs w:val="32"/>
+          <w:sz w:val="30"/>
+          <w:szCs w:val="30"/>
         </w:rPr>
         <w:t>main(</w:t>
       </w:r>
@@ -1205,8 +875,8 @@
           <w:b/>
           <w:bCs/>
           <w:color w:val="D86DCB" w:themeColor="accent5" w:themeTint="99"/>
-          <w:sz w:val="32"/>
-          <w:szCs w:val="32"/>
+          <w:sz w:val="30"/>
+          <w:szCs w:val="30"/>
         </w:rPr>
         <w:t>) {</w:t>
       </w:r>
@@ -1219,18 +889,18 @@
           <w:b/>
           <w:bCs/>
           <w:color w:val="D86DCB" w:themeColor="accent5" w:themeTint="99"/>
-          <w:sz w:val="32"/>
-          <w:szCs w:val="32"/>
-        </w:rPr>
-      </w:pPr>
-      <w:r>
-        <w:rPr>
-          <w:rFonts w:cs="Calibri"/>
-          <w:b/>
-          <w:bCs/>
-          <w:color w:val="D86DCB" w:themeColor="accent5" w:themeTint="99"/>
-          <w:sz w:val="32"/>
-          <w:szCs w:val="32"/>
+          <w:sz w:val="30"/>
+          <w:szCs w:val="30"/>
+        </w:rPr>
+      </w:pPr>
+      <w:r>
+        <w:rPr>
+          <w:rFonts w:cs="Calibri"/>
+          <w:b/>
+          <w:bCs/>
+          <w:color w:val="D86DCB" w:themeColor="accent5" w:themeTint="99"/>
+          <w:sz w:val="30"/>
+          <w:szCs w:val="30"/>
         </w:rPr>
         <w:t xml:space="preserve">  String? name;</w:t>
       </w:r>
@@ -1243,18 +913,18 @@
           <w:b/>
           <w:bCs/>
           <w:color w:val="D86DCB" w:themeColor="accent5" w:themeTint="99"/>
-          <w:sz w:val="32"/>
-          <w:szCs w:val="32"/>
-        </w:rPr>
-      </w:pPr>
-      <w:r>
-        <w:rPr>
-          <w:rFonts w:cs="Calibri"/>
-          <w:b/>
-          <w:bCs/>
-          <w:color w:val="D86DCB" w:themeColor="accent5" w:themeTint="99"/>
-          <w:sz w:val="32"/>
-          <w:szCs w:val="32"/>
+          <w:sz w:val="30"/>
+          <w:szCs w:val="30"/>
+        </w:rPr>
+      </w:pPr>
+      <w:r>
+        <w:rPr>
+          <w:rFonts w:cs="Calibri"/>
+          <w:b/>
+          <w:bCs/>
+          <w:color w:val="D86DCB" w:themeColor="accent5" w:themeTint="99"/>
+          <w:sz w:val="30"/>
+          <w:szCs w:val="30"/>
         </w:rPr>
         <w:t xml:space="preserve">  </w:t>
       </w:r>
@@ -1265,8 +935,8 @@
           <w:b/>
           <w:bCs/>
           <w:color w:val="D86DCB" w:themeColor="accent5" w:themeTint="99"/>
-          <w:sz w:val="32"/>
-          <w:szCs w:val="32"/>
+          <w:sz w:val="30"/>
+          <w:szCs w:val="30"/>
         </w:rPr>
         <w:t>print(</w:t>
       </w:r>
@@ -1278,8 +948,8 @@
           <w:b/>
           <w:bCs/>
           <w:color w:val="D86DCB" w:themeColor="accent5" w:themeTint="99"/>
-          <w:sz w:val="32"/>
-          <w:szCs w:val="32"/>
+          <w:sz w:val="30"/>
+          <w:szCs w:val="30"/>
         </w:rPr>
         <w:t>name?.length</w:t>
       </w:r>
@@ -1290,8 +960,8 @@
           <w:b/>
           <w:bCs/>
           <w:color w:val="D86DCB" w:themeColor="accent5" w:themeTint="99"/>
-          <w:sz w:val="32"/>
-          <w:szCs w:val="32"/>
+          <w:sz w:val="30"/>
+          <w:szCs w:val="30"/>
         </w:rPr>
         <w:t>);</w:t>
       </w:r>
@@ -1304,18 +974,18 @@
           <w:b/>
           <w:bCs/>
           <w:color w:val="D86DCB" w:themeColor="accent5" w:themeTint="99"/>
-          <w:sz w:val="32"/>
-          <w:szCs w:val="32"/>
-        </w:rPr>
-      </w:pPr>
-      <w:r>
-        <w:rPr>
-          <w:rFonts w:cs="Calibri"/>
-          <w:b/>
-          <w:bCs/>
-          <w:color w:val="D86DCB" w:themeColor="accent5" w:themeTint="99"/>
-          <w:sz w:val="32"/>
-          <w:szCs w:val="32"/>
+          <w:sz w:val="30"/>
+          <w:szCs w:val="30"/>
+        </w:rPr>
+      </w:pPr>
+      <w:r>
+        <w:rPr>
+          <w:rFonts w:cs="Calibri"/>
+          <w:b/>
+          <w:bCs/>
+          <w:color w:val="D86DCB" w:themeColor="accent5" w:themeTint="99"/>
+          <w:sz w:val="30"/>
+          <w:szCs w:val="30"/>
         </w:rPr>
         <w:t>}</w:t>
       </w:r>
@@ -1484,17 +1154,21 @@
         <w:jc w:val="both"/>
         <w:rPr>
           <w:rFonts w:cs="Calibri"/>
-          <w:color w:val="D86DCB" w:themeColor="accent5" w:themeTint="99"/>
-          <w:sz w:val="32"/>
-          <w:szCs w:val="32"/>
-        </w:rPr>
-      </w:pPr>
-      <w:r>
-        <w:rPr>
-          <w:rFonts w:cs="Calibri"/>
-          <w:color w:val="D86DCB" w:themeColor="accent5" w:themeTint="99"/>
-          <w:sz w:val="32"/>
-          <w:szCs w:val="32"/>
+          <w:b/>
+          <w:bCs/>
+          <w:color w:val="D86DCB" w:themeColor="accent5" w:themeTint="99"/>
+          <w:sz w:val="30"/>
+          <w:szCs w:val="30"/>
+        </w:rPr>
+      </w:pPr>
+      <w:r>
+        <w:rPr>
+          <w:rFonts w:cs="Calibri"/>
+          <w:b/>
+          <w:bCs/>
+          <w:color w:val="D86DCB" w:themeColor="accent5" w:themeTint="99"/>
+          <w:sz w:val="30"/>
+          <w:szCs w:val="30"/>
         </w:rPr>
         <w:t xml:space="preserve">void </w:t>
       </w:r>
@@ -1502,9 +1176,11 @@
       <w:r>
         <w:rPr>
           <w:rFonts w:cs="Calibri"/>
-          <w:color w:val="D86DCB" w:themeColor="accent5" w:themeTint="99"/>
-          <w:sz w:val="32"/>
-          <w:szCs w:val="32"/>
+          <w:b/>
+          <w:bCs/>
+          <w:color w:val="D86DCB" w:themeColor="accent5" w:themeTint="99"/>
+          <w:sz w:val="30"/>
+          <w:szCs w:val="30"/>
         </w:rPr>
         <w:t>main(</w:t>
       </w:r>
@@ -1512,9 +1188,11 @@
       <w:r>
         <w:rPr>
           <w:rFonts w:cs="Calibri"/>
-          <w:color w:val="D86DCB" w:themeColor="accent5" w:themeTint="99"/>
-          <w:sz w:val="32"/>
-          <w:szCs w:val="32"/>
+          <w:b/>
+          <w:bCs/>
+          <w:color w:val="D86DCB" w:themeColor="accent5" w:themeTint="99"/>
+          <w:sz w:val="30"/>
+          <w:szCs w:val="30"/>
         </w:rPr>
         <w:t>) {</w:t>
       </w:r>
@@ -1524,17 +1202,21 @@
         <w:jc w:val="both"/>
         <w:rPr>
           <w:rFonts w:cs="Calibri"/>
-          <w:color w:val="D86DCB" w:themeColor="accent5" w:themeTint="99"/>
-          <w:sz w:val="32"/>
-          <w:szCs w:val="32"/>
-        </w:rPr>
-      </w:pPr>
-      <w:r>
-        <w:rPr>
-          <w:rFonts w:cs="Calibri"/>
-          <w:color w:val="D86DCB" w:themeColor="accent5" w:themeTint="99"/>
-          <w:sz w:val="32"/>
-          <w:szCs w:val="32"/>
+          <w:b/>
+          <w:bCs/>
+          <w:color w:val="D86DCB" w:themeColor="accent5" w:themeTint="99"/>
+          <w:sz w:val="30"/>
+          <w:szCs w:val="30"/>
+        </w:rPr>
+      </w:pPr>
+      <w:r>
+        <w:rPr>
+          <w:rFonts w:cs="Calibri"/>
+          <w:b/>
+          <w:bCs/>
+          <w:color w:val="D86DCB" w:themeColor="accent5" w:themeTint="99"/>
+          <w:sz w:val="30"/>
+          <w:szCs w:val="30"/>
         </w:rPr>
         <w:t xml:space="preserve">  String? name;</w:t>
       </w:r>
@@ -1544,17 +1226,21 @@
         <w:jc w:val="both"/>
         <w:rPr>
           <w:rFonts w:cs="Calibri"/>
-          <w:color w:val="D86DCB" w:themeColor="accent5" w:themeTint="99"/>
-          <w:sz w:val="32"/>
-          <w:szCs w:val="32"/>
-        </w:rPr>
-      </w:pPr>
-      <w:r>
-        <w:rPr>
-          <w:rFonts w:cs="Calibri"/>
-          <w:color w:val="D86DCB" w:themeColor="accent5" w:themeTint="99"/>
-          <w:sz w:val="32"/>
-          <w:szCs w:val="32"/>
+          <w:b/>
+          <w:bCs/>
+          <w:color w:val="D86DCB" w:themeColor="accent5" w:themeTint="99"/>
+          <w:sz w:val="30"/>
+          <w:szCs w:val="30"/>
+        </w:rPr>
+      </w:pPr>
+      <w:r>
+        <w:rPr>
+          <w:rFonts w:cs="Calibri"/>
+          <w:b/>
+          <w:bCs/>
+          <w:color w:val="D86DCB" w:themeColor="accent5" w:themeTint="99"/>
+          <w:sz w:val="30"/>
+          <w:szCs w:val="30"/>
         </w:rPr>
         <w:t xml:space="preserve">  </w:t>
       </w:r>
@@ -1562,9 +1248,11 @@
       <w:r>
         <w:rPr>
           <w:rFonts w:cs="Calibri"/>
-          <w:color w:val="D86DCB" w:themeColor="accent5" w:themeTint="99"/>
-          <w:sz w:val="32"/>
-          <w:szCs w:val="32"/>
+          <w:b/>
+          <w:bCs/>
+          <w:color w:val="D86DCB" w:themeColor="accent5" w:themeTint="99"/>
+          <w:sz w:val="30"/>
+          <w:szCs w:val="30"/>
         </w:rPr>
         <w:t>print(</w:t>
       </w:r>
@@ -1572,9 +1260,11 @@
       <w:r>
         <w:rPr>
           <w:rFonts w:cs="Calibri"/>
-          <w:color w:val="D86DCB" w:themeColor="accent5" w:themeTint="99"/>
-          <w:sz w:val="32"/>
-          <w:szCs w:val="32"/>
+          <w:b/>
+          <w:bCs/>
+          <w:color w:val="D86DCB" w:themeColor="accent5" w:themeTint="99"/>
+          <w:sz w:val="30"/>
+          <w:szCs w:val="30"/>
         </w:rPr>
         <w:t>name ?? "Guest");</w:t>
       </w:r>
@@ -1584,17 +1274,21 @@
         <w:jc w:val="both"/>
         <w:rPr>
           <w:rFonts w:cs="Calibri"/>
-          <w:color w:val="D86DCB" w:themeColor="accent5" w:themeTint="99"/>
-          <w:sz w:val="32"/>
-          <w:szCs w:val="32"/>
-        </w:rPr>
-      </w:pPr>
-      <w:r>
-        <w:rPr>
-          <w:rFonts w:cs="Calibri"/>
-          <w:color w:val="D86DCB" w:themeColor="accent5" w:themeTint="99"/>
-          <w:sz w:val="32"/>
-          <w:szCs w:val="32"/>
+          <w:b/>
+          <w:bCs/>
+          <w:color w:val="D86DCB" w:themeColor="accent5" w:themeTint="99"/>
+          <w:sz w:val="30"/>
+          <w:szCs w:val="30"/>
+        </w:rPr>
+      </w:pPr>
+      <w:r>
+        <w:rPr>
+          <w:rFonts w:cs="Calibri"/>
+          <w:b/>
+          <w:bCs/>
+          <w:color w:val="D86DCB" w:themeColor="accent5" w:themeTint="99"/>
+          <w:sz w:val="30"/>
+          <w:szCs w:val="30"/>
         </w:rPr>
         <w:t>}</w:t>
       </w:r>
@@ -1790,17 +1484,21 @@
         <w:jc w:val="both"/>
         <w:rPr>
           <w:rFonts w:cs="Calibri"/>
-          <w:color w:val="D86DCB" w:themeColor="accent5" w:themeTint="99"/>
-          <w:sz w:val="32"/>
-          <w:szCs w:val="32"/>
-        </w:rPr>
-      </w:pPr>
-      <w:r>
-        <w:rPr>
-          <w:rFonts w:cs="Calibri"/>
-          <w:color w:val="D86DCB" w:themeColor="accent5" w:themeTint="99"/>
-          <w:sz w:val="32"/>
-          <w:szCs w:val="32"/>
+          <w:b/>
+          <w:bCs/>
+          <w:color w:val="D86DCB" w:themeColor="accent5" w:themeTint="99"/>
+          <w:sz w:val="30"/>
+          <w:szCs w:val="30"/>
+        </w:rPr>
+      </w:pPr>
+      <w:r>
+        <w:rPr>
+          <w:rFonts w:cs="Calibri"/>
+          <w:b/>
+          <w:bCs/>
+          <w:color w:val="D86DCB" w:themeColor="accent5" w:themeTint="99"/>
+          <w:sz w:val="30"/>
+          <w:szCs w:val="30"/>
         </w:rPr>
         <w:t xml:space="preserve">void </w:t>
       </w:r>
@@ -1808,9 +1506,11 @@
       <w:r>
         <w:rPr>
           <w:rFonts w:cs="Calibri"/>
-          <w:color w:val="D86DCB" w:themeColor="accent5" w:themeTint="99"/>
-          <w:sz w:val="32"/>
-          <w:szCs w:val="32"/>
+          <w:b/>
+          <w:bCs/>
+          <w:color w:val="D86DCB" w:themeColor="accent5" w:themeTint="99"/>
+          <w:sz w:val="30"/>
+          <w:szCs w:val="30"/>
         </w:rPr>
         <w:t>main(</w:t>
       </w:r>
@@ -1818,9 +1518,11 @@
       <w:r>
         <w:rPr>
           <w:rFonts w:cs="Calibri"/>
-          <w:color w:val="D86DCB" w:themeColor="accent5" w:themeTint="99"/>
-          <w:sz w:val="32"/>
-          <w:szCs w:val="32"/>
+          <w:b/>
+          <w:bCs/>
+          <w:color w:val="D86DCB" w:themeColor="accent5" w:themeTint="99"/>
+          <w:sz w:val="30"/>
+          <w:szCs w:val="30"/>
         </w:rPr>
         <w:t>) {</w:t>
       </w:r>
@@ -1830,17 +1532,21 @@
         <w:jc w:val="both"/>
         <w:rPr>
           <w:rFonts w:cs="Calibri"/>
-          <w:color w:val="D86DCB" w:themeColor="accent5" w:themeTint="99"/>
-          <w:sz w:val="32"/>
-          <w:szCs w:val="32"/>
-        </w:rPr>
-      </w:pPr>
-      <w:r>
-        <w:rPr>
-          <w:rFonts w:cs="Calibri"/>
-          <w:color w:val="D86DCB" w:themeColor="accent5" w:themeTint="99"/>
-          <w:sz w:val="32"/>
-          <w:szCs w:val="32"/>
+          <w:b/>
+          <w:bCs/>
+          <w:color w:val="D86DCB" w:themeColor="accent5" w:themeTint="99"/>
+          <w:sz w:val="30"/>
+          <w:szCs w:val="30"/>
+        </w:rPr>
+      </w:pPr>
+      <w:r>
+        <w:rPr>
+          <w:rFonts w:cs="Calibri"/>
+          <w:b/>
+          <w:bCs/>
+          <w:color w:val="D86DCB" w:themeColor="accent5" w:themeTint="99"/>
+          <w:sz w:val="30"/>
+          <w:szCs w:val="30"/>
         </w:rPr>
         <w:t xml:space="preserve">  String? city;</w:t>
       </w:r>
@@ -1850,17 +1556,21 @@
         <w:jc w:val="both"/>
         <w:rPr>
           <w:rFonts w:cs="Calibri"/>
-          <w:color w:val="D86DCB" w:themeColor="accent5" w:themeTint="99"/>
-          <w:sz w:val="32"/>
-          <w:szCs w:val="32"/>
-        </w:rPr>
-      </w:pPr>
-      <w:r>
-        <w:rPr>
-          <w:rFonts w:cs="Calibri"/>
-          <w:color w:val="D86DCB" w:themeColor="accent5" w:themeTint="99"/>
-          <w:sz w:val="32"/>
-          <w:szCs w:val="32"/>
+          <w:b/>
+          <w:bCs/>
+          <w:color w:val="D86DCB" w:themeColor="accent5" w:themeTint="99"/>
+          <w:sz w:val="30"/>
+          <w:szCs w:val="30"/>
+        </w:rPr>
+      </w:pPr>
+      <w:r>
+        <w:rPr>
+          <w:rFonts w:cs="Calibri"/>
+          <w:b/>
+          <w:bCs/>
+          <w:color w:val="D86DCB" w:themeColor="accent5" w:themeTint="99"/>
+          <w:sz w:val="30"/>
+          <w:szCs w:val="30"/>
         </w:rPr>
         <w:t xml:space="preserve">  city ??= "Dhaka";</w:t>
       </w:r>
@@ -1870,17 +1580,21 @@
         <w:jc w:val="both"/>
         <w:rPr>
           <w:rFonts w:cs="Calibri"/>
-          <w:color w:val="D86DCB" w:themeColor="accent5" w:themeTint="99"/>
-          <w:sz w:val="32"/>
-          <w:szCs w:val="32"/>
-        </w:rPr>
-      </w:pPr>
-      <w:r>
-        <w:rPr>
-          <w:rFonts w:cs="Calibri"/>
-          <w:color w:val="D86DCB" w:themeColor="accent5" w:themeTint="99"/>
-          <w:sz w:val="32"/>
-          <w:szCs w:val="32"/>
+          <w:b/>
+          <w:bCs/>
+          <w:color w:val="D86DCB" w:themeColor="accent5" w:themeTint="99"/>
+          <w:sz w:val="30"/>
+          <w:szCs w:val="30"/>
+        </w:rPr>
+      </w:pPr>
+      <w:r>
+        <w:rPr>
+          <w:rFonts w:cs="Calibri"/>
+          <w:b/>
+          <w:bCs/>
+          <w:color w:val="D86DCB" w:themeColor="accent5" w:themeTint="99"/>
+          <w:sz w:val="30"/>
+          <w:szCs w:val="30"/>
         </w:rPr>
         <w:t xml:space="preserve">  print(city);</w:t>
       </w:r>
@@ -1890,17 +1604,21 @@
         <w:jc w:val="both"/>
         <w:rPr>
           <w:rFonts w:cs="Calibri"/>
-          <w:color w:val="D86DCB" w:themeColor="accent5" w:themeTint="99"/>
-          <w:sz w:val="32"/>
-          <w:szCs w:val="32"/>
-        </w:rPr>
-      </w:pPr>
-      <w:r>
-        <w:rPr>
-          <w:rFonts w:cs="Calibri"/>
-          <w:color w:val="D86DCB" w:themeColor="accent5" w:themeTint="99"/>
-          <w:sz w:val="32"/>
-          <w:szCs w:val="32"/>
+          <w:b/>
+          <w:bCs/>
+          <w:color w:val="D86DCB" w:themeColor="accent5" w:themeTint="99"/>
+          <w:sz w:val="30"/>
+          <w:szCs w:val="30"/>
+        </w:rPr>
+      </w:pPr>
+      <w:r>
+        <w:rPr>
+          <w:rFonts w:cs="Calibri"/>
+          <w:b/>
+          <w:bCs/>
+          <w:color w:val="D86DCB" w:themeColor="accent5" w:themeTint="99"/>
+          <w:sz w:val="30"/>
+          <w:szCs w:val="30"/>
         </w:rPr>
         <w:t>}</w:t>
       </w:r>
@@ -2040,28 +1758,104 @@
         <w:jc w:val="both"/>
         <w:rPr>
           <w:rFonts w:cs="Calibri"/>
-          <w:color w:val="D86DCB" w:themeColor="accent5" w:themeTint="99"/>
-          <w:sz w:val="32"/>
-          <w:szCs w:val="32"/>
-        </w:rPr>
-      </w:pPr>
-      <w:r>
-        <w:rPr>
-          <w:rFonts w:cs="Calibri"/>
-          <w:color w:val="D86DCB" w:themeColor="accent5" w:themeTint="99"/>
-          <w:sz w:val="32"/>
-          <w:szCs w:val="32"/>
+          <w:b/>
+          <w:bCs/>
+          <w:color w:val="D86DCB" w:themeColor="accent5" w:themeTint="99"/>
+          <w:sz w:val="30"/>
+          <w:szCs w:val="30"/>
+        </w:rPr>
+      </w:pPr>
+      <w:r>
+        <w:rPr>
+          <w:rFonts w:cs="Calibri"/>
+          <w:b/>
+          <w:bCs/>
+          <w:color w:val="D86DCB" w:themeColor="accent5" w:themeTint="99"/>
+          <w:sz w:val="30"/>
+          <w:szCs w:val="30"/>
+        </w:rPr>
+        <w:t>if (</w:t>
+      </w:r>
+      <w:proofErr w:type="spellStart"/>
+      <w:r>
+        <w:rPr>
+          <w:rFonts w:cs="Calibri"/>
+          <w:b/>
+          <w:bCs/>
+          <w:color w:val="D86DCB" w:themeColor="accent5" w:themeTint="99"/>
+          <w:sz w:val="30"/>
+          <w:szCs w:val="30"/>
+        </w:rPr>
+        <w:t>startingPosition</w:t>
+      </w:r>
+      <w:proofErr w:type="spellEnd"/>
+      <w:r>
+        <w:rPr>
+          <w:rFonts w:cs="Calibri"/>
+          <w:b/>
+          <w:bCs/>
+          <w:color w:val="D86DCB" w:themeColor="accent5" w:themeTint="99"/>
+          <w:sz w:val="30"/>
+          <w:szCs w:val="30"/>
+        </w:rPr>
+        <w:t xml:space="preserve"> == null)</w:t>
+      </w:r>
+      <w:r>
+        <w:rPr>
+          <w:rFonts w:cs="Calibri"/>
+          <w:b/>
+          <w:bCs/>
+          <w:color w:val="D86DCB" w:themeColor="accent5" w:themeTint="99"/>
+          <w:sz w:val="30"/>
+          <w:szCs w:val="30"/>
+        </w:rPr>
+        <w:t xml:space="preserve"> </w:t>
+      </w:r>
+      <w:r>
+        <w:rPr>
+          <w:rFonts w:cs="Calibri"/>
+          <w:b/>
+          <w:bCs/>
+          <w:color w:val="D86DCB" w:themeColor="accent5" w:themeTint="99"/>
+          <w:sz w:val="30"/>
+          <w:szCs w:val="30"/>
+        </w:rPr>
+        <w:t>{</w:t>
+      </w:r>
+    </w:p>
+    <w:p>
+      <w:pPr>
+        <w:jc w:val="both"/>
+        <w:rPr>
+          <w:rFonts w:cs="Calibri"/>
+          <w:b/>
+          <w:bCs/>
+          <w:color w:val="D86DCB" w:themeColor="accent5" w:themeTint="99"/>
+          <w:sz w:val="30"/>
+          <w:szCs w:val="30"/>
+        </w:rPr>
+      </w:pPr>
+      <w:r>
+        <w:rPr>
+          <w:rFonts w:cs="Calibri"/>
+          <w:b/>
+          <w:bCs/>
+          <w:color w:val="D86DCB" w:themeColor="accent5" w:themeTint="99"/>
+          <w:sz w:val="30"/>
+          <w:szCs w:val="30"/>
         </w:rPr>
         <w:lastRenderedPageBreak/>
-        <w:t>if (</w:t>
+        <w:t xml:space="preserve">      </w:t>
       </w:r>
       <w:proofErr w:type="spellStart"/>
       <w:r>
         <w:rPr>
           <w:rFonts w:cs="Calibri"/>
-          <w:color w:val="D86DCB" w:themeColor="accent5" w:themeTint="99"/>
-          <w:sz w:val="32"/>
-          <w:szCs w:val="32"/>
+          <w:b/>
+          <w:bCs/>
+          <w:color w:val="D86DCB" w:themeColor="accent5" w:themeTint="99"/>
+          <w:sz w:val="30"/>
+          <w:szCs w:val="30"/>
         </w:rPr>
         <w:t>startingPosition</w:t>
       </w:r>
@@ -2069,16 +1863,268 @@
       <w:r>
         <w:rPr>
           <w:rFonts w:cs="Calibri"/>
-          <w:color w:val="D86DCB" w:themeColor="accent5" w:themeTint="99"/>
-          <w:sz w:val="32"/>
-          <w:szCs w:val="32"/>
-        </w:rPr>
-        <w:t xml:space="preserve"> == null)</w:t>
-      </w:r>
-      <w:r>
-        <w:rPr>
-          <w:rFonts w:cs="Calibri"/>
-          <w:color w:val="D86DCB" w:themeColor="accent5" w:themeTint="99"/>
+          <w:b/>
+          <w:bCs/>
+          <w:color w:val="D86DCB" w:themeColor="accent5" w:themeTint="99"/>
+          <w:sz w:val="30"/>
+          <w:szCs w:val="30"/>
+        </w:rPr>
+        <w:t xml:space="preserve"> = position;</w:t>
+      </w:r>
+    </w:p>
+    <w:p>
+      <w:pPr>
+        <w:jc w:val="both"/>
+        <w:rPr>
+          <w:rFonts w:cs="Calibri"/>
+          <w:b/>
+          <w:bCs/>
+          <w:color w:val="D86DCB" w:themeColor="accent5" w:themeTint="99"/>
+          <w:sz w:val="30"/>
+          <w:szCs w:val="30"/>
+        </w:rPr>
+      </w:pPr>
+      <w:r>
+        <w:rPr>
+          <w:rFonts w:cs="Calibri"/>
+          <w:b/>
+          <w:bCs/>
+          <w:color w:val="D86DCB" w:themeColor="accent5" w:themeTint="99"/>
+          <w:sz w:val="30"/>
+          <w:szCs w:val="30"/>
+        </w:rPr>
+        <w:t>}</w:t>
+      </w:r>
+    </w:p>
+    <w:p>
+      <w:pPr>
+        <w:jc w:val="both"/>
+        <w:rPr>
+          <w:rFonts w:cs="Calibri"/>
+          <w:sz w:val="32"/>
+          <w:szCs w:val="32"/>
+        </w:rPr>
+      </w:pPr>
+      <w:r>
+        <w:rPr>
+          <w:rFonts w:cs="Calibri"/>
+          <w:sz w:val="32"/>
+          <w:szCs w:val="32"/>
+        </w:rPr>
+        <w:t># Using null-</w:t>
+      </w:r>
+      <w:r>
+        <w:rPr>
+          <w:rFonts w:cs="Calibri"/>
+          <w:sz w:val="32"/>
+          <w:szCs w:val="32"/>
+        </w:rPr>
+        <w:t>aware</w:t>
+      </w:r>
+      <w:r>
+        <w:rPr>
+          <w:rFonts w:cs="Calibri"/>
+          <w:sz w:val="32"/>
+          <w:szCs w:val="32"/>
+        </w:rPr>
+        <w:t xml:space="preserve"> assignment</w:t>
+      </w:r>
+      <w:r>
+        <w:rPr>
+          <w:rFonts w:cs="Calibri"/>
+          <w:sz w:val="32"/>
+          <w:szCs w:val="32"/>
+        </w:rPr>
+        <w:t xml:space="preserve"> operator</w:t>
+      </w:r>
+      <w:r>
+        <w:rPr>
+          <w:rFonts w:cs="Calibri"/>
+          <w:sz w:val="32"/>
+          <w:szCs w:val="32"/>
+        </w:rPr>
+        <w:t>:</w:t>
+      </w:r>
+    </w:p>
+    <w:p>
+      <w:pPr>
+        <w:jc w:val="both"/>
+        <w:rPr>
+          <w:rFonts w:cs="Calibri"/>
+          <w:b/>
+          <w:bCs/>
+          <w:color w:val="D86DCB" w:themeColor="accent5" w:themeTint="99"/>
+          <w:sz w:val="30"/>
+          <w:szCs w:val="30"/>
+        </w:rPr>
+      </w:pPr>
+      <w:proofErr w:type="spellStart"/>
+      <w:r>
+        <w:rPr>
+          <w:rFonts w:cs="Calibri"/>
+          <w:b/>
+          <w:bCs/>
+          <w:color w:val="D86DCB" w:themeColor="accent5" w:themeTint="99"/>
+          <w:sz w:val="30"/>
+          <w:szCs w:val="30"/>
+        </w:rPr>
+        <w:t>startingPosition</w:t>
+      </w:r>
+      <w:proofErr w:type="spellEnd"/>
+      <w:r>
+        <w:rPr>
+          <w:rFonts w:cs="Calibri"/>
+          <w:b/>
+          <w:bCs/>
+          <w:color w:val="D86DCB" w:themeColor="accent5" w:themeTint="99"/>
+          <w:sz w:val="30"/>
+          <w:szCs w:val="30"/>
+        </w:rPr>
+        <w:t xml:space="preserve"> ??= position;</w:t>
+      </w:r>
+    </w:p>
+    <w:p>
+      <w:pPr>
+        <w:jc w:val="both"/>
+        <w:rPr>
+          <w:rFonts w:cs="Calibri"/>
+          <w:sz w:val="32"/>
+          <w:szCs w:val="32"/>
+        </w:rPr>
+      </w:pPr>
+      <w:r>
+        <w:rPr>
+          <w:rFonts w:cs="Calibri"/>
+          <w:b/>
+          <w:bCs/>
+          <w:sz w:val="32"/>
+          <w:szCs w:val="32"/>
+        </w:rPr>
+        <w:t>N</w:t>
+      </w:r>
+      <w:r>
+        <w:rPr>
+          <w:rFonts w:cs="Calibri"/>
+          <w:b/>
+          <w:bCs/>
+          <w:sz w:val="32"/>
+          <w:szCs w:val="32"/>
+        </w:rPr>
+        <w:t>OTE</w:t>
+      </w:r>
+      <w:r>
+        <w:rPr>
+          <w:rFonts w:cs="Calibri"/>
+          <w:b/>
+          <w:bCs/>
+          <w:sz w:val="32"/>
+          <w:szCs w:val="32"/>
+        </w:rPr>
+        <w:t>:</w:t>
+      </w:r>
+      <w:r>
+        <w:rPr>
+          <w:rFonts w:cs="Calibri"/>
+          <w:sz w:val="32"/>
+          <w:szCs w:val="32"/>
+        </w:rPr>
+        <w:t xml:space="preserve"> Useful when we want to assign a starting value or initial value and keep it stored there (won’t change).</w:t>
+      </w:r>
+      <w:r>
+        <w:rPr>
+          <w:rFonts w:cs="Calibri"/>
+          <w:sz w:val="32"/>
+          <w:szCs w:val="32"/>
+        </w:rPr>
+        <w:t xml:space="preserve"> First GPS value → store as starting point and later updates → ignore</w:t>
+      </w:r>
+      <w:r>
+        <w:rPr>
+          <w:rFonts w:cs="Calibri"/>
+          <w:sz w:val="32"/>
+          <w:szCs w:val="32"/>
+        </w:rPr>
+        <w:t>. Or Pagination Page number</w:t>
+      </w:r>
+    </w:p>
+    <w:p>
+      <w:pPr>
+        <w:jc w:val="both"/>
+        <w:rPr>
+          <w:rFonts w:cs="Calibri"/>
+          <w:b/>
+          <w:bCs/>
+          <w:sz w:val="32"/>
+          <w:szCs w:val="32"/>
+        </w:rPr>
+      </w:pPr>
+    </w:p>
+    <w:p>
+      <w:pPr>
+        <w:jc w:val="both"/>
+        <w:rPr>
+          <w:rFonts w:cs="Calibri"/>
+          <w:b/>
+          <w:bCs/>
+          <w:sz w:val="32"/>
+          <w:szCs w:val="32"/>
+        </w:rPr>
+      </w:pPr>
+    </w:p>
+    <w:p>
+      <w:pPr>
+        <w:jc w:val="both"/>
+        <w:rPr>
+          <w:rFonts w:cs="Calibri"/>
+          <w:sz w:val="32"/>
+          <w:szCs w:val="32"/>
+        </w:rPr>
+      </w:pPr>
+      <w:r>
+        <w:rPr>
+          <w:rFonts w:cs="Calibri"/>
+          <w:b/>
+          <w:bCs/>
+          <w:sz w:val="32"/>
+          <w:szCs w:val="32"/>
+        </w:rPr>
+        <w:t>Null Assertion:</w:t>
+      </w:r>
+    </w:p>
+    <w:p>
+      <w:pPr>
+        <w:jc w:val="both"/>
+        <w:rPr>
+          <w:rFonts w:cs="Calibri"/>
+          <w:sz w:val="32"/>
+          <w:szCs w:val="32"/>
+        </w:rPr>
+      </w:pPr>
+      <w:proofErr w:type="gramStart"/>
+      <w:r>
+        <w:rPr>
+          <w:rFonts w:cs="Calibri"/>
+          <w:sz w:val="32"/>
+          <w:szCs w:val="32"/>
+        </w:rPr>
+        <w:t xml:space="preserve"># </w:t>
+      </w:r>
+      <w:r>
+        <w:rPr>
+          <w:rFonts w:cs="Calibri"/>
+          <w:b/>
+          <w:bCs/>
+          <w:sz w:val="32"/>
+          <w:szCs w:val="32"/>
+        </w:rPr>
+        <w:t>!</w:t>
+      </w:r>
+      <w:proofErr w:type="gramEnd"/>
+      <w:r>
+        <w:rPr>
+          <w:rFonts w:cs="Calibri"/>
+          <w:b/>
+          <w:bCs/>
           <w:sz w:val="32"/>
           <w:szCs w:val="32"/>
         </w:rPr>
@@ -2087,69 +2133,341 @@
       <w:r>
         <w:rPr>
           <w:rFonts w:cs="Calibri"/>
-          <w:color w:val="D86DCB" w:themeColor="accent5" w:themeTint="99"/>
-          <w:sz w:val="32"/>
-          <w:szCs w:val="32"/>
-        </w:rPr>
-        <w:t>{</w:t>
-      </w:r>
-    </w:p>
-    <w:p>
-      <w:pPr>
-        <w:jc w:val="both"/>
-        <w:rPr>
-          <w:rFonts w:cs="Calibri"/>
-          <w:color w:val="D86DCB" w:themeColor="accent5" w:themeTint="99"/>
-          <w:sz w:val="32"/>
-          <w:szCs w:val="32"/>
-        </w:rPr>
-      </w:pPr>
-      <w:r>
-        <w:rPr>
-          <w:rFonts w:cs="Calibri"/>
-          <w:color w:val="D86DCB" w:themeColor="accent5" w:themeTint="99"/>
-          <w:sz w:val="32"/>
-          <w:szCs w:val="32"/>
-        </w:rPr>
-        <w:t xml:space="preserve">      </w:t>
+          <w:sz w:val="32"/>
+          <w:szCs w:val="32"/>
+        </w:rPr>
+        <w:t>null assertion tells</w:t>
+      </w:r>
+      <w:r>
+        <w:rPr>
+          <w:rFonts w:cs="Calibri"/>
+          <w:b/>
+          <w:bCs/>
+          <w:sz w:val="32"/>
+          <w:szCs w:val="32"/>
+        </w:rPr>
+        <w:t xml:space="preserve"> Dart </w:t>
+      </w:r>
+      <w:r>
+        <w:rPr>
+          <w:rFonts w:cs="Calibri"/>
+          <w:sz w:val="32"/>
+          <w:szCs w:val="32"/>
+        </w:rPr>
+        <w:t>I know this value is not nul</w:t>
+      </w:r>
+      <w:r>
+        <w:rPr>
+          <w:rFonts w:cs="Calibri"/>
+          <w:sz w:val="32"/>
+          <w:szCs w:val="32"/>
+        </w:rPr>
+        <w:t xml:space="preserve">l, if you’re wrong, it will crash at runtime. </w:t>
+      </w:r>
+      <w:r>
+        <w:rPr>
+          <w:rFonts w:cs="Calibri"/>
+          <w:sz w:val="32"/>
+          <w:szCs w:val="32"/>
+        </w:rPr>
+        <w:t>Basically,</w:t>
+      </w:r>
+      <w:r>
+        <w:rPr>
+          <w:rFonts w:cs="Calibri"/>
+          <w:sz w:val="32"/>
+          <w:szCs w:val="32"/>
+        </w:rPr>
+        <w:t xml:space="preserve"> converts nullable to non-nullable.</w:t>
+      </w:r>
+    </w:p>
+    <w:p>
+      <w:pPr>
+        <w:jc w:val="both"/>
+        <w:rPr>
+          <w:rFonts w:cs="Calibri"/>
+          <w:sz w:val="32"/>
+          <w:szCs w:val="32"/>
+        </w:rPr>
+      </w:pPr>
+      <w:r>
+        <w:rPr>
+          <w:rFonts w:cs="Calibri"/>
+          <w:sz w:val="32"/>
+          <w:szCs w:val="32"/>
+        </w:rPr>
+        <w:t xml:space="preserve"># </w:t>
+      </w:r>
+      <w:r>
+        <w:rPr>
+          <w:rFonts w:cs="Calibri"/>
+          <w:sz w:val="32"/>
+          <w:szCs w:val="32"/>
+        </w:rPr>
+        <w:t xml:space="preserve">But its highly risky make sure we check the </w:t>
+      </w:r>
+      <w:r>
+        <w:rPr>
+          <w:rFonts w:cs="Calibri"/>
+          <w:b/>
+          <w:bCs/>
+          <w:sz w:val="32"/>
+          <w:szCs w:val="32"/>
+        </w:rPr>
+        <w:t>null</w:t>
+      </w:r>
+      <w:r>
+        <w:rPr>
+          <w:rFonts w:cs="Calibri"/>
+          <w:sz w:val="32"/>
+          <w:szCs w:val="32"/>
+        </w:rPr>
+        <w:t xml:space="preserve"> variable before with </w:t>
+      </w:r>
+      <w:r>
+        <w:rPr>
+          <w:rFonts w:cs="Calibri"/>
+          <w:b/>
+          <w:bCs/>
+          <w:sz w:val="32"/>
+          <w:szCs w:val="32"/>
+        </w:rPr>
+        <w:t xml:space="preserve">if </w:t>
+      </w:r>
+      <w:r>
+        <w:rPr>
+          <w:rFonts w:cs="Calibri"/>
+          <w:sz w:val="32"/>
+          <w:szCs w:val="32"/>
+        </w:rPr>
+        <w:t xml:space="preserve">conditioning </w:t>
+      </w:r>
+    </w:p>
+    <w:p>
+      <w:pPr>
+        <w:jc w:val="both"/>
+        <w:rPr>
+          <w:rFonts w:cs="Calibri"/>
+          <w:b/>
+          <w:bCs/>
+          <w:color w:val="D86DCB" w:themeColor="accent5" w:themeTint="99"/>
+          <w:sz w:val="30"/>
+          <w:szCs w:val="30"/>
+        </w:rPr>
+      </w:pPr>
+      <w:r>
+        <w:rPr>
+          <w:rFonts w:cs="Calibri"/>
+          <w:b/>
+          <w:bCs/>
+          <w:color w:val="D86DCB" w:themeColor="accent5" w:themeTint="99"/>
+          <w:sz w:val="30"/>
+          <w:szCs w:val="30"/>
+        </w:rPr>
+        <w:t xml:space="preserve">void </w:t>
+      </w:r>
+      <w:proofErr w:type="gramStart"/>
+      <w:r>
+        <w:rPr>
+          <w:rFonts w:cs="Calibri"/>
+          <w:b/>
+          <w:bCs/>
+          <w:color w:val="D86DCB" w:themeColor="accent5" w:themeTint="99"/>
+          <w:sz w:val="30"/>
+          <w:szCs w:val="30"/>
+        </w:rPr>
+        <w:t>main(</w:t>
+      </w:r>
+      <w:proofErr w:type="gramEnd"/>
+      <w:r>
+        <w:rPr>
+          <w:rFonts w:cs="Calibri"/>
+          <w:b/>
+          <w:bCs/>
+          <w:color w:val="D86DCB" w:themeColor="accent5" w:themeTint="99"/>
+          <w:sz w:val="30"/>
+          <w:szCs w:val="30"/>
+        </w:rPr>
+        <w:t>) {</w:t>
+      </w:r>
+    </w:p>
+    <w:p>
+      <w:pPr>
+        <w:jc w:val="both"/>
+        <w:rPr>
+          <w:rFonts w:cs="Calibri"/>
+          <w:b/>
+          <w:bCs/>
+          <w:color w:val="D86DCB" w:themeColor="accent5" w:themeTint="99"/>
+          <w:sz w:val="30"/>
+          <w:szCs w:val="30"/>
+        </w:rPr>
+      </w:pPr>
+      <w:r>
+        <w:rPr>
+          <w:rFonts w:cs="Calibri"/>
+          <w:b/>
+          <w:bCs/>
+          <w:color w:val="D86DCB" w:themeColor="accent5" w:themeTint="99"/>
+          <w:sz w:val="30"/>
+          <w:szCs w:val="30"/>
+        </w:rPr>
+        <w:t xml:space="preserve">  int? age = 20;</w:t>
+      </w:r>
+    </w:p>
+    <w:p>
+      <w:pPr>
+        <w:jc w:val="both"/>
+        <w:rPr>
+          <w:rFonts w:cs="Calibri"/>
+          <w:b/>
+          <w:bCs/>
+          <w:color w:val="D86DCB" w:themeColor="accent5" w:themeTint="99"/>
+          <w:sz w:val="30"/>
+          <w:szCs w:val="30"/>
+        </w:rPr>
+      </w:pPr>
+      <w:r>
+        <w:rPr>
+          <w:rFonts w:cs="Calibri"/>
+          <w:b/>
+          <w:bCs/>
+          <w:color w:val="D86DCB" w:themeColor="accent5" w:themeTint="99"/>
+          <w:sz w:val="30"/>
+          <w:szCs w:val="30"/>
+        </w:rPr>
+        <w:t xml:space="preserve">  if (age == null) return; // make sure to check it</w:t>
+      </w:r>
+    </w:p>
+    <w:p>
+      <w:pPr>
+        <w:jc w:val="both"/>
+        <w:rPr>
+          <w:rFonts w:cs="Calibri"/>
+          <w:b/>
+          <w:bCs/>
+          <w:color w:val="D86DCB" w:themeColor="accent5" w:themeTint="99"/>
+          <w:sz w:val="30"/>
+          <w:szCs w:val="30"/>
+        </w:rPr>
+      </w:pPr>
+      <w:r>
+        <w:rPr>
+          <w:rFonts w:cs="Calibri"/>
+          <w:b/>
+          <w:bCs/>
+          <w:color w:val="D86DCB" w:themeColor="accent5" w:themeTint="99"/>
+          <w:sz w:val="30"/>
+          <w:szCs w:val="30"/>
+        </w:rPr>
+        <w:t xml:space="preserve">  int </w:t>
       </w:r>
       <w:proofErr w:type="spellStart"/>
       <w:r>
         <w:rPr>
           <w:rFonts w:cs="Calibri"/>
-          <w:color w:val="D86DCB" w:themeColor="accent5" w:themeTint="99"/>
-          <w:sz w:val="32"/>
-          <w:szCs w:val="32"/>
-        </w:rPr>
-        <w:t>startingPosition</w:t>
+          <w:b/>
+          <w:bCs/>
+          <w:color w:val="D86DCB" w:themeColor="accent5" w:themeTint="99"/>
+          <w:sz w:val="30"/>
+          <w:szCs w:val="30"/>
+        </w:rPr>
+        <w:t>sureAge</w:t>
       </w:r>
       <w:proofErr w:type="spellEnd"/>
       <w:r>
         <w:rPr>
           <w:rFonts w:cs="Calibri"/>
-          <w:color w:val="D86DCB" w:themeColor="accent5" w:themeTint="99"/>
-          <w:sz w:val="32"/>
-          <w:szCs w:val="32"/>
-        </w:rPr>
-        <w:t xml:space="preserve"> = position;</w:t>
-      </w:r>
-    </w:p>
-    <w:p>
-      <w:pPr>
-        <w:jc w:val="both"/>
-        <w:rPr>
-          <w:rFonts w:cs="Calibri"/>
-          <w:color w:val="D86DCB" w:themeColor="accent5" w:themeTint="99"/>
-          <w:sz w:val="32"/>
-          <w:szCs w:val="32"/>
-        </w:rPr>
-      </w:pPr>
-      <w:r>
-        <w:rPr>
-          <w:rFonts w:cs="Calibri"/>
-          <w:color w:val="D86DCB" w:themeColor="accent5" w:themeTint="99"/>
-          <w:sz w:val="32"/>
-          <w:szCs w:val="32"/>
+          <w:b/>
+          <w:bCs/>
+          <w:color w:val="D86DCB" w:themeColor="accent5" w:themeTint="99"/>
+          <w:sz w:val="30"/>
+          <w:szCs w:val="30"/>
+        </w:rPr>
+        <w:t xml:space="preserve"> = </w:t>
+      </w:r>
+      <w:proofErr w:type="gramStart"/>
+      <w:r>
+        <w:rPr>
+          <w:rFonts w:cs="Calibri"/>
+          <w:b/>
+          <w:bCs/>
+          <w:color w:val="D86DCB" w:themeColor="accent5" w:themeTint="99"/>
+          <w:sz w:val="30"/>
+          <w:szCs w:val="30"/>
+        </w:rPr>
+        <w:t>age!;</w:t>
+      </w:r>
+      <w:proofErr w:type="gramEnd"/>
+    </w:p>
+    <w:p>
+      <w:pPr>
+        <w:jc w:val="both"/>
+        <w:rPr>
+          <w:rFonts w:cs="Calibri"/>
+          <w:b/>
+          <w:bCs/>
+          <w:color w:val="D86DCB" w:themeColor="accent5" w:themeTint="99"/>
+          <w:sz w:val="30"/>
+          <w:szCs w:val="30"/>
+        </w:rPr>
+      </w:pPr>
+      <w:r>
+        <w:rPr>
+          <w:rFonts w:cs="Calibri"/>
+          <w:b/>
+          <w:bCs/>
+          <w:color w:val="D86DCB" w:themeColor="accent5" w:themeTint="99"/>
+          <w:sz w:val="30"/>
+          <w:szCs w:val="30"/>
+        </w:rPr>
+        <w:t xml:space="preserve">  print(</w:t>
+      </w:r>
+      <w:proofErr w:type="spellStart"/>
+      <w:r>
+        <w:rPr>
+          <w:rFonts w:cs="Calibri"/>
+          <w:b/>
+          <w:bCs/>
+          <w:color w:val="D86DCB" w:themeColor="accent5" w:themeTint="99"/>
+          <w:sz w:val="30"/>
+          <w:szCs w:val="30"/>
+        </w:rPr>
+        <w:t>sureAge</w:t>
+      </w:r>
+      <w:proofErr w:type="spellEnd"/>
+      <w:r>
+        <w:rPr>
+          <w:rFonts w:cs="Calibri"/>
+          <w:b/>
+          <w:bCs/>
+          <w:color w:val="D86DCB" w:themeColor="accent5" w:themeTint="99"/>
+          <w:sz w:val="30"/>
+          <w:szCs w:val="30"/>
+        </w:rPr>
+        <w:t>);</w:t>
+      </w:r>
+    </w:p>
+    <w:p>
+      <w:pPr>
+        <w:jc w:val="both"/>
+        <w:rPr>
+          <w:rFonts w:cs="Calibri"/>
+          <w:b/>
+          <w:bCs/>
+          <w:color w:val="D86DCB" w:themeColor="accent5" w:themeTint="99"/>
+          <w:sz w:val="30"/>
+          <w:szCs w:val="30"/>
+        </w:rPr>
+      </w:pPr>
+      <w:r>
+        <w:rPr>
+          <w:rFonts w:cs="Calibri"/>
+          <w:b/>
+          <w:bCs/>
+          <w:color w:val="D86DCB" w:themeColor="accent5" w:themeTint="99"/>
+          <w:sz w:val="30"/>
+          <w:szCs w:val="30"/>
         </w:rPr>
         <w:t>}</w:t>
       </w:r>
@@ -2159,45 +2477,92 @@
         <w:jc w:val="both"/>
         <w:rPr>
           <w:rFonts w:cs="Calibri"/>
-          <w:sz w:val="32"/>
-          <w:szCs w:val="32"/>
-        </w:rPr>
-      </w:pPr>
-      <w:r>
-        <w:rPr>
-          <w:rFonts w:cs="Calibri"/>
-          <w:sz w:val="32"/>
-          <w:szCs w:val="32"/>
-        </w:rPr>
-        <w:t># Using null-</w:t>
-      </w:r>
-      <w:r>
-        <w:rPr>
-          <w:rFonts w:cs="Calibri"/>
-          <w:sz w:val="32"/>
-          <w:szCs w:val="32"/>
-        </w:rPr>
-        <w:t>aware</w:t>
-      </w:r>
-      <w:r>
-        <w:rPr>
-          <w:rFonts w:cs="Calibri"/>
-          <w:sz w:val="32"/>
-          <w:szCs w:val="32"/>
-        </w:rPr>
-        <w:t xml:space="preserve"> assignment</w:t>
-      </w:r>
-      <w:r>
-        <w:rPr>
-          <w:rFonts w:cs="Calibri"/>
-          <w:sz w:val="32"/>
-          <w:szCs w:val="32"/>
-        </w:rPr>
-        <w:t xml:space="preserve"> operator</w:t>
-      </w:r>
-      <w:r>
-        <w:rPr>
-          <w:rFonts w:cs="Calibri"/>
+          <w:b/>
+          <w:bCs/>
+          <w:sz w:val="32"/>
+          <w:szCs w:val="32"/>
+        </w:rPr>
+      </w:pPr>
+      <w:r>
+        <w:rPr>
+          <w:rFonts w:cs="Calibri"/>
+          <w:sz w:val="32"/>
+          <w:szCs w:val="32"/>
+        </w:rPr>
+        <w:t xml:space="preserve">Output: </w:t>
+      </w:r>
+      <w:r>
+        <w:rPr>
+          <w:rFonts w:cs="Calibri"/>
+          <w:b/>
+          <w:bCs/>
+          <w:sz w:val="32"/>
+          <w:szCs w:val="32"/>
+        </w:rPr>
+        <w:t>20</w:t>
+      </w:r>
+    </w:p>
+    <w:p>
+      <w:pPr>
+        <w:jc w:val="both"/>
+        <w:rPr>
+          <w:rFonts w:cs="Calibri"/>
+          <w:b/>
+          <w:bCs/>
+          <w:sz w:val="32"/>
+          <w:szCs w:val="32"/>
+        </w:rPr>
+      </w:pPr>
+    </w:p>
+    <w:p>
+      <w:pPr>
+        <w:jc w:val="both"/>
+        <w:rPr>
+          <w:rFonts w:cs="Calibri"/>
+          <w:b/>
+          <w:bCs/>
+          <w:sz w:val="32"/>
+          <w:szCs w:val="32"/>
+        </w:rPr>
+      </w:pPr>
+    </w:p>
+    <w:p>
+      <w:pPr>
+        <w:jc w:val="both"/>
+        <w:rPr>
+          <w:rFonts w:cs="Calibri"/>
+          <w:b/>
+          <w:bCs/>
+          <w:sz w:val="32"/>
+          <w:szCs w:val="32"/>
+        </w:rPr>
+      </w:pPr>
+      <w:r>
+        <w:rPr>
+          <w:rFonts w:cs="Calibri"/>
+          <w:b/>
+          <w:bCs/>
+          <w:sz w:val="32"/>
+          <w:szCs w:val="32"/>
+        </w:rPr>
+        <w:lastRenderedPageBreak/>
+        <w:t>Null Aware Operator</w:t>
+      </w:r>
+      <w:r>
+        <w:rPr>
+          <w:rFonts w:cs="Calibri"/>
+          <w:b/>
+          <w:bCs/>
+          <w:sz w:val="32"/>
+          <w:szCs w:val="32"/>
+        </w:rPr>
+        <w:t xml:space="preserve"> in List and Map</w:t>
+      </w:r>
+      <w:r>
+        <w:rPr>
+          <w:rFonts w:cs="Calibri"/>
+          <w:b/>
+          <w:bCs/>
           <w:sz w:val="32"/>
           <w:szCs w:val="32"/>
         </w:rPr>
@@ -2209,149 +2574,18 @@
         <w:jc w:val="both"/>
         <w:rPr>
           <w:rFonts w:cs="Calibri"/>
-          <w:color w:val="D86DCB" w:themeColor="accent5" w:themeTint="99"/>
-          <w:sz w:val="32"/>
-          <w:szCs w:val="32"/>
-        </w:rPr>
-      </w:pPr>
-      <w:proofErr w:type="spellStart"/>
-      <w:r>
-        <w:rPr>
-          <w:rFonts w:cs="Calibri"/>
-          <w:color w:val="D86DCB" w:themeColor="accent5" w:themeTint="99"/>
-          <w:sz w:val="32"/>
-          <w:szCs w:val="32"/>
-        </w:rPr>
-        <w:t>startingPosition</w:t>
-      </w:r>
-      <w:proofErr w:type="spellEnd"/>
-      <w:r>
-        <w:rPr>
-          <w:rFonts w:cs="Calibri"/>
-          <w:color w:val="D86DCB" w:themeColor="accent5" w:themeTint="99"/>
-          <w:sz w:val="32"/>
-          <w:szCs w:val="32"/>
-        </w:rPr>
-        <w:t xml:space="preserve"> ??= position;</w:t>
-      </w:r>
-    </w:p>
-    <w:p>
-      <w:pPr>
-        <w:jc w:val="both"/>
-        <w:rPr>
-          <w:rFonts w:cs="Calibri"/>
-          <w:sz w:val="32"/>
-          <w:szCs w:val="32"/>
-        </w:rPr>
-      </w:pPr>
-      <w:r>
-        <w:rPr>
-          <w:rFonts w:cs="Calibri"/>
-          <w:b/>
-          <w:bCs/>
-          <w:sz w:val="32"/>
-          <w:szCs w:val="32"/>
-        </w:rPr>
-        <w:t>N</w:t>
-      </w:r>
-      <w:r>
-        <w:rPr>
-          <w:rFonts w:cs="Calibri"/>
-          <w:b/>
-          <w:bCs/>
-          <w:sz w:val="32"/>
-          <w:szCs w:val="32"/>
-        </w:rPr>
-        <w:t>OTE</w:t>
-      </w:r>
-      <w:r>
-        <w:rPr>
-          <w:rFonts w:cs="Calibri"/>
-          <w:b/>
-          <w:bCs/>
-          <w:sz w:val="32"/>
-          <w:szCs w:val="32"/>
-        </w:rPr>
-        <w:t>:</w:t>
-      </w:r>
-      <w:r>
-        <w:rPr>
-          <w:rFonts w:cs="Calibri"/>
-          <w:sz w:val="32"/>
-          <w:szCs w:val="32"/>
-        </w:rPr>
-        <w:t xml:space="preserve"> Useful when we want to assign a starting value or initial value and keep it stored there (won’t change).</w:t>
-      </w:r>
-      <w:r>
-        <w:rPr>
-          <w:rFonts w:cs="Calibri"/>
-          <w:sz w:val="32"/>
-          <w:szCs w:val="32"/>
-        </w:rPr>
-        <w:t xml:space="preserve"> First GPS value → store as starting point and later updates → ignore</w:t>
-      </w:r>
-      <w:r>
-        <w:rPr>
-          <w:rFonts w:cs="Calibri"/>
-          <w:sz w:val="32"/>
-          <w:szCs w:val="32"/>
-        </w:rPr>
-        <w:t>. Or Pagination Page number</w:t>
-      </w:r>
-    </w:p>
-    <w:p>
-      <w:pPr>
-        <w:jc w:val="both"/>
-        <w:rPr>
-          <w:rFonts w:cs="Calibri"/>
-          <w:b/>
-          <w:bCs/>
-          <w:sz w:val="32"/>
-          <w:szCs w:val="32"/>
-        </w:rPr>
-      </w:pPr>
-    </w:p>
-    <w:p>
-      <w:pPr>
-        <w:jc w:val="both"/>
-        <w:rPr>
-          <w:rFonts w:cs="Calibri"/>
-          <w:b/>
-          <w:bCs/>
-          <w:sz w:val="32"/>
-          <w:szCs w:val="32"/>
-        </w:rPr>
-      </w:pPr>
-    </w:p>
-    <w:p>
-      <w:pPr>
-        <w:jc w:val="both"/>
-        <w:rPr>
-          <w:rFonts w:cs="Calibri"/>
-          <w:sz w:val="32"/>
-          <w:szCs w:val="32"/>
-        </w:rPr>
-      </w:pPr>
-      <w:r>
-        <w:rPr>
-          <w:rFonts w:cs="Calibri"/>
-          <w:b/>
-          <w:bCs/>
-          <w:sz w:val="32"/>
-          <w:szCs w:val="32"/>
-        </w:rPr>
-        <w:t>Null Assertion:</w:t>
-      </w:r>
-    </w:p>
-    <w:p>
-      <w:pPr>
-        <w:jc w:val="both"/>
-        <w:rPr>
-          <w:rFonts w:cs="Calibri"/>
-          <w:sz w:val="32"/>
-          <w:szCs w:val="32"/>
-        </w:rPr>
-      </w:pPr>
+          <w:sz w:val="32"/>
+          <w:szCs w:val="32"/>
+        </w:rPr>
+      </w:pPr>
+      <w:r>
+        <w:rPr>
+          <w:rFonts w:cs="Calibri"/>
+          <w:sz w:val="32"/>
+          <w:szCs w:val="32"/>
+        </w:rPr>
+        <w:t xml:space="preserve"># We can use null aware </w:t>
+      </w:r>
       <w:proofErr w:type="gramStart"/>
       <w:r>
         <w:rPr>
@@ -2359,17 +2593,97 @@
           <w:sz w:val="32"/>
           <w:szCs w:val="32"/>
         </w:rPr>
+        <w:t>operator</w:t>
+      </w:r>
+      <w:r>
+        <w:rPr>
+          <w:rFonts w:cs="Calibri"/>
+          <w:sz w:val="32"/>
+          <w:szCs w:val="32"/>
+        </w:rPr>
+        <w:t xml:space="preserve"> </w:t>
+      </w:r>
+      <w:r>
+        <w:rPr>
+          <w:rFonts w:cs="Calibri"/>
+          <w:b/>
+          <w:bCs/>
+          <w:sz w:val="32"/>
+          <w:szCs w:val="32"/>
+        </w:rPr>
+        <w:t>?</w:t>
+      </w:r>
+      <w:proofErr w:type="gramEnd"/>
+      <w:r>
+        <w:rPr>
+          <w:rFonts w:cs="Calibri"/>
+          <w:b/>
+          <w:bCs/>
+          <w:sz w:val="32"/>
+          <w:szCs w:val="32"/>
+        </w:rPr>
+        <w:t>.</w:t>
+      </w:r>
+      <w:r>
+        <w:rPr>
+          <w:rFonts w:cs="Calibri"/>
+          <w:sz w:val="32"/>
+          <w:szCs w:val="32"/>
+        </w:rPr>
+        <w:t xml:space="preserve"> </w:t>
+      </w:r>
+      <w:r>
+        <w:rPr>
+          <w:rFonts w:cs="Calibri"/>
+          <w:sz w:val="32"/>
+          <w:szCs w:val="32"/>
+        </w:rPr>
+        <w:t>in List and Map’s too</w:t>
+      </w:r>
+      <w:r>
+        <w:rPr>
+          <w:rFonts w:cs="Calibri"/>
+          <w:sz w:val="32"/>
+          <w:szCs w:val="32"/>
+        </w:rPr>
+        <w:t>.</w:t>
+      </w:r>
+    </w:p>
+    <w:p>
+      <w:pPr>
+        <w:jc w:val="both"/>
+        <w:rPr>
+          <w:rFonts w:cs="Calibri"/>
+          <w:sz w:val="32"/>
+          <w:szCs w:val="32"/>
+        </w:rPr>
+      </w:pPr>
+      <w:r>
+        <w:rPr>
+          <w:rFonts w:cs="Calibri"/>
+          <w:sz w:val="32"/>
+          <w:szCs w:val="32"/>
+        </w:rPr>
         <w:t xml:space="preserve"># </w:t>
       </w:r>
-      <w:r>
-        <w:rPr>
-          <w:rFonts w:cs="Calibri"/>
-          <w:b/>
-          <w:bCs/>
-          <w:sz w:val="32"/>
-          <w:szCs w:val="32"/>
-        </w:rPr>
-        <w:t>!</w:t>
+      <w:proofErr w:type="gramStart"/>
+      <w:r>
+        <w:rPr>
+          <w:rFonts w:cs="Calibri"/>
+          <w:sz w:val="32"/>
+          <w:szCs w:val="32"/>
+        </w:rPr>
+        <w:t xml:space="preserve">Here </w:t>
+      </w:r>
+      <w:r>
+        <w:rPr>
+          <w:rFonts w:cs="Calibri"/>
+          <w:b/>
+          <w:bCs/>
+          <w:sz w:val="32"/>
+          <w:szCs w:val="32"/>
+        </w:rPr>
+        <w:t>?</w:t>
       </w:r>
       <w:proofErr w:type="gramEnd"/>
       <w:r>
@@ -2380,57 +2694,390 @@
           <w:sz w:val="32"/>
           <w:szCs w:val="32"/>
         </w:rPr>
+        <w:t xml:space="preserve">. </w:t>
+      </w:r>
+      <w:r>
+        <w:rPr>
+          <w:rFonts w:cs="Calibri"/>
+          <w:sz w:val="32"/>
+          <w:szCs w:val="32"/>
+        </w:rPr>
+        <w:t>checks if the list itself is null.</w:t>
+      </w:r>
+    </w:p>
+    <w:p>
+      <w:pPr>
+        <w:jc w:val="both"/>
+        <w:rPr>
+          <w:rFonts w:cs="Calibri"/>
+          <w:b/>
+          <w:bCs/>
+          <w:color w:val="D86DCB" w:themeColor="accent5" w:themeTint="99"/>
+          <w:sz w:val="30"/>
+          <w:szCs w:val="30"/>
+        </w:rPr>
+      </w:pPr>
+      <w:r>
+        <w:rPr>
+          <w:rFonts w:cs="Calibri"/>
+          <w:b/>
+          <w:bCs/>
+          <w:color w:val="D86DCB" w:themeColor="accent5" w:themeTint="99"/>
+          <w:sz w:val="30"/>
+          <w:szCs w:val="30"/>
+        </w:rPr>
+        <w:t>String? a;</w:t>
+      </w:r>
+    </w:p>
+    <w:p>
+      <w:pPr>
+        <w:jc w:val="both"/>
+        <w:rPr>
+          <w:rFonts w:cs="Calibri"/>
+          <w:b/>
+          <w:bCs/>
+          <w:color w:val="D86DCB" w:themeColor="accent5" w:themeTint="99"/>
+          <w:sz w:val="30"/>
+          <w:szCs w:val="30"/>
+        </w:rPr>
+      </w:pPr>
+      <w:r>
+        <w:rPr>
+          <w:rFonts w:cs="Calibri"/>
+          <w:b/>
+          <w:bCs/>
+          <w:color w:val="D86DCB" w:themeColor="accent5" w:themeTint="99"/>
+          <w:sz w:val="30"/>
+          <w:szCs w:val="30"/>
+        </w:rPr>
+        <w:t>String? b;</w:t>
+      </w:r>
+    </w:p>
+    <w:p>
+      <w:pPr>
+        <w:jc w:val="both"/>
+        <w:rPr>
+          <w:rFonts w:cs="Calibri"/>
+          <w:b/>
+          <w:bCs/>
+          <w:color w:val="D86DCB" w:themeColor="accent5" w:themeTint="99"/>
+          <w:sz w:val="30"/>
+          <w:szCs w:val="30"/>
+        </w:rPr>
+      </w:pPr>
+      <w:r>
+        <w:rPr>
+          <w:rFonts w:cs="Calibri"/>
+          <w:b/>
+          <w:bCs/>
+          <w:color w:val="D86DCB" w:themeColor="accent5" w:themeTint="99"/>
+          <w:sz w:val="30"/>
+          <w:szCs w:val="30"/>
+        </w:rPr>
+        <w:t>var list = [a, b];</w:t>
+      </w:r>
+    </w:p>
+    <w:p>
+      <w:pPr>
+        <w:jc w:val="both"/>
+        <w:rPr>
+          <w:rFonts w:cs="Calibri"/>
+          <w:color w:val="D86DCB" w:themeColor="accent5" w:themeTint="99"/>
+          <w:sz w:val="30"/>
+          <w:szCs w:val="30"/>
+        </w:rPr>
+      </w:pPr>
+    </w:p>
+    <w:p>
+      <w:pPr>
+        <w:jc w:val="both"/>
+        <w:rPr>
+          <w:rFonts w:cs="Calibri"/>
+          <w:b/>
+          <w:bCs/>
+          <w:color w:val="D86DCB" w:themeColor="accent5" w:themeTint="99"/>
+          <w:sz w:val="30"/>
+          <w:szCs w:val="30"/>
+        </w:rPr>
+      </w:pPr>
+      <w:r>
+        <w:rPr>
+          <w:rFonts w:cs="Calibri"/>
+          <w:b/>
+          <w:bCs/>
+          <w:color w:val="D86DCB" w:themeColor="accent5" w:themeTint="99"/>
+          <w:sz w:val="30"/>
+          <w:szCs w:val="30"/>
+        </w:rPr>
+        <w:t>print(list</w:t>
+      </w:r>
+      <w:proofErr w:type="gramStart"/>
+      <w:r>
+        <w:rPr>
+          <w:rFonts w:cs="Calibri"/>
+          <w:b/>
+          <w:bCs/>
+          <w:color w:val="D86DCB" w:themeColor="accent5" w:themeTint="99"/>
+          <w:sz w:val="30"/>
+          <w:szCs w:val="30"/>
+        </w:rPr>
+        <w:t xml:space="preserve">); </w:t>
+      </w:r>
+      <w:r>
+        <w:rPr>
+          <w:rFonts w:cs="Calibri"/>
+          <w:b/>
+          <w:bCs/>
+          <w:color w:val="D86DCB" w:themeColor="accent5" w:themeTint="99"/>
+          <w:sz w:val="30"/>
+          <w:szCs w:val="30"/>
+        </w:rPr>
         <w:t xml:space="preserve"> </w:t>
       </w:r>
       <w:r>
         <w:rPr>
           <w:rFonts w:cs="Calibri"/>
-          <w:sz w:val="32"/>
-          <w:szCs w:val="32"/>
-        </w:rPr>
-        <w:t>null assertion tells</w:t>
-      </w:r>
-      <w:r>
-        <w:rPr>
-          <w:rFonts w:cs="Calibri"/>
-          <w:b/>
-          <w:bCs/>
-          <w:sz w:val="32"/>
-          <w:szCs w:val="32"/>
-        </w:rPr>
-        <w:t xml:space="preserve"> Dart </w:t>
-      </w:r>
-      <w:r>
-        <w:rPr>
-          <w:rFonts w:cs="Calibri"/>
-          <w:sz w:val="32"/>
-          <w:szCs w:val="32"/>
-        </w:rPr>
-        <w:t>I know this value is not nul</w:t>
-      </w:r>
-      <w:r>
-        <w:rPr>
-          <w:rFonts w:cs="Calibri"/>
-          <w:sz w:val="32"/>
-          <w:szCs w:val="32"/>
-        </w:rPr>
-        <w:t xml:space="preserve">l, if you’re wrong, it will crash at runtime. </w:t>
-      </w:r>
-      <w:r>
-        <w:rPr>
-          <w:rFonts w:cs="Calibri"/>
-          <w:sz w:val="32"/>
-          <w:szCs w:val="32"/>
-        </w:rPr>
-        <w:t>Basically,</w:t>
-      </w:r>
-      <w:r>
-        <w:rPr>
-          <w:rFonts w:cs="Calibri"/>
-          <w:sz w:val="32"/>
-          <w:szCs w:val="32"/>
-        </w:rPr>
-        <w:t xml:space="preserve"> converts nullable to non-nullable.</w:t>
+          <w:b/>
+          <w:bCs/>
+          <w:color w:val="D86DCB" w:themeColor="accent5" w:themeTint="99"/>
+          <w:sz w:val="30"/>
+          <w:szCs w:val="30"/>
+        </w:rPr>
+        <w:t>/</w:t>
+      </w:r>
+      <w:proofErr w:type="gramEnd"/>
+      <w:r>
+        <w:rPr>
+          <w:rFonts w:cs="Calibri"/>
+          <w:b/>
+          <w:bCs/>
+          <w:color w:val="D86DCB" w:themeColor="accent5" w:themeTint="99"/>
+          <w:sz w:val="30"/>
+          <w:szCs w:val="30"/>
+        </w:rPr>
+        <w:t>/ [null, null]</w:t>
+      </w:r>
+    </w:p>
+    <w:p>
+      <w:pPr>
+        <w:jc w:val="both"/>
+        <w:rPr>
+          <w:rFonts w:cs="Calibri"/>
+          <w:b/>
+          <w:bCs/>
+          <w:sz w:val="32"/>
+          <w:szCs w:val="32"/>
+        </w:rPr>
+      </w:pPr>
+      <w:r>
+        <w:rPr>
+          <w:rFonts w:cs="Calibri"/>
+          <w:sz w:val="32"/>
+          <w:szCs w:val="32"/>
+        </w:rPr>
+        <w:t># With map key accessing</w:t>
+      </w:r>
+      <w:r>
+        <w:rPr>
+          <w:rFonts w:cs="Calibri"/>
+          <w:sz w:val="32"/>
+          <w:szCs w:val="32"/>
+        </w:rPr>
+        <w:t xml:space="preserve">. If </w:t>
+      </w:r>
+      <w:r>
+        <w:rPr>
+          <w:rFonts w:cs="Calibri"/>
+          <w:b/>
+          <w:bCs/>
+          <w:sz w:val="32"/>
+          <w:szCs w:val="32"/>
+        </w:rPr>
+        <w:t>scores</w:t>
+      </w:r>
+      <w:r>
+        <w:rPr>
+          <w:rFonts w:cs="Calibri"/>
+          <w:sz w:val="32"/>
+          <w:szCs w:val="32"/>
+        </w:rPr>
+        <w:t xml:space="preserve"> </w:t>
+      </w:r>
+      <w:proofErr w:type="gramStart"/>
+      <w:r>
+        <w:rPr>
+          <w:rFonts w:cs="Calibri"/>
+          <w:sz w:val="32"/>
+          <w:szCs w:val="32"/>
+        </w:rPr>
+        <w:t>is</w:t>
+      </w:r>
+      <w:proofErr w:type="gramEnd"/>
+      <w:r>
+        <w:rPr>
+          <w:rFonts w:cs="Calibri"/>
+          <w:sz w:val="32"/>
+          <w:szCs w:val="32"/>
+        </w:rPr>
+        <w:t xml:space="preserve"> </w:t>
+      </w:r>
+      <w:r>
+        <w:rPr>
+          <w:rFonts w:cs="Calibri"/>
+          <w:b/>
+          <w:bCs/>
+          <w:sz w:val="32"/>
+          <w:szCs w:val="32"/>
+        </w:rPr>
+        <w:t>null</w:t>
+      </w:r>
+      <w:r>
+        <w:rPr>
+          <w:rFonts w:cs="Calibri"/>
+          <w:sz w:val="32"/>
+          <w:szCs w:val="32"/>
+        </w:rPr>
+        <w:t xml:space="preserve"> → returns </w:t>
+      </w:r>
+      <w:r>
+        <w:rPr>
+          <w:rFonts w:cs="Calibri"/>
+          <w:b/>
+          <w:bCs/>
+          <w:sz w:val="32"/>
+          <w:szCs w:val="32"/>
+        </w:rPr>
+        <w:t>null</w:t>
+      </w:r>
+      <w:r>
+        <w:rPr>
+          <w:rFonts w:cs="Calibri"/>
+          <w:sz w:val="32"/>
+          <w:szCs w:val="32"/>
+        </w:rPr>
+        <w:t xml:space="preserve"> safely but if key doesn’t exist → also returns </w:t>
+      </w:r>
+      <w:r>
+        <w:rPr>
+          <w:rFonts w:cs="Calibri"/>
+          <w:b/>
+          <w:bCs/>
+          <w:sz w:val="32"/>
+          <w:szCs w:val="32"/>
+        </w:rPr>
+        <w:t>null</w:t>
+      </w:r>
+    </w:p>
+    <w:p>
+      <w:pPr>
+        <w:jc w:val="both"/>
+        <w:rPr>
+          <w:rFonts w:cs="Calibri"/>
+          <w:b/>
+          <w:bCs/>
+          <w:color w:val="D86DCB" w:themeColor="accent5" w:themeTint="99"/>
+          <w:sz w:val="30"/>
+          <w:szCs w:val="30"/>
+        </w:rPr>
+      </w:pPr>
+      <w:r>
+        <w:rPr>
+          <w:rFonts w:cs="Calibri"/>
+          <w:b/>
+          <w:bCs/>
+          <w:color w:val="D86DCB" w:themeColor="accent5" w:themeTint="99"/>
+          <w:sz w:val="30"/>
+          <w:szCs w:val="30"/>
+        </w:rPr>
+        <w:t>Map&lt;String, int&gt;? scores;</w:t>
+      </w:r>
+    </w:p>
+    <w:p>
+      <w:pPr>
+        <w:jc w:val="both"/>
+        <w:rPr>
+          <w:rFonts w:cs="Calibri"/>
+          <w:b/>
+          <w:bCs/>
+          <w:color w:val="D86DCB" w:themeColor="accent5" w:themeTint="99"/>
+          <w:sz w:val="30"/>
+          <w:szCs w:val="30"/>
+        </w:rPr>
+      </w:pPr>
+      <w:r>
+        <w:rPr>
+          <w:rFonts w:cs="Calibri"/>
+          <w:b/>
+          <w:bCs/>
+          <w:color w:val="D86DCB" w:themeColor="accent5" w:themeTint="99"/>
+          <w:sz w:val="30"/>
+          <w:szCs w:val="30"/>
+        </w:rPr>
+        <w:t>print(</w:t>
+      </w:r>
+      <w:proofErr w:type="gramStart"/>
+      <w:r>
+        <w:rPr>
+          <w:rFonts w:cs="Calibri"/>
+          <w:b/>
+          <w:bCs/>
+          <w:color w:val="D86DCB" w:themeColor="accent5" w:themeTint="99"/>
+          <w:sz w:val="30"/>
+          <w:szCs w:val="30"/>
+        </w:rPr>
+        <w:t>scores?[</w:t>
+      </w:r>
+      <w:proofErr w:type="gramEnd"/>
+      <w:r>
+        <w:rPr>
+          <w:rFonts w:cs="Calibri"/>
+          <w:b/>
+          <w:bCs/>
+          <w:color w:val="D86DCB" w:themeColor="accent5" w:themeTint="99"/>
+          <w:sz w:val="30"/>
+          <w:szCs w:val="30"/>
+        </w:rPr>
+        <w:t>'math']); // null if scores is null</w:t>
+      </w:r>
+    </w:p>
+    <w:p>
+      <w:pPr>
+        <w:jc w:val="both"/>
+        <w:rPr>
+          <w:rFonts w:cs="Calibri"/>
+          <w:sz w:val="32"/>
+          <w:szCs w:val="32"/>
+        </w:rPr>
+      </w:pPr>
+    </w:p>
+    <w:p>
+      <w:pPr>
+        <w:jc w:val="both"/>
+        <w:rPr>
+          <w:rFonts w:cs="Calibri"/>
+          <w:sz w:val="32"/>
+          <w:szCs w:val="32"/>
+        </w:rPr>
+      </w:pPr>
+    </w:p>
+    <w:p>
+      <w:pPr>
+        <w:jc w:val="both"/>
+        <w:rPr>
+          <w:rFonts w:cs="Calibri"/>
+          <w:sz w:val="32"/>
+          <w:szCs w:val="32"/>
+        </w:rPr>
+      </w:pPr>
+      <w:r>
+        <w:rPr>
+          <w:rFonts w:cs="Calibri"/>
+          <w:b/>
+          <w:bCs/>
+          <w:sz w:val="32"/>
+          <w:szCs w:val="32"/>
+        </w:rPr>
+        <w:t>Late Keyword:</w:t>
       </w:r>
     </w:p>
     <w:p>
@@ -2456,61 +3103,71 @@
           <w:sz w:val="32"/>
           <w:szCs w:val="32"/>
         </w:rPr>
-        <w:t xml:space="preserve">But its highly risky make sure we check the </w:t>
-      </w:r>
-      <w:r>
-        <w:rPr>
-          <w:rFonts w:cs="Calibri"/>
-          <w:b/>
-          <w:bCs/>
-          <w:sz w:val="32"/>
-          <w:szCs w:val="32"/>
-        </w:rPr>
-        <w:t>null</w:t>
-      </w:r>
-      <w:r>
-        <w:rPr>
-          <w:rFonts w:cs="Calibri"/>
-          <w:sz w:val="32"/>
-          <w:szCs w:val="32"/>
-        </w:rPr>
-        <w:t xml:space="preserve"> variable before with </w:t>
-      </w:r>
-      <w:r>
-        <w:rPr>
-          <w:rFonts w:cs="Calibri"/>
-          <w:b/>
-          <w:bCs/>
-          <w:sz w:val="32"/>
-          <w:szCs w:val="32"/>
-        </w:rPr>
-        <w:t xml:space="preserve">if </w:t>
-      </w:r>
-      <w:r>
-        <w:rPr>
-          <w:rFonts w:cs="Calibri"/>
-          <w:sz w:val="32"/>
-          <w:szCs w:val="32"/>
-        </w:rPr>
-        <w:t xml:space="preserve">conditioning </w:t>
-      </w:r>
-    </w:p>
-    <w:p>
-      <w:pPr>
-        <w:jc w:val="both"/>
-        <w:rPr>
-          <w:rFonts w:cs="Calibri"/>
-          <w:color w:val="D86DCB" w:themeColor="accent5" w:themeTint="99"/>
-          <w:sz w:val="32"/>
-          <w:szCs w:val="32"/>
-        </w:rPr>
-      </w:pPr>
-      <w:r>
-        <w:rPr>
-          <w:rFonts w:cs="Calibri"/>
-          <w:color w:val="D86DCB" w:themeColor="accent5" w:themeTint="99"/>
-          <w:sz w:val="32"/>
-          <w:szCs w:val="32"/>
+        <w:t xml:space="preserve">Sometimes we can’t initialize a variable immediately but we promise to do it before using it that’s where </w:t>
+      </w:r>
+      <w:r>
+        <w:rPr>
+          <w:rFonts w:cs="Calibri"/>
+          <w:b/>
+          <w:bCs/>
+          <w:sz w:val="32"/>
+          <w:szCs w:val="32"/>
+        </w:rPr>
+        <w:t>late</w:t>
+      </w:r>
+      <w:r>
+        <w:rPr>
+          <w:rFonts w:cs="Calibri"/>
+          <w:sz w:val="32"/>
+          <w:szCs w:val="32"/>
+        </w:rPr>
+        <w:t xml:space="preserve"> comes in</w:t>
+      </w:r>
+    </w:p>
+    <w:p>
+      <w:pPr>
+        <w:jc w:val="both"/>
+        <w:rPr>
+          <w:rFonts w:cs="Calibri"/>
+          <w:b/>
+          <w:bCs/>
+          <w:color w:val="D86DCB" w:themeColor="accent5" w:themeTint="99"/>
+          <w:sz w:val="30"/>
+          <w:szCs w:val="30"/>
+        </w:rPr>
+      </w:pPr>
+      <w:r>
+        <w:rPr>
+          <w:rFonts w:cs="Calibri"/>
+          <w:b/>
+          <w:bCs/>
+          <w:color w:val="D86DCB" w:themeColor="accent5" w:themeTint="99"/>
+          <w:sz w:val="30"/>
+          <w:szCs w:val="30"/>
+        </w:rPr>
+        <w:t>late String token;</w:t>
+      </w:r>
+    </w:p>
+    <w:p>
+      <w:pPr>
+        <w:jc w:val="both"/>
+        <w:rPr>
+          <w:rFonts w:cs="Calibri"/>
+          <w:b/>
+          <w:bCs/>
+          <w:color w:val="D86DCB" w:themeColor="accent5" w:themeTint="99"/>
+          <w:sz w:val="30"/>
+          <w:szCs w:val="30"/>
+        </w:rPr>
+      </w:pPr>
+      <w:r>
+        <w:rPr>
+          <w:rFonts w:cs="Calibri"/>
+          <w:b/>
+          <w:bCs/>
+          <w:color w:val="D86DCB" w:themeColor="accent5" w:themeTint="99"/>
+          <w:sz w:val="30"/>
+          <w:szCs w:val="30"/>
         </w:rPr>
         <w:t xml:space="preserve">void </w:t>
       </w:r>
@@ -2518,9 +3175,11 @@
       <w:r>
         <w:rPr>
           <w:rFonts w:cs="Calibri"/>
-          <w:color w:val="D86DCB" w:themeColor="accent5" w:themeTint="99"/>
-          <w:sz w:val="32"/>
-          <w:szCs w:val="32"/>
+          <w:b/>
+          <w:bCs/>
+          <w:color w:val="D86DCB" w:themeColor="accent5" w:themeTint="99"/>
+          <w:sz w:val="30"/>
+          <w:szCs w:val="30"/>
         </w:rPr>
         <w:t>main(</w:t>
       </w:r>
@@ -2528,9 +3187,11 @@
       <w:r>
         <w:rPr>
           <w:rFonts w:cs="Calibri"/>
-          <w:color w:val="D86DCB" w:themeColor="accent5" w:themeTint="99"/>
-          <w:sz w:val="32"/>
-          <w:szCs w:val="32"/>
+          <w:b/>
+          <w:bCs/>
+          <w:color w:val="D86DCB" w:themeColor="accent5" w:themeTint="99"/>
+          <w:sz w:val="30"/>
+          <w:szCs w:val="30"/>
         </w:rPr>
         <w:t>) {</w:t>
       </w:r>
@@ -2540,148 +3201,69 @@
         <w:jc w:val="both"/>
         <w:rPr>
           <w:rFonts w:cs="Calibri"/>
-          <w:color w:val="D86DCB" w:themeColor="accent5" w:themeTint="99"/>
-          <w:sz w:val="32"/>
-          <w:szCs w:val="32"/>
-        </w:rPr>
-      </w:pPr>
-      <w:r>
-        <w:rPr>
-          <w:rFonts w:cs="Calibri"/>
-          <w:color w:val="D86DCB" w:themeColor="accent5" w:themeTint="99"/>
-          <w:sz w:val="32"/>
-          <w:szCs w:val="32"/>
-        </w:rPr>
-        <w:t xml:space="preserve">  int? age = 20;</w:t>
-      </w:r>
-    </w:p>
-    <w:p>
-      <w:pPr>
-        <w:jc w:val="both"/>
-        <w:rPr>
-          <w:rFonts w:cs="Calibri"/>
-          <w:color w:val="D86DCB" w:themeColor="accent5" w:themeTint="99"/>
-          <w:sz w:val="32"/>
-          <w:szCs w:val="32"/>
-        </w:rPr>
-      </w:pPr>
-      <w:r>
-        <w:rPr>
-          <w:rFonts w:cs="Calibri"/>
-          <w:color w:val="D86DCB" w:themeColor="accent5" w:themeTint="99"/>
-          <w:sz w:val="32"/>
-          <w:szCs w:val="32"/>
-        </w:rPr>
-        <w:t xml:space="preserve">  if (age == null) return; // make sure to check it</w:t>
-      </w:r>
-    </w:p>
-    <w:p>
-      <w:pPr>
-        <w:jc w:val="both"/>
-        <w:rPr>
-          <w:rFonts w:cs="Calibri"/>
-          <w:color w:val="D86DCB" w:themeColor="accent5" w:themeTint="99"/>
-          <w:sz w:val="32"/>
-          <w:szCs w:val="32"/>
-        </w:rPr>
-      </w:pPr>
-      <w:r>
-        <w:rPr>
-          <w:rFonts w:cs="Calibri"/>
-          <w:color w:val="D86DCB" w:themeColor="accent5" w:themeTint="99"/>
-          <w:sz w:val="32"/>
-          <w:szCs w:val="32"/>
-        </w:rPr>
-        <w:t xml:space="preserve">  int </w:t>
-      </w:r>
-      <w:proofErr w:type="spellStart"/>
-      <w:r>
-        <w:rPr>
-          <w:rFonts w:cs="Calibri"/>
-          <w:color w:val="D86DCB" w:themeColor="accent5" w:themeTint="99"/>
-          <w:sz w:val="32"/>
-          <w:szCs w:val="32"/>
-        </w:rPr>
-        <w:t>sureAge</w:t>
-      </w:r>
-      <w:proofErr w:type="spellEnd"/>
-      <w:r>
-        <w:rPr>
-          <w:rFonts w:cs="Calibri"/>
-          <w:color w:val="D86DCB" w:themeColor="accent5" w:themeTint="99"/>
-          <w:sz w:val="32"/>
-          <w:szCs w:val="32"/>
-        </w:rPr>
-        <w:t xml:space="preserve"> = </w:t>
-      </w:r>
-      <w:proofErr w:type="gramStart"/>
-      <w:r>
-        <w:rPr>
-          <w:rFonts w:cs="Calibri"/>
-          <w:color w:val="D86DCB" w:themeColor="accent5" w:themeTint="99"/>
-          <w:sz w:val="32"/>
-          <w:szCs w:val="32"/>
-        </w:rPr>
-        <w:t>age!;</w:t>
-      </w:r>
-      <w:proofErr w:type="gramEnd"/>
-    </w:p>
-    <w:p>
-      <w:pPr>
-        <w:jc w:val="both"/>
-        <w:rPr>
-          <w:rFonts w:cs="Calibri"/>
-          <w:color w:val="D86DCB" w:themeColor="accent5" w:themeTint="99"/>
-          <w:sz w:val="32"/>
-          <w:szCs w:val="32"/>
-        </w:rPr>
-      </w:pPr>
-      <w:r>
-        <w:rPr>
-          <w:rFonts w:cs="Calibri"/>
-          <w:color w:val="D86DCB" w:themeColor="accent5" w:themeTint="99"/>
-          <w:sz w:val="32"/>
-          <w:szCs w:val="32"/>
-        </w:rPr>
-        <w:t xml:space="preserve">  print(</w:t>
-      </w:r>
-      <w:proofErr w:type="spellStart"/>
-      <w:r>
-        <w:rPr>
-          <w:rFonts w:cs="Calibri"/>
-          <w:color w:val="D86DCB" w:themeColor="accent5" w:themeTint="99"/>
-          <w:sz w:val="32"/>
-          <w:szCs w:val="32"/>
-        </w:rPr>
-        <w:t>sureAge</w:t>
-      </w:r>
-      <w:proofErr w:type="spellEnd"/>
-      <w:r>
-        <w:rPr>
-          <w:rFonts w:cs="Calibri"/>
-          <w:color w:val="D86DCB" w:themeColor="accent5" w:themeTint="99"/>
-          <w:sz w:val="32"/>
-          <w:szCs w:val="32"/>
-        </w:rPr>
-        <w:t>);</w:t>
-      </w:r>
-    </w:p>
-    <w:p>
-      <w:pPr>
-        <w:jc w:val="both"/>
-        <w:rPr>
-          <w:rFonts w:cs="Calibri"/>
-          <w:color w:val="D86DCB" w:themeColor="accent5" w:themeTint="99"/>
-          <w:sz w:val="32"/>
-          <w:szCs w:val="32"/>
-        </w:rPr>
-      </w:pPr>
-      <w:r>
-        <w:rPr>
-          <w:rFonts w:cs="Calibri"/>
-          <w:color w:val="D86DCB" w:themeColor="accent5" w:themeTint="99"/>
-          <w:sz w:val="32"/>
-          <w:szCs w:val="32"/>
+          <w:b/>
+          <w:bCs/>
+          <w:color w:val="D86DCB" w:themeColor="accent5" w:themeTint="99"/>
+          <w:sz w:val="30"/>
+          <w:szCs w:val="30"/>
+        </w:rPr>
+      </w:pPr>
+      <w:r>
+        <w:rPr>
+          <w:rFonts w:cs="Calibri"/>
+          <w:b/>
+          <w:bCs/>
+          <w:color w:val="D86DCB" w:themeColor="accent5" w:themeTint="99"/>
+          <w:sz w:val="30"/>
+          <w:szCs w:val="30"/>
+        </w:rPr>
+        <w:t xml:space="preserve">  token = 'abc123';</w:t>
+      </w:r>
+    </w:p>
+    <w:p>
+      <w:pPr>
+        <w:jc w:val="both"/>
+        <w:rPr>
+          <w:rFonts w:cs="Calibri"/>
+          <w:b/>
+          <w:bCs/>
+          <w:color w:val="D86DCB" w:themeColor="accent5" w:themeTint="99"/>
+          <w:sz w:val="30"/>
+          <w:szCs w:val="30"/>
+        </w:rPr>
+      </w:pPr>
+      <w:r>
+        <w:rPr>
+          <w:rFonts w:cs="Calibri"/>
+          <w:b/>
+          <w:bCs/>
+          <w:color w:val="D86DCB" w:themeColor="accent5" w:themeTint="99"/>
+          <w:sz w:val="30"/>
+          <w:szCs w:val="30"/>
+        </w:rPr>
+        <w:t xml:space="preserve">  print(token);</w:t>
+      </w:r>
+    </w:p>
+    <w:p>
+      <w:pPr>
+        <w:jc w:val="both"/>
+        <w:rPr>
+          <w:rFonts w:cs="Calibri"/>
+          <w:b/>
+          <w:bCs/>
+          <w:color w:val="D86DCB" w:themeColor="accent5" w:themeTint="99"/>
+          <w:sz w:val="30"/>
+          <w:szCs w:val="30"/>
+        </w:rPr>
+      </w:pPr>
+      <w:r>
+        <w:rPr>
+          <w:rFonts w:cs="Calibri"/>
+          <w:b/>
+          <w:bCs/>
+          <w:color w:val="D86DCB" w:themeColor="accent5" w:themeTint="99"/>
+          <w:sz w:val="30"/>
+          <w:szCs w:val="30"/>
         </w:rPr>
         <w:t>}</w:t>
       </w:r>
@@ -2691,8 +3273,6 @@
         <w:jc w:val="both"/>
         <w:rPr>
           <w:rFonts w:cs="Calibri"/>
-          <w:b/>
-          <w:bCs/>
           <w:sz w:val="32"/>
           <w:szCs w:val="32"/>
         </w:rPr>
@@ -2713,740 +3293,6 @@
           <w:sz w:val="32"/>
           <w:szCs w:val="32"/>
         </w:rPr>
-        <w:t>20</w:t>
-      </w:r>
-    </w:p>
-    <w:p>
-      <w:pPr>
-        <w:jc w:val="both"/>
-        <w:rPr>
-          <w:rFonts w:cs="Calibri"/>
-          <w:b/>
-          <w:bCs/>
-          <w:sz w:val="32"/>
-          <w:szCs w:val="32"/>
-        </w:rPr>
-      </w:pPr>
-    </w:p>
-    <w:p>
-      <w:pPr>
-        <w:jc w:val="both"/>
-        <w:rPr>
-          <w:rFonts w:cs="Calibri"/>
-          <w:b/>
-          <w:bCs/>
-          <w:sz w:val="32"/>
-          <w:szCs w:val="32"/>
-        </w:rPr>
-      </w:pPr>
-    </w:p>
-    <w:p>
-      <w:pPr>
-        <w:jc w:val="both"/>
-        <w:rPr>
-          <w:rFonts w:cs="Calibri"/>
-          <w:b/>
-          <w:bCs/>
-          <w:sz w:val="32"/>
-          <w:szCs w:val="32"/>
-        </w:rPr>
-      </w:pPr>
-      <w:r>
-        <w:rPr>
-          <w:rFonts w:cs="Calibri"/>
-          <w:b/>
-          <w:bCs/>
-          <w:sz w:val="32"/>
-          <w:szCs w:val="32"/>
-        </w:rPr>
-        <w:t>Null Aware Operator</w:t>
-      </w:r>
-      <w:r>
-        <w:rPr>
-          <w:rFonts w:cs="Calibri"/>
-          <w:b/>
-          <w:bCs/>
-          <w:sz w:val="32"/>
-          <w:szCs w:val="32"/>
-        </w:rPr>
-        <w:t xml:space="preserve"> in List and Map</w:t>
-      </w:r>
-      <w:r>
-        <w:rPr>
-          <w:rFonts w:cs="Calibri"/>
-          <w:b/>
-          <w:bCs/>
-          <w:sz w:val="32"/>
-          <w:szCs w:val="32"/>
-        </w:rPr>
-        <w:t>:</w:t>
-      </w:r>
-    </w:p>
-    <w:p>
-      <w:pPr>
-        <w:jc w:val="both"/>
-        <w:rPr>
-          <w:rFonts w:cs="Calibri"/>
-          <w:sz w:val="32"/>
-          <w:szCs w:val="32"/>
-        </w:rPr>
-      </w:pPr>
-      <w:r>
-        <w:rPr>
-          <w:rFonts w:cs="Calibri"/>
-          <w:sz w:val="32"/>
-          <w:szCs w:val="32"/>
-        </w:rPr>
-        <w:t xml:space="preserve"># We can use null aware </w:t>
-      </w:r>
-      <w:proofErr w:type="gramStart"/>
-      <w:r>
-        <w:rPr>
-          <w:rFonts w:cs="Calibri"/>
-          <w:sz w:val="32"/>
-          <w:szCs w:val="32"/>
-        </w:rPr>
-        <w:t>operator</w:t>
-      </w:r>
-      <w:r>
-        <w:rPr>
-          <w:rFonts w:cs="Calibri"/>
-          <w:sz w:val="32"/>
-          <w:szCs w:val="32"/>
-        </w:rPr>
-        <w:t xml:space="preserve"> </w:t>
-      </w:r>
-      <w:r>
-        <w:rPr>
-          <w:rFonts w:cs="Calibri"/>
-          <w:b/>
-          <w:bCs/>
-          <w:sz w:val="32"/>
-          <w:szCs w:val="32"/>
-        </w:rPr>
-        <w:t>?</w:t>
-      </w:r>
-      <w:proofErr w:type="gramEnd"/>
-      <w:r>
-        <w:rPr>
-          <w:rFonts w:cs="Calibri"/>
-          <w:b/>
-          <w:bCs/>
-          <w:sz w:val="32"/>
-          <w:szCs w:val="32"/>
-        </w:rPr>
-        <w:t>.</w:t>
-      </w:r>
-      <w:r>
-        <w:rPr>
-          <w:rFonts w:cs="Calibri"/>
-          <w:sz w:val="32"/>
-          <w:szCs w:val="32"/>
-        </w:rPr>
-        <w:t xml:space="preserve"> </w:t>
-      </w:r>
-      <w:r>
-        <w:rPr>
-          <w:rFonts w:cs="Calibri"/>
-          <w:sz w:val="32"/>
-          <w:szCs w:val="32"/>
-        </w:rPr>
-        <w:t>in List and Map’s too</w:t>
-      </w:r>
-      <w:r>
-        <w:rPr>
-          <w:rFonts w:cs="Calibri"/>
-          <w:sz w:val="32"/>
-          <w:szCs w:val="32"/>
-        </w:rPr>
-        <w:t>.</w:t>
-      </w:r>
-    </w:p>
-    <w:p>
-      <w:pPr>
-        <w:jc w:val="both"/>
-        <w:rPr>
-          <w:rFonts w:cs="Calibri"/>
-          <w:sz w:val="32"/>
-          <w:szCs w:val="32"/>
-        </w:rPr>
-      </w:pPr>
-      <w:r>
-        <w:rPr>
-          <w:rFonts w:cs="Calibri"/>
-          <w:sz w:val="32"/>
-          <w:szCs w:val="32"/>
-        </w:rPr>
-        <w:t xml:space="preserve"># </w:t>
-      </w:r>
-      <w:proofErr w:type="gramStart"/>
-      <w:r>
-        <w:rPr>
-          <w:rFonts w:cs="Calibri"/>
-          <w:sz w:val="32"/>
-          <w:szCs w:val="32"/>
-        </w:rPr>
-        <w:t xml:space="preserve">Here </w:t>
-      </w:r>
-      <w:r>
-        <w:rPr>
-          <w:rFonts w:cs="Calibri"/>
-          <w:b/>
-          <w:bCs/>
-          <w:sz w:val="32"/>
-          <w:szCs w:val="32"/>
-        </w:rPr>
-        <w:t>?</w:t>
-      </w:r>
-      <w:proofErr w:type="gramEnd"/>
-      <w:r>
-        <w:rPr>
-          <w:rFonts w:cs="Calibri"/>
-          <w:b/>
-          <w:bCs/>
-          <w:sz w:val="32"/>
-          <w:szCs w:val="32"/>
-        </w:rPr>
-        <w:t xml:space="preserve">. </w:t>
-      </w:r>
-      <w:r>
-        <w:rPr>
-          <w:rFonts w:cs="Calibri"/>
-          <w:sz w:val="32"/>
-          <w:szCs w:val="32"/>
-        </w:rPr>
-        <w:t>checks if the list itself is null.</w:t>
-      </w:r>
-    </w:p>
-    <w:p>
-      <w:pPr>
-        <w:jc w:val="both"/>
-        <w:rPr>
-          <w:rFonts w:cs="Calibri"/>
-          <w:color w:val="D86DCB" w:themeColor="accent5" w:themeTint="99"/>
-          <w:sz w:val="32"/>
-          <w:szCs w:val="32"/>
-        </w:rPr>
-      </w:pPr>
-      <w:r>
-        <w:rPr>
-          <w:rFonts w:cs="Calibri"/>
-          <w:color w:val="D86DCB" w:themeColor="accent5" w:themeTint="99"/>
-          <w:sz w:val="32"/>
-          <w:szCs w:val="32"/>
-        </w:rPr>
-        <w:t>String? a;</w:t>
-      </w:r>
-    </w:p>
-    <w:p>
-      <w:pPr>
-        <w:jc w:val="both"/>
-        <w:rPr>
-          <w:rFonts w:cs="Calibri"/>
-          <w:color w:val="D86DCB" w:themeColor="accent5" w:themeTint="99"/>
-          <w:sz w:val="32"/>
-          <w:szCs w:val="32"/>
-        </w:rPr>
-      </w:pPr>
-      <w:r>
-        <w:rPr>
-          <w:rFonts w:cs="Calibri"/>
-          <w:color w:val="D86DCB" w:themeColor="accent5" w:themeTint="99"/>
-          <w:sz w:val="32"/>
-          <w:szCs w:val="32"/>
-        </w:rPr>
-        <w:t>String? b;</w:t>
-      </w:r>
-    </w:p>
-    <w:p>
-      <w:pPr>
-        <w:jc w:val="both"/>
-        <w:rPr>
-          <w:rFonts w:cs="Calibri"/>
-          <w:color w:val="D86DCB" w:themeColor="accent5" w:themeTint="99"/>
-          <w:sz w:val="32"/>
-          <w:szCs w:val="32"/>
-        </w:rPr>
-      </w:pPr>
-      <w:r>
-        <w:rPr>
-          <w:rFonts w:cs="Calibri"/>
-          <w:color w:val="D86DCB" w:themeColor="accent5" w:themeTint="99"/>
-          <w:sz w:val="32"/>
-          <w:szCs w:val="32"/>
-        </w:rPr>
-        <w:t>var list = [a, b];</w:t>
-      </w:r>
-    </w:p>
-    <w:p>
-      <w:pPr>
-        <w:jc w:val="both"/>
-        <w:rPr>
-          <w:rFonts w:cs="Calibri"/>
-          <w:color w:val="D86DCB" w:themeColor="accent5" w:themeTint="99"/>
-          <w:sz w:val="32"/>
-          <w:szCs w:val="32"/>
-        </w:rPr>
-      </w:pPr>
-    </w:p>
-    <w:p>
-      <w:pPr>
-        <w:jc w:val="both"/>
-        <w:rPr>
-          <w:rFonts w:cs="Calibri"/>
-          <w:color w:val="D86DCB" w:themeColor="accent5" w:themeTint="99"/>
-          <w:sz w:val="32"/>
-          <w:szCs w:val="32"/>
-        </w:rPr>
-      </w:pPr>
-      <w:r>
-        <w:rPr>
-          <w:rFonts w:cs="Calibri"/>
-          <w:color w:val="D86DCB" w:themeColor="accent5" w:themeTint="99"/>
-          <w:sz w:val="32"/>
-          <w:szCs w:val="32"/>
-        </w:rPr>
-        <w:t>print(list</w:t>
-      </w:r>
-      <w:proofErr w:type="gramStart"/>
-      <w:r>
-        <w:rPr>
-          <w:rFonts w:cs="Calibri"/>
-          <w:color w:val="D86DCB" w:themeColor="accent5" w:themeTint="99"/>
-          <w:sz w:val="32"/>
-          <w:szCs w:val="32"/>
-        </w:rPr>
-        <w:t xml:space="preserve">); </w:t>
-      </w:r>
-      <w:r>
-        <w:rPr>
-          <w:rFonts w:cs="Calibri"/>
-          <w:color w:val="D86DCB" w:themeColor="accent5" w:themeTint="99"/>
-          <w:sz w:val="32"/>
-          <w:szCs w:val="32"/>
-        </w:rPr>
-        <w:t xml:space="preserve"> </w:t>
-      </w:r>
-      <w:r>
-        <w:rPr>
-          <w:rFonts w:cs="Calibri"/>
-          <w:color w:val="D86DCB" w:themeColor="accent5" w:themeTint="99"/>
-          <w:sz w:val="32"/>
-          <w:szCs w:val="32"/>
-        </w:rPr>
-        <w:t>/</w:t>
-      </w:r>
-      <w:proofErr w:type="gramEnd"/>
-      <w:r>
-        <w:rPr>
-          <w:rFonts w:cs="Calibri"/>
-          <w:color w:val="D86DCB" w:themeColor="accent5" w:themeTint="99"/>
-          <w:sz w:val="32"/>
-          <w:szCs w:val="32"/>
-        </w:rPr>
-        <w:t>/ [null, null]</w:t>
-      </w:r>
-    </w:p>
-    <w:p>
-      <w:pPr>
-        <w:jc w:val="both"/>
-        <w:rPr>
-          <w:rFonts w:cs="Calibri"/>
-          <w:b/>
-          <w:bCs/>
-          <w:sz w:val="32"/>
-          <w:szCs w:val="32"/>
-        </w:rPr>
-      </w:pPr>
-      <w:r>
-        <w:rPr>
-          <w:rFonts w:cs="Calibri"/>
-          <w:sz w:val="32"/>
-          <w:szCs w:val="32"/>
-        </w:rPr>
-        <w:t># With map key accessing</w:t>
-      </w:r>
-      <w:r>
-        <w:rPr>
-          <w:rFonts w:cs="Calibri"/>
-          <w:sz w:val="32"/>
-          <w:szCs w:val="32"/>
-        </w:rPr>
-        <w:t xml:space="preserve">. If </w:t>
-      </w:r>
-      <w:r>
-        <w:rPr>
-          <w:rFonts w:cs="Calibri"/>
-          <w:b/>
-          <w:bCs/>
-          <w:sz w:val="32"/>
-          <w:szCs w:val="32"/>
-        </w:rPr>
-        <w:t>scores</w:t>
-      </w:r>
-      <w:r>
-        <w:rPr>
-          <w:rFonts w:cs="Calibri"/>
-          <w:sz w:val="32"/>
-          <w:szCs w:val="32"/>
-        </w:rPr>
-        <w:t xml:space="preserve"> </w:t>
-      </w:r>
-      <w:proofErr w:type="gramStart"/>
-      <w:r>
-        <w:rPr>
-          <w:rFonts w:cs="Calibri"/>
-          <w:sz w:val="32"/>
-          <w:szCs w:val="32"/>
-        </w:rPr>
-        <w:t>is</w:t>
-      </w:r>
-      <w:proofErr w:type="gramEnd"/>
-      <w:r>
-        <w:rPr>
-          <w:rFonts w:cs="Calibri"/>
-          <w:sz w:val="32"/>
-          <w:szCs w:val="32"/>
-        </w:rPr>
-        <w:t xml:space="preserve"> </w:t>
-      </w:r>
-      <w:r>
-        <w:rPr>
-          <w:rFonts w:cs="Calibri"/>
-          <w:b/>
-          <w:bCs/>
-          <w:sz w:val="32"/>
-          <w:szCs w:val="32"/>
-        </w:rPr>
-        <w:t>null</w:t>
-      </w:r>
-      <w:r>
-        <w:rPr>
-          <w:rFonts w:cs="Calibri"/>
-          <w:sz w:val="32"/>
-          <w:szCs w:val="32"/>
-        </w:rPr>
-        <w:t xml:space="preserve"> → returns </w:t>
-      </w:r>
-      <w:r>
-        <w:rPr>
-          <w:rFonts w:cs="Calibri"/>
-          <w:b/>
-          <w:bCs/>
-          <w:sz w:val="32"/>
-          <w:szCs w:val="32"/>
-        </w:rPr>
-        <w:t>null</w:t>
-      </w:r>
-      <w:r>
-        <w:rPr>
-          <w:rFonts w:cs="Calibri"/>
-          <w:sz w:val="32"/>
-          <w:szCs w:val="32"/>
-        </w:rPr>
-        <w:t xml:space="preserve"> safely but if key doesn’t exist → also returns </w:t>
-      </w:r>
-      <w:r>
-        <w:rPr>
-          <w:rFonts w:cs="Calibri"/>
-          <w:b/>
-          <w:bCs/>
-          <w:sz w:val="32"/>
-          <w:szCs w:val="32"/>
-        </w:rPr>
-        <w:t>null</w:t>
-      </w:r>
-    </w:p>
-    <w:p>
-      <w:pPr>
-        <w:jc w:val="both"/>
-        <w:rPr>
-          <w:rFonts w:cs="Calibri"/>
-          <w:color w:val="D86DCB" w:themeColor="accent5" w:themeTint="99"/>
-          <w:sz w:val="32"/>
-          <w:szCs w:val="32"/>
-        </w:rPr>
-      </w:pPr>
-      <w:r>
-        <w:rPr>
-          <w:rFonts w:cs="Calibri"/>
-          <w:color w:val="D86DCB" w:themeColor="accent5" w:themeTint="99"/>
-          <w:sz w:val="32"/>
-          <w:szCs w:val="32"/>
-        </w:rPr>
-        <w:t>Map&lt;String, int&gt;? scores;</w:t>
-      </w:r>
-    </w:p>
-    <w:p>
-      <w:pPr>
-        <w:jc w:val="both"/>
-        <w:rPr>
-          <w:rFonts w:cs="Calibri"/>
-          <w:color w:val="D86DCB" w:themeColor="accent5" w:themeTint="99"/>
-          <w:sz w:val="32"/>
-          <w:szCs w:val="32"/>
-        </w:rPr>
-      </w:pPr>
-      <w:r>
-        <w:rPr>
-          <w:rFonts w:cs="Calibri"/>
-          <w:color w:val="D86DCB" w:themeColor="accent5" w:themeTint="99"/>
-          <w:sz w:val="32"/>
-          <w:szCs w:val="32"/>
-        </w:rPr>
-        <w:t>print(</w:t>
-      </w:r>
-      <w:proofErr w:type="gramStart"/>
-      <w:r>
-        <w:rPr>
-          <w:rFonts w:cs="Calibri"/>
-          <w:color w:val="D86DCB" w:themeColor="accent5" w:themeTint="99"/>
-          <w:sz w:val="32"/>
-          <w:szCs w:val="32"/>
-        </w:rPr>
-        <w:t>scores?[</w:t>
-      </w:r>
-      <w:proofErr w:type="gramEnd"/>
-      <w:r>
-        <w:rPr>
-          <w:rFonts w:cs="Calibri"/>
-          <w:color w:val="D86DCB" w:themeColor="accent5" w:themeTint="99"/>
-          <w:sz w:val="32"/>
-          <w:szCs w:val="32"/>
-        </w:rPr>
-        <w:t>'math']); // null if scores is null</w:t>
-      </w:r>
-    </w:p>
-    <w:p>
-      <w:pPr>
-        <w:jc w:val="both"/>
-        <w:rPr>
-          <w:rFonts w:cs="Calibri"/>
-          <w:sz w:val="32"/>
-          <w:szCs w:val="32"/>
-        </w:rPr>
-      </w:pPr>
-    </w:p>
-    <w:p>
-      <w:pPr>
-        <w:jc w:val="both"/>
-        <w:rPr>
-          <w:rFonts w:cs="Calibri"/>
-          <w:sz w:val="32"/>
-          <w:szCs w:val="32"/>
-        </w:rPr>
-      </w:pPr>
-    </w:p>
-    <w:p>
-      <w:pPr>
-        <w:jc w:val="both"/>
-        <w:rPr>
-          <w:rFonts w:cs="Calibri"/>
-          <w:sz w:val="32"/>
-          <w:szCs w:val="32"/>
-        </w:rPr>
-      </w:pPr>
-      <w:r>
-        <w:rPr>
-          <w:rFonts w:cs="Calibri"/>
-          <w:b/>
-          <w:bCs/>
-          <w:sz w:val="32"/>
-          <w:szCs w:val="32"/>
-        </w:rPr>
-        <w:t>Late Keyword:</w:t>
-      </w:r>
-    </w:p>
-    <w:p>
-      <w:pPr>
-        <w:jc w:val="both"/>
-        <w:rPr>
-          <w:rFonts w:cs="Calibri"/>
-          <w:sz w:val="32"/>
-          <w:szCs w:val="32"/>
-        </w:rPr>
-      </w:pPr>
-      <w:r>
-        <w:rPr>
-          <w:rFonts w:cs="Calibri"/>
-          <w:sz w:val="32"/>
-          <w:szCs w:val="32"/>
-        </w:rPr>
-        <w:t xml:space="preserve"># </w:t>
-      </w:r>
-      <w:r>
-        <w:rPr>
-          <w:rFonts w:cs="Calibri"/>
-          <w:sz w:val="32"/>
-          <w:szCs w:val="32"/>
-        </w:rPr>
-        <w:t xml:space="preserve">Sometimes we can’t initialize a variable immediately but we promise to do it before using it that’s where </w:t>
-      </w:r>
-      <w:r>
-        <w:rPr>
-          <w:rFonts w:cs="Calibri"/>
-          <w:b/>
-          <w:bCs/>
-          <w:sz w:val="32"/>
-          <w:szCs w:val="32"/>
-        </w:rPr>
-        <w:t>late</w:t>
-      </w:r>
-      <w:r>
-        <w:rPr>
-          <w:rFonts w:cs="Calibri"/>
-          <w:sz w:val="32"/>
-          <w:szCs w:val="32"/>
-        </w:rPr>
-        <w:t xml:space="preserve"> comes in</w:t>
-      </w:r>
-    </w:p>
-    <w:p>
-      <w:pPr>
-        <w:jc w:val="both"/>
-        <w:rPr>
-          <w:rFonts w:cs="Calibri"/>
-          <w:color w:val="D86DCB" w:themeColor="accent5" w:themeTint="99"/>
-          <w:sz w:val="32"/>
-          <w:szCs w:val="32"/>
-        </w:rPr>
-      </w:pPr>
-      <w:r>
-        <w:rPr>
-          <w:rFonts w:cs="Calibri"/>
-          <w:color w:val="D86DCB" w:themeColor="accent5" w:themeTint="99"/>
-          <w:sz w:val="32"/>
-          <w:szCs w:val="32"/>
-        </w:rPr>
-        <w:t>late String token;</w:t>
-      </w:r>
-    </w:p>
-    <w:p>
-      <w:pPr>
-        <w:jc w:val="both"/>
-        <w:rPr>
-          <w:rFonts w:cs="Calibri"/>
-          <w:color w:val="D86DCB" w:themeColor="accent5" w:themeTint="99"/>
-          <w:sz w:val="32"/>
-          <w:szCs w:val="32"/>
-        </w:rPr>
-      </w:pPr>
-      <w:r>
-        <w:rPr>
-          <w:rFonts w:cs="Calibri"/>
-          <w:color w:val="D86DCB" w:themeColor="accent5" w:themeTint="99"/>
-          <w:sz w:val="32"/>
-          <w:szCs w:val="32"/>
-        </w:rPr>
-        <w:t xml:space="preserve">void </w:t>
-      </w:r>
-      <w:proofErr w:type="gramStart"/>
-      <w:r>
-        <w:rPr>
-          <w:rFonts w:cs="Calibri"/>
-          <w:color w:val="D86DCB" w:themeColor="accent5" w:themeTint="99"/>
-          <w:sz w:val="32"/>
-          <w:szCs w:val="32"/>
-        </w:rPr>
-        <w:t>main(</w:t>
-      </w:r>
-      <w:proofErr w:type="gramEnd"/>
-      <w:r>
-        <w:rPr>
-          <w:rFonts w:cs="Calibri"/>
-          <w:color w:val="D86DCB" w:themeColor="accent5" w:themeTint="99"/>
-          <w:sz w:val="32"/>
-          <w:szCs w:val="32"/>
-        </w:rPr>
-        <w:t>) {</w:t>
-      </w:r>
-    </w:p>
-    <w:p>
-      <w:pPr>
-        <w:jc w:val="both"/>
-        <w:rPr>
-          <w:rFonts w:cs="Calibri"/>
-          <w:color w:val="D86DCB" w:themeColor="accent5" w:themeTint="99"/>
-          <w:sz w:val="32"/>
-          <w:szCs w:val="32"/>
-        </w:rPr>
-      </w:pPr>
-      <w:r>
-        <w:rPr>
-          <w:rFonts w:cs="Calibri"/>
-          <w:color w:val="D86DCB" w:themeColor="accent5" w:themeTint="99"/>
-          <w:sz w:val="32"/>
-          <w:szCs w:val="32"/>
-        </w:rPr>
-        <w:t xml:space="preserve">  token = 'abc123';</w:t>
-      </w:r>
-    </w:p>
-    <w:p>
-      <w:pPr>
-        <w:jc w:val="both"/>
-        <w:rPr>
-          <w:rFonts w:cs="Calibri"/>
-          <w:color w:val="D86DCB" w:themeColor="accent5" w:themeTint="99"/>
-          <w:sz w:val="32"/>
-          <w:szCs w:val="32"/>
-        </w:rPr>
-      </w:pPr>
-      <w:r>
-        <w:rPr>
-          <w:rFonts w:cs="Calibri"/>
-          <w:color w:val="D86DCB" w:themeColor="accent5" w:themeTint="99"/>
-          <w:sz w:val="32"/>
-          <w:szCs w:val="32"/>
-        </w:rPr>
-        <w:t xml:space="preserve">  print(token);</w:t>
-      </w:r>
-    </w:p>
-    <w:p>
-      <w:pPr>
-        <w:jc w:val="both"/>
-        <w:rPr>
-          <w:rFonts w:cs="Calibri"/>
-          <w:color w:val="D86DCB" w:themeColor="accent5" w:themeTint="99"/>
-          <w:sz w:val="32"/>
-          <w:szCs w:val="32"/>
-        </w:rPr>
-      </w:pPr>
-      <w:r>
-        <w:rPr>
-          <w:rFonts w:cs="Calibri"/>
-          <w:color w:val="D86DCB" w:themeColor="accent5" w:themeTint="99"/>
-          <w:sz w:val="32"/>
-          <w:szCs w:val="32"/>
-        </w:rPr>
-        <w:lastRenderedPageBreak/>
-        <w:t>}</w:t>
-      </w:r>
-    </w:p>
-    <w:p>
-      <w:pPr>
-        <w:jc w:val="both"/>
-        <w:rPr>
-          <w:rFonts w:cs="Calibri"/>
-          <w:sz w:val="32"/>
-          <w:szCs w:val="32"/>
-        </w:rPr>
-      </w:pPr>
-      <w:r>
-        <w:rPr>
-          <w:rFonts w:cs="Calibri"/>
-          <w:sz w:val="32"/>
-          <w:szCs w:val="32"/>
-        </w:rPr>
-        <w:t xml:space="preserve">Output: </w:t>
-      </w:r>
-      <w:r>
-        <w:rPr>
-          <w:rFonts w:cs="Calibri"/>
-          <w:b/>
-          <w:bCs/>
-          <w:sz w:val="32"/>
-          <w:szCs w:val="32"/>
-        </w:rPr>
         <w:t>abc123</w:t>
       </w:r>
     </w:p>
@@ -3501,27 +3347,7 @@
           <w:sz w:val="32"/>
           <w:szCs w:val="32"/>
         </w:rPr>
-        <w:t xml:space="preserve">Take </w:t>
-      </w:r>
-      <w:r>
-        <w:rPr>
-          <w:rFonts w:cs="Calibri"/>
-          <w:b/>
-          <w:bCs/>
-          <w:sz w:val="32"/>
-          <w:szCs w:val="32"/>
-        </w:rPr>
-        <w:t>A</w:t>
-      </w:r>
-      <w:r>
-        <w:rPr>
-          <w:rFonts w:cs="Calibri"/>
-          <w:b/>
-          <w:bCs/>
-          <w:sz w:val="32"/>
-          <w:szCs w:val="32"/>
-        </w:rPr>
-        <w:t>way</w:t>
+        <w:t>Take Away</w:t>
       </w:r>
       <w:r>
         <w:rPr>
@@ -3560,15 +3386,15 @@
               <w:jc w:val="both"/>
               <w:rPr>
                 <w:rFonts w:cs="Calibri"/>
-                <w:sz w:val="32"/>
-                <w:szCs w:val="32"/>
+                <w:sz w:val="28"/>
+                <w:szCs w:val="28"/>
               </w:rPr>
             </w:pPr>
             <w:r>
               <w:rPr>
                 <w:rFonts w:cs="Calibri"/>
-                <w:sz w:val="32"/>
-                <w:szCs w:val="32"/>
+                <w:sz w:val="28"/>
+                <w:szCs w:val="28"/>
               </w:rPr>
               <w:t>Operator</w:t>
             </w:r>
@@ -3586,15 +3412,15 @@
               <w:cnfStyle w:val="100000000000" w:firstRow="1" w:lastRow="0" w:firstColumn="0" w:lastColumn="0" w:oddVBand="0" w:evenVBand="0" w:oddHBand="0" w:evenHBand="0" w:firstRowFirstColumn="0" w:firstRowLastColumn="0" w:lastRowFirstColumn="0" w:lastRowLastColumn="0"/>
               <w:rPr>
                 <w:rFonts w:cs="Calibri"/>
-                <w:sz w:val="32"/>
-                <w:szCs w:val="32"/>
+                <w:sz w:val="28"/>
+                <w:szCs w:val="28"/>
               </w:rPr>
             </w:pPr>
             <w:r>
               <w:rPr>
                 <w:rFonts w:cs="Calibri"/>
-                <w:sz w:val="32"/>
-                <w:szCs w:val="32"/>
+                <w:sz w:val="28"/>
+                <w:szCs w:val="28"/>
               </w:rPr>
               <w:t>Meaning</w:t>
             </w:r>
@@ -3617,15 +3443,15 @@
               <w:jc w:val="both"/>
               <w:rPr>
                 <w:rFonts w:cs="Calibri"/>
-                <w:sz w:val="32"/>
-                <w:szCs w:val="32"/>
+                <w:sz w:val="28"/>
+                <w:szCs w:val="28"/>
               </w:rPr>
             </w:pPr>
             <w:r>
               <w:rPr>
                 <w:rFonts w:cs="Calibri"/>
-                <w:sz w:val="32"/>
-                <w:szCs w:val="32"/>
+                <w:sz w:val="28"/>
+                <w:szCs w:val="28"/>
               </w:rPr>
               <w:t>??</w:t>
             </w:r>
@@ -3643,15 +3469,15 @@
               <w:cnfStyle w:val="000000100000" w:firstRow="0" w:lastRow="0" w:firstColumn="0" w:lastColumn="0" w:oddVBand="0" w:evenVBand="0" w:oddHBand="1" w:evenHBand="0" w:firstRowFirstColumn="0" w:firstRowLastColumn="0" w:lastRowFirstColumn="0" w:lastRowLastColumn="0"/>
               <w:rPr>
                 <w:rFonts w:cs="Calibri"/>
-                <w:sz w:val="32"/>
-                <w:szCs w:val="32"/>
+                <w:sz w:val="28"/>
+                <w:szCs w:val="28"/>
               </w:rPr>
             </w:pPr>
             <w:r>
               <w:rPr>
                 <w:rFonts w:cs="Calibri"/>
-                <w:sz w:val="32"/>
-                <w:szCs w:val="32"/>
+                <w:sz w:val="28"/>
+                <w:szCs w:val="28"/>
               </w:rPr>
               <w:t>Use fallback value</w:t>
             </w:r>
@@ -3671,15 +3497,15 @@
               <w:jc w:val="both"/>
               <w:rPr>
                 <w:rFonts w:cs="Calibri"/>
-                <w:sz w:val="32"/>
-                <w:szCs w:val="32"/>
+                <w:sz w:val="28"/>
+                <w:szCs w:val="28"/>
               </w:rPr>
             </w:pPr>
             <w:r>
               <w:rPr>
                 <w:rFonts w:cs="Calibri"/>
-                <w:sz w:val="32"/>
-                <w:szCs w:val="32"/>
+                <w:sz w:val="28"/>
+                <w:szCs w:val="28"/>
               </w:rPr>
               <w:t>??=</w:t>
             </w:r>
@@ -3697,15 +3523,15 @@
               <w:cnfStyle w:val="000000000000" w:firstRow="0" w:lastRow="0" w:firstColumn="0" w:lastColumn="0" w:oddVBand="0" w:evenVBand="0" w:oddHBand="0" w:evenHBand="0" w:firstRowFirstColumn="0" w:firstRowLastColumn="0" w:lastRowFirstColumn="0" w:lastRowLastColumn="0"/>
               <w:rPr>
                 <w:rFonts w:cs="Calibri"/>
-                <w:sz w:val="32"/>
-                <w:szCs w:val="32"/>
+                <w:sz w:val="28"/>
+                <w:szCs w:val="28"/>
               </w:rPr>
             </w:pPr>
             <w:r>
               <w:rPr>
                 <w:rFonts w:cs="Calibri"/>
-                <w:sz w:val="32"/>
-                <w:szCs w:val="32"/>
+                <w:sz w:val="28"/>
+                <w:szCs w:val="28"/>
               </w:rPr>
               <w:t>Assign if null</w:t>
             </w:r>
@@ -3728,15 +3554,15 @@
               <w:jc w:val="both"/>
               <w:rPr>
                 <w:rFonts w:cs="Calibri"/>
-                <w:sz w:val="32"/>
-                <w:szCs w:val="32"/>
+                <w:sz w:val="28"/>
+                <w:szCs w:val="28"/>
               </w:rPr>
             </w:pPr>
             <w:r>
               <w:rPr>
                 <w:rFonts w:cs="Calibri"/>
-                <w:sz w:val="32"/>
-                <w:szCs w:val="32"/>
+                <w:sz w:val="28"/>
+                <w:szCs w:val="28"/>
               </w:rPr>
               <w:t>?.</w:t>
             </w:r>
@@ -3754,23 +3580,23 @@
               <w:cnfStyle w:val="000000100000" w:firstRow="0" w:lastRow="0" w:firstColumn="0" w:lastColumn="0" w:oddVBand="0" w:evenVBand="0" w:oddHBand="1" w:evenHBand="0" w:firstRowFirstColumn="0" w:firstRowLastColumn="0" w:lastRowFirstColumn="0" w:lastRowLastColumn="0"/>
               <w:rPr>
                 <w:rFonts w:cs="Calibri"/>
-                <w:sz w:val="32"/>
-                <w:szCs w:val="32"/>
+                <w:sz w:val="28"/>
+                <w:szCs w:val="28"/>
               </w:rPr>
             </w:pPr>
             <w:r>
               <w:rPr>
                 <w:rFonts w:cs="Calibri"/>
-                <w:sz w:val="32"/>
-                <w:szCs w:val="32"/>
+                <w:sz w:val="28"/>
+                <w:szCs w:val="28"/>
               </w:rPr>
               <w:t>Access if not null</w:t>
             </w:r>
             <w:r>
               <w:rPr>
                 <w:rFonts w:cs="Calibri"/>
-                <w:sz w:val="32"/>
-                <w:szCs w:val="32"/>
+                <w:sz w:val="28"/>
+                <w:szCs w:val="28"/>
               </w:rPr>
               <w:t>. Safe access if object may be null</w:t>
             </w:r>
@@ -3790,15 +3616,15 @@
               <w:jc w:val="both"/>
               <w:rPr>
                 <w:rFonts w:cs="Calibri"/>
-                <w:sz w:val="32"/>
-                <w:szCs w:val="32"/>
+                <w:sz w:val="28"/>
+                <w:szCs w:val="28"/>
               </w:rPr>
             </w:pPr>
             <w:r>
               <w:rPr>
                 <w:rFonts w:cs="Calibri"/>
-                <w:sz w:val="32"/>
-                <w:szCs w:val="32"/>
+                <w:sz w:val="28"/>
+                <w:szCs w:val="28"/>
               </w:rPr>
               <w:t>!</w:t>
             </w:r>
@@ -3816,15 +3642,15 @@
               <w:cnfStyle w:val="000000000000" w:firstRow="0" w:lastRow="0" w:firstColumn="0" w:lastColumn="0" w:oddVBand="0" w:evenVBand="0" w:oddHBand="0" w:evenHBand="0" w:firstRowFirstColumn="0" w:firstRowLastColumn="0" w:lastRowFirstColumn="0" w:lastRowLastColumn="0"/>
               <w:rPr>
                 <w:rFonts w:cs="Calibri"/>
-                <w:sz w:val="32"/>
-                <w:szCs w:val="32"/>
+                <w:sz w:val="28"/>
+                <w:szCs w:val="28"/>
               </w:rPr>
             </w:pPr>
             <w:r>
               <w:rPr>
                 <w:rFonts w:cs="Calibri"/>
-                <w:sz w:val="32"/>
-                <w:szCs w:val="32"/>
+                <w:sz w:val="28"/>
+                <w:szCs w:val="28"/>
               </w:rPr>
               <w:t xml:space="preserve">Force </w:t>
             </w:r>
@@ -3832,8 +3658,8 @@
             <w:r>
               <w:rPr>
                 <w:rFonts w:cs="Calibri"/>
-                <w:sz w:val="32"/>
-                <w:szCs w:val="32"/>
+                <w:sz w:val="28"/>
+                <w:szCs w:val="28"/>
               </w:rPr>
               <w:t>unwrap</w:t>
             </w:r>
@@ -3841,8 +3667,8 @@
             <w:r>
               <w:rPr>
                 <w:rFonts w:cs="Calibri"/>
-                <w:sz w:val="32"/>
-                <w:szCs w:val="32"/>
+                <w:sz w:val="28"/>
+                <w:szCs w:val="28"/>
               </w:rPr>
               <w:t xml:space="preserve"> (dangerous)</w:t>
             </w:r>
@@ -4171,18 +3997,22 @@
         <w:jc w:val="both"/>
         <w:rPr>
           <w:rFonts w:cs="Calibri"/>
-          <w:color w:val="D86DCB" w:themeColor="accent5" w:themeTint="99"/>
-          <w:sz w:val="32"/>
-          <w:szCs w:val="32"/>
+          <w:b/>
+          <w:bCs/>
+          <w:color w:val="D86DCB" w:themeColor="accent5" w:themeTint="99"/>
+          <w:sz w:val="30"/>
+          <w:szCs w:val="30"/>
         </w:rPr>
       </w:pPr>
       <w:proofErr w:type="gramStart"/>
       <w:r>
         <w:rPr>
           <w:rFonts w:cs="Calibri"/>
-          <w:color w:val="D86DCB" w:themeColor="accent5" w:themeTint="99"/>
-          <w:sz w:val="32"/>
-          <w:szCs w:val="32"/>
+          <w:b/>
+          <w:bCs/>
+          <w:color w:val="D86DCB" w:themeColor="accent5" w:themeTint="99"/>
+          <w:sz w:val="30"/>
+          <w:szCs w:val="30"/>
         </w:rPr>
         <w:t>Column(</w:t>
       </w:r>
@@ -4193,17 +4023,21 @@
         <w:jc w:val="both"/>
         <w:rPr>
           <w:rFonts w:cs="Calibri"/>
-          <w:color w:val="D86DCB" w:themeColor="accent5" w:themeTint="99"/>
-          <w:sz w:val="32"/>
-          <w:szCs w:val="32"/>
-        </w:rPr>
-      </w:pPr>
-      <w:r>
-        <w:rPr>
-          <w:rFonts w:cs="Calibri"/>
-          <w:color w:val="D86DCB" w:themeColor="accent5" w:themeTint="99"/>
-          <w:sz w:val="32"/>
-          <w:szCs w:val="32"/>
+          <w:b/>
+          <w:bCs/>
+          <w:color w:val="D86DCB" w:themeColor="accent5" w:themeTint="99"/>
+          <w:sz w:val="30"/>
+          <w:szCs w:val="30"/>
+        </w:rPr>
+      </w:pPr>
+      <w:r>
+        <w:rPr>
+          <w:rFonts w:cs="Calibri"/>
+          <w:b/>
+          <w:bCs/>
+          <w:color w:val="D86DCB" w:themeColor="accent5" w:themeTint="99"/>
+          <w:sz w:val="30"/>
+          <w:szCs w:val="30"/>
         </w:rPr>
         <w:t xml:space="preserve">    children: [</w:t>
       </w:r>
@@ -4213,17 +4047,21 @@
         <w:jc w:val="both"/>
         <w:rPr>
           <w:rFonts w:cs="Calibri"/>
-          <w:color w:val="D86DCB" w:themeColor="accent5" w:themeTint="99"/>
-          <w:sz w:val="32"/>
-          <w:szCs w:val="32"/>
-        </w:rPr>
-      </w:pPr>
-      <w:r>
-        <w:rPr>
-          <w:rFonts w:cs="Calibri"/>
-          <w:color w:val="D86DCB" w:themeColor="accent5" w:themeTint="99"/>
-          <w:sz w:val="32"/>
-          <w:szCs w:val="32"/>
+          <w:b/>
+          <w:bCs/>
+          <w:color w:val="D86DCB" w:themeColor="accent5" w:themeTint="99"/>
+          <w:sz w:val="30"/>
+          <w:szCs w:val="30"/>
+        </w:rPr>
+      </w:pPr>
+      <w:r>
+        <w:rPr>
+          <w:rFonts w:cs="Calibri"/>
+          <w:b/>
+          <w:bCs/>
+          <w:color w:val="D86DCB" w:themeColor="accent5" w:themeTint="99"/>
+          <w:sz w:val="30"/>
+          <w:szCs w:val="30"/>
         </w:rPr>
         <w:t xml:space="preserve">       Text('Title'),</w:t>
       </w:r>
@@ -4233,17 +4071,21 @@
         <w:jc w:val="both"/>
         <w:rPr>
           <w:rFonts w:cs="Calibri"/>
-          <w:color w:val="D86DCB" w:themeColor="accent5" w:themeTint="99"/>
-          <w:sz w:val="32"/>
-          <w:szCs w:val="32"/>
-        </w:rPr>
-      </w:pPr>
-      <w:r>
-        <w:rPr>
-          <w:rFonts w:cs="Calibri"/>
-          <w:color w:val="D86DCB" w:themeColor="accent5" w:themeTint="99"/>
-          <w:sz w:val="32"/>
-          <w:szCs w:val="32"/>
+          <w:b/>
+          <w:bCs/>
+          <w:color w:val="D86DCB" w:themeColor="accent5" w:themeTint="99"/>
+          <w:sz w:val="30"/>
+          <w:szCs w:val="30"/>
+        </w:rPr>
+      </w:pPr>
+      <w:r>
+        <w:rPr>
+          <w:rFonts w:cs="Calibri"/>
+          <w:b/>
+          <w:bCs/>
+          <w:color w:val="D86DCB" w:themeColor="accent5" w:themeTint="99"/>
+          <w:sz w:val="30"/>
+          <w:szCs w:val="30"/>
         </w:rPr>
         <w:t xml:space="preserve">       </w:t>
       </w:r>
@@ -4251,9 +4093,11 @@
       <w:r>
         <w:rPr>
           <w:rFonts w:cs="Calibri"/>
-          <w:color w:val="D86DCB" w:themeColor="accent5" w:themeTint="99"/>
-          <w:sz w:val="32"/>
-          <w:szCs w:val="32"/>
+          <w:b/>
+          <w:bCs/>
+          <w:color w:val="D86DCB" w:themeColor="accent5" w:themeTint="99"/>
+          <w:sz w:val="30"/>
+          <w:szCs w:val="30"/>
         </w:rPr>
         <w:t>If(</w:t>
       </w:r>
@@ -4262,9 +4106,11 @@
       <w:r>
         <w:rPr>
           <w:rFonts w:cs="Calibri"/>
-          <w:color w:val="D86DCB" w:themeColor="accent5" w:themeTint="99"/>
-          <w:sz w:val="32"/>
-          <w:szCs w:val="32"/>
+          <w:b/>
+          <w:bCs/>
+          <w:color w:val="D86DCB" w:themeColor="accent5" w:themeTint="99"/>
+          <w:sz w:val="30"/>
+          <w:szCs w:val="30"/>
         </w:rPr>
         <w:t>subTitleWidget</w:t>
       </w:r>
@@ -4272,9 +4118,11 @@
       <w:r>
         <w:rPr>
           <w:rFonts w:cs="Calibri"/>
-          <w:color w:val="D86DCB" w:themeColor="accent5" w:themeTint="99"/>
-          <w:sz w:val="32"/>
-          <w:szCs w:val="32"/>
+          <w:b/>
+          <w:bCs/>
+          <w:color w:val="D86DCB" w:themeColor="accent5" w:themeTint="99"/>
+          <w:sz w:val="30"/>
+          <w:szCs w:val="30"/>
         </w:rPr>
         <w:t xml:space="preserve"> != null) </w:t>
       </w:r>
@@ -4282,9 +4130,11 @@
       <w:r>
         <w:rPr>
           <w:rFonts w:cs="Calibri"/>
-          <w:color w:val="D86DCB" w:themeColor="accent5" w:themeTint="99"/>
-          <w:sz w:val="32"/>
-          <w:szCs w:val="32"/>
+          <w:b/>
+          <w:bCs/>
+          <w:color w:val="D86DCB" w:themeColor="accent5" w:themeTint="99"/>
+          <w:sz w:val="30"/>
+          <w:szCs w:val="30"/>
         </w:rPr>
         <w:t>subTitleWidget</w:t>
       </w:r>
@@ -4292,9 +4142,11 @@
       <w:r>
         <w:rPr>
           <w:rFonts w:cs="Calibri"/>
-          <w:color w:val="D86DCB" w:themeColor="accent5" w:themeTint="99"/>
-          <w:sz w:val="32"/>
-          <w:szCs w:val="32"/>
+          <w:b/>
+          <w:bCs/>
+          <w:color w:val="D86DCB" w:themeColor="accent5" w:themeTint="99"/>
+          <w:sz w:val="30"/>
+          <w:szCs w:val="30"/>
         </w:rPr>
         <w:t>,</w:t>
       </w:r>
@@ -4304,28 +4156,33 @@
         <w:jc w:val="both"/>
         <w:rPr>
           <w:rFonts w:cs="Calibri"/>
-          <w:color w:val="D86DCB" w:themeColor="accent5" w:themeTint="99"/>
-          <w:sz w:val="32"/>
-          <w:szCs w:val="32"/>
-        </w:rPr>
-      </w:pPr>
-      <w:r>
-        <w:rPr>
-          <w:rFonts w:cs="Calibri"/>
-          <w:color w:val="D86DCB" w:themeColor="accent5" w:themeTint="99"/>
-          <w:sz w:val="32"/>
-          <w:szCs w:val="32"/>
-        </w:rPr>
-        <w:lastRenderedPageBreak/>
+          <w:b/>
+          <w:bCs/>
+          <w:color w:val="D86DCB" w:themeColor="accent5" w:themeTint="99"/>
+          <w:sz w:val="30"/>
+          <w:szCs w:val="30"/>
+        </w:rPr>
+      </w:pPr>
+      <w:r>
+        <w:rPr>
+          <w:rFonts w:cs="Calibri"/>
+          <w:b/>
+          <w:bCs/>
+          <w:color w:val="D86DCB" w:themeColor="accent5" w:themeTint="99"/>
+          <w:sz w:val="30"/>
+          <w:szCs w:val="30"/>
+        </w:rPr>
         <w:t xml:space="preserve">       </w:t>
       </w:r>
       <w:proofErr w:type="gramStart"/>
       <w:r>
         <w:rPr>
           <w:rFonts w:cs="Calibri"/>
-          <w:color w:val="D86DCB" w:themeColor="accent5" w:themeTint="99"/>
-          <w:sz w:val="32"/>
-          <w:szCs w:val="32"/>
+          <w:b/>
+          <w:bCs/>
+          <w:color w:val="D86DCB" w:themeColor="accent5" w:themeTint="99"/>
+          <w:sz w:val="30"/>
+          <w:szCs w:val="30"/>
         </w:rPr>
         <w:t>If(</w:t>
       </w:r>
@@ -4334,9 +4191,11 @@
       <w:r>
         <w:rPr>
           <w:rFonts w:cs="Calibri"/>
-          <w:color w:val="D86DCB" w:themeColor="accent5" w:themeTint="99"/>
-          <w:sz w:val="32"/>
-          <w:szCs w:val="32"/>
+          <w:b/>
+          <w:bCs/>
+          <w:color w:val="D86DCB" w:themeColor="accent5" w:themeTint="99"/>
+          <w:sz w:val="30"/>
+          <w:szCs w:val="30"/>
         </w:rPr>
         <w:t>iconWidget</w:t>
       </w:r>
@@ -4344,9 +4203,11 @@
       <w:r>
         <w:rPr>
           <w:rFonts w:cs="Calibri"/>
-          <w:color w:val="D86DCB" w:themeColor="accent5" w:themeTint="99"/>
-          <w:sz w:val="32"/>
-          <w:szCs w:val="32"/>
+          <w:b/>
+          <w:bCs/>
+          <w:color w:val="D86DCB" w:themeColor="accent5" w:themeTint="99"/>
+          <w:sz w:val="30"/>
+          <w:szCs w:val="30"/>
         </w:rPr>
         <w:t xml:space="preserve"> != null) </w:t>
       </w:r>
@@ -4354,9 +4215,11 @@
       <w:r>
         <w:rPr>
           <w:rFonts w:cs="Calibri"/>
-          <w:color w:val="D86DCB" w:themeColor="accent5" w:themeTint="99"/>
-          <w:sz w:val="32"/>
-          <w:szCs w:val="32"/>
+          <w:b/>
+          <w:bCs/>
+          <w:color w:val="D86DCB" w:themeColor="accent5" w:themeTint="99"/>
+          <w:sz w:val="30"/>
+          <w:szCs w:val="30"/>
         </w:rPr>
         <w:t>iconWidget</w:t>
       </w:r>
@@ -4364,9 +4227,11 @@
       <w:r>
         <w:rPr>
           <w:rFonts w:cs="Calibri"/>
-          <w:color w:val="D86DCB" w:themeColor="accent5" w:themeTint="99"/>
-          <w:sz w:val="32"/>
-          <w:szCs w:val="32"/>
+          <w:b/>
+          <w:bCs/>
+          <w:color w:val="D86DCB" w:themeColor="accent5" w:themeTint="99"/>
+          <w:sz w:val="30"/>
+          <w:szCs w:val="30"/>
         </w:rPr>
         <w:t>,</w:t>
       </w:r>
@@ -4376,17 +4241,21 @@
         <w:jc w:val="both"/>
         <w:rPr>
           <w:rFonts w:cs="Calibri"/>
-          <w:color w:val="D86DCB" w:themeColor="accent5" w:themeTint="99"/>
-          <w:sz w:val="32"/>
-          <w:szCs w:val="32"/>
-        </w:rPr>
-      </w:pPr>
-      <w:r>
-        <w:rPr>
-          <w:rFonts w:cs="Calibri"/>
-          <w:color w:val="D86DCB" w:themeColor="accent5" w:themeTint="99"/>
-          <w:sz w:val="32"/>
-          <w:szCs w:val="32"/>
+          <w:b/>
+          <w:bCs/>
+          <w:color w:val="D86DCB" w:themeColor="accent5" w:themeTint="99"/>
+          <w:sz w:val="30"/>
+          <w:szCs w:val="30"/>
+        </w:rPr>
+      </w:pPr>
+      <w:r>
+        <w:rPr>
+          <w:rFonts w:cs="Calibri"/>
+          <w:b/>
+          <w:bCs/>
+          <w:color w:val="D86DCB" w:themeColor="accent5" w:themeTint="99"/>
+          <w:sz w:val="30"/>
+          <w:szCs w:val="30"/>
         </w:rPr>
         <w:t xml:space="preserve">       </w:t>
       </w:r>
@@ -4394,9 +4263,11 @@
       <w:r>
         <w:rPr>
           <w:rFonts w:cs="Calibri"/>
-          <w:color w:val="D86DCB" w:themeColor="accent5" w:themeTint="99"/>
-          <w:sz w:val="32"/>
-          <w:szCs w:val="32"/>
+          <w:b/>
+          <w:bCs/>
+          <w:color w:val="D86DCB" w:themeColor="accent5" w:themeTint="99"/>
+          <w:sz w:val="30"/>
+          <w:szCs w:val="30"/>
         </w:rPr>
         <w:t>If(</w:t>
       </w:r>
@@ -4405,9 +4276,11 @@
       <w:r>
         <w:rPr>
           <w:rFonts w:cs="Calibri"/>
-          <w:color w:val="D86DCB" w:themeColor="accent5" w:themeTint="99"/>
-          <w:sz w:val="32"/>
-          <w:szCs w:val="32"/>
+          <w:b/>
+          <w:bCs/>
+          <w:color w:val="D86DCB" w:themeColor="accent5" w:themeTint="99"/>
+          <w:sz w:val="30"/>
+          <w:szCs w:val="30"/>
         </w:rPr>
         <w:t>footerWidget</w:t>
       </w:r>
@@ -4415,9 +4288,11 @@
       <w:r>
         <w:rPr>
           <w:rFonts w:cs="Calibri"/>
-          <w:color w:val="D86DCB" w:themeColor="accent5" w:themeTint="99"/>
-          <w:sz w:val="32"/>
-          <w:szCs w:val="32"/>
+          <w:b/>
+          <w:bCs/>
+          <w:color w:val="D86DCB" w:themeColor="accent5" w:themeTint="99"/>
+          <w:sz w:val="30"/>
+          <w:szCs w:val="30"/>
         </w:rPr>
         <w:t xml:space="preserve"> != null) </w:t>
       </w:r>
@@ -4425,9 +4300,11 @@
       <w:r>
         <w:rPr>
           <w:rFonts w:cs="Calibri"/>
-          <w:color w:val="D86DCB" w:themeColor="accent5" w:themeTint="99"/>
-          <w:sz w:val="32"/>
-          <w:szCs w:val="32"/>
+          <w:b/>
+          <w:bCs/>
+          <w:color w:val="D86DCB" w:themeColor="accent5" w:themeTint="99"/>
+          <w:sz w:val="30"/>
+          <w:szCs w:val="30"/>
         </w:rPr>
         <w:t>footerWidget</w:t>
       </w:r>
@@ -4435,9 +4312,11 @@
       <w:r>
         <w:rPr>
           <w:rFonts w:cs="Calibri"/>
-          <w:color w:val="D86DCB" w:themeColor="accent5" w:themeTint="99"/>
-          <w:sz w:val="32"/>
-          <w:szCs w:val="32"/>
+          <w:b/>
+          <w:bCs/>
+          <w:color w:val="D86DCB" w:themeColor="accent5" w:themeTint="99"/>
+          <w:sz w:val="30"/>
+          <w:szCs w:val="30"/>
         </w:rPr>
         <w:t>,</w:t>
       </w:r>
@@ -4447,17 +4326,21 @@
         <w:jc w:val="both"/>
         <w:rPr>
           <w:rFonts w:cs="Calibri"/>
-          <w:color w:val="D86DCB" w:themeColor="accent5" w:themeTint="99"/>
-          <w:sz w:val="32"/>
-          <w:szCs w:val="32"/>
-        </w:rPr>
-      </w:pPr>
-      <w:r>
-        <w:rPr>
-          <w:rFonts w:cs="Calibri"/>
-          <w:color w:val="D86DCB" w:themeColor="accent5" w:themeTint="99"/>
-          <w:sz w:val="32"/>
-          <w:szCs w:val="32"/>
+          <w:b/>
+          <w:bCs/>
+          <w:color w:val="D86DCB" w:themeColor="accent5" w:themeTint="99"/>
+          <w:sz w:val="30"/>
+          <w:szCs w:val="30"/>
+        </w:rPr>
+      </w:pPr>
+      <w:r>
+        <w:rPr>
+          <w:rFonts w:cs="Calibri"/>
+          <w:b/>
+          <w:bCs/>
+          <w:color w:val="D86DCB" w:themeColor="accent5" w:themeTint="99"/>
+          <w:sz w:val="30"/>
+          <w:szCs w:val="30"/>
         </w:rPr>
         <w:t xml:space="preserve">    ],</w:t>
       </w:r>
@@ -4467,17 +4350,21 @@
         <w:jc w:val="both"/>
         <w:rPr>
           <w:rFonts w:cs="Calibri"/>
-          <w:color w:val="D86DCB" w:themeColor="accent5" w:themeTint="99"/>
-          <w:sz w:val="32"/>
-          <w:szCs w:val="32"/>
-        </w:rPr>
-      </w:pPr>
-      <w:r>
-        <w:rPr>
-          <w:rFonts w:cs="Calibri"/>
-          <w:color w:val="D86DCB" w:themeColor="accent5" w:themeTint="99"/>
-          <w:sz w:val="32"/>
-          <w:szCs w:val="32"/>
+          <w:b/>
+          <w:bCs/>
+          <w:color w:val="D86DCB" w:themeColor="accent5" w:themeTint="99"/>
+          <w:sz w:val="30"/>
+          <w:szCs w:val="30"/>
+        </w:rPr>
+      </w:pPr>
+      <w:r>
+        <w:rPr>
+          <w:rFonts w:cs="Calibri"/>
+          <w:b/>
+          <w:bCs/>
+          <w:color w:val="D86DCB" w:themeColor="accent5" w:themeTint="99"/>
+          <w:sz w:val="30"/>
+          <w:szCs w:val="30"/>
         </w:rPr>
         <w:t>)</w:t>
       </w:r>
@@ -4497,6 +4384,7 @@
           <w:sz w:val="32"/>
           <w:szCs w:val="32"/>
         </w:rPr>
+        <w:lastRenderedPageBreak/>
         <w:t># New way after null aware elements</w:t>
       </w:r>
       <w:r>
@@ -4521,18 +4409,22 @@
         <w:jc w:val="both"/>
         <w:rPr>
           <w:rFonts w:cs="Calibri"/>
-          <w:color w:val="D86DCB" w:themeColor="accent5" w:themeTint="99"/>
-          <w:sz w:val="32"/>
-          <w:szCs w:val="32"/>
+          <w:b/>
+          <w:bCs/>
+          <w:color w:val="D86DCB" w:themeColor="accent5" w:themeTint="99"/>
+          <w:sz w:val="30"/>
+          <w:szCs w:val="30"/>
         </w:rPr>
       </w:pPr>
       <w:proofErr w:type="gramStart"/>
       <w:r>
         <w:rPr>
           <w:rFonts w:cs="Calibri"/>
-          <w:color w:val="D86DCB" w:themeColor="accent5" w:themeTint="99"/>
-          <w:sz w:val="32"/>
-          <w:szCs w:val="32"/>
+          <w:b/>
+          <w:bCs/>
+          <w:color w:val="D86DCB" w:themeColor="accent5" w:themeTint="99"/>
+          <w:sz w:val="30"/>
+          <w:szCs w:val="30"/>
         </w:rPr>
         <w:t>Column(</w:t>
       </w:r>
@@ -4543,17 +4435,21 @@
         <w:jc w:val="both"/>
         <w:rPr>
           <w:rFonts w:cs="Calibri"/>
-          <w:color w:val="D86DCB" w:themeColor="accent5" w:themeTint="99"/>
-          <w:sz w:val="32"/>
-          <w:szCs w:val="32"/>
-        </w:rPr>
-      </w:pPr>
-      <w:r>
-        <w:rPr>
-          <w:rFonts w:cs="Calibri"/>
-          <w:color w:val="D86DCB" w:themeColor="accent5" w:themeTint="99"/>
-          <w:sz w:val="32"/>
-          <w:szCs w:val="32"/>
+          <w:b/>
+          <w:bCs/>
+          <w:color w:val="D86DCB" w:themeColor="accent5" w:themeTint="99"/>
+          <w:sz w:val="30"/>
+          <w:szCs w:val="30"/>
+        </w:rPr>
+      </w:pPr>
+      <w:r>
+        <w:rPr>
+          <w:rFonts w:cs="Calibri"/>
+          <w:b/>
+          <w:bCs/>
+          <w:color w:val="D86DCB" w:themeColor="accent5" w:themeTint="99"/>
+          <w:sz w:val="30"/>
+          <w:szCs w:val="30"/>
         </w:rPr>
         <w:t xml:space="preserve">    children: [</w:t>
       </w:r>
@@ -4563,17 +4459,21 @@
         <w:jc w:val="both"/>
         <w:rPr>
           <w:rFonts w:cs="Calibri"/>
-          <w:color w:val="D86DCB" w:themeColor="accent5" w:themeTint="99"/>
-          <w:sz w:val="32"/>
-          <w:szCs w:val="32"/>
-        </w:rPr>
-      </w:pPr>
-      <w:r>
-        <w:rPr>
-          <w:rFonts w:cs="Calibri"/>
-          <w:color w:val="D86DCB" w:themeColor="accent5" w:themeTint="99"/>
-          <w:sz w:val="32"/>
-          <w:szCs w:val="32"/>
+          <w:b/>
+          <w:bCs/>
+          <w:color w:val="D86DCB" w:themeColor="accent5" w:themeTint="99"/>
+          <w:sz w:val="30"/>
+          <w:szCs w:val="30"/>
+        </w:rPr>
+      </w:pPr>
+      <w:r>
+        <w:rPr>
+          <w:rFonts w:cs="Calibri"/>
+          <w:b/>
+          <w:bCs/>
+          <w:color w:val="D86DCB" w:themeColor="accent5" w:themeTint="99"/>
+          <w:sz w:val="30"/>
+          <w:szCs w:val="30"/>
         </w:rPr>
         <w:t xml:space="preserve">       Text('Title'),</w:t>
       </w:r>
@@ -4583,17 +4483,21 @@
         <w:jc w:val="both"/>
         <w:rPr>
           <w:rFonts w:cs="Calibri"/>
-          <w:color w:val="D86DCB" w:themeColor="accent5" w:themeTint="99"/>
-          <w:sz w:val="32"/>
-          <w:szCs w:val="32"/>
-        </w:rPr>
-      </w:pPr>
-      <w:r>
-        <w:rPr>
-          <w:rFonts w:cs="Calibri"/>
-          <w:color w:val="D86DCB" w:themeColor="accent5" w:themeTint="99"/>
-          <w:sz w:val="32"/>
-          <w:szCs w:val="32"/>
+          <w:b/>
+          <w:bCs/>
+          <w:color w:val="D86DCB" w:themeColor="accent5" w:themeTint="99"/>
+          <w:sz w:val="30"/>
+          <w:szCs w:val="30"/>
+        </w:rPr>
+      </w:pPr>
+      <w:r>
+        <w:rPr>
+          <w:rFonts w:cs="Calibri"/>
+          <w:b/>
+          <w:bCs/>
+          <w:color w:val="D86DCB" w:themeColor="accent5" w:themeTint="99"/>
+          <w:sz w:val="30"/>
+          <w:szCs w:val="30"/>
         </w:rPr>
         <w:t xml:space="preserve">       </w:t>
       </w:r>
@@ -4601,9 +4505,11 @@
       <w:r>
         <w:rPr>
           <w:rFonts w:cs="Calibri"/>
-          <w:color w:val="D86DCB" w:themeColor="accent5" w:themeTint="99"/>
-          <w:sz w:val="32"/>
-          <w:szCs w:val="32"/>
+          <w:b/>
+          <w:bCs/>
+          <w:color w:val="D86DCB" w:themeColor="accent5" w:themeTint="99"/>
+          <w:sz w:val="30"/>
+          <w:szCs w:val="30"/>
         </w:rPr>
         <w:t>?</w:t>
       </w:r>
@@ -4611,9 +4517,11 @@
       <w:r>
         <w:rPr>
           <w:rFonts w:cs="Calibri"/>
-          <w:color w:val="D86DCB" w:themeColor="accent5" w:themeTint="99"/>
-          <w:sz w:val="32"/>
-          <w:szCs w:val="32"/>
+          <w:b/>
+          <w:bCs/>
+          <w:color w:val="D86DCB" w:themeColor="accent5" w:themeTint="99"/>
+          <w:sz w:val="30"/>
+          <w:szCs w:val="30"/>
         </w:rPr>
         <w:t>subTitleWidget</w:t>
       </w:r>
@@ -4622,9 +4530,11 @@
       <w:r>
         <w:rPr>
           <w:rFonts w:cs="Calibri"/>
-          <w:color w:val="D86DCB" w:themeColor="accent5" w:themeTint="99"/>
-          <w:sz w:val="32"/>
-          <w:szCs w:val="32"/>
+          <w:b/>
+          <w:bCs/>
+          <w:color w:val="D86DCB" w:themeColor="accent5" w:themeTint="99"/>
+          <w:sz w:val="30"/>
+          <w:szCs w:val="30"/>
         </w:rPr>
         <w:t>,</w:t>
       </w:r>
@@ -4634,17 +4544,21 @@
         <w:jc w:val="both"/>
         <w:rPr>
           <w:rFonts w:cs="Calibri"/>
-          <w:color w:val="D86DCB" w:themeColor="accent5" w:themeTint="99"/>
-          <w:sz w:val="32"/>
-          <w:szCs w:val="32"/>
-        </w:rPr>
-      </w:pPr>
-      <w:r>
-        <w:rPr>
-          <w:rFonts w:cs="Calibri"/>
-          <w:color w:val="D86DCB" w:themeColor="accent5" w:themeTint="99"/>
-          <w:sz w:val="32"/>
-          <w:szCs w:val="32"/>
+          <w:b/>
+          <w:bCs/>
+          <w:color w:val="D86DCB" w:themeColor="accent5" w:themeTint="99"/>
+          <w:sz w:val="30"/>
+          <w:szCs w:val="30"/>
+        </w:rPr>
+      </w:pPr>
+      <w:r>
+        <w:rPr>
+          <w:rFonts w:cs="Calibri"/>
+          <w:b/>
+          <w:bCs/>
+          <w:color w:val="D86DCB" w:themeColor="accent5" w:themeTint="99"/>
+          <w:sz w:val="30"/>
+          <w:szCs w:val="30"/>
         </w:rPr>
         <w:t xml:space="preserve">       </w:t>
       </w:r>
@@ -4652,9 +4566,11 @@
       <w:r>
         <w:rPr>
           <w:rFonts w:cs="Calibri"/>
-          <w:color w:val="D86DCB" w:themeColor="accent5" w:themeTint="99"/>
-          <w:sz w:val="32"/>
-          <w:szCs w:val="32"/>
+          <w:b/>
+          <w:bCs/>
+          <w:color w:val="D86DCB" w:themeColor="accent5" w:themeTint="99"/>
+          <w:sz w:val="30"/>
+          <w:szCs w:val="30"/>
         </w:rPr>
         <w:t>?</w:t>
       </w:r>
@@ -4662,9 +4578,11 @@
       <w:r>
         <w:rPr>
           <w:rFonts w:cs="Calibri"/>
-          <w:color w:val="D86DCB" w:themeColor="accent5" w:themeTint="99"/>
-          <w:sz w:val="32"/>
-          <w:szCs w:val="32"/>
+          <w:b/>
+          <w:bCs/>
+          <w:color w:val="D86DCB" w:themeColor="accent5" w:themeTint="99"/>
+          <w:sz w:val="30"/>
+          <w:szCs w:val="30"/>
         </w:rPr>
         <w:t>iconWidget</w:t>
       </w:r>
@@ -4673,9 +4591,11 @@
       <w:r>
         <w:rPr>
           <w:rFonts w:cs="Calibri"/>
-          <w:color w:val="D86DCB" w:themeColor="accent5" w:themeTint="99"/>
-          <w:sz w:val="32"/>
-          <w:szCs w:val="32"/>
+          <w:b/>
+          <w:bCs/>
+          <w:color w:val="D86DCB" w:themeColor="accent5" w:themeTint="99"/>
+          <w:sz w:val="30"/>
+          <w:szCs w:val="30"/>
         </w:rPr>
         <w:t>,</w:t>
       </w:r>
@@ -4685,17 +4605,21 @@
         <w:jc w:val="both"/>
         <w:rPr>
           <w:rFonts w:cs="Calibri"/>
-          <w:color w:val="D86DCB" w:themeColor="accent5" w:themeTint="99"/>
-          <w:sz w:val="32"/>
-          <w:szCs w:val="32"/>
-        </w:rPr>
-      </w:pPr>
-      <w:r>
-        <w:rPr>
-          <w:rFonts w:cs="Calibri"/>
-          <w:color w:val="D86DCB" w:themeColor="accent5" w:themeTint="99"/>
-          <w:sz w:val="32"/>
-          <w:szCs w:val="32"/>
+          <w:b/>
+          <w:bCs/>
+          <w:color w:val="D86DCB" w:themeColor="accent5" w:themeTint="99"/>
+          <w:sz w:val="30"/>
+          <w:szCs w:val="30"/>
+        </w:rPr>
+      </w:pPr>
+      <w:r>
+        <w:rPr>
+          <w:rFonts w:cs="Calibri"/>
+          <w:b/>
+          <w:bCs/>
+          <w:color w:val="D86DCB" w:themeColor="accent5" w:themeTint="99"/>
+          <w:sz w:val="30"/>
+          <w:szCs w:val="30"/>
         </w:rPr>
         <w:t xml:space="preserve">       </w:t>
       </w:r>
@@ -4703,9 +4627,11 @@
       <w:r>
         <w:rPr>
           <w:rFonts w:cs="Calibri"/>
-          <w:color w:val="D86DCB" w:themeColor="accent5" w:themeTint="99"/>
-          <w:sz w:val="32"/>
-          <w:szCs w:val="32"/>
+          <w:b/>
+          <w:bCs/>
+          <w:color w:val="D86DCB" w:themeColor="accent5" w:themeTint="99"/>
+          <w:sz w:val="30"/>
+          <w:szCs w:val="30"/>
         </w:rPr>
         <w:t>?</w:t>
       </w:r>
@@ -4713,9 +4639,11 @@
       <w:r>
         <w:rPr>
           <w:rFonts w:cs="Calibri"/>
-          <w:color w:val="D86DCB" w:themeColor="accent5" w:themeTint="99"/>
-          <w:sz w:val="32"/>
-          <w:szCs w:val="32"/>
+          <w:b/>
+          <w:bCs/>
+          <w:color w:val="D86DCB" w:themeColor="accent5" w:themeTint="99"/>
+          <w:sz w:val="30"/>
+          <w:szCs w:val="30"/>
         </w:rPr>
         <w:t>footerWidget</w:t>
       </w:r>
@@ -4724,9 +4652,11 @@
       <w:r>
         <w:rPr>
           <w:rFonts w:cs="Calibri"/>
-          <w:color w:val="D86DCB" w:themeColor="accent5" w:themeTint="99"/>
-          <w:sz w:val="32"/>
-          <w:szCs w:val="32"/>
+          <w:b/>
+          <w:bCs/>
+          <w:color w:val="D86DCB" w:themeColor="accent5" w:themeTint="99"/>
+          <w:sz w:val="30"/>
+          <w:szCs w:val="30"/>
         </w:rPr>
         <w:t>,</w:t>
       </w:r>
@@ -4736,17 +4666,21 @@
         <w:jc w:val="both"/>
         <w:rPr>
           <w:rFonts w:cs="Calibri"/>
-          <w:color w:val="D86DCB" w:themeColor="accent5" w:themeTint="99"/>
-          <w:sz w:val="32"/>
-          <w:szCs w:val="32"/>
-        </w:rPr>
-      </w:pPr>
-      <w:r>
-        <w:rPr>
-          <w:rFonts w:cs="Calibri"/>
-          <w:color w:val="D86DCB" w:themeColor="accent5" w:themeTint="99"/>
-          <w:sz w:val="32"/>
-          <w:szCs w:val="32"/>
+          <w:b/>
+          <w:bCs/>
+          <w:color w:val="D86DCB" w:themeColor="accent5" w:themeTint="99"/>
+          <w:sz w:val="30"/>
+          <w:szCs w:val="30"/>
+        </w:rPr>
+      </w:pPr>
+      <w:r>
+        <w:rPr>
+          <w:rFonts w:cs="Calibri"/>
+          <w:b/>
+          <w:bCs/>
+          <w:color w:val="D86DCB" w:themeColor="accent5" w:themeTint="99"/>
+          <w:sz w:val="30"/>
+          <w:szCs w:val="30"/>
         </w:rPr>
         <w:t xml:space="preserve">    ],</w:t>
       </w:r>
@@ -4756,17 +4690,21 @@
         <w:jc w:val="both"/>
         <w:rPr>
           <w:rFonts w:cs="Calibri"/>
-          <w:color w:val="D86DCB" w:themeColor="accent5" w:themeTint="99"/>
-          <w:sz w:val="32"/>
-          <w:szCs w:val="32"/>
-        </w:rPr>
-      </w:pPr>
-      <w:r>
-        <w:rPr>
-          <w:rFonts w:cs="Calibri"/>
-          <w:color w:val="D86DCB" w:themeColor="accent5" w:themeTint="99"/>
-          <w:sz w:val="32"/>
-          <w:szCs w:val="32"/>
+          <w:b/>
+          <w:bCs/>
+          <w:color w:val="D86DCB" w:themeColor="accent5" w:themeTint="99"/>
+          <w:sz w:val="30"/>
+          <w:szCs w:val="30"/>
+        </w:rPr>
+      </w:pPr>
+      <w:r>
+        <w:rPr>
+          <w:rFonts w:cs="Calibri"/>
+          <w:b/>
+          <w:bCs/>
+          <w:color w:val="D86DCB" w:themeColor="accent5" w:themeTint="99"/>
+          <w:sz w:val="30"/>
+          <w:szCs w:val="30"/>
         </w:rPr>
         <w:t>)</w:t>
       </w:r>
@@ -4970,6 +4908,8 @@
         <w:jc w:val="both"/>
         <w:rPr>
           <w:rFonts w:cs="Calibri"/>
+          <w:b/>
+          <w:bCs/>
           <w:color w:val="D86DCB" w:themeColor="accent5" w:themeTint="99"/>
           <w:sz w:val="32"/>
           <w:szCs w:val="32"/>
@@ -4979,6 +4919,8 @@
       <w:r>
         <w:rPr>
           <w:rFonts w:cs="Calibri"/>
+          <w:b/>
+          <w:bCs/>
           <w:color w:val="D86DCB" w:themeColor="accent5" w:themeTint="99"/>
           <w:sz w:val="32"/>
           <w:szCs w:val="32"/>
@@ -4992,17 +4934,21 @@
         <w:jc w:val="both"/>
         <w:rPr>
           <w:rFonts w:cs="Calibri"/>
-          <w:color w:val="D86DCB" w:themeColor="accent5" w:themeTint="99"/>
-          <w:sz w:val="32"/>
-          <w:szCs w:val="32"/>
-        </w:rPr>
-      </w:pPr>
-      <w:r>
-        <w:rPr>
-          <w:rFonts w:cs="Calibri"/>
-          <w:color w:val="D86DCB" w:themeColor="accent5" w:themeTint="99"/>
-          <w:sz w:val="32"/>
-          <w:szCs w:val="32"/>
+          <w:b/>
+          <w:bCs/>
+          <w:color w:val="D86DCB" w:themeColor="accent5" w:themeTint="99"/>
+          <w:sz w:val="30"/>
+          <w:szCs w:val="30"/>
+        </w:rPr>
+      </w:pPr>
+      <w:r>
+        <w:rPr>
+          <w:rFonts w:cs="Calibri"/>
+          <w:b/>
+          <w:bCs/>
+          <w:color w:val="D86DCB" w:themeColor="accent5" w:themeTint="99"/>
+          <w:sz w:val="30"/>
+          <w:szCs w:val="30"/>
         </w:rPr>
         <w:t>…</w:t>
       </w:r>
@@ -5012,17 +4958,21 @@
         <w:jc w:val="both"/>
         <w:rPr>
           <w:rFonts w:cs="Calibri"/>
-          <w:color w:val="D86DCB" w:themeColor="accent5" w:themeTint="99"/>
-          <w:sz w:val="32"/>
-          <w:szCs w:val="32"/>
-        </w:rPr>
-      </w:pPr>
-      <w:r>
-        <w:rPr>
-          <w:rFonts w:cs="Calibri"/>
-          <w:color w:val="D86DCB" w:themeColor="accent5" w:themeTint="99"/>
-          <w:sz w:val="32"/>
-          <w:szCs w:val="32"/>
+          <w:b/>
+          <w:bCs/>
+          <w:color w:val="D86DCB" w:themeColor="accent5" w:themeTint="99"/>
+          <w:sz w:val="30"/>
+          <w:szCs w:val="30"/>
+        </w:rPr>
+      </w:pPr>
+      <w:r>
+        <w:rPr>
+          <w:rFonts w:cs="Calibri"/>
+          <w:b/>
+          <w:bCs/>
+          <w:color w:val="D86DCB" w:themeColor="accent5" w:themeTint="99"/>
+          <w:sz w:val="30"/>
+          <w:szCs w:val="30"/>
         </w:rPr>
         <w:t xml:space="preserve">   [</w:t>
       </w:r>
@@ -5032,30 +4982,243 @@
         <w:jc w:val="both"/>
         <w:rPr>
           <w:rFonts w:cs="Calibri"/>
-          <w:color w:val="D86DCB" w:themeColor="accent5" w:themeTint="99"/>
-          <w:sz w:val="32"/>
-          <w:szCs w:val="32"/>
-        </w:rPr>
-      </w:pPr>
-      <w:r>
-        <w:rPr>
-          <w:rFonts w:cs="Calibri"/>
-          <w:color w:val="D86DCB" w:themeColor="accent5" w:themeTint="99"/>
-          <w:sz w:val="32"/>
-          <w:szCs w:val="32"/>
+          <w:b/>
+          <w:bCs/>
+          <w:color w:val="D86DCB" w:themeColor="accent5" w:themeTint="99"/>
+          <w:sz w:val="30"/>
+          <w:szCs w:val="30"/>
+        </w:rPr>
+      </w:pPr>
+      <w:r>
+        <w:rPr>
+          <w:rFonts w:cs="Calibri"/>
+          <w:b/>
+          <w:bCs/>
+          <w:color w:val="D86DCB" w:themeColor="accent5" w:themeTint="99"/>
+          <w:sz w:val="30"/>
+          <w:szCs w:val="30"/>
+        </w:rPr>
+        <w:t xml:space="preserve">      </w:t>
+      </w:r>
+      <w:proofErr w:type="gramStart"/>
+      <w:r>
+        <w:rPr>
+          <w:rFonts w:cs="Calibri"/>
+          <w:b/>
+          <w:bCs/>
+          <w:color w:val="D86DCB" w:themeColor="accent5" w:themeTint="99"/>
+          <w:sz w:val="30"/>
+          <w:szCs w:val="30"/>
+        </w:rPr>
+        <w:t>?widget</w:t>
+      </w:r>
+      <w:proofErr w:type="gramEnd"/>
+    </w:p>
+    <w:p>
+      <w:pPr>
+        <w:jc w:val="both"/>
+        <w:rPr>
+          <w:rFonts w:cs="Calibri"/>
+          <w:b/>
+          <w:bCs/>
+          <w:color w:val="D86DCB" w:themeColor="accent5" w:themeTint="99"/>
+          <w:sz w:val="30"/>
+          <w:szCs w:val="30"/>
+        </w:rPr>
+      </w:pPr>
+      <w:r>
+        <w:rPr>
+          <w:rFonts w:cs="Calibri"/>
+          <w:b/>
+          <w:bCs/>
+          <w:color w:val="D86DCB" w:themeColor="accent5" w:themeTint="99"/>
+          <w:sz w:val="30"/>
+          <w:szCs w:val="30"/>
+        </w:rPr>
+        <w:t xml:space="preserve">  ]</w:t>
+      </w:r>
+    </w:p>
+    <w:p>
+      <w:pPr>
+        <w:jc w:val="both"/>
+        <w:rPr>
+          <w:rFonts w:cs="Calibri"/>
+          <w:b/>
+          <w:bCs/>
+          <w:color w:val="D86DCB" w:themeColor="accent5" w:themeTint="99"/>
+          <w:sz w:val="30"/>
+          <w:szCs w:val="30"/>
+        </w:rPr>
+      </w:pPr>
+      <w:r>
+        <w:rPr>
+          <w:rFonts w:cs="Calibri"/>
+          <w:b/>
+          <w:bCs/>
+          <w:color w:val="D86DCB" w:themeColor="accent5" w:themeTint="99"/>
+          <w:sz w:val="30"/>
+          <w:szCs w:val="30"/>
+        </w:rPr>
+        <w:t>)</w:t>
+      </w:r>
+    </w:p>
+    <w:p>
+      <w:pPr>
+        <w:jc w:val="both"/>
+        <w:rPr>
+          <w:rFonts w:cs="Calibri"/>
+          <w:sz w:val="32"/>
+          <w:szCs w:val="32"/>
+        </w:rPr>
+      </w:pPr>
+      <w:r>
+        <w:rPr>
+          <w:rFonts w:cs="Calibri"/>
+          <w:sz w:val="32"/>
+          <w:szCs w:val="32"/>
+        </w:rPr>
+        <w:t># While</w:t>
+      </w:r>
+      <w:r>
+        <w:rPr>
+          <w:rFonts w:cs="Calibri"/>
+          <w:b/>
+          <w:bCs/>
+          <w:sz w:val="32"/>
+          <w:szCs w:val="32"/>
+        </w:rPr>
+        <w:t xml:space="preserve"> </w:t>
+      </w:r>
+      <w:proofErr w:type="gramStart"/>
+      <w:r>
+        <w:rPr>
+          <w:rFonts w:cs="Calibri"/>
+          <w:b/>
+          <w:bCs/>
+          <w:sz w:val="32"/>
+          <w:szCs w:val="32"/>
+        </w:rPr>
+        <w:t>…?list</w:t>
+      </w:r>
+      <w:proofErr w:type="gramEnd"/>
+      <w:r>
+        <w:rPr>
+          <w:rFonts w:cs="Calibri"/>
+          <w:sz w:val="32"/>
+          <w:szCs w:val="32"/>
+        </w:rPr>
+        <w:t xml:space="preserve"> adds many nullable items (if not null)</w:t>
+      </w:r>
+    </w:p>
+    <w:p>
+      <w:pPr>
+        <w:jc w:val="both"/>
+        <w:rPr>
+          <w:rFonts w:cs="Calibri"/>
+          <w:b/>
+          <w:bCs/>
+          <w:color w:val="D86DCB" w:themeColor="accent5" w:themeTint="99"/>
+          <w:sz w:val="30"/>
+          <w:szCs w:val="30"/>
+        </w:rPr>
+      </w:pPr>
+      <w:proofErr w:type="gramStart"/>
+      <w:r>
+        <w:rPr>
+          <w:rFonts w:cs="Calibri"/>
+          <w:b/>
+          <w:bCs/>
+          <w:color w:val="D86DCB" w:themeColor="accent5" w:themeTint="99"/>
+          <w:sz w:val="30"/>
+          <w:szCs w:val="30"/>
+        </w:rPr>
+        <w:t>Row(</w:t>
+      </w:r>
+      <w:proofErr w:type="gramEnd"/>
+    </w:p>
+    <w:p>
+      <w:pPr>
+        <w:jc w:val="both"/>
+        <w:rPr>
+          <w:rFonts w:cs="Calibri"/>
+          <w:b/>
+          <w:bCs/>
+          <w:color w:val="D86DCB" w:themeColor="accent5" w:themeTint="99"/>
+          <w:sz w:val="30"/>
+          <w:szCs w:val="30"/>
+        </w:rPr>
+      </w:pPr>
+      <w:r>
+        <w:rPr>
+          <w:rFonts w:cs="Calibri"/>
+          <w:b/>
+          <w:bCs/>
+          <w:color w:val="D86DCB" w:themeColor="accent5" w:themeTint="99"/>
+          <w:sz w:val="30"/>
+          <w:szCs w:val="30"/>
         </w:rPr>
         <w:lastRenderedPageBreak/>
+        <w:t>…</w:t>
+      </w:r>
+    </w:p>
+    <w:p>
+      <w:pPr>
+        <w:jc w:val="both"/>
+        <w:rPr>
+          <w:rFonts w:cs="Calibri"/>
+          <w:b/>
+          <w:bCs/>
+          <w:color w:val="D86DCB" w:themeColor="accent5" w:themeTint="99"/>
+          <w:sz w:val="30"/>
+          <w:szCs w:val="30"/>
+        </w:rPr>
+      </w:pPr>
+      <w:r>
+        <w:rPr>
+          <w:rFonts w:cs="Calibri"/>
+          <w:b/>
+          <w:bCs/>
+          <w:color w:val="D86DCB" w:themeColor="accent5" w:themeTint="99"/>
+          <w:sz w:val="30"/>
+          <w:szCs w:val="30"/>
+        </w:rPr>
+        <w:t xml:space="preserve">   [</w:t>
+      </w:r>
+    </w:p>
+    <w:p>
+      <w:pPr>
+        <w:jc w:val="both"/>
+        <w:rPr>
+          <w:rFonts w:cs="Calibri"/>
+          <w:b/>
+          <w:bCs/>
+          <w:color w:val="D86DCB" w:themeColor="accent5" w:themeTint="99"/>
+          <w:sz w:val="30"/>
+          <w:szCs w:val="30"/>
+        </w:rPr>
+      </w:pPr>
+      <w:r>
+        <w:rPr>
+          <w:rFonts w:cs="Calibri"/>
+          <w:b/>
+          <w:bCs/>
+          <w:color w:val="D86DCB" w:themeColor="accent5" w:themeTint="99"/>
+          <w:sz w:val="30"/>
+          <w:szCs w:val="30"/>
+        </w:rPr>
         <w:t xml:space="preserve">      </w:t>
       </w:r>
       <w:proofErr w:type="gramStart"/>
       <w:r>
         <w:rPr>
           <w:rFonts w:cs="Calibri"/>
-          <w:color w:val="D86DCB" w:themeColor="accent5" w:themeTint="99"/>
-          <w:sz w:val="32"/>
-          <w:szCs w:val="32"/>
-        </w:rPr>
-        <w:t>?widget</w:t>
+          <w:b/>
+          <w:bCs/>
+          <w:color w:val="D86DCB" w:themeColor="accent5" w:themeTint="99"/>
+          <w:sz w:val="30"/>
+          <w:szCs w:val="30"/>
+        </w:rPr>
+        <w:t>…?widgets</w:t>
       </w:r>
       <w:proofErr w:type="gramEnd"/>
     </w:p>
@@ -5064,17 +5227,21 @@
         <w:jc w:val="both"/>
         <w:rPr>
           <w:rFonts w:cs="Calibri"/>
-          <w:color w:val="D86DCB" w:themeColor="accent5" w:themeTint="99"/>
-          <w:sz w:val="32"/>
-          <w:szCs w:val="32"/>
-        </w:rPr>
-      </w:pPr>
-      <w:r>
-        <w:rPr>
-          <w:rFonts w:cs="Calibri"/>
-          <w:color w:val="D86DCB" w:themeColor="accent5" w:themeTint="99"/>
-          <w:sz w:val="32"/>
-          <w:szCs w:val="32"/>
+          <w:b/>
+          <w:bCs/>
+          <w:color w:val="D86DCB" w:themeColor="accent5" w:themeTint="99"/>
+          <w:sz w:val="30"/>
+          <w:szCs w:val="30"/>
+        </w:rPr>
+      </w:pPr>
+      <w:r>
+        <w:rPr>
+          <w:rFonts w:cs="Calibri"/>
+          <w:b/>
+          <w:bCs/>
+          <w:color w:val="D86DCB" w:themeColor="accent5" w:themeTint="99"/>
+          <w:sz w:val="30"/>
+          <w:szCs w:val="30"/>
         </w:rPr>
         <w:t xml:space="preserve">  ]</w:t>
       </w:r>
@@ -5084,198 +5251,21 @@
         <w:jc w:val="both"/>
         <w:rPr>
           <w:rFonts w:cs="Calibri"/>
-          <w:color w:val="D86DCB" w:themeColor="accent5" w:themeTint="99"/>
-          <w:sz w:val="32"/>
-          <w:szCs w:val="32"/>
-        </w:rPr>
-      </w:pPr>
-      <w:r>
-        <w:rPr>
-          <w:rFonts w:cs="Calibri"/>
-          <w:color w:val="D86DCB" w:themeColor="accent5" w:themeTint="99"/>
-          <w:sz w:val="32"/>
-          <w:szCs w:val="32"/>
-        </w:rPr>
-        <w:t>)</w:t>
-      </w:r>
-    </w:p>
-    <w:p>
-      <w:pPr>
-        <w:jc w:val="both"/>
-        <w:rPr>
-          <w:rFonts w:cs="Calibri"/>
-          <w:sz w:val="32"/>
-          <w:szCs w:val="32"/>
-        </w:rPr>
-      </w:pPr>
-      <w:r>
-        <w:rPr>
-          <w:rFonts w:cs="Calibri"/>
-          <w:sz w:val="32"/>
-          <w:szCs w:val="32"/>
-        </w:rPr>
-        <w:t># While</w:t>
-      </w:r>
-      <w:r>
-        <w:rPr>
-          <w:rFonts w:cs="Calibri"/>
-          <w:b/>
-          <w:bCs/>
-          <w:sz w:val="32"/>
-          <w:szCs w:val="32"/>
-        </w:rPr>
-        <w:t xml:space="preserve"> </w:t>
-      </w:r>
-      <w:proofErr w:type="gramStart"/>
-      <w:r>
-        <w:rPr>
-          <w:rFonts w:cs="Calibri"/>
-          <w:b/>
-          <w:bCs/>
-          <w:sz w:val="32"/>
-          <w:szCs w:val="32"/>
-        </w:rPr>
-        <w:t>…?list</w:t>
-      </w:r>
-      <w:proofErr w:type="gramEnd"/>
-      <w:r>
-        <w:rPr>
-          <w:rFonts w:cs="Calibri"/>
-          <w:sz w:val="32"/>
-          <w:szCs w:val="32"/>
-        </w:rPr>
-        <w:t xml:space="preserve"> adds many nullable items (if not null)</w:t>
-      </w:r>
-    </w:p>
-    <w:p>
-      <w:pPr>
-        <w:jc w:val="both"/>
-        <w:rPr>
-          <w:rFonts w:cs="Calibri"/>
-          <w:color w:val="D86DCB" w:themeColor="accent5" w:themeTint="99"/>
-          <w:sz w:val="32"/>
-          <w:szCs w:val="32"/>
-        </w:rPr>
-      </w:pPr>
-      <w:proofErr w:type="gramStart"/>
-      <w:r>
-        <w:rPr>
-          <w:rFonts w:cs="Calibri"/>
-          <w:color w:val="D86DCB" w:themeColor="accent5" w:themeTint="99"/>
-          <w:sz w:val="32"/>
-          <w:szCs w:val="32"/>
-        </w:rPr>
-        <w:t>Row(</w:t>
-      </w:r>
-      <w:proofErr w:type="gramEnd"/>
-    </w:p>
-    <w:p>
-      <w:pPr>
-        <w:jc w:val="both"/>
-        <w:rPr>
-          <w:rFonts w:cs="Calibri"/>
-          <w:color w:val="D86DCB" w:themeColor="accent5" w:themeTint="99"/>
-          <w:sz w:val="32"/>
-          <w:szCs w:val="32"/>
-        </w:rPr>
-      </w:pPr>
-      <w:r>
-        <w:rPr>
-          <w:rFonts w:cs="Calibri"/>
-          <w:color w:val="D86DCB" w:themeColor="accent5" w:themeTint="99"/>
-          <w:sz w:val="32"/>
-          <w:szCs w:val="32"/>
-        </w:rPr>
-        <w:t>…</w:t>
-      </w:r>
-    </w:p>
-    <w:p>
-      <w:pPr>
-        <w:jc w:val="both"/>
-        <w:rPr>
-          <w:rFonts w:cs="Calibri"/>
-          <w:color w:val="D86DCB" w:themeColor="accent5" w:themeTint="99"/>
-          <w:sz w:val="32"/>
-          <w:szCs w:val="32"/>
-        </w:rPr>
-      </w:pPr>
-      <w:r>
-        <w:rPr>
-          <w:rFonts w:cs="Calibri"/>
-          <w:color w:val="D86DCB" w:themeColor="accent5" w:themeTint="99"/>
-          <w:sz w:val="32"/>
-          <w:szCs w:val="32"/>
-        </w:rPr>
-        <w:t xml:space="preserve">   [</w:t>
-      </w:r>
-    </w:p>
-    <w:p>
-      <w:pPr>
-        <w:jc w:val="both"/>
-        <w:rPr>
-          <w:rFonts w:cs="Calibri"/>
-          <w:color w:val="D86DCB" w:themeColor="accent5" w:themeTint="99"/>
-          <w:sz w:val="32"/>
-          <w:szCs w:val="32"/>
-        </w:rPr>
-      </w:pPr>
-      <w:r>
-        <w:rPr>
-          <w:rFonts w:cs="Calibri"/>
-          <w:color w:val="D86DCB" w:themeColor="accent5" w:themeTint="99"/>
-          <w:sz w:val="32"/>
-          <w:szCs w:val="32"/>
-        </w:rPr>
-        <w:t xml:space="preserve">      </w:t>
-      </w:r>
-      <w:proofErr w:type="gramStart"/>
-      <w:r>
-        <w:rPr>
-          <w:rFonts w:cs="Calibri"/>
-          <w:color w:val="D86DCB" w:themeColor="accent5" w:themeTint="99"/>
-          <w:sz w:val="32"/>
-          <w:szCs w:val="32"/>
-        </w:rPr>
-        <w:t>…?widgets</w:t>
-      </w:r>
-      <w:proofErr w:type="gramEnd"/>
-    </w:p>
-    <w:p>
-      <w:pPr>
-        <w:jc w:val="both"/>
-        <w:rPr>
-          <w:rFonts w:cs="Calibri"/>
-          <w:color w:val="D86DCB" w:themeColor="accent5" w:themeTint="99"/>
-          <w:sz w:val="32"/>
-          <w:szCs w:val="32"/>
-        </w:rPr>
-      </w:pPr>
-      <w:r>
-        <w:rPr>
-          <w:rFonts w:cs="Calibri"/>
-          <w:color w:val="D86DCB" w:themeColor="accent5" w:themeTint="99"/>
-          <w:sz w:val="32"/>
-          <w:szCs w:val="32"/>
-        </w:rPr>
-        <w:t xml:space="preserve">  ]</w:t>
-      </w:r>
-    </w:p>
-    <w:p>
-      <w:pPr>
-        <w:jc w:val="both"/>
-        <w:rPr>
-          <w:rFonts w:cs="Calibri"/>
-          <w:color w:val="D86DCB" w:themeColor="accent5" w:themeTint="99"/>
-          <w:sz w:val="32"/>
-          <w:szCs w:val="32"/>
-        </w:rPr>
-      </w:pPr>
-      <w:r>
-        <w:rPr>
-          <w:rFonts w:cs="Calibri"/>
-          <w:color w:val="D86DCB" w:themeColor="accent5" w:themeTint="99"/>
-          <w:sz w:val="32"/>
-          <w:szCs w:val="32"/>
+          <w:b/>
+          <w:bCs/>
+          <w:color w:val="D86DCB" w:themeColor="accent5" w:themeTint="99"/>
+          <w:sz w:val="30"/>
+          <w:szCs w:val="30"/>
+        </w:rPr>
+      </w:pPr>
+      <w:r>
+        <w:rPr>
+          <w:rFonts w:cs="Calibri"/>
+          <w:b/>
+          <w:bCs/>
+          <w:color w:val="D86DCB" w:themeColor="accent5" w:themeTint="99"/>
+          <w:sz w:val="30"/>
+          <w:szCs w:val="30"/>
         </w:rPr>
         <w:t>)</w:t>
       </w:r>
@@ -5563,334 +5553,378 @@
           <w:sz w:val="32"/>
           <w:szCs w:val="32"/>
         </w:rPr>
+        <w:t># By using Null-aware Spread Operator (</w:t>
+      </w:r>
+      <w:r>
+        <w:rPr>
+          <w:rFonts w:cs="Calibri"/>
+          <w:b/>
+          <w:bCs/>
+          <w:sz w:val="32"/>
+          <w:szCs w:val="32"/>
+        </w:rPr>
+        <w:t>…?</w:t>
+      </w:r>
+      <w:r>
+        <w:rPr>
+          <w:rFonts w:cs="Calibri"/>
+          <w:sz w:val="32"/>
+          <w:szCs w:val="32"/>
+        </w:rPr>
+        <w:t xml:space="preserve">) we can </w:t>
+      </w:r>
+      <w:r>
+        <w:rPr>
+          <w:rFonts w:cs="Calibri"/>
+          <w:sz w:val="32"/>
+          <w:szCs w:val="32"/>
+        </w:rPr>
+        <w:t>SAFELY</w:t>
+      </w:r>
+      <w:r>
+        <w:rPr>
+          <w:rFonts w:cs="Calibri"/>
+          <w:sz w:val="32"/>
+          <w:szCs w:val="32"/>
+        </w:rPr>
+        <w:t xml:space="preserve"> skip the </w:t>
+      </w:r>
+      <w:r>
+        <w:rPr>
+          <w:rFonts w:cs="Calibri"/>
+          <w:b/>
+          <w:bCs/>
+          <w:sz w:val="32"/>
+          <w:szCs w:val="32"/>
+        </w:rPr>
+        <w:t>List&lt;</w:t>
+      </w:r>
+      <w:r>
+        <w:rPr>
+          <w:rFonts w:cs="Calibri"/>
+          <w:b/>
+          <w:bCs/>
+          <w:sz w:val="32"/>
+          <w:szCs w:val="32"/>
+        </w:rPr>
+        <w:t>Widget</w:t>
+      </w:r>
+      <w:r>
+        <w:rPr>
+          <w:rFonts w:cs="Calibri"/>
+          <w:b/>
+          <w:bCs/>
+          <w:sz w:val="32"/>
+          <w:szCs w:val="32"/>
+        </w:rPr>
+        <w:t>&gt;?</w:t>
+      </w:r>
+      <w:r>
+        <w:rPr>
+          <w:rFonts w:cs="Calibri"/>
+          <w:sz w:val="32"/>
+          <w:szCs w:val="32"/>
+        </w:rPr>
+        <w:t xml:space="preserve"> if its </w:t>
+      </w:r>
+      <w:r>
+        <w:rPr>
+          <w:rFonts w:cs="Calibri"/>
+          <w:b/>
+          <w:bCs/>
+          <w:sz w:val="32"/>
+          <w:szCs w:val="32"/>
+        </w:rPr>
+        <w:t>null</w:t>
+      </w:r>
+      <w:r>
+        <w:rPr>
+          <w:rFonts w:cs="Calibri"/>
+          <w:sz w:val="32"/>
+          <w:szCs w:val="32"/>
+        </w:rPr>
+        <w:t>. Meaning if there is element in the</w:t>
+      </w:r>
+      <w:r>
+        <w:rPr>
+          <w:rFonts w:cs="Calibri"/>
+          <w:b/>
+          <w:bCs/>
+          <w:sz w:val="32"/>
+          <w:szCs w:val="32"/>
+        </w:rPr>
+        <w:t xml:space="preserve"> List</w:t>
+      </w:r>
+      <w:r>
+        <w:rPr>
+          <w:rFonts w:cs="Calibri"/>
+          <w:sz w:val="32"/>
+          <w:szCs w:val="32"/>
+        </w:rPr>
+        <w:t xml:space="preserve"> unpack it otherwise ignore it</w:t>
+      </w:r>
+    </w:p>
+    <w:p>
+      <w:pPr>
+        <w:jc w:val="both"/>
+        <w:rPr>
+          <w:rFonts w:cs="Calibri"/>
+          <w:b/>
+          <w:bCs/>
+          <w:color w:val="D86DCB" w:themeColor="accent5" w:themeTint="99"/>
+          <w:sz w:val="30"/>
+          <w:szCs w:val="30"/>
+        </w:rPr>
+      </w:pPr>
+      <w:r>
+        <w:rPr>
+          <w:rFonts w:cs="Calibri"/>
+          <w:b/>
+          <w:bCs/>
+          <w:color w:val="D86DCB" w:themeColor="accent5" w:themeTint="99"/>
+          <w:sz w:val="30"/>
+          <w:szCs w:val="30"/>
+        </w:rPr>
+        <w:t>List&lt;int&gt;? list1 = null;</w:t>
+      </w:r>
+    </w:p>
+    <w:p>
+      <w:pPr>
+        <w:jc w:val="both"/>
+        <w:rPr>
+          <w:rFonts w:cs="Calibri"/>
+          <w:b/>
+          <w:bCs/>
+          <w:color w:val="D86DCB" w:themeColor="accent5" w:themeTint="99"/>
+          <w:sz w:val="30"/>
+          <w:szCs w:val="30"/>
+        </w:rPr>
+      </w:pPr>
+      <w:r>
+        <w:rPr>
+          <w:rFonts w:cs="Calibri"/>
+          <w:b/>
+          <w:bCs/>
+          <w:color w:val="D86DCB" w:themeColor="accent5" w:themeTint="99"/>
+          <w:sz w:val="30"/>
+          <w:szCs w:val="30"/>
+        </w:rPr>
+        <w:t>List&lt;int&gt; list2 = [</w:t>
+      </w:r>
+      <w:proofErr w:type="gramStart"/>
+      <w:r>
+        <w:rPr>
+          <w:rFonts w:cs="Calibri"/>
+          <w:b/>
+          <w:bCs/>
+          <w:color w:val="D86DCB" w:themeColor="accent5" w:themeTint="99"/>
+          <w:sz w:val="30"/>
+          <w:szCs w:val="30"/>
+        </w:rPr>
+        <w:t>…?list</w:t>
+      </w:r>
+      <w:proofErr w:type="gramEnd"/>
+      <w:r>
+        <w:rPr>
+          <w:rFonts w:cs="Calibri"/>
+          <w:b/>
+          <w:bCs/>
+          <w:color w:val="D86DCB" w:themeColor="accent5" w:themeTint="99"/>
+          <w:sz w:val="30"/>
+          <w:szCs w:val="30"/>
+        </w:rPr>
+        <w:t>1, 5, 6]</w:t>
+      </w:r>
+    </w:p>
+    <w:p>
+      <w:pPr>
+        <w:jc w:val="both"/>
+        <w:rPr>
+          <w:rFonts w:cs="Calibri"/>
+          <w:b/>
+          <w:bCs/>
+          <w:color w:val="D86DCB" w:themeColor="accent5" w:themeTint="99"/>
+          <w:sz w:val="30"/>
+          <w:szCs w:val="30"/>
+        </w:rPr>
+      </w:pPr>
+      <w:r>
+        <w:rPr>
+          <w:rFonts w:cs="Calibri"/>
+          <w:b/>
+          <w:bCs/>
+          <w:color w:val="D86DCB" w:themeColor="accent5" w:themeTint="99"/>
+          <w:sz w:val="30"/>
+          <w:szCs w:val="30"/>
+        </w:rPr>
+        <w:t>Print(list2); // [5, 6]</w:t>
+      </w:r>
+    </w:p>
+    <w:p>
+      <w:pPr>
+        <w:jc w:val="both"/>
+        <w:rPr>
+          <w:rFonts w:cs="Calibri"/>
+          <w:b/>
+          <w:bCs/>
+          <w:color w:val="D86DCB" w:themeColor="accent5" w:themeTint="99"/>
+          <w:sz w:val="30"/>
+          <w:szCs w:val="30"/>
+        </w:rPr>
+      </w:pPr>
+      <w:r>
+        <w:rPr>
+          <w:rFonts w:cs="Calibri"/>
+          <w:b/>
+          <w:bCs/>
+          <w:color w:val="D86DCB" w:themeColor="accent5" w:themeTint="99"/>
+          <w:sz w:val="30"/>
+          <w:szCs w:val="30"/>
+        </w:rPr>
         <w:lastRenderedPageBreak/>
-        <w:t># By using Null-aware Spread Operator (</w:t>
-      </w:r>
-      <w:r>
-        <w:rPr>
-          <w:rFonts w:cs="Calibri"/>
-          <w:b/>
-          <w:bCs/>
-          <w:sz w:val="32"/>
-          <w:szCs w:val="32"/>
+        <w:t>// In Flutter</w:t>
+      </w:r>
+    </w:p>
+    <w:p>
+      <w:pPr>
+        <w:jc w:val="both"/>
+        <w:rPr>
+          <w:rFonts w:cs="Calibri"/>
+          <w:b/>
+          <w:bCs/>
+          <w:color w:val="D86DCB" w:themeColor="accent5" w:themeTint="99"/>
+          <w:sz w:val="30"/>
+          <w:szCs w:val="30"/>
+        </w:rPr>
+      </w:pPr>
+      <w:r>
+        <w:rPr>
+          <w:rFonts w:cs="Calibri"/>
+          <w:b/>
+          <w:bCs/>
+          <w:color w:val="D86DCB" w:themeColor="accent5" w:themeTint="99"/>
+          <w:sz w:val="30"/>
+          <w:szCs w:val="30"/>
+        </w:rPr>
+        <w:t>…</w:t>
+      </w:r>
+    </w:p>
+    <w:p>
+      <w:pPr>
+        <w:jc w:val="both"/>
+        <w:rPr>
+          <w:rFonts w:cs="Calibri"/>
+          <w:b/>
+          <w:bCs/>
+          <w:color w:val="D86DCB" w:themeColor="accent5" w:themeTint="99"/>
+          <w:sz w:val="30"/>
+          <w:szCs w:val="30"/>
+        </w:rPr>
+      </w:pPr>
+      <w:r>
+        <w:rPr>
+          <w:rFonts w:cs="Calibri"/>
+          <w:b/>
+          <w:bCs/>
+          <w:color w:val="D86DCB" w:themeColor="accent5" w:themeTint="99"/>
+          <w:sz w:val="30"/>
+          <w:szCs w:val="30"/>
+        </w:rPr>
+        <w:t>children: [</w:t>
+      </w:r>
+    </w:p>
+    <w:p>
+      <w:pPr>
+        <w:jc w:val="both"/>
+        <w:rPr>
+          <w:rFonts w:cs="Calibri"/>
+          <w:b/>
+          <w:bCs/>
+          <w:color w:val="D86DCB" w:themeColor="accent5" w:themeTint="99"/>
+          <w:sz w:val="30"/>
+          <w:szCs w:val="30"/>
+        </w:rPr>
+      </w:pPr>
+      <w:r>
+        <w:rPr>
+          <w:rFonts w:cs="Calibri"/>
+          <w:b/>
+          <w:bCs/>
+          <w:color w:val="D86DCB" w:themeColor="accent5" w:themeTint="99"/>
+          <w:sz w:val="30"/>
+          <w:szCs w:val="30"/>
+        </w:rPr>
+        <w:t xml:space="preserve">   const </w:t>
+      </w:r>
+      <w:proofErr w:type="gramStart"/>
+      <w:r>
+        <w:rPr>
+          <w:rFonts w:cs="Calibri"/>
+          <w:b/>
+          <w:bCs/>
+          <w:color w:val="D86DCB" w:themeColor="accent5" w:themeTint="99"/>
+          <w:sz w:val="30"/>
+          <w:szCs w:val="30"/>
+        </w:rPr>
+        <w:t>Header(</w:t>
+      </w:r>
+      <w:proofErr w:type="gramEnd"/>
+      <w:r>
+        <w:rPr>
+          <w:rFonts w:cs="Calibri"/>
+          <w:b/>
+          <w:bCs/>
+          <w:color w:val="D86DCB" w:themeColor="accent5" w:themeTint="99"/>
+          <w:sz w:val="30"/>
+          <w:szCs w:val="30"/>
+        </w:rPr>
+        <w:t>),</w:t>
+      </w:r>
+    </w:p>
+    <w:p>
+      <w:pPr>
+        <w:jc w:val="both"/>
+        <w:rPr>
+          <w:rFonts w:cs="Calibri"/>
+          <w:b/>
+          <w:bCs/>
+          <w:color w:val="D86DCB" w:themeColor="accent5" w:themeTint="99"/>
+          <w:sz w:val="30"/>
+          <w:szCs w:val="30"/>
+        </w:rPr>
+      </w:pPr>
+      <w:r>
+        <w:rPr>
+          <w:rFonts w:cs="Calibri"/>
+          <w:b/>
+          <w:bCs/>
+          <w:color w:val="D86DCB" w:themeColor="accent5" w:themeTint="99"/>
+          <w:sz w:val="30"/>
+          <w:szCs w:val="30"/>
+        </w:rPr>
+        <w:t xml:space="preserve">   </w:t>
+      </w:r>
+      <w:proofErr w:type="gramStart"/>
+      <w:r>
+        <w:rPr>
+          <w:rFonts w:cs="Calibri"/>
+          <w:b/>
+          <w:bCs/>
+          <w:color w:val="D86DCB" w:themeColor="accent5" w:themeTint="99"/>
+          <w:sz w:val="30"/>
+          <w:szCs w:val="30"/>
         </w:rPr>
         <w:t>…?</w:t>
       </w:r>
-      <w:r>
-        <w:rPr>
-          <w:rFonts w:cs="Calibri"/>
-          <w:sz w:val="32"/>
-          <w:szCs w:val="32"/>
-        </w:rPr>
-        <w:t xml:space="preserve">) we can </w:t>
-      </w:r>
-      <w:r>
-        <w:rPr>
-          <w:rFonts w:cs="Calibri"/>
-          <w:sz w:val="32"/>
-          <w:szCs w:val="32"/>
-        </w:rPr>
-        <w:t>SAFELY</w:t>
-      </w:r>
-      <w:r>
-        <w:rPr>
-          <w:rFonts w:cs="Calibri"/>
-          <w:sz w:val="32"/>
-          <w:szCs w:val="32"/>
-        </w:rPr>
-        <w:t xml:space="preserve"> skip the </w:t>
-      </w:r>
-      <w:r>
-        <w:rPr>
-          <w:rFonts w:cs="Calibri"/>
-          <w:b/>
-          <w:bCs/>
-          <w:sz w:val="32"/>
-          <w:szCs w:val="32"/>
-        </w:rPr>
-        <w:t>List&lt;</w:t>
-      </w:r>
-      <w:r>
-        <w:rPr>
-          <w:rFonts w:cs="Calibri"/>
-          <w:b/>
-          <w:bCs/>
-          <w:sz w:val="32"/>
-          <w:szCs w:val="32"/>
-        </w:rPr>
-        <w:t>Widget</w:t>
-      </w:r>
-      <w:r>
-        <w:rPr>
-          <w:rFonts w:cs="Calibri"/>
-          <w:b/>
-          <w:bCs/>
-          <w:sz w:val="32"/>
-          <w:szCs w:val="32"/>
-        </w:rPr>
-        <w:t>&gt;?</w:t>
-      </w:r>
-      <w:r>
-        <w:rPr>
-          <w:rFonts w:cs="Calibri"/>
-          <w:sz w:val="32"/>
-          <w:szCs w:val="32"/>
-        </w:rPr>
-        <w:t xml:space="preserve"> if its </w:t>
-      </w:r>
-      <w:r>
-        <w:rPr>
-          <w:rFonts w:cs="Calibri"/>
-          <w:b/>
-          <w:bCs/>
-          <w:sz w:val="32"/>
-          <w:szCs w:val="32"/>
-        </w:rPr>
-        <w:t>null</w:t>
-      </w:r>
-      <w:r>
-        <w:rPr>
-          <w:rFonts w:cs="Calibri"/>
-          <w:sz w:val="32"/>
-          <w:szCs w:val="32"/>
-        </w:rPr>
-        <w:t>. Meaning if there is element in the</w:t>
-      </w:r>
-      <w:r>
-        <w:rPr>
-          <w:rFonts w:cs="Calibri"/>
-          <w:b/>
-          <w:bCs/>
-          <w:sz w:val="32"/>
-          <w:szCs w:val="32"/>
-        </w:rPr>
-        <w:t xml:space="preserve"> List</w:t>
-      </w:r>
-      <w:r>
-        <w:rPr>
-          <w:rFonts w:cs="Calibri"/>
-          <w:sz w:val="32"/>
-          <w:szCs w:val="32"/>
-        </w:rPr>
-        <w:t xml:space="preserve"> unpack it otherwise ignore it</w:t>
-      </w:r>
-    </w:p>
-    <w:p>
-      <w:pPr>
-        <w:jc w:val="both"/>
-        <w:rPr>
-          <w:rFonts w:cs="Calibri"/>
-          <w:color w:val="D86DCB" w:themeColor="accent5" w:themeTint="99"/>
-          <w:sz w:val="32"/>
-          <w:szCs w:val="32"/>
-        </w:rPr>
-      </w:pPr>
-      <w:r>
-        <w:rPr>
-          <w:rFonts w:cs="Calibri"/>
-          <w:color w:val="D86DCB" w:themeColor="accent5" w:themeTint="99"/>
-          <w:sz w:val="32"/>
-          <w:szCs w:val="32"/>
-        </w:rPr>
-        <w:t>List&lt;int&gt;? list1 = null;</w:t>
-      </w:r>
-    </w:p>
-    <w:p>
-      <w:pPr>
-        <w:jc w:val="both"/>
-        <w:rPr>
-          <w:rFonts w:cs="Calibri"/>
-          <w:color w:val="D86DCB" w:themeColor="accent5" w:themeTint="99"/>
-          <w:sz w:val="32"/>
-          <w:szCs w:val="32"/>
-        </w:rPr>
-      </w:pPr>
-      <w:r>
-        <w:rPr>
-          <w:rFonts w:cs="Calibri"/>
-          <w:color w:val="D86DCB" w:themeColor="accent5" w:themeTint="99"/>
-          <w:sz w:val="32"/>
-          <w:szCs w:val="32"/>
-        </w:rPr>
-        <w:t>List&lt;int&gt; list2 = [</w:t>
-      </w:r>
-      <w:proofErr w:type="gramStart"/>
-      <w:r>
-        <w:rPr>
-          <w:rFonts w:cs="Calibri"/>
-          <w:color w:val="D86DCB" w:themeColor="accent5" w:themeTint="99"/>
-          <w:sz w:val="32"/>
-          <w:szCs w:val="32"/>
-        </w:rPr>
-        <w:t>…?list</w:t>
-      </w:r>
-      <w:proofErr w:type="gramEnd"/>
-      <w:r>
-        <w:rPr>
-          <w:rFonts w:cs="Calibri"/>
-          <w:color w:val="D86DCB" w:themeColor="accent5" w:themeTint="99"/>
-          <w:sz w:val="32"/>
-          <w:szCs w:val="32"/>
-        </w:rPr>
-        <w:t>1, 5, 6]</w:t>
-      </w:r>
-    </w:p>
-    <w:p>
-      <w:pPr>
-        <w:jc w:val="both"/>
-        <w:rPr>
-          <w:rFonts w:cs="Calibri"/>
-          <w:color w:val="D86DCB" w:themeColor="accent5" w:themeTint="99"/>
-          <w:sz w:val="32"/>
-          <w:szCs w:val="32"/>
-        </w:rPr>
-      </w:pPr>
-      <w:r>
-        <w:rPr>
-          <w:rFonts w:cs="Calibri"/>
-          <w:color w:val="D86DCB" w:themeColor="accent5" w:themeTint="99"/>
-          <w:sz w:val="32"/>
-          <w:szCs w:val="32"/>
-        </w:rPr>
-        <w:t>Print(list2); // [5, 6]</w:t>
-      </w:r>
-    </w:p>
-    <w:p>
-      <w:pPr>
-        <w:jc w:val="both"/>
-        <w:rPr>
-          <w:rFonts w:cs="Calibri"/>
-          <w:color w:val="D86DCB" w:themeColor="accent5" w:themeTint="99"/>
-          <w:sz w:val="32"/>
-          <w:szCs w:val="32"/>
-        </w:rPr>
-      </w:pPr>
-      <w:r>
-        <w:rPr>
-          <w:rFonts w:cs="Calibri"/>
-          <w:color w:val="D86DCB" w:themeColor="accent5" w:themeTint="99"/>
-          <w:sz w:val="32"/>
-          <w:szCs w:val="32"/>
-        </w:rPr>
-        <w:t>// In Flutter</w:t>
-      </w:r>
-    </w:p>
-    <w:p>
-      <w:pPr>
-        <w:jc w:val="both"/>
-        <w:rPr>
-          <w:rFonts w:cs="Calibri"/>
-          <w:color w:val="D86DCB" w:themeColor="accent5" w:themeTint="99"/>
-          <w:sz w:val="32"/>
-          <w:szCs w:val="32"/>
-        </w:rPr>
-      </w:pPr>
-      <w:r>
-        <w:rPr>
-          <w:rFonts w:cs="Calibri"/>
-          <w:color w:val="D86DCB" w:themeColor="accent5" w:themeTint="99"/>
-          <w:sz w:val="32"/>
-          <w:szCs w:val="32"/>
-        </w:rPr>
-        <w:t>…</w:t>
-      </w:r>
-    </w:p>
-    <w:p>
-      <w:pPr>
-        <w:jc w:val="both"/>
-        <w:rPr>
-          <w:rFonts w:cs="Calibri"/>
-          <w:color w:val="D86DCB" w:themeColor="accent5" w:themeTint="99"/>
-          <w:sz w:val="32"/>
-          <w:szCs w:val="32"/>
-        </w:rPr>
-      </w:pPr>
-      <w:r>
-        <w:rPr>
-          <w:rFonts w:cs="Calibri"/>
-          <w:color w:val="D86DCB" w:themeColor="accent5" w:themeTint="99"/>
-          <w:sz w:val="32"/>
-          <w:szCs w:val="32"/>
-        </w:rPr>
-        <w:t>children: [</w:t>
-      </w:r>
-    </w:p>
-    <w:p>
-      <w:pPr>
-        <w:jc w:val="both"/>
-        <w:rPr>
-          <w:rFonts w:cs="Calibri"/>
-          <w:color w:val="D86DCB" w:themeColor="accent5" w:themeTint="99"/>
-          <w:sz w:val="32"/>
-          <w:szCs w:val="32"/>
-        </w:rPr>
-      </w:pPr>
-      <w:r>
-        <w:rPr>
-          <w:rFonts w:cs="Calibri"/>
-          <w:color w:val="D86DCB" w:themeColor="accent5" w:themeTint="99"/>
-          <w:sz w:val="32"/>
-          <w:szCs w:val="32"/>
-        </w:rPr>
-        <w:t xml:space="preserve">   const </w:t>
-      </w:r>
-      <w:proofErr w:type="gramStart"/>
-      <w:r>
-        <w:rPr>
-          <w:rFonts w:cs="Calibri"/>
-          <w:color w:val="D86DCB" w:themeColor="accent5" w:themeTint="99"/>
-          <w:sz w:val="32"/>
-          <w:szCs w:val="32"/>
-        </w:rPr>
-        <w:t>Header(</w:t>
-      </w:r>
-      <w:proofErr w:type="gramEnd"/>
-      <w:r>
-        <w:rPr>
-          <w:rFonts w:cs="Calibri"/>
-          <w:color w:val="D86DCB" w:themeColor="accent5" w:themeTint="99"/>
-          <w:sz w:val="32"/>
-          <w:szCs w:val="32"/>
-        </w:rPr>
-        <w:t>),</w:t>
-      </w:r>
-    </w:p>
-    <w:p>
-      <w:pPr>
-        <w:jc w:val="both"/>
-        <w:rPr>
-          <w:rFonts w:cs="Calibri"/>
-          <w:color w:val="D86DCB" w:themeColor="accent5" w:themeTint="99"/>
-          <w:sz w:val="32"/>
-          <w:szCs w:val="32"/>
-        </w:rPr>
-      </w:pPr>
-      <w:r>
-        <w:rPr>
-          <w:rFonts w:cs="Calibri"/>
-          <w:color w:val="D86DCB" w:themeColor="accent5" w:themeTint="99"/>
-          <w:sz w:val="32"/>
-          <w:szCs w:val="32"/>
-        </w:rPr>
-        <w:t xml:space="preserve">   </w:t>
-      </w:r>
-      <w:proofErr w:type="gramStart"/>
-      <w:r>
-        <w:rPr>
-          <w:rFonts w:cs="Calibri"/>
-          <w:color w:val="D86DCB" w:themeColor="accent5" w:themeTint="99"/>
-          <w:sz w:val="32"/>
-          <w:szCs w:val="32"/>
-        </w:rPr>
-        <w:t>…?</w:t>
-      </w:r>
       <w:proofErr w:type="spellStart"/>
       <w:r>
         <w:rPr>
           <w:rFonts w:cs="Calibri"/>
-          <w:color w:val="D86DCB" w:themeColor="accent5" w:themeTint="99"/>
-          <w:sz w:val="32"/>
-          <w:szCs w:val="32"/>
+          <w:b/>
+          <w:bCs/>
+          <w:color w:val="D86DCB" w:themeColor="accent5" w:themeTint="99"/>
+          <w:sz w:val="30"/>
+          <w:szCs w:val="30"/>
         </w:rPr>
         <w:t>menuItems</w:t>
       </w:r>
@@ -5899,9 +5933,11 @@
       <w:r>
         <w:rPr>
           <w:rFonts w:cs="Calibri"/>
-          <w:color w:val="D86DCB" w:themeColor="accent5" w:themeTint="99"/>
-          <w:sz w:val="32"/>
-          <w:szCs w:val="32"/>
+          <w:b/>
+          <w:bCs/>
+          <w:color w:val="D86DCB" w:themeColor="accent5" w:themeTint="99"/>
+          <w:sz w:val="30"/>
+          <w:szCs w:val="30"/>
         </w:rPr>
         <w:t>, // if null skip it</w:t>
       </w:r>
@@ -5911,17 +5947,21 @@
         <w:jc w:val="both"/>
         <w:rPr>
           <w:rFonts w:cs="Calibri"/>
-          <w:color w:val="D86DCB" w:themeColor="accent5" w:themeTint="99"/>
-          <w:sz w:val="32"/>
-          <w:szCs w:val="32"/>
-        </w:rPr>
-      </w:pPr>
-      <w:r>
-        <w:rPr>
-          <w:rFonts w:cs="Calibri"/>
-          <w:color w:val="D86DCB" w:themeColor="accent5" w:themeTint="99"/>
-          <w:sz w:val="32"/>
-          <w:szCs w:val="32"/>
+          <w:b/>
+          <w:bCs/>
+          <w:color w:val="D86DCB" w:themeColor="accent5" w:themeTint="99"/>
+          <w:sz w:val="30"/>
+          <w:szCs w:val="30"/>
+        </w:rPr>
+      </w:pPr>
+      <w:r>
+        <w:rPr>
+          <w:rFonts w:cs="Calibri"/>
+          <w:b/>
+          <w:bCs/>
+          <w:color w:val="D86DCB" w:themeColor="accent5" w:themeTint="99"/>
+          <w:sz w:val="30"/>
+          <w:szCs w:val="30"/>
         </w:rPr>
         <w:t xml:space="preserve">   const </w:t>
       </w:r>
@@ -5929,9 +5969,11 @@
       <w:r>
         <w:rPr>
           <w:rFonts w:cs="Calibri"/>
-          <w:color w:val="D86DCB" w:themeColor="accent5" w:themeTint="99"/>
-          <w:sz w:val="32"/>
-          <w:szCs w:val="32"/>
+          <w:b/>
+          <w:bCs/>
+          <w:color w:val="D86DCB" w:themeColor="accent5" w:themeTint="99"/>
+          <w:sz w:val="30"/>
+          <w:szCs w:val="30"/>
         </w:rPr>
         <w:t>Footer(</w:t>
       </w:r>
@@ -5939,9 +5981,11 @@
       <w:r>
         <w:rPr>
           <w:rFonts w:cs="Calibri"/>
-          <w:color w:val="D86DCB" w:themeColor="accent5" w:themeTint="99"/>
-          <w:sz w:val="32"/>
-          <w:szCs w:val="32"/>
+          <w:b/>
+          <w:bCs/>
+          <w:color w:val="D86DCB" w:themeColor="accent5" w:themeTint="99"/>
+          <w:sz w:val="30"/>
+          <w:szCs w:val="30"/>
         </w:rPr>
         <w:t>)</w:t>
       </w:r>
@@ -5951,20 +5995,54 @@
         <w:jc w:val="both"/>
         <w:rPr>
           <w:rFonts w:cs="Calibri"/>
-          <w:color w:val="D86DCB" w:themeColor="accent5" w:themeTint="99"/>
-          <w:sz w:val="32"/>
-          <w:szCs w:val="32"/>
-        </w:rPr>
-      </w:pPr>
-      <w:r>
-        <w:rPr>
-          <w:rFonts w:cs="Calibri"/>
-          <w:color w:val="D86DCB" w:themeColor="accent5" w:themeTint="99"/>
-          <w:sz w:val="32"/>
-          <w:szCs w:val="32"/>
+          <w:b/>
+          <w:bCs/>
+          <w:color w:val="D86DCB" w:themeColor="accent5" w:themeTint="99"/>
+          <w:sz w:val="30"/>
+          <w:szCs w:val="30"/>
+        </w:rPr>
+      </w:pPr>
+      <w:r>
+        <w:rPr>
+          <w:rFonts w:cs="Calibri"/>
+          <w:b/>
+          <w:bCs/>
+          <w:color w:val="D86DCB" w:themeColor="accent5" w:themeTint="99"/>
+          <w:sz w:val="30"/>
+          <w:szCs w:val="30"/>
         </w:rPr>
         <w:t>]</w:t>
       </w:r>
+    </w:p>
+    <w:p>
+      <w:pPr>
+        <w:jc w:val="both"/>
+        <w:rPr>
+          <w:rFonts w:cs="Calibri"/>
+          <w:sz w:val="32"/>
+          <w:szCs w:val="32"/>
+        </w:rPr>
+      </w:pPr>
+    </w:p>
+    <w:p>
+      <w:pPr>
+        <w:jc w:val="both"/>
+        <w:rPr>
+          <w:rFonts w:cs="Calibri"/>
+          <w:sz w:val="32"/>
+          <w:szCs w:val="32"/>
+        </w:rPr>
+      </w:pPr>
+    </w:p>
+    <w:p>
+      <w:pPr>
+        <w:jc w:val="both"/>
+        <w:rPr>
+          <w:rFonts w:cs="Calibri"/>
+          <w:sz w:val="32"/>
+          <w:szCs w:val="32"/>
+        </w:rPr>
+      </w:pPr>
     </w:p>
     <w:p>
       <w:pPr>
